--- a/paragraflar/2.2-paragraf.docx
+++ b/paragraflar/2.2-paragraf.docx
@@ -2,7 +2,7 @@
 <file path=word/document.xml><?xml version="1.0" encoding="utf-8"?>
 <w:document xmlns:w="http://schemas.openxmlformats.org/wordprocessingml/2006/main" xmlns:m="http://schemas.openxmlformats.org/officeDocument/2006/math" xmlns:r="http://schemas.openxmlformats.org/officeDocument/2006/relationships" xmlns:o="urn:schemas-microsoft-com:office:office" xmlns:v="urn:schemas-microsoft-com:vml" xmlns:w10="urn:schemas-microsoft-com:office:word" xmlns:a="http://schemas.openxmlformats.org/drawingml/2006/main" xmlns:pic="http://schemas.openxmlformats.org/drawingml/2006/picture" xmlns:wp="http://schemas.openxmlformats.org/drawingml/2006/wordprocessingDrawing">
   <w:body>
-    <w:bookmarkStart w:id="65" w:name="X637944ed30af1a5c7e12bfca1a7866b67ed51e5"/>
+    <w:bookmarkStart w:id="60" w:name="X637944ed30af1a5c7e12bfca1a7866b67ed51e5"/>
     <w:p>
       <w:pPr>
         <w:pStyle w:val="Heading2"/>
@@ -61,7 +61,7 @@
           <w:rFonts w:ascii="Times New Roman" w:hAnsi="Times New Roman" w:cs="Times New Roman" w:eastAsia="Times New Roman"/>
           <w:sz w:val="28"/>
         </w:rPr>
-        <w:t xml:space="preserve">Tahlil ikki darajada amalga oshirildi. Bank tizimi darajasida Markaziy bankning moliyaviy barqarorlik sharhlari hamda XVJ va Jahon bankining 2024–2025-yillarda o‘tkazilgan moliya sektorini baholash dasturi materiallari asos qilib olindi. Alohida banklar darajasida esa tizimli ahamiyatga ega ikki davlat banki – «O‘zsanoatqurilishbank» ATB va «Mikrokreditbank» ATB ning Markaziy bankka taqdim etilgan prudensial hisobot shakllari tahlil qilindi</w:t>
+        <w:t xml:space="preserve">Tahlil ikki darajada amalga oshirildi. Bank tizimi darajasida Markaziy bankning statistik byulleteni va moliyaviy barqarorlik sharhlari hamda XVJ va Jahon bankining 2024–2025-yillarda o‘tkazilgan moliya sektorini baholash dasturi materiallari asos qilib olindi. Alohida banklar darajasida esa tizimli ahamiyatga ega ikki davlat banki – «O‘zsanoatqurilishbank» ATB va «Mikrokreditbank» ATB ning Markaziy bankka taqdim etilgan prudensial hisobot shakllari tahlil qilindi</w:t>
       </w:r>
       <w:r>
         <w:rPr>
@@ -231,7 +231,7 @@
           <w:rFonts w:ascii="Times New Roman" w:hAnsi="Times New Roman" w:cs="Times New Roman" w:eastAsia="Times New Roman"/>
           <w:sz w:val="28"/>
         </w:rPr>
-        <w:t xml:space="preserve">. Bank tizimining XVJ tuzilmasi bo‘yicha asosiy ko‘rsatkichlari 2.2.1-jadvalda umumlashtirildi.</w:t>
+        <w:t xml:space="preserve">. Bank tizimining XVJ tuzilmasi bo‘yicha asosiy ko‘rsatkichlari Markaziy bankning statistik byulleteni ma’lumotlari asosida 2.2.1-jadvalda umumlashtirildi.</w:t>
       </w:r>
     </w:p>
     <w:p>
@@ -266,7 +266,7 @@
           <w:b/>
           <w:sz w:val="28"/>
         </w:rPr>
-        <w:t xml:space="preserve">O‘zbekiston bank tizimining moliyaviy barqarorlik ko‘rsatkichlari, %</w:t>
+        <w:t xml:space="preserve">O‘zbekiston bank tizimining moliyaviy barqarorlik ko‘rsatkichlari, yil oxiriga, %</w:t>
       </w:r>
       <w:r>
         <w:rPr>
@@ -279,6 +279,7 @@
       <w:tblPr>
         <w:tblStyle w:val="Table"/>
         <w:tblW w:type="pct" w:w="5000"/>
+        <w:tblLayout w:type="fixed"/>
         <w:tblLook w:firstRow="1" w:lastRow="0" w:firstColumn="0" w:lastColumn="0" w:noHBand="0" w:noVBand="0" w:val="0020"/>
         <w:jc w:val="start"/>
         <w:tblBorders>
@@ -291,12 +292,12 @@
         </w:tblBorders>
       </w:tblPr>
       <w:tblGrid>
-        <w:gridCol w:w="1320"/>
-        <w:gridCol w:w="1320"/>
-        <w:gridCol w:w="1320"/>
-        <w:gridCol w:w="1320"/>
-        <w:gridCol w:w="1320"/>
-        <w:gridCol w:w="1320"/>
+        <w:gridCol w:w="3402"/>
+        <w:gridCol w:w="1179"/>
+        <w:gridCol w:w="1179"/>
+        <w:gridCol w:w="1179"/>
+        <w:gridCol w:w="1179"/>
+        <w:gridCol w:w="1179"/>
       </w:tblGrid>
       <w:tr>
         <w:trPr>
@@ -306,6 +307,7 @@
         </w:trPr>
         <w:tc>
           <w:tcPr>
+            <w:tcW w:type="dxa" w:w="3402"/>
             <w:shd w:val="clear" w:color="auto" w:fill="DEEBF7"/>
           </w:tcPr>
           <w:p>
@@ -327,6 +329,7 @@
         </w:tc>
         <w:tc>
           <w:tcPr>
+            <w:tcW w:type="dxa" w:w="1179"/>
             <w:shd w:val="clear" w:color="auto" w:fill="DEEBF7"/>
           </w:tcPr>
           <w:p>
@@ -348,6 +351,7 @@
         </w:tc>
         <w:tc>
           <w:tcPr>
+            <w:tcW w:type="dxa" w:w="1179"/>
             <w:shd w:val="clear" w:color="auto" w:fill="DEEBF7"/>
           </w:tcPr>
           <w:p>
@@ -369,6 +373,7 @@
         </w:tc>
         <w:tc>
           <w:tcPr>
+            <w:tcW w:type="dxa" w:w="1179"/>
             <w:shd w:val="clear" w:color="auto" w:fill="DEEBF7"/>
           </w:tcPr>
           <w:p>
@@ -390,6 +395,7 @@
         </w:tc>
         <w:tc>
           <w:tcPr>
+            <w:tcW w:type="dxa" w:w="1179"/>
             <w:shd w:val="clear" w:color="auto" w:fill="DEEBF7"/>
           </w:tcPr>
           <w:p>
@@ -411,6 +417,7 @@
         </w:tc>
         <w:tc>
           <w:tcPr>
+            <w:tcW w:type="dxa" w:w="1179"/>
             <w:shd w:val="clear" w:color="auto" w:fill="DEEBF7"/>
           </w:tcPr>
           <w:p>
@@ -436,111 +443,90 @@
           <w:cantSplit/>
         </w:trPr>
         <w:tc>
-          <w:tcPr/>
-          <w:p>
-            <w:pPr>
-              <w:pStyle w:val="Compact"/>
-              <w:spacing w:line="240" w:lineRule="auto"/>
-              <w:ind w:firstLine="0"/>
-              <w:jc w:val="left"/>
-            </w:pPr>
-            <w:r>
-              <w:rPr>
-                <w:rFonts w:ascii="Times New Roman" w:hAnsi="Times New Roman" w:cs="Times New Roman" w:eastAsia="Times New Roman"/>
-                <w:sz w:val="22"/>
-              </w:rPr>
-              <w:t xml:space="preserve">Regulyativ kapital / risk bo‘yicha tortilgan aktivlar</w:t>
-            </w:r>
-          </w:p>
-        </w:tc>
-        <w:tc>
-          <w:tcPr/>
-          <w:p>
-            <w:pPr>
-              <w:pStyle w:val="Compact"/>
-              <w:spacing w:line="240" w:lineRule="auto"/>
-              <w:ind w:firstLine="0"/>
-              <w:jc w:val="left"/>
-            </w:pPr>
-            <w:r>
-              <w:rPr>
-                <w:rFonts w:ascii="Times New Roman" w:hAnsi="Times New Roman" w:cs="Times New Roman" w:eastAsia="Times New Roman"/>
-                <w:sz w:val="22"/>
-              </w:rPr>
-              <w:t xml:space="preserve">17,5</w:t>
-            </w:r>
-          </w:p>
-        </w:tc>
-        <w:tc>
-          <w:tcPr/>
-          <w:p>
-            <w:pPr>
-              <w:pStyle w:val="Compact"/>
-              <w:spacing w:line="240" w:lineRule="auto"/>
-              <w:ind w:firstLine="0"/>
-              <w:jc w:val="left"/>
-            </w:pPr>
-            <w:r>
-              <w:rPr>
-                <w:rFonts w:ascii="Times New Roman" w:hAnsi="Times New Roman" w:cs="Times New Roman" w:eastAsia="Times New Roman"/>
-                <w:sz w:val="22"/>
-              </w:rPr>
-              <w:t xml:space="preserve">17,8</w:t>
-            </w:r>
-          </w:p>
-        </w:tc>
-        <w:tc>
-          <w:tcPr/>
-          <w:p>
-            <w:pPr>
-              <w:pStyle w:val="Compact"/>
-              <w:spacing w:line="240" w:lineRule="auto"/>
-              <w:ind w:firstLine="0"/>
-              <w:jc w:val="left"/>
-            </w:pPr>
-            <w:r>
-              <w:rPr>
-                <w:rFonts w:ascii="Times New Roman" w:hAnsi="Times New Roman" w:cs="Times New Roman" w:eastAsia="Times New Roman"/>
-                <w:sz w:val="22"/>
-              </w:rPr>
-              <w:t xml:space="preserve">17,5</w:t>
-            </w:r>
-          </w:p>
-        </w:tc>
-        <w:tc>
-          <w:tcPr/>
-          <w:p>
-            <w:pPr>
-              <w:pStyle w:val="Compact"/>
-              <w:spacing w:line="240" w:lineRule="auto"/>
-              <w:ind w:firstLine="0"/>
-              <w:jc w:val="left"/>
-            </w:pPr>
-            <w:r>
-              <w:rPr>
-                <w:rFonts w:ascii="Times New Roman" w:hAnsi="Times New Roman" w:cs="Times New Roman" w:eastAsia="Times New Roman"/>
-                <w:sz w:val="22"/>
-              </w:rPr>
-              <w:t xml:space="preserve">17,0</w:t>
-            </w:r>
-          </w:p>
-        </w:tc>
-        <w:tc>
-          <w:tcPr/>
-          <w:p>
-            <w:pPr>
-              <w:pStyle w:val="Compact"/>
-              <w:spacing w:line="240" w:lineRule="auto"/>
-              <w:ind w:firstLine="0"/>
-              <w:jc w:val="left"/>
-            </w:pPr>
-            <w:r>
-              <w:rPr>
-                <w:rFonts w:ascii="Times New Roman" w:hAnsi="Times New Roman" w:cs="Times New Roman" w:eastAsia="Times New Roman"/>
-                <w:sz w:val="22"/>
-              </w:rPr>
-              <w:t xml:space="preserve">18,3</w:t>
-            </w:r>
+          <w:tcPr>
+            <w:tcW w:type="dxa" w:w="3402"/>
+          </w:tcPr>
+          <w:p>
+            <w:pPr>
+              <w:pStyle w:val="Compact"/>
+              <w:spacing w:line="240" w:lineRule="auto"/>
+              <w:ind w:firstLine="0"/>
+              <w:jc w:val="left"/>
+            </w:pPr>
+            <w:r>
+              <w:rPr>
+                <w:iCs/>
+                <w:rFonts w:ascii="Times New Roman" w:hAnsi="Times New Roman" w:cs="Times New Roman" w:eastAsia="Times New Roman"/>
+                <w:i/>
+                <w:sz w:val="22"/>
+              </w:rPr>
+              <w:t xml:space="preserve">Kapital yetarliligi</w:t>
+            </w:r>
+          </w:p>
+        </w:tc>
+        <w:tc>
+          <w:tcPr>
+            <w:tcW w:type="dxa" w:w="1179"/>
+          </w:tcPr>
+          <w:p>
+            <w:pPr>
+              <w:pStyle w:val="Compact"/>
+              <w:spacing w:line="240" w:lineRule="auto"/>
+              <w:ind w:firstLine="0"/>
+              <w:jc w:val="left"/>
+            </w:pPr>
+          </w:p>
+        </w:tc>
+        <w:tc>
+          <w:tcPr>
+            <w:tcW w:type="dxa" w:w="1179"/>
+          </w:tcPr>
+          <w:p>
+            <w:pPr>
+              <w:pStyle w:val="Compact"/>
+              <w:spacing w:line="240" w:lineRule="auto"/>
+              <w:ind w:firstLine="0"/>
+              <w:jc w:val="left"/>
+            </w:pPr>
+          </w:p>
+        </w:tc>
+        <w:tc>
+          <w:tcPr>
+            <w:tcW w:type="dxa" w:w="1179"/>
+          </w:tcPr>
+          <w:p>
+            <w:pPr>
+              <w:pStyle w:val="Compact"/>
+              <w:spacing w:line="240" w:lineRule="auto"/>
+              <w:ind w:firstLine="0"/>
+              <w:jc w:val="left"/>
+            </w:pPr>
+          </w:p>
+        </w:tc>
+        <w:tc>
+          <w:tcPr>
+            <w:tcW w:type="dxa" w:w="1179"/>
+          </w:tcPr>
+          <w:p>
+            <w:pPr>
+              <w:pStyle w:val="Compact"/>
+              <w:spacing w:line="240" w:lineRule="auto"/>
+              <w:ind w:firstLine="0"/>
+              <w:jc w:val="left"/>
+            </w:pPr>
+          </w:p>
+        </w:tc>
+        <w:tc>
+          <w:tcPr>
+            <w:tcW w:type="dxa" w:w="1179"/>
+          </w:tcPr>
+          <w:p>
+            <w:pPr>
+              <w:pStyle w:val="Compact"/>
+              <w:spacing w:line="240" w:lineRule="auto"/>
+              <w:ind w:firstLine="0"/>
+              <w:jc w:val="left"/>
+            </w:pPr>
           </w:p>
         </w:tc>
       </w:tr>
@@ -549,110 +535,122 @@
           <w:cantSplit/>
         </w:trPr>
         <w:tc>
-          <w:tcPr/>
-          <w:p>
-            <w:pPr>
-              <w:pStyle w:val="Compact"/>
-              <w:spacing w:line="240" w:lineRule="auto"/>
-              <w:ind w:firstLine="0"/>
-              <w:jc w:val="left"/>
-            </w:pPr>
-            <w:r>
-              <w:rPr>
-                <w:rFonts w:ascii="Times New Roman" w:hAnsi="Times New Roman" w:cs="Times New Roman" w:eastAsia="Times New Roman"/>
-                <w:sz w:val="22"/>
-              </w:rPr>
-              <w:t xml:space="preserve">Asosiy kapital (CET1) / risk bo‘yicha tortilgan aktivlar</w:t>
-            </w:r>
-          </w:p>
-        </w:tc>
-        <w:tc>
-          <w:tcPr/>
-          <w:p>
-            <w:pPr>
-              <w:pStyle w:val="Compact"/>
-              <w:spacing w:line="240" w:lineRule="auto"/>
-              <w:ind w:firstLine="0"/>
-              <w:jc w:val="left"/>
-            </w:pPr>
-            <w:r>
-              <w:rPr>
-                <w:rFonts w:ascii="Times New Roman" w:hAnsi="Times New Roman" w:cs="Times New Roman" w:eastAsia="Times New Roman"/>
-                <w:sz w:val="22"/>
-              </w:rPr>
-              <w:t xml:space="preserve">–</w:t>
-            </w:r>
-          </w:p>
-        </w:tc>
-        <w:tc>
-          <w:tcPr/>
-          <w:p>
-            <w:pPr>
-              <w:pStyle w:val="Compact"/>
-              <w:spacing w:line="240" w:lineRule="auto"/>
-              <w:ind w:firstLine="0"/>
-              <w:jc w:val="left"/>
-            </w:pPr>
-            <w:r>
-              <w:rPr>
-                <w:rFonts w:ascii="Times New Roman" w:hAnsi="Times New Roman" w:cs="Times New Roman" w:eastAsia="Times New Roman"/>
-                <w:sz w:val="22"/>
-              </w:rPr>
-              <w:t xml:space="preserve">14,4</w:t>
-            </w:r>
-          </w:p>
-        </w:tc>
-        <w:tc>
-          <w:tcPr/>
-          <w:p>
-            <w:pPr>
-              <w:pStyle w:val="Compact"/>
-              <w:spacing w:line="240" w:lineRule="auto"/>
-              <w:ind w:firstLine="0"/>
-              <w:jc w:val="left"/>
-            </w:pPr>
-            <w:r>
-              <w:rPr>
-                <w:rFonts w:ascii="Times New Roman" w:hAnsi="Times New Roman" w:cs="Times New Roman" w:eastAsia="Times New Roman"/>
-                <w:sz w:val="22"/>
-              </w:rPr>
-              <w:t xml:space="preserve">14,1</w:t>
-            </w:r>
-          </w:p>
-        </w:tc>
-        <w:tc>
-          <w:tcPr/>
-          <w:p>
-            <w:pPr>
-              <w:pStyle w:val="Compact"/>
-              <w:spacing w:line="240" w:lineRule="auto"/>
-              <w:ind w:firstLine="0"/>
-              <w:jc w:val="left"/>
-            </w:pPr>
-            <w:r>
-              <w:rPr>
-                <w:rFonts w:ascii="Times New Roman" w:hAnsi="Times New Roman" w:cs="Times New Roman" w:eastAsia="Times New Roman"/>
-                <w:sz w:val="22"/>
-              </w:rPr>
-              <w:t xml:space="preserve">–</w:t>
-            </w:r>
-          </w:p>
-        </w:tc>
-        <w:tc>
-          <w:tcPr/>
-          <w:p>
-            <w:pPr>
-              <w:pStyle w:val="Compact"/>
-              <w:spacing w:line="240" w:lineRule="auto"/>
-              <w:ind w:firstLine="0"/>
-              <w:jc w:val="left"/>
-            </w:pPr>
-            <w:r>
-              <w:rPr>
-                <w:rFonts w:ascii="Times New Roman" w:hAnsi="Times New Roman" w:cs="Times New Roman" w:eastAsia="Times New Roman"/>
-                <w:sz w:val="22"/>
-              </w:rPr>
-              <w:t xml:space="preserve">14,7</w:t>
+          <w:tcPr>
+            <w:tcW w:type="dxa" w:w="3402"/>
+          </w:tcPr>
+          <w:p>
+            <w:pPr>
+              <w:pStyle w:val="Compact"/>
+              <w:spacing w:line="240" w:lineRule="auto"/>
+              <w:ind w:firstLine="0"/>
+              <w:jc w:val="left"/>
+            </w:pPr>
+            <w:r>
+              <w:rPr>
+                <w:rFonts w:ascii="Times New Roman" w:hAnsi="Times New Roman" w:cs="Times New Roman" w:eastAsia="Times New Roman"/>
+                <w:sz w:val="22"/>
+              </w:rPr>
+              <w:t xml:space="preserve">Regulyativ kapital monandligi</w:t>
+            </w:r>
+          </w:p>
+        </w:tc>
+        <w:tc>
+          <w:tcPr>
+            <w:tcW w:type="dxa" w:w="1179"/>
+          </w:tcPr>
+          <w:p>
+            <w:pPr>
+              <w:pStyle w:val="Compact"/>
+              <w:spacing w:line="240" w:lineRule="auto"/>
+              <w:ind w:firstLine="0"/>
+              <w:jc w:val="left"/>
+            </w:pPr>
+            <w:r>
+              <w:rPr>
+                <w:rFonts w:ascii="Times New Roman" w:hAnsi="Times New Roman" w:cs="Times New Roman" w:eastAsia="Times New Roman"/>
+                <w:sz w:val="22"/>
+              </w:rPr>
+              <w:t xml:space="preserve">17,5</w:t>
+            </w:r>
+          </w:p>
+        </w:tc>
+        <w:tc>
+          <w:tcPr>
+            <w:tcW w:type="dxa" w:w="1179"/>
+          </w:tcPr>
+          <w:p>
+            <w:pPr>
+              <w:pStyle w:val="Compact"/>
+              <w:spacing w:line="240" w:lineRule="auto"/>
+              <w:ind w:firstLine="0"/>
+              <w:jc w:val="left"/>
+            </w:pPr>
+            <w:r>
+              <w:rPr>
+                <w:rFonts w:ascii="Times New Roman" w:hAnsi="Times New Roman" w:cs="Times New Roman" w:eastAsia="Times New Roman"/>
+                <w:sz w:val="22"/>
+              </w:rPr>
+              <w:t xml:space="preserve">17,8</w:t>
+            </w:r>
+          </w:p>
+        </w:tc>
+        <w:tc>
+          <w:tcPr>
+            <w:tcW w:type="dxa" w:w="1179"/>
+          </w:tcPr>
+          <w:p>
+            <w:pPr>
+              <w:pStyle w:val="Compact"/>
+              <w:spacing w:line="240" w:lineRule="auto"/>
+              <w:ind w:firstLine="0"/>
+              <w:jc w:val="left"/>
+            </w:pPr>
+            <w:r>
+              <w:rPr>
+                <w:rFonts w:ascii="Times New Roman" w:hAnsi="Times New Roman" w:cs="Times New Roman" w:eastAsia="Times New Roman"/>
+                <w:sz w:val="22"/>
+              </w:rPr>
+              <w:t xml:space="preserve">17,5</w:t>
+            </w:r>
+          </w:p>
+        </w:tc>
+        <w:tc>
+          <w:tcPr>
+            <w:tcW w:type="dxa" w:w="1179"/>
+          </w:tcPr>
+          <w:p>
+            <w:pPr>
+              <w:pStyle w:val="Compact"/>
+              <w:spacing w:line="240" w:lineRule="auto"/>
+              <w:ind w:firstLine="0"/>
+              <w:jc w:val="left"/>
+            </w:pPr>
+            <w:r>
+              <w:rPr>
+                <w:rFonts w:ascii="Times New Roman" w:hAnsi="Times New Roman" w:cs="Times New Roman" w:eastAsia="Times New Roman"/>
+                <w:sz w:val="22"/>
+              </w:rPr>
+              <w:t xml:space="preserve">17,4</w:t>
+            </w:r>
+          </w:p>
+        </w:tc>
+        <w:tc>
+          <w:tcPr>
+            <w:tcW w:type="dxa" w:w="1179"/>
+          </w:tcPr>
+          <w:p>
+            <w:pPr>
+              <w:pStyle w:val="Compact"/>
+              <w:spacing w:line="240" w:lineRule="auto"/>
+              <w:ind w:firstLine="0"/>
+              <w:jc w:val="left"/>
+            </w:pPr>
+            <w:r>
+              <w:rPr>
+                <w:rFonts w:ascii="Times New Roman" w:hAnsi="Times New Roman" w:cs="Times New Roman" w:eastAsia="Times New Roman"/>
+                <w:sz w:val="22"/>
+              </w:rPr>
+              <w:t xml:space="preserve">18,3</w:t>
             </w:r>
           </w:p>
         </w:tc>
@@ -662,110 +660,122 @@
           <w:cantSplit/>
         </w:trPr>
         <w:tc>
-          <w:tcPr/>
-          <w:p>
-            <w:pPr>
-              <w:pStyle w:val="Compact"/>
-              <w:spacing w:line="240" w:lineRule="auto"/>
-              <w:ind w:firstLine="0"/>
-              <w:jc w:val="left"/>
-            </w:pPr>
-            <w:r>
-              <w:rPr>
-                <w:rFonts w:ascii="Times New Roman" w:hAnsi="Times New Roman" w:cs="Times New Roman" w:eastAsia="Times New Roman"/>
-                <w:sz w:val="22"/>
-              </w:rPr>
-              <w:t xml:space="preserve">Muammoli kreditlar / jami kreditlar</w:t>
-            </w:r>
-          </w:p>
-        </w:tc>
-        <w:tc>
-          <w:tcPr/>
-          <w:p>
-            <w:pPr>
-              <w:pStyle w:val="Compact"/>
-              <w:spacing w:line="240" w:lineRule="auto"/>
-              <w:ind w:firstLine="0"/>
-              <w:jc w:val="left"/>
-            </w:pPr>
-            <w:r>
-              <w:rPr>
-                <w:rFonts w:ascii="Times New Roman" w:hAnsi="Times New Roman" w:cs="Times New Roman" w:eastAsia="Times New Roman"/>
-                <w:sz w:val="22"/>
-              </w:rPr>
-              <w:t xml:space="preserve">5,8¹</w:t>
-            </w:r>
-          </w:p>
-        </w:tc>
-        <w:tc>
-          <w:tcPr/>
-          <w:p>
-            <w:pPr>
-              <w:pStyle w:val="Compact"/>
-              <w:spacing w:line="240" w:lineRule="auto"/>
-              <w:ind w:firstLine="0"/>
-              <w:jc w:val="left"/>
-            </w:pPr>
-            <w:r>
-              <w:rPr>
-                <w:rFonts w:ascii="Times New Roman" w:hAnsi="Times New Roman" w:cs="Times New Roman" w:eastAsia="Times New Roman"/>
-                <w:sz w:val="22"/>
-              </w:rPr>
-              <w:t xml:space="preserve">3,5</w:t>
-            </w:r>
-          </w:p>
-        </w:tc>
-        <w:tc>
-          <w:tcPr/>
-          <w:p>
-            <w:pPr>
-              <w:pStyle w:val="Compact"/>
-              <w:spacing w:line="240" w:lineRule="auto"/>
-              <w:ind w:firstLine="0"/>
-              <w:jc w:val="left"/>
-            </w:pPr>
-            <w:r>
-              <w:rPr>
-                <w:rFonts w:ascii="Times New Roman" w:hAnsi="Times New Roman" w:cs="Times New Roman" w:eastAsia="Times New Roman"/>
-                <w:sz w:val="22"/>
-              </w:rPr>
-              <w:t xml:space="preserve">3,5</w:t>
-            </w:r>
-          </w:p>
-        </w:tc>
-        <w:tc>
-          <w:tcPr/>
-          <w:p>
-            <w:pPr>
-              <w:pStyle w:val="Compact"/>
-              <w:spacing w:line="240" w:lineRule="auto"/>
-              <w:ind w:firstLine="0"/>
-              <w:jc w:val="left"/>
-            </w:pPr>
-            <w:r>
-              <w:rPr>
-                <w:rFonts w:ascii="Times New Roman" w:hAnsi="Times New Roman" w:cs="Times New Roman" w:eastAsia="Times New Roman"/>
-                <w:sz w:val="22"/>
-              </w:rPr>
-              <w:t xml:space="preserve">4,2²</w:t>
-            </w:r>
-          </w:p>
-        </w:tc>
-        <w:tc>
-          <w:tcPr/>
-          <w:p>
-            <w:pPr>
-              <w:pStyle w:val="Compact"/>
-              <w:spacing w:line="240" w:lineRule="auto"/>
-              <w:ind w:firstLine="0"/>
-              <w:jc w:val="left"/>
-            </w:pPr>
-            <w:r>
-              <w:rPr>
-                <w:rFonts w:ascii="Times New Roman" w:hAnsi="Times New Roman" w:cs="Times New Roman" w:eastAsia="Times New Roman"/>
-                <w:sz w:val="22"/>
-              </w:rPr>
-              <w:t xml:space="preserve">4,1</w:t>
+          <w:tcPr>
+            <w:tcW w:type="dxa" w:w="3402"/>
+          </w:tcPr>
+          <w:p>
+            <w:pPr>
+              <w:pStyle w:val="Compact"/>
+              <w:spacing w:line="240" w:lineRule="auto"/>
+              <w:ind w:firstLine="0"/>
+              <w:jc w:val="left"/>
+            </w:pPr>
+            <w:r>
+              <w:rPr>
+                <w:rFonts w:ascii="Times New Roman" w:hAnsi="Times New Roman" w:cs="Times New Roman" w:eastAsia="Times New Roman"/>
+                <w:sz w:val="22"/>
+              </w:rPr>
+              <w:t xml:space="preserve">I darajali kapital monandligi</w:t>
+            </w:r>
+          </w:p>
+        </w:tc>
+        <w:tc>
+          <w:tcPr>
+            <w:tcW w:type="dxa" w:w="1179"/>
+          </w:tcPr>
+          <w:p>
+            <w:pPr>
+              <w:pStyle w:val="Compact"/>
+              <w:spacing w:line="240" w:lineRule="auto"/>
+              <w:ind w:firstLine="0"/>
+              <w:jc w:val="left"/>
+            </w:pPr>
+            <w:r>
+              <w:rPr>
+                <w:rFonts w:ascii="Times New Roman" w:hAnsi="Times New Roman" w:cs="Times New Roman" w:eastAsia="Times New Roman"/>
+                <w:sz w:val="22"/>
+              </w:rPr>
+              <w:t xml:space="preserve">14,6</w:t>
+            </w:r>
+          </w:p>
+        </w:tc>
+        <w:tc>
+          <w:tcPr>
+            <w:tcW w:type="dxa" w:w="1179"/>
+          </w:tcPr>
+          <w:p>
+            <w:pPr>
+              <w:pStyle w:val="Compact"/>
+              <w:spacing w:line="240" w:lineRule="auto"/>
+              <w:ind w:firstLine="0"/>
+              <w:jc w:val="left"/>
+            </w:pPr>
+            <w:r>
+              <w:rPr>
+                <w:rFonts w:ascii="Times New Roman" w:hAnsi="Times New Roman" w:cs="Times New Roman" w:eastAsia="Times New Roman"/>
+                <w:sz w:val="22"/>
+              </w:rPr>
+              <w:t xml:space="preserve">14,5</w:t>
+            </w:r>
+          </w:p>
+        </w:tc>
+        <w:tc>
+          <w:tcPr>
+            <w:tcW w:type="dxa" w:w="1179"/>
+          </w:tcPr>
+          <w:p>
+            <w:pPr>
+              <w:pStyle w:val="Compact"/>
+              <w:spacing w:line="240" w:lineRule="auto"/>
+              <w:ind w:firstLine="0"/>
+              <w:jc w:val="left"/>
+            </w:pPr>
+            <w:r>
+              <w:rPr>
+                <w:rFonts w:ascii="Times New Roman" w:hAnsi="Times New Roman" w:cs="Times New Roman" w:eastAsia="Times New Roman"/>
+                <w:sz w:val="22"/>
+              </w:rPr>
+              <w:t xml:space="preserve">14,1</w:t>
+            </w:r>
+          </w:p>
+        </w:tc>
+        <w:tc>
+          <w:tcPr>
+            <w:tcW w:type="dxa" w:w="1179"/>
+          </w:tcPr>
+          <w:p>
+            <w:pPr>
+              <w:pStyle w:val="Compact"/>
+              <w:spacing w:line="240" w:lineRule="auto"/>
+              <w:ind w:firstLine="0"/>
+              <w:jc w:val="left"/>
+            </w:pPr>
+            <w:r>
+              <w:rPr>
+                <w:rFonts w:ascii="Times New Roman" w:hAnsi="Times New Roman" w:cs="Times New Roman" w:eastAsia="Times New Roman"/>
+                <w:sz w:val="22"/>
+              </w:rPr>
+              <w:t xml:space="preserve">14,3</w:t>
+            </w:r>
+          </w:p>
+        </w:tc>
+        <w:tc>
+          <w:tcPr>
+            <w:tcW w:type="dxa" w:w="1179"/>
+          </w:tcPr>
+          <w:p>
+            <w:pPr>
+              <w:pStyle w:val="Compact"/>
+              <w:spacing w:line="240" w:lineRule="auto"/>
+              <w:ind w:firstLine="0"/>
+              <w:jc w:val="left"/>
+            </w:pPr>
+            <w:r>
+              <w:rPr>
+                <w:rFonts w:ascii="Times New Roman" w:hAnsi="Times New Roman" w:cs="Times New Roman" w:eastAsia="Times New Roman"/>
+                <w:sz w:val="22"/>
+              </w:rPr>
+              <w:t xml:space="preserve">15,2</w:t>
             </w:r>
           </w:p>
         </w:tc>
@@ -775,110 +785,122 @@
           <w:cantSplit/>
         </w:trPr>
         <w:tc>
-          <w:tcPr/>
-          <w:p>
-            <w:pPr>
-              <w:pStyle w:val="Compact"/>
-              <w:spacing w:line="240" w:lineRule="auto"/>
-              <w:ind w:firstLine="0"/>
-              <w:jc w:val="left"/>
-            </w:pPr>
-            <w:r>
-              <w:rPr>
-                <w:rFonts w:ascii="Times New Roman" w:hAnsi="Times New Roman" w:cs="Times New Roman" w:eastAsia="Times New Roman"/>
-                <w:sz w:val="22"/>
-              </w:rPr>
-              <w:t xml:space="preserve">Nostandart va muammoli kreditlar / jami kreditlar</w:t>
-            </w:r>
-          </w:p>
-        </w:tc>
-        <w:tc>
-          <w:tcPr/>
-          <w:p>
-            <w:pPr>
-              <w:pStyle w:val="Compact"/>
-              <w:spacing w:line="240" w:lineRule="auto"/>
-              <w:ind w:firstLine="0"/>
-              <w:jc w:val="left"/>
-            </w:pPr>
-            <w:r>
-              <w:rPr>
-                <w:rFonts w:ascii="Times New Roman" w:hAnsi="Times New Roman" w:cs="Times New Roman" w:eastAsia="Times New Roman"/>
-                <w:sz w:val="22"/>
-              </w:rPr>
-              <w:t xml:space="preserve">12,5</w:t>
-            </w:r>
-          </w:p>
-        </w:tc>
-        <w:tc>
-          <w:tcPr/>
-          <w:p>
-            <w:pPr>
-              <w:pStyle w:val="Compact"/>
-              <w:spacing w:line="240" w:lineRule="auto"/>
-              <w:ind w:firstLine="0"/>
-              <w:jc w:val="left"/>
-            </w:pPr>
-            <w:r>
-              <w:rPr>
-                <w:rFonts w:ascii="Times New Roman" w:hAnsi="Times New Roman" w:cs="Times New Roman" w:eastAsia="Times New Roman"/>
-                <w:sz w:val="22"/>
-              </w:rPr>
-              <w:t xml:space="preserve">15,9</w:t>
-            </w:r>
-          </w:p>
-        </w:tc>
-        <w:tc>
-          <w:tcPr/>
-          <w:p>
-            <w:pPr>
-              <w:pStyle w:val="Compact"/>
-              <w:spacing w:line="240" w:lineRule="auto"/>
-              <w:ind w:firstLine="0"/>
-              <w:jc w:val="left"/>
-            </w:pPr>
-            <w:r>
-              <w:rPr>
-                <w:rFonts w:ascii="Times New Roman" w:hAnsi="Times New Roman" w:cs="Times New Roman" w:eastAsia="Times New Roman"/>
-                <w:sz w:val="22"/>
-              </w:rPr>
-              <w:t xml:space="preserve">~20</w:t>
-            </w:r>
-          </w:p>
-        </w:tc>
-        <w:tc>
-          <w:tcPr/>
-          <w:p>
-            <w:pPr>
-              <w:pStyle w:val="Compact"/>
-              <w:spacing w:line="240" w:lineRule="auto"/>
-              <w:ind w:firstLine="0"/>
-              <w:jc w:val="left"/>
-            </w:pPr>
-            <w:r>
-              <w:rPr>
-                <w:rFonts w:ascii="Times New Roman" w:hAnsi="Times New Roman" w:cs="Times New Roman" w:eastAsia="Times New Roman"/>
-                <w:sz w:val="22"/>
-              </w:rPr>
-              <w:t xml:space="preserve">–</w:t>
-            </w:r>
-          </w:p>
-        </w:tc>
-        <w:tc>
-          <w:tcPr/>
-          <w:p>
-            <w:pPr>
-              <w:pStyle w:val="Compact"/>
-              <w:spacing w:line="240" w:lineRule="auto"/>
-              <w:ind w:firstLine="0"/>
-              <w:jc w:val="left"/>
-            </w:pPr>
-            <w:r>
-              <w:rPr>
-                <w:rFonts w:ascii="Times New Roman" w:hAnsi="Times New Roman" w:cs="Times New Roman" w:eastAsia="Times New Roman"/>
-                <w:sz w:val="22"/>
-              </w:rPr>
-              <w:t xml:space="preserve">–</w:t>
+          <w:tcPr>
+            <w:tcW w:type="dxa" w:w="3402"/>
+          </w:tcPr>
+          <w:p>
+            <w:pPr>
+              <w:pStyle w:val="Compact"/>
+              <w:spacing w:line="240" w:lineRule="auto"/>
+              <w:ind w:firstLine="0"/>
+              <w:jc w:val="left"/>
+            </w:pPr>
+            <w:r>
+              <w:rPr>
+                <w:rFonts w:ascii="Times New Roman" w:hAnsi="Times New Roman" w:cs="Times New Roman" w:eastAsia="Times New Roman"/>
+                <w:sz w:val="22"/>
+              </w:rPr>
+              <w:t xml:space="preserve">I darajali asosiy kapital (CET1) monandligi</w:t>
+            </w:r>
+          </w:p>
+        </w:tc>
+        <w:tc>
+          <w:tcPr>
+            <w:tcW w:type="dxa" w:w="1179"/>
+          </w:tcPr>
+          <w:p>
+            <w:pPr>
+              <w:pStyle w:val="Compact"/>
+              <w:spacing w:line="240" w:lineRule="auto"/>
+              <w:ind w:firstLine="0"/>
+              <w:jc w:val="left"/>
+            </w:pPr>
+            <w:r>
+              <w:rPr>
+                <w:rFonts w:ascii="Times New Roman" w:hAnsi="Times New Roman" w:cs="Times New Roman" w:eastAsia="Times New Roman"/>
+                <w:sz w:val="22"/>
+              </w:rPr>
+              <w:t xml:space="preserve">14,6</w:t>
+            </w:r>
+          </w:p>
+        </w:tc>
+        <w:tc>
+          <w:tcPr>
+            <w:tcW w:type="dxa" w:w="1179"/>
+          </w:tcPr>
+          <w:p>
+            <w:pPr>
+              <w:pStyle w:val="Compact"/>
+              <w:spacing w:line="240" w:lineRule="auto"/>
+              <w:ind w:firstLine="0"/>
+              <w:jc w:val="left"/>
+            </w:pPr>
+            <w:r>
+              <w:rPr>
+                <w:rFonts w:ascii="Times New Roman" w:hAnsi="Times New Roman" w:cs="Times New Roman" w:eastAsia="Times New Roman"/>
+                <w:sz w:val="22"/>
+              </w:rPr>
+              <w:t xml:space="preserve">14,4</w:t>
+            </w:r>
+          </w:p>
+        </w:tc>
+        <w:tc>
+          <w:tcPr>
+            <w:tcW w:type="dxa" w:w="1179"/>
+          </w:tcPr>
+          <w:p>
+            <w:pPr>
+              <w:pStyle w:val="Compact"/>
+              <w:spacing w:line="240" w:lineRule="auto"/>
+              <w:ind w:firstLine="0"/>
+              <w:jc w:val="left"/>
+            </w:pPr>
+            <w:r>
+              <w:rPr>
+                <w:rFonts w:ascii="Times New Roman" w:hAnsi="Times New Roman" w:cs="Times New Roman" w:eastAsia="Times New Roman"/>
+                <w:sz w:val="22"/>
+              </w:rPr>
+              <w:t xml:space="preserve">14,1</w:t>
+            </w:r>
+          </w:p>
+        </w:tc>
+        <w:tc>
+          <w:tcPr>
+            <w:tcW w:type="dxa" w:w="1179"/>
+          </w:tcPr>
+          <w:p>
+            <w:pPr>
+              <w:pStyle w:val="Compact"/>
+              <w:spacing w:line="240" w:lineRule="auto"/>
+              <w:ind w:firstLine="0"/>
+              <w:jc w:val="left"/>
+            </w:pPr>
+            <w:r>
+              <w:rPr>
+                <w:rFonts w:ascii="Times New Roman" w:hAnsi="Times New Roman" w:cs="Times New Roman" w:eastAsia="Times New Roman"/>
+                <w:sz w:val="22"/>
+              </w:rPr>
+              <w:t xml:space="preserve">14,3</w:t>
+            </w:r>
+          </w:p>
+        </w:tc>
+        <w:tc>
+          <w:tcPr>
+            <w:tcW w:type="dxa" w:w="1179"/>
+          </w:tcPr>
+          <w:p>
+            <w:pPr>
+              <w:pStyle w:val="Compact"/>
+              <w:spacing w:line="240" w:lineRule="auto"/>
+              <w:ind w:firstLine="0"/>
+              <w:jc w:val="left"/>
+            </w:pPr>
+            <w:r>
+              <w:rPr>
+                <w:rFonts w:ascii="Times New Roman" w:hAnsi="Times New Roman" w:cs="Times New Roman" w:eastAsia="Times New Roman"/>
+                <w:sz w:val="22"/>
+              </w:rPr>
+              <w:t xml:space="preserve">14,7</w:t>
             </w:r>
           </w:p>
         </w:tc>
@@ -888,110 +910,122 @@
           <w:cantSplit/>
         </w:trPr>
         <w:tc>
-          <w:tcPr/>
-          <w:p>
-            <w:pPr>
-              <w:pStyle w:val="Compact"/>
-              <w:spacing w:line="240" w:lineRule="auto"/>
-              <w:ind w:firstLine="0"/>
-              <w:jc w:val="left"/>
-            </w:pPr>
-            <w:r>
-              <w:rPr>
-                <w:rFonts w:ascii="Times New Roman" w:hAnsi="Times New Roman" w:cs="Times New Roman" w:eastAsia="Times New Roman"/>
-                <w:sz w:val="22"/>
-              </w:rPr>
-              <w:t xml:space="preserve">Aktivlar rentabelligi (ROA)</w:t>
-            </w:r>
-          </w:p>
-        </w:tc>
-        <w:tc>
-          <w:tcPr/>
-          <w:p>
-            <w:pPr>
-              <w:pStyle w:val="Compact"/>
-              <w:spacing w:line="240" w:lineRule="auto"/>
-              <w:ind w:firstLine="0"/>
-              <w:jc w:val="left"/>
-            </w:pPr>
-            <w:r>
-              <w:rPr>
-                <w:rFonts w:ascii="Times New Roman" w:hAnsi="Times New Roman" w:cs="Times New Roman" w:eastAsia="Times New Roman"/>
-                <w:sz w:val="22"/>
-              </w:rPr>
-              <w:t xml:space="preserve">1,3</w:t>
-            </w:r>
-          </w:p>
-        </w:tc>
-        <w:tc>
-          <w:tcPr/>
-          <w:p>
-            <w:pPr>
-              <w:pStyle w:val="Compact"/>
-              <w:spacing w:line="240" w:lineRule="auto"/>
-              <w:ind w:firstLine="0"/>
-              <w:jc w:val="left"/>
-            </w:pPr>
-            <w:r>
-              <w:rPr>
-                <w:rFonts w:ascii="Times New Roman" w:hAnsi="Times New Roman" w:cs="Times New Roman" w:eastAsia="Times New Roman"/>
-                <w:sz w:val="22"/>
-              </w:rPr>
-              <w:t xml:space="preserve">2,5</w:t>
-            </w:r>
-          </w:p>
-        </w:tc>
-        <w:tc>
-          <w:tcPr/>
-          <w:p>
-            <w:pPr>
-              <w:pStyle w:val="Compact"/>
-              <w:spacing w:line="240" w:lineRule="auto"/>
-              <w:ind w:firstLine="0"/>
-              <w:jc w:val="left"/>
-            </w:pPr>
-            <w:r>
-              <w:rPr>
-                <w:rFonts w:ascii="Times New Roman" w:hAnsi="Times New Roman" w:cs="Times New Roman" w:eastAsia="Times New Roman"/>
-                <w:sz w:val="22"/>
-              </w:rPr>
-              <w:t xml:space="preserve">2,6</w:t>
-            </w:r>
-          </w:p>
-        </w:tc>
-        <w:tc>
-          <w:tcPr/>
-          <w:p>
-            <w:pPr>
-              <w:pStyle w:val="Compact"/>
-              <w:spacing w:line="240" w:lineRule="auto"/>
-              <w:ind w:firstLine="0"/>
-              <w:jc w:val="left"/>
-            </w:pPr>
-            <w:r>
-              <w:rPr>
-                <w:rFonts w:ascii="Times New Roman" w:hAnsi="Times New Roman" w:cs="Times New Roman" w:eastAsia="Times New Roman"/>
-                <w:sz w:val="22"/>
-              </w:rPr>
-              <w:t xml:space="preserve">2,0³</w:t>
-            </w:r>
-          </w:p>
-        </w:tc>
-        <w:tc>
-          <w:tcPr/>
-          <w:p>
-            <w:pPr>
-              <w:pStyle w:val="Compact"/>
-              <w:spacing w:line="240" w:lineRule="auto"/>
-              <w:ind w:firstLine="0"/>
-              <w:jc w:val="left"/>
-            </w:pPr>
-            <w:r>
-              <w:rPr>
-                <w:rFonts w:ascii="Times New Roman" w:hAnsi="Times New Roman" w:cs="Times New Roman" w:eastAsia="Times New Roman"/>
-                <w:sz w:val="22"/>
-              </w:rPr>
-              <w:t xml:space="preserve">2,2</w:t>
+          <w:tcPr>
+            <w:tcW w:type="dxa" w:w="3402"/>
+          </w:tcPr>
+          <w:p>
+            <w:pPr>
+              <w:pStyle w:val="Compact"/>
+              <w:spacing w:line="240" w:lineRule="auto"/>
+              <w:ind w:firstLine="0"/>
+              <w:jc w:val="left"/>
+            </w:pPr>
+            <w:r>
+              <w:rPr>
+                <w:rFonts w:ascii="Times New Roman" w:hAnsi="Times New Roman" w:cs="Times New Roman" w:eastAsia="Times New Roman"/>
+                <w:sz w:val="22"/>
+              </w:rPr>
+              <w:t xml:space="preserve">I darajali kapitalning jami aktivlarga nisbati</w:t>
+            </w:r>
+          </w:p>
+        </w:tc>
+        <w:tc>
+          <w:tcPr>
+            <w:tcW w:type="dxa" w:w="1179"/>
+          </w:tcPr>
+          <w:p>
+            <w:pPr>
+              <w:pStyle w:val="Compact"/>
+              <w:spacing w:line="240" w:lineRule="auto"/>
+              <w:ind w:firstLine="0"/>
+              <w:jc w:val="left"/>
+            </w:pPr>
+            <w:r>
+              <w:rPr>
+                <w:rFonts w:ascii="Times New Roman" w:hAnsi="Times New Roman" w:cs="Times New Roman" w:eastAsia="Times New Roman"/>
+                <w:sz w:val="22"/>
+              </w:rPr>
+              <w:t xml:space="preserve">–</w:t>
+            </w:r>
+          </w:p>
+        </w:tc>
+        <w:tc>
+          <w:tcPr>
+            <w:tcW w:type="dxa" w:w="1179"/>
+          </w:tcPr>
+          <w:p>
+            <w:pPr>
+              <w:pStyle w:val="Compact"/>
+              <w:spacing w:line="240" w:lineRule="auto"/>
+              <w:ind w:firstLine="0"/>
+              <w:jc w:val="left"/>
+            </w:pPr>
+            <w:r>
+              <w:rPr>
+                <w:rFonts w:ascii="Times New Roman" w:hAnsi="Times New Roman" w:cs="Times New Roman" w:eastAsia="Times New Roman"/>
+                <w:sz w:val="22"/>
+              </w:rPr>
+              <w:t xml:space="preserve">12,2</w:t>
+            </w:r>
+          </w:p>
+        </w:tc>
+        <w:tc>
+          <w:tcPr>
+            <w:tcW w:type="dxa" w:w="1179"/>
+          </w:tcPr>
+          <w:p>
+            <w:pPr>
+              <w:pStyle w:val="Compact"/>
+              <w:spacing w:line="240" w:lineRule="auto"/>
+              <w:ind w:firstLine="0"/>
+              <w:jc w:val="left"/>
+            </w:pPr>
+            <w:r>
+              <w:rPr>
+                <w:rFonts w:ascii="Times New Roman" w:hAnsi="Times New Roman" w:cs="Times New Roman" w:eastAsia="Times New Roman"/>
+                <w:sz w:val="22"/>
+              </w:rPr>
+              <w:t xml:space="preserve">13,0</w:t>
+            </w:r>
+          </w:p>
+        </w:tc>
+        <w:tc>
+          <w:tcPr>
+            <w:tcW w:type="dxa" w:w="1179"/>
+          </w:tcPr>
+          <w:p>
+            <w:pPr>
+              <w:pStyle w:val="Compact"/>
+              <w:spacing w:line="240" w:lineRule="auto"/>
+              <w:ind w:firstLine="0"/>
+              <w:jc w:val="left"/>
+            </w:pPr>
+            <w:r>
+              <w:rPr>
+                <w:rFonts w:ascii="Times New Roman" w:hAnsi="Times New Roman" w:cs="Times New Roman" w:eastAsia="Times New Roman"/>
+                <w:sz w:val="22"/>
+              </w:rPr>
+              <w:t xml:space="preserve">13,3</w:t>
+            </w:r>
+          </w:p>
+        </w:tc>
+        <w:tc>
+          <w:tcPr>
+            <w:tcW w:type="dxa" w:w="1179"/>
+          </w:tcPr>
+          <w:p>
+            <w:pPr>
+              <w:pStyle w:val="Compact"/>
+              <w:spacing w:line="240" w:lineRule="auto"/>
+              <w:ind w:firstLine="0"/>
+              <w:jc w:val="left"/>
+            </w:pPr>
+            <w:r>
+              <w:rPr>
+                <w:rFonts w:ascii="Times New Roman" w:hAnsi="Times New Roman" w:cs="Times New Roman" w:eastAsia="Times New Roman"/>
+                <w:sz w:val="22"/>
+              </w:rPr>
+              <w:t xml:space="preserve">13,5</w:t>
             </w:r>
           </w:p>
         </w:tc>
@@ -1001,111 +1035,90 @@
           <w:cantSplit/>
         </w:trPr>
         <w:tc>
-          <w:tcPr/>
-          <w:p>
-            <w:pPr>
-              <w:pStyle w:val="Compact"/>
-              <w:spacing w:line="240" w:lineRule="auto"/>
-              <w:ind w:firstLine="0"/>
-              <w:jc w:val="left"/>
-            </w:pPr>
-            <w:r>
-              <w:rPr>
-                <w:rFonts w:ascii="Times New Roman" w:hAnsi="Times New Roman" w:cs="Times New Roman" w:eastAsia="Times New Roman"/>
-                <w:sz w:val="22"/>
-              </w:rPr>
-              <w:t xml:space="preserve">Kapital rentabelligi (ROE)</w:t>
-            </w:r>
-          </w:p>
-        </w:tc>
-        <w:tc>
-          <w:tcPr/>
-          <w:p>
-            <w:pPr>
-              <w:pStyle w:val="Compact"/>
-              <w:spacing w:line="240" w:lineRule="auto"/>
-              <w:ind w:firstLine="0"/>
-              <w:jc w:val="left"/>
-            </w:pPr>
-            <w:r>
-              <w:rPr>
-                <w:rFonts w:ascii="Times New Roman" w:hAnsi="Times New Roman" w:cs="Times New Roman" w:eastAsia="Times New Roman"/>
-                <w:sz w:val="22"/>
-              </w:rPr>
-              <w:t xml:space="preserve">~6</w:t>
-            </w:r>
-          </w:p>
-        </w:tc>
-        <w:tc>
-          <w:tcPr/>
-          <w:p>
-            <w:pPr>
-              <w:pStyle w:val="Compact"/>
-              <w:spacing w:line="240" w:lineRule="auto"/>
-              <w:ind w:firstLine="0"/>
-              <w:jc w:val="left"/>
-            </w:pPr>
-            <w:r>
-              <w:rPr>
-                <w:rFonts w:ascii="Times New Roman" w:hAnsi="Times New Roman" w:cs="Times New Roman" w:eastAsia="Times New Roman"/>
-                <w:sz w:val="22"/>
-              </w:rPr>
-              <w:t xml:space="preserve">13,3</w:t>
-            </w:r>
-          </w:p>
-        </w:tc>
-        <w:tc>
-          <w:tcPr/>
-          <w:p>
-            <w:pPr>
-              <w:pStyle w:val="Compact"/>
-              <w:spacing w:line="240" w:lineRule="auto"/>
-              <w:ind w:firstLine="0"/>
-              <w:jc w:val="left"/>
-            </w:pPr>
-            <w:r>
-              <w:rPr>
-                <w:rFonts w:ascii="Times New Roman" w:hAnsi="Times New Roman" w:cs="Times New Roman" w:eastAsia="Times New Roman"/>
-                <w:sz w:val="22"/>
-              </w:rPr>
-              <w:t xml:space="preserve">14,2</w:t>
-            </w:r>
-          </w:p>
-        </w:tc>
-        <w:tc>
-          <w:tcPr/>
-          <w:p>
-            <w:pPr>
-              <w:pStyle w:val="Compact"/>
-              <w:spacing w:line="240" w:lineRule="auto"/>
-              <w:ind w:firstLine="0"/>
-              <w:jc w:val="left"/>
-            </w:pPr>
-            <w:r>
-              <w:rPr>
-                <w:rFonts w:ascii="Times New Roman" w:hAnsi="Times New Roman" w:cs="Times New Roman" w:eastAsia="Times New Roman"/>
-                <w:sz w:val="22"/>
-              </w:rPr>
-              <w:t xml:space="preserve">10,1³</w:t>
-            </w:r>
-          </w:p>
-        </w:tc>
-        <w:tc>
-          <w:tcPr/>
-          <w:p>
-            <w:pPr>
-              <w:pStyle w:val="Compact"/>
-              <w:spacing w:line="240" w:lineRule="auto"/>
-              <w:ind w:firstLine="0"/>
-              <w:jc w:val="left"/>
-            </w:pPr>
-            <w:r>
-              <w:rPr>
-                <w:rFonts w:ascii="Times New Roman" w:hAnsi="Times New Roman" w:cs="Times New Roman" w:eastAsia="Times New Roman"/>
-                <w:sz w:val="22"/>
-              </w:rPr>
-              <w:t xml:space="preserve">12,4</w:t>
-            </w:r>
+          <w:tcPr>
+            <w:tcW w:type="dxa" w:w="3402"/>
+          </w:tcPr>
+          <w:p>
+            <w:pPr>
+              <w:pStyle w:val="Compact"/>
+              <w:spacing w:line="240" w:lineRule="auto"/>
+              <w:ind w:firstLine="0"/>
+              <w:jc w:val="left"/>
+            </w:pPr>
+            <w:r>
+              <w:rPr>
+                <w:iCs/>
+                <w:rFonts w:ascii="Times New Roman" w:hAnsi="Times New Roman" w:cs="Times New Roman" w:eastAsia="Times New Roman"/>
+                <w:i/>
+                <w:sz w:val="22"/>
+              </w:rPr>
+              <w:t xml:space="preserve">Aktivlar sifati</w:t>
+            </w:r>
+          </w:p>
+        </w:tc>
+        <w:tc>
+          <w:tcPr>
+            <w:tcW w:type="dxa" w:w="1179"/>
+          </w:tcPr>
+          <w:p>
+            <w:pPr>
+              <w:pStyle w:val="Compact"/>
+              <w:spacing w:line="240" w:lineRule="auto"/>
+              <w:ind w:firstLine="0"/>
+              <w:jc w:val="left"/>
+            </w:pPr>
+          </w:p>
+        </w:tc>
+        <w:tc>
+          <w:tcPr>
+            <w:tcW w:type="dxa" w:w="1179"/>
+          </w:tcPr>
+          <w:p>
+            <w:pPr>
+              <w:pStyle w:val="Compact"/>
+              <w:spacing w:line="240" w:lineRule="auto"/>
+              <w:ind w:firstLine="0"/>
+              <w:jc w:val="left"/>
+            </w:pPr>
+          </w:p>
+        </w:tc>
+        <w:tc>
+          <w:tcPr>
+            <w:tcW w:type="dxa" w:w="1179"/>
+          </w:tcPr>
+          <w:p>
+            <w:pPr>
+              <w:pStyle w:val="Compact"/>
+              <w:spacing w:line="240" w:lineRule="auto"/>
+              <w:ind w:firstLine="0"/>
+              <w:jc w:val="left"/>
+            </w:pPr>
+          </w:p>
+        </w:tc>
+        <w:tc>
+          <w:tcPr>
+            <w:tcW w:type="dxa" w:w="1179"/>
+          </w:tcPr>
+          <w:p>
+            <w:pPr>
+              <w:pStyle w:val="Compact"/>
+              <w:spacing w:line="240" w:lineRule="auto"/>
+              <w:ind w:firstLine="0"/>
+              <w:jc w:val="left"/>
+            </w:pPr>
+          </w:p>
+        </w:tc>
+        <w:tc>
+          <w:tcPr>
+            <w:tcW w:type="dxa" w:w="1179"/>
+          </w:tcPr>
+          <w:p>
+            <w:pPr>
+              <w:pStyle w:val="Compact"/>
+              <w:spacing w:line="240" w:lineRule="auto"/>
+              <w:ind w:firstLine="0"/>
+              <w:jc w:val="left"/>
+            </w:pPr>
           </w:p>
         </w:tc>
       </w:tr>
@@ -1114,110 +1127,122 @@
           <w:cantSplit/>
         </w:trPr>
         <w:tc>
-          <w:tcPr/>
-          <w:p>
-            <w:pPr>
-              <w:pStyle w:val="Compact"/>
-              <w:spacing w:line="240" w:lineRule="auto"/>
-              <w:ind w:firstLine="0"/>
-              <w:jc w:val="left"/>
-            </w:pPr>
-            <w:r>
-              <w:rPr>
-                <w:rFonts w:ascii="Times New Roman" w:hAnsi="Times New Roman" w:cs="Times New Roman" w:eastAsia="Times New Roman"/>
-                <w:sz w:val="22"/>
-              </w:rPr>
-              <w:t xml:space="preserve">Likvidlikni qoplash koeffitsiyenti (LCR)</w:t>
-            </w:r>
-          </w:p>
-        </w:tc>
-        <w:tc>
-          <w:tcPr/>
-          <w:p>
-            <w:pPr>
-              <w:pStyle w:val="Compact"/>
-              <w:spacing w:line="240" w:lineRule="auto"/>
-              <w:ind w:firstLine="0"/>
-              <w:jc w:val="left"/>
-            </w:pPr>
-            <w:r>
-              <w:rPr>
-                <w:rFonts w:ascii="Times New Roman" w:hAnsi="Times New Roman" w:cs="Times New Roman" w:eastAsia="Times New Roman"/>
-                <w:sz w:val="22"/>
-              </w:rPr>
-              <w:t xml:space="preserve">–</w:t>
-            </w:r>
-          </w:p>
-        </w:tc>
-        <w:tc>
-          <w:tcPr/>
-          <w:p>
-            <w:pPr>
-              <w:pStyle w:val="Compact"/>
-              <w:spacing w:line="240" w:lineRule="auto"/>
-              <w:ind w:firstLine="0"/>
-              <w:jc w:val="left"/>
-            </w:pPr>
-            <w:r>
-              <w:rPr>
-                <w:rFonts w:ascii="Times New Roman" w:hAnsi="Times New Roman" w:cs="Times New Roman" w:eastAsia="Times New Roman"/>
-                <w:sz w:val="22"/>
-              </w:rPr>
-              <w:t xml:space="preserve">211,6</w:t>
-            </w:r>
-          </w:p>
-        </w:tc>
-        <w:tc>
-          <w:tcPr/>
-          <w:p>
-            <w:pPr>
-              <w:pStyle w:val="Compact"/>
-              <w:spacing w:line="240" w:lineRule="auto"/>
-              <w:ind w:firstLine="0"/>
-              <w:jc w:val="left"/>
-            </w:pPr>
-            <w:r>
-              <w:rPr>
-                <w:rFonts w:ascii="Times New Roman" w:hAnsi="Times New Roman" w:cs="Times New Roman" w:eastAsia="Times New Roman"/>
-                <w:sz w:val="22"/>
-              </w:rPr>
-              <w:t xml:space="preserve">164,8</w:t>
-            </w:r>
-          </w:p>
-        </w:tc>
-        <w:tc>
-          <w:tcPr/>
-          <w:p>
-            <w:pPr>
-              <w:pStyle w:val="Compact"/>
-              <w:spacing w:line="240" w:lineRule="auto"/>
-              <w:ind w:firstLine="0"/>
-              <w:jc w:val="left"/>
-            </w:pPr>
-            <w:r>
-              <w:rPr>
-                <w:rFonts w:ascii="Times New Roman" w:hAnsi="Times New Roman" w:cs="Times New Roman" w:eastAsia="Times New Roman"/>
-                <w:sz w:val="22"/>
-              </w:rPr>
-              <w:t xml:space="preserve">194</w:t>
-            </w:r>
-          </w:p>
-        </w:tc>
-        <w:tc>
-          <w:tcPr/>
-          <w:p>
-            <w:pPr>
-              <w:pStyle w:val="Compact"/>
-              <w:spacing w:line="240" w:lineRule="auto"/>
-              <w:ind w:firstLine="0"/>
-              <w:jc w:val="left"/>
-            </w:pPr>
-            <w:r>
-              <w:rPr>
-                <w:rFonts w:ascii="Times New Roman" w:hAnsi="Times New Roman" w:cs="Times New Roman" w:eastAsia="Times New Roman"/>
-                <w:sz w:val="22"/>
-              </w:rPr>
-              <w:t xml:space="preserve">195⁴</w:t>
+          <w:tcPr>
+            <w:tcW w:type="dxa" w:w="3402"/>
+          </w:tcPr>
+          <w:p>
+            <w:pPr>
+              <w:pStyle w:val="Compact"/>
+              <w:spacing w:line="240" w:lineRule="auto"/>
+              <w:ind w:firstLine="0"/>
+              <w:jc w:val="left"/>
+            </w:pPr>
+            <w:r>
+              <w:rPr>
+                <w:rFonts w:ascii="Times New Roman" w:hAnsi="Times New Roman" w:cs="Times New Roman" w:eastAsia="Times New Roman"/>
+                <w:sz w:val="22"/>
+              </w:rPr>
+              <w:t xml:space="preserve">Muammoli kreditlar ulushi, jami</w:t>
+            </w:r>
+          </w:p>
+        </w:tc>
+        <w:tc>
+          <w:tcPr>
+            <w:tcW w:type="dxa" w:w="1179"/>
+          </w:tcPr>
+          <w:p>
+            <w:pPr>
+              <w:pStyle w:val="Compact"/>
+              <w:spacing w:line="240" w:lineRule="auto"/>
+              <w:ind w:firstLine="0"/>
+              <w:jc w:val="left"/>
+            </w:pPr>
+            <w:r>
+              <w:rPr>
+                <w:rFonts w:ascii="Times New Roman" w:hAnsi="Times New Roman" w:cs="Times New Roman" w:eastAsia="Times New Roman"/>
+                <w:sz w:val="22"/>
+              </w:rPr>
+              <w:t xml:space="preserve">5,2</w:t>
+            </w:r>
+          </w:p>
+        </w:tc>
+        <w:tc>
+          <w:tcPr>
+            <w:tcW w:type="dxa" w:w="1179"/>
+          </w:tcPr>
+          <w:p>
+            <w:pPr>
+              <w:pStyle w:val="Compact"/>
+              <w:spacing w:line="240" w:lineRule="auto"/>
+              <w:ind w:firstLine="0"/>
+              <w:jc w:val="left"/>
+            </w:pPr>
+            <w:r>
+              <w:rPr>
+                <w:rFonts w:ascii="Times New Roman" w:hAnsi="Times New Roman" w:cs="Times New Roman" w:eastAsia="Times New Roman"/>
+                <w:sz w:val="22"/>
+              </w:rPr>
+              <w:t xml:space="preserve">3,6</w:t>
+            </w:r>
+          </w:p>
+        </w:tc>
+        <w:tc>
+          <w:tcPr>
+            <w:tcW w:type="dxa" w:w="1179"/>
+          </w:tcPr>
+          <w:p>
+            <w:pPr>
+              <w:pStyle w:val="Compact"/>
+              <w:spacing w:line="240" w:lineRule="auto"/>
+              <w:ind w:firstLine="0"/>
+              <w:jc w:val="left"/>
+            </w:pPr>
+            <w:r>
+              <w:rPr>
+                <w:rFonts w:ascii="Times New Roman" w:hAnsi="Times New Roman" w:cs="Times New Roman" w:eastAsia="Times New Roman"/>
+                <w:sz w:val="22"/>
+              </w:rPr>
+              <w:t xml:space="preserve">3,5</w:t>
+            </w:r>
+          </w:p>
+        </w:tc>
+        <w:tc>
+          <w:tcPr>
+            <w:tcW w:type="dxa" w:w="1179"/>
+          </w:tcPr>
+          <w:p>
+            <w:pPr>
+              <w:pStyle w:val="Compact"/>
+              <w:spacing w:line="240" w:lineRule="auto"/>
+              <w:ind w:firstLine="0"/>
+              <w:jc w:val="left"/>
+            </w:pPr>
+            <w:r>
+              <w:rPr>
+                <w:rFonts w:ascii="Times New Roman" w:hAnsi="Times New Roman" w:cs="Times New Roman" w:eastAsia="Times New Roman"/>
+                <w:sz w:val="22"/>
+              </w:rPr>
+              <w:t xml:space="preserve">4,0</w:t>
+            </w:r>
+          </w:p>
+        </w:tc>
+        <w:tc>
+          <w:tcPr>
+            <w:tcW w:type="dxa" w:w="1179"/>
+          </w:tcPr>
+          <w:p>
+            <w:pPr>
+              <w:pStyle w:val="Compact"/>
+              <w:spacing w:line="240" w:lineRule="auto"/>
+              <w:ind w:firstLine="0"/>
+              <w:jc w:val="left"/>
+            </w:pPr>
+            <w:r>
+              <w:rPr>
+                <w:rFonts w:ascii="Times New Roman" w:hAnsi="Times New Roman" w:cs="Times New Roman" w:eastAsia="Times New Roman"/>
+                <w:sz w:val="22"/>
+              </w:rPr>
+              <w:t xml:space="preserve">3,0</w:t>
             </w:r>
           </w:p>
         </w:tc>
@@ -1227,25 +1252,404 @@
           <w:cantSplit/>
         </w:trPr>
         <w:tc>
-          <w:tcPr/>
-          <w:p>
-            <w:pPr>
-              <w:pStyle w:val="Compact"/>
-              <w:spacing w:line="240" w:lineRule="auto"/>
-              <w:ind w:firstLine="0"/>
-              <w:jc w:val="left"/>
-            </w:pPr>
-            <w:r>
-              <w:rPr>
-                <w:rFonts w:ascii="Times New Roman" w:hAnsi="Times New Roman" w:cs="Times New Roman" w:eastAsia="Times New Roman"/>
-                <w:sz w:val="22"/>
-              </w:rPr>
-              <w:t xml:space="preserve">Sof barqaror moliyalashtirish me’yori (NSFR)</w:t>
-            </w:r>
-          </w:p>
-        </w:tc>
-        <w:tc>
-          <w:tcPr/>
+          <w:tcPr>
+            <w:tcW w:type="dxa" w:w="3402"/>
+          </w:tcPr>
+          <w:p>
+            <w:pPr>
+              <w:pStyle w:val="Compact"/>
+              <w:spacing w:line="240" w:lineRule="auto"/>
+              <w:ind w:firstLine="0"/>
+              <w:jc w:val="left"/>
+            </w:pPr>
+            <w:r>
+              <w:rPr>
+                <w:rFonts w:ascii="Times New Roman" w:hAnsi="Times New Roman" w:cs="Times New Roman" w:eastAsia="Times New Roman"/>
+                <w:sz w:val="22"/>
+              </w:rPr>
+              <w:t xml:space="preserve">shundan, davlat ulushi mavjud banklarda</w:t>
+            </w:r>
+          </w:p>
+        </w:tc>
+        <w:tc>
+          <w:tcPr>
+            <w:tcW w:type="dxa" w:w="1179"/>
+          </w:tcPr>
+          <w:p>
+            <w:pPr>
+              <w:pStyle w:val="Compact"/>
+              <w:spacing w:line="240" w:lineRule="auto"/>
+              <w:ind w:firstLine="0"/>
+              <w:jc w:val="left"/>
+            </w:pPr>
+            <w:r>
+              <w:rPr>
+                <w:rFonts w:ascii="Times New Roman" w:hAnsi="Times New Roman" w:cs="Times New Roman" w:eastAsia="Times New Roman"/>
+                <w:sz w:val="22"/>
+              </w:rPr>
+              <w:t xml:space="preserve">5,4</w:t>
+            </w:r>
+          </w:p>
+        </w:tc>
+        <w:tc>
+          <w:tcPr>
+            <w:tcW w:type="dxa" w:w="1179"/>
+          </w:tcPr>
+          <w:p>
+            <w:pPr>
+              <w:pStyle w:val="Compact"/>
+              <w:spacing w:line="240" w:lineRule="auto"/>
+              <w:ind w:firstLine="0"/>
+              <w:jc w:val="left"/>
+            </w:pPr>
+            <w:r>
+              <w:rPr>
+                <w:rFonts w:ascii="Times New Roman" w:hAnsi="Times New Roman" w:cs="Times New Roman" w:eastAsia="Times New Roman"/>
+                <w:sz w:val="22"/>
+              </w:rPr>
+              <w:t xml:space="preserve">3,9</w:t>
+            </w:r>
+          </w:p>
+        </w:tc>
+        <w:tc>
+          <w:tcPr>
+            <w:tcW w:type="dxa" w:w="1179"/>
+          </w:tcPr>
+          <w:p>
+            <w:pPr>
+              <w:pStyle w:val="Compact"/>
+              <w:spacing w:line="240" w:lineRule="auto"/>
+              <w:ind w:firstLine="0"/>
+              <w:jc w:val="left"/>
+            </w:pPr>
+            <w:r>
+              <w:rPr>
+                <w:rFonts w:ascii="Times New Roman" w:hAnsi="Times New Roman" w:cs="Times New Roman" w:eastAsia="Times New Roman"/>
+                <w:sz w:val="22"/>
+              </w:rPr>
+              <w:t xml:space="preserve">4,0</w:t>
+            </w:r>
+          </w:p>
+        </w:tc>
+        <w:tc>
+          <w:tcPr>
+            <w:tcW w:type="dxa" w:w="1179"/>
+          </w:tcPr>
+          <w:p>
+            <w:pPr>
+              <w:pStyle w:val="Compact"/>
+              <w:spacing w:line="240" w:lineRule="auto"/>
+              <w:ind w:firstLine="0"/>
+              <w:jc w:val="left"/>
+            </w:pPr>
+            <w:r>
+              <w:rPr>
+                <w:rFonts w:ascii="Times New Roman" w:hAnsi="Times New Roman" w:cs="Times New Roman" w:eastAsia="Times New Roman"/>
+                <w:sz w:val="22"/>
+              </w:rPr>
+              <w:t xml:space="preserve">3,9</w:t>
+            </w:r>
+          </w:p>
+        </w:tc>
+        <w:tc>
+          <w:tcPr>
+            <w:tcW w:type="dxa" w:w="1179"/>
+          </w:tcPr>
+          <w:p>
+            <w:pPr>
+              <w:pStyle w:val="Compact"/>
+              <w:spacing w:line="240" w:lineRule="auto"/>
+              <w:ind w:firstLine="0"/>
+              <w:jc w:val="left"/>
+            </w:pPr>
+            <w:r>
+              <w:rPr>
+                <w:rFonts w:ascii="Times New Roman" w:hAnsi="Times New Roman" w:cs="Times New Roman" w:eastAsia="Times New Roman"/>
+                <w:sz w:val="22"/>
+              </w:rPr>
+              <w:t xml:space="preserve">3,2</w:t>
+            </w:r>
+          </w:p>
+        </w:tc>
+      </w:tr>
+      <w:tr>
+        <w:trPr>
+          <w:cantSplit/>
+        </w:trPr>
+        <w:tc>
+          <w:tcPr>
+            <w:tcW w:type="dxa" w:w="3402"/>
+          </w:tcPr>
+          <w:p>
+            <w:pPr>
+              <w:pStyle w:val="Compact"/>
+              <w:spacing w:line="240" w:lineRule="auto"/>
+              <w:ind w:firstLine="0"/>
+              <w:jc w:val="left"/>
+            </w:pPr>
+            <w:r>
+              <w:rPr>
+                <w:rFonts w:ascii="Times New Roman" w:hAnsi="Times New Roman" w:cs="Times New Roman" w:eastAsia="Times New Roman"/>
+                <w:sz w:val="22"/>
+              </w:rPr>
+              <w:t xml:space="preserve">shundan, boshqa banklarda</w:t>
+            </w:r>
+          </w:p>
+        </w:tc>
+        <w:tc>
+          <w:tcPr>
+            <w:tcW w:type="dxa" w:w="1179"/>
+          </w:tcPr>
+          <w:p>
+            <w:pPr>
+              <w:pStyle w:val="Compact"/>
+              <w:spacing w:line="240" w:lineRule="auto"/>
+              <w:ind w:firstLine="0"/>
+              <w:jc w:val="left"/>
+            </w:pPr>
+            <w:r>
+              <w:rPr>
+                <w:rFonts w:ascii="Times New Roman" w:hAnsi="Times New Roman" w:cs="Times New Roman" w:eastAsia="Times New Roman"/>
+                <w:sz w:val="22"/>
+              </w:rPr>
+              <w:t xml:space="preserve">4,1</w:t>
+            </w:r>
+          </w:p>
+        </w:tc>
+        <w:tc>
+          <w:tcPr>
+            <w:tcW w:type="dxa" w:w="1179"/>
+          </w:tcPr>
+          <w:p>
+            <w:pPr>
+              <w:pStyle w:val="Compact"/>
+              <w:spacing w:line="240" w:lineRule="auto"/>
+              <w:ind w:firstLine="0"/>
+              <w:jc w:val="left"/>
+            </w:pPr>
+            <w:r>
+              <w:rPr>
+                <w:rFonts w:ascii="Times New Roman" w:hAnsi="Times New Roman" w:cs="Times New Roman" w:eastAsia="Times New Roman"/>
+                <w:sz w:val="22"/>
+              </w:rPr>
+              <w:t xml:space="preserve">2,1</w:t>
+            </w:r>
+          </w:p>
+        </w:tc>
+        <w:tc>
+          <w:tcPr>
+            <w:tcW w:type="dxa" w:w="1179"/>
+          </w:tcPr>
+          <w:p>
+            <w:pPr>
+              <w:pStyle w:val="Compact"/>
+              <w:spacing w:line="240" w:lineRule="auto"/>
+              <w:ind w:firstLine="0"/>
+              <w:jc w:val="left"/>
+            </w:pPr>
+            <w:r>
+              <w:rPr>
+                <w:rFonts w:ascii="Times New Roman" w:hAnsi="Times New Roman" w:cs="Times New Roman" w:eastAsia="Times New Roman"/>
+                <w:sz w:val="22"/>
+              </w:rPr>
+              <w:t xml:space="preserve">2,4</w:t>
+            </w:r>
+          </w:p>
+        </w:tc>
+        <w:tc>
+          <w:tcPr>
+            <w:tcW w:type="dxa" w:w="1179"/>
+          </w:tcPr>
+          <w:p>
+            <w:pPr>
+              <w:pStyle w:val="Compact"/>
+              <w:spacing w:line="240" w:lineRule="auto"/>
+              <w:ind w:firstLine="0"/>
+              <w:jc w:val="left"/>
+            </w:pPr>
+            <w:r>
+              <w:rPr>
+                <w:rFonts w:ascii="Times New Roman" w:hAnsi="Times New Roman" w:cs="Times New Roman" w:eastAsia="Times New Roman"/>
+                <w:sz w:val="22"/>
+              </w:rPr>
+              <w:t xml:space="preserve">4,1</w:t>
+            </w:r>
+          </w:p>
+        </w:tc>
+        <w:tc>
+          <w:tcPr>
+            <w:tcW w:type="dxa" w:w="1179"/>
+          </w:tcPr>
+          <w:p>
+            <w:pPr>
+              <w:pStyle w:val="Compact"/>
+              <w:spacing w:line="240" w:lineRule="auto"/>
+              <w:ind w:firstLine="0"/>
+              <w:jc w:val="left"/>
+            </w:pPr>
+            <w:r>
+              <w:rPr>
+                <w:rFonts w:ascii="Times New Roman" w:hAnsi="Times New Roman" w:cs="Times New Roman" w:eastAsia="Times New Roman"/>
+                <w:sz w:val="22"/>
+              </w:rPr>
+              <w:t xml:space="preserve">2,6</w:t>
+            </w:r>
+          </w:p>
+        </w:tc>
+      </w:tr>
+      <w:tr>
+        <w:trPr>
+          <w:cantSplit/>
+        </w:trPr>
+        <w:tc>
+          <w:tcPr>
+            <w:tcW w:type="dxa" w:w="3402"/>
+          </w:tcPr>
+          <w:p>
+            <w:pPr>
+              <w:pStyle w:val="Compact"/>
+              <w:spacing w:line="240" w:lineRule="auto"/>
+              <w:ind w:firstLine="0"/>
+              <w:jc w:val="left"/>
+            </w:pPr>
+            <w:r>
+              <w:rPr>
+                <w:rFonts w:ascii="Times New Roman" w:hAnsi="Times New Roman" w:cs="Times New Roman" w:eastAsia="Times New Roman"/>
+                <w:sz w:val="22"/>
+              </w:rPr>
+              <w:t xml:space="preserve">Substandart va muammoli kreditlar ulushi</w:t>
+            </w:r>
+          </w:p>
+        </w:tc>
+        <w:tc>
+          <w:tcPr>
+            <w:tcW w:type="dxa" w:w="1179"/>
+          </w:tcPr>
+          <w:p>
+            <w:pPr>
+              <w:pStyle w:val="Compact"/>
+              <w:spacing w:line="240" w:lineRule="auto"/>
+              <w:ind w:firstLine="0"/>
+              <w:jc w:val="left"/>
+            </w:pPr>
+            <w:r>
+              <w:rPr>
+                <w:rFonts w:ascii="Times New Roman" w:hAnsi="Times New Roman" w:cs="Times New Roman" w:eastAsia="Times New Roman"/>
+                <w:sz w:val="22"/>
+              </w:rPr>
+              <w:t xml:space="preserve">12,5</w:t>
+            </w:r>
+          </w:p>
+        </w:tc>
+        <w:tc>
+          <w:tcPr>
+            <w:tcW w:type="dxa" w:w="1179"/>
+          </w:tcPr>
+          <w:p>
+            <w:pPr>
+              <w:pStyle w:val="Compact"/>
+              <w:spacing w:line="240" w:lineRule="auto"/>
+              <w:ind w:firstLine="0"/>
+              <w:jc w:val="left"/>
+            </w:pPr>
+            <w:r>
+              <w:rPr>
+                <w:rFonts w:ascii="Times New Roman" w:hAnsi="Times New Roman" w:cs="Times New Roman" w:eastAsia="Times New Roman"/>
+                <w:sz w:val="22"/>
+              </w:rPr>
+              <w:t xml:space="preserve">15,9</w:t>
+            </w:r>
+          </w:p>
+        </w:tc>
+        <w:tc>
+          <w:tcPr>
+            <w:tcW w:type="dxa" w:w="1179"/>
+          </w:tcPr>
+          <w:p>
+            <w:pPr>
+              <w:pStyle w:val="Compact"/>
+              <w:spacing w:line="240" w:lineRule="auto"/>
+              <w:ind w:firstLine="0"/>
+              <w:jc w:val="left"/>
+            </w:pPr>
+            <w:r>
+              <w:rPr>
+                <w:rFonts w:ascii="Times New Roman" w:hAnsi="Times New Roman" w:cs="Times New Roman" w:eastAsia="Times New Roman"/>
+                <w:sz w:val="22"/>
+              </w:rPr>
+              <w:t xml:space="preserve">~20</w:t>
+            </w:r>
+          </w:p>
+        </w:tc>
+        <w:tc>
+          <w:tcPr>
+            <w:tcW w:type="dxa" w:w="1179"/>
+          </w:tcPr>
+          <w:p>
+            <w:pPr>
+              <w:pStyle w:val="Compact"/>
+              <w:spacing w:line="240" w:lineRule="auto"/>
+              <w:ind w:firstLine="0"/>
+              <w:jc w:val="left"/>
+            </w:pPr>
+            <w:r>
+              <w:rPr>
+                <w:rFonts w:ascii="Times New Roman" w:hAnsi="Times New Roman" w:cs="Times New Roman" w:eastAsia="Times New Roman"/>
+                <w:sz w:val="22"/>
+              </w:rPr>
+              <w:t xml:space="preserve">21</w:t>
+            </w:r>
+          </w:p>
+        </w:tc>
+        <w:tc>
+          <w:tcPr>
+            <w:tcW w:type="dxa" w:w="1179"/>
+          </w:tcPr>
+          <w:p>
+            <w:pPr>
+              <w:pStyle w:val="Compact"/>
+              <w:spacing w:line="240" w:lineRule="auto"/>
+              <w:ind w:firstLine="0"/>
+              <w:jc w:val="left"/>
+            </w:pPr>
+            <w:r>
+              <w:rPr>
+                <w:rFonts w:ascii="Times New Roman" w:hAnsi="Times New Roman" w:cs="Times New Roman" w:eastAsia="Times New Roman"/>
+                <w:sz w:val="22"/>
+              </w:rPr>
+              <w:t xml:space="preserve">15</w:t>
+            </w:r>
+          </w:p>
+        </w:tc>
+      </w:tr>
+      <w:tr>
+        <w:trPr>
+          <w:cantSplit/>
+        </w:trPr>
+        <w:tc>
+          <w:tcPr>
+            <w:tcW w:type="dxa" w:w="3402"/>
+          </w:tcPr>
+          <w:p>
+            <w:pPr>
+              <w:pStyle w:val="Compact"/>
+              <w:spacing w:line="240" w:lineRule="auto"/>
+              <w:ind w:firstLine="0"/>
+              <w:jc w:val="left"/>
+            </w:pPr>
+            <w:r>
+              <w:rPr>
+                <w:rFonts w:ascii="Times New Roman" w:hAnsi="Times New Roman" w:cs="Times New Roman" w:eastAsia="Times New Roman"/>
+                <w:sz w:val="22"/>
+              </w:rPr>
+              <w:t xml:space="preserve">Maxsus zaxiralarning muammoli kreditlarga nisbati</w:t>
+            </w:r>
+          </w:p>
+        </w:tc>
+        <w:tc>
+          <w:tcPr>
+            <w:tcW w:type="dxa" w:w="1179"/>
+          </w:tcPr>
           <w:p>
             <w:pPr>
               <w:pStyle w:val="Compact"/>
@@ -1263,7 +1667,818 @@
           </w:p>
         </w:tc>
         <w:tc>
-          <w:tcPr/>
+          <w:tcPr>
+            <w:tcW w:type="dxa" w:w="1179"/>
+          </w:tcPr>
+          <w:p>
+            <w:pPr>
+              <w:pStyle w:val="Compact"/>
+              <w:spacing w:line="240" w:lineRule="auto"/>
+              <w:ind w:firstLine="0"/>
+              <w:jc w:val="left"/>
+            </w:pPr>
+            <w:r>
+              <w:rPr>
+                <w:rFonts w:ascii="Times New Roman" w:hAnsi="Times New Roman" w:cs="Times New Roman" w:eastAsia="Times New Roman"/>
+                <w:sz w:val="22"/>
+              </w:rPr>
+              <w:t xml:space="preserve">46,6</w:t>
+            </w:r>
+          </w:p>
+        </w:tc>
+        <w:tc>
+          <w:tcPr>
+            <w:tcW w:type="dxa" w:w="1179"/>
+          </w:tcPr>
+          <w:p>
+            <w:pPr>
+              <w:pStyle w:val="Compact"/>
+              <w:spacing w:line="240" w:lineRule="auto"/>
+              <w:ind w:firstLine="0"/>
+              <w:jc w:val="left"/>
+            </w:pPr>
+            <w:r>
+              <w:rPr>
+                <w:rFonts w:ascii="Times New Roman" w:hAnsi="Times New Roman" w:cs="Times New Roman" w:eastAsia="Times New Roman"/>
+                <w:sz w:val="22"/>
+              </w:rPr>
+              <w:t xml:space="preserve">36,7</w:t>
+            </w:r>
+          </w:p>
+        </w:tc>
+        <w:tc>
+          <w:tcPr>
+            <w:tcW w:type="dxa" w:w="1179"/>
+          </w:tcPr>
+          <w:p>
+            <w:pPr>
+              <w:pStyle w:val="Compact"/>
+              <w:spacing w:line="240" w:lineRule="auto"/>
+              <w:ind w:firstLine="0"/>
+              <w:jc w:val="left"/>
+            </w:pPr>
+            <w:r>
+              <w:rPr>
+                <w:rFonts w:ascii="Times New Roman" w:hAnsi="Times New Roman" w:cs="Times New Roman" w:eastAsia="Times New Roman"/>
+                <w:sz w:val="22"/>
+              </w:rPr>
+              <w:t xml:space="preserve">45,5</w:t>
+            </w:r>
+          </w:p>
+        </w:tc>
+        <w:tc>
+          <w:tcPr>
+            <w:tcW w:type="dxa" w:w="1179"/>
+          </w:tcPr>
+          <w:p>
+            <w:pPr>
+              <w:pStyle w:val="Compact"/>
+              <w:spacing w:line="240" w:lineRule="auto"/>
+              <w:ind w:firstLine="0"/>
+              <w:jc w:val="left"/>
+            </w:pPr>
+            <w:r>
+              <w:rPr>
+                <w:rFonts w:ascii="Times New Roman" w:hAnsi="Times New Roman" w:cs="Times New Roman" w:eastAsia="Times New Roman"/>
+                <w:sz w:val="22"/>
+              </w:rPr>
+              <w:t xml:space="preserve">52,6</w:t>
+            </w:r>
+          </w:p>
+        </w:tc>
+      </w:tr>
+      <w:tr>
+        <w:trPr>
+          <w:cantSplit/>
+        </w:trPr>
+        <w:tc>
+          <w:tcPr>
+            <w:tcW w:type="dxa" w:w="3402"/>
+          </w:tcPr>
+          <w:p>
+            <w:pPr>
+              <w:pStyle w:val="Compact"/>
+              <w:spacing w:line="240" w:lineRule="auto"/>
+              <w:ind w:firstLine="0"/>
+              <w:jc w:val="left"/>
+            </w:pPr>
+            <w:r>
+              <w:rPr>
+                <w:rFonts w:ascii="Times New Roman" w:hAnsi="Times New Roman" w:cs="Times New Roman" w:eastAsia="Times New Roman"/>
+                <w:sz w:val="22"/>
+              </w:rPr>
+              <w:t xml:space="preserve">Zaxiralar chegirilgan muammoli kreditlarning kapitalga nisbati</w:t>
+            </w:r>
+          </w:p>
+        </w:tc>
+        <w:tc>
+          <w:tcPr>
+            <w:tcW w:type="dxa" w:w="1179"/>
+          </w:tcPr>
+          <w:p>
+            <w:pPr>
+              <w:pStyle w:val="Compact"/>
+              <w:spacing w:line="240" w:lineRule="auto"/>
+              <w:ind w:firstLine="0"/>
+              <w:jc w:val="left"/>
+            </w:pPr>
+            <w:r>
+              <w:rPr>
+                <w:rFonts w:ascii="Times New Roman" w:hAnsi="Times New Roman" w:cs="Times New Roman" w:eastAsia="Times New Roman"/>
+                <w:sz w:val="22"/>
+              </w:rPr>
+              <w:t xml:space="preserve">–</w:t>
+            </w:r>
+          </w:p>
+        </w:tc>
+        <w:tc>
+          <w:tcPr>
+            <w:tcW w:type="dxa" w:w="1179"/>
+          </w:tcPr>
+          <w:p>
+            <w:pPr>
+              <w:pStyle w:val="Compact"/>
+              <w:spacing w:line="240" w:lineRule="auto"/>
+              <w:ind w:firstLine="0"/>
+              <w:jc w:val="left"/>
+            </w:pPr>
+            <w:r>
+              <w:rPr>
+                <w:rFonts w:ascii="Times New Roman" w:hAnsi="Times New Roman" w:cs="Times New Roman" w:eastAsia="Times New Roman"/>
+                <w:sz w:val="22"/>
+              </w:rPr>
+              <w:t xml:space="preserve">9,0</w:t>
+            </w:r>
+          </w:p>
+        </w:tc>
+        <w:tc>
+          <w:tcPr>
+            <w:tcW w:type="dxa" w:w="1179"/>
+          </w:tcPr>
+          <w:p>
+            <w:pPr>
+              <w:pStyle w:val="Compact"/>
+              <w:spacing w:line="240" w:lineRule="auto"/>
+              <w:ind w:firstLine="0"/>
+              <w:jc w:val="left"/>
+            </w:pPr>
+            <w:r>
+              <w:rPr>
+                <w:rFonts w:ascii="Times New Roman" w:hAnsi="Times New Roman" w:cs="Times New Roman" w:eastAsia="Times New Roman"/>
+                <w:sz w:val="22"/>
+              </w:rPr>
+              <w:t xml:space="preserve">9,9</w:t>
+            </w:r>
+          </w:p>
+        </w:tc>
+        <w:tc>
+          <w:tcPr>
+            <w:tcW w:type="dxa" w:w="1179"/>
+          </w:tcPr>
+          <w:p>
+            <w:pPr>
+              <w:pStyle w:val="Compact"/>
+              <w:spacing w:line="240" w:lineRule="auto"/>
+              <w:ind w:firstLine="0"/>
+              <w:jc w:val="left"/>
+            </w:pPr>
+            <w:r>
+              <w:rPr>
+                <w:rFonts w:ascii="Times New Roman" w:hAnsi="Times New Roman" w:cs="Times New Roman" w:eastAsia="Times New Roman"/>
+                <w:sz w:val="22"/>
+              </w:rPr>
+              <w:t xml:space="preserve">9,3</w:t>
+            </w:r>
+          </w:p>
+        </w:tc>
+        <w:tc>
+          <w:tcPr>
+            <w:tcW w:type="dxa" w:w="1179"/>
+          </w:tcPr>
+          <w:p>
+            <w:pPr>
+              <w:pStyle w:val="Compact"/>
+              <w:spacing w:line="240" w:lineRule="auto"/>
+              <w:ind w:firstLine="0"/>
+              <w:jc w:val="left"/>
+            </w:pPr>
+            <w:r>
+              <w:rPr>
+                <w:rFonts w:ascii="Times New Roman" w:hAnsi="Times New Roman" w:cs="Times New Roman" w:eastAsia="Times New Roman"/>
+                <w:sz w:val="22"/>
+              </w:rPr>
+              <w:t xml:space="preserve">5,7</w:t>
+            </w:r>
+          </w:p>
+        </w:tc>
+      </w:tr>
+      <w:tr>
+        <w:trPr>
+          <w:cantSplit/>
+        </w:trPr>
+        <w:tc>
+          <w:tcPr>
+            <w:tcW w:type="dxa" w:w="3402"/>
+          </w:tcPr>
+          <w:p>
+            <w:pPr>
+              <w:pStyle w:val="Compact"/>
+              <w:spacing w:line="240" w:lineRule="auto"/>
+              <w:ind w:firstLine="0"/>
+              <w:jc w:val="left"/>
+            </w:pPr>
+            <w:r>
+              <w:rPr>
+                <w:iCs/>
+                <w:rFonts w:ascii="Times New Roman" w:hAnsi="Times New Roman" w:cs="Times New Roman" w:eastAsia="Times New Roman"/>
+                <w:i/>
+                <w:sz w:val="22"/>
+              </w:rPr>
+              <w:t xml:space="preserve">Daromadlilik</w:t>
+            </w:r>
+          </w:p>
+        </w:tc>
+        <w:tc>
+          <w:tcPr>
+            <w:tcW w:type="dxa" w:w="1179"/>
+          </w:tcPr>
+          <w:p>
+            <w:pPr>
+              <w:pStyle w:val="Compact"/>
+              <w:spacing w:line="240" w:lineRule="auto"/>
+              <w:ind w:firstLine="0"/>
+              <w:jc w:val="left"/>
+            </w:pPr>
+          </w:p>
+        </w:tc>
+        <w:tc>
+          <w:tcPr>
+            <w:tcW w:type="dxa" w:w="1179"/>
+          </w:tcPr>
+          <w:p>
+            <w:pPr>
+              <w:pStyle w:val="Compact"/>
+              <w:spacing w:line="240" w:lineRule="auto"/>
+              <w:ind w:firstLine="0"/>
+              <w:jc w:val="left"/>
+            </w:pPr>
+          </w:p>
+        </w:tc>
+        <w:tc>
+          <w:tcPr>
+            <w:tcW w:type="dxa" w:w="1179"/>
+          </w:tcPr>
+          <w:p>
+            <w:pPr>
+              <w:pStyle w:val="Compact"/>
+              <w:spacing w:line="240" w:lineRule="auto"/>
+              <w:ind w:firstLine="0"/>
+              <w:jc w:val="left"/>
+            </w:pPr>
+          </w:p>
+        </w:tc>
+        <w:tc>
+          <w:tcPr>
+            <w:tcW w:type="dxa" w:w="1179"/>
+          </w:tcPr>
+          <w:p>
+            <w:pPr>
+              <w:pStyle w:val="Compact"/>
+              <w:spacing w:line="240" w:lineRule="auto"/>
+              <w:ind w:firstLine="0"/>
+              <w:jc w:val="left"/>
+            </w:pPr>
+          </w:p>
+        </w:tc>
+        <w:tc>
+          <w:tcPr>
+            <w:tcW w:type="dxa" w:w="1179"/>
+          </w:tcPr>
+          <w:p>
+            <w:pPr>
+              <w:pStyle w:val="Compact"/>
+              <w:spacing w:line="240" w:lineRule="auto"/>
+              <w:ind w:firstLine="0"/>
+              <w:jc w:val="left"/>
+            </w:pPr>
+          </w:p>
+        </w:tc>
+      </w:tr>
+      <w:tr>
+        <w:trPr>
+          <w:cantSplit/>
+        </w:trPr>
+        <w:tc>
+          <w:tcPr>
+            <w:tcW w:type="dxa" w:w="3402"/>
+          </w:tcPr>
+          <w:p>
+            <w:pPr>
+              <w:pStyle w:val="Compact"/>
+              <w:spacing w:line="240" w:lineRule="auto"/>
+              <w:ind w:firstLine="0"/>
+              <w:jc w:val="left"/>
+            </w:pPr>
+            <w:r>
+              <w:rPr>
+                <w:rFonts w:ascii="Times New Roman" w:hAnsi="Times New Roman" w:cs="Times New Roman" w:eastAsia="Times New Roman"/>
+                <w:sz w:val="22"/>
+              </w:rPr>
+              <w:t xml:space="preserve">Aktivlar rentabelligi (soliq to‘lagunga qadar)</w:t>
+            </w:r>
+          </w:p>
+        </w:tc>
+        <w:tc>
+          <w:tcPr>
+            <w:tcW w:type="dxa" w:w="1179"/>
+          </w:tcPr>
+          <w:p>
+            <w:pPr>
+              <w:pStyle w:val="Compact"/>
+              <w:spacing w:line="240" w:lineRule="auto"/>
+              <w:ind w:firstLine="0"/>
+              <w:jc w:val="left"/>
+            </w:pPr>
+            <w:r>
+              <w:rPr>
+                <w:rFonts w:ascii="Times New Roman" w:hAnsi="Times New Roman" w:cs="Times New Roman" w:eastAsia="Times New Roman"/>
+                <w:sz w:val="22"/>
+              </w:rPr>
+              <w:t xml:space="preserve">1,4</w:t>
+            </w:r>
+          </w:p>
+        </w:tc>
+        <w:tc>
+          <w:tcPr>
+            <w:tcW w:type="dxa" w:w="1179"/>
+          </w:tcPr>
+          <w:p>
+            <w:pPr>
+              <w:pStyle w:val="Compact"/>
+              <w:spacing w:line="240" w:lineRule="auto"/>
+              <w:ind w:firstLine="0"/>
+              <w:jc w:val="left"/>
+            </w:pPr>
+            <w:r>
+              <w:rPr>
+                <w:rFonts w:ascii="Times New Roman" w:hAnsi="Times New Roman" w:cs="Times New Roman" w:eastAsia="Times New Roman"/>
+                <w:sz w:val="22"/>
+              </w:rPr>
+              <w:t xml:space="preserve">2,5</w:t>
+            </w:r>
+          </w:p>
+        </w:tc>
+        <w:tc>
+          <w:tcPr>
+            <w:tcW w:type="dxa" w:w="1179"/>
+          </w:tcPr>
+          <w:p>
+            <w:pPr>
+              <w:pStyle w:val="Compact"/>
+              <w:spacing w:line="240" w:lineRule="auto"/>
+              <w:ind w:firstLine="0"/>
+              <w:jc w:val="left"/>
+            </w:pPr>
+            <w:r>
+              <w:rPr>
+                <w:rFonts w:ascii="Times New Roman" w:hAnsi="Times New Roman" w:cs="Times New Roman" w:eastAsia="Times New Roman"/>
+                <w:sz w:val="22"/>
+              </w:rPr>
+              <w:t xml:space="preserve">2,6</w:t>
+            </w:r>
+          </w:p>
+        </w:tc>
+        <w:tc>
+          <w:tcPr>
+            <w:tcW w:type="dxa" w:w="1179"/>
+          </w:tcPr>
+          <w:p>
+            <w:pPr>
+              <w:pStyle w:val="Compact"/>
+              <w:spacing w:line="240" w:lineRule="auto"/>
+              <w:ind w:firstLine="0"/>
+              <w:jc w:val="left"/>
+            </w:pPr>
+            <w:r>
+              <w:rPr>
+                <w:rFonts w:ascii="Times New Roman" w:hAnsi="Times New Roman" w:cs="Times New Roman" w:eastAsia="Times New Roman"/>
+                <w:sz w:val="22"/>
+              </w:rPr>
+              <w:t xml:space="preserve">1,4</w:t>
+            </w:r>
+          </w:p>
+        </w:tc>
+        <w:tc>
+          <w:tcPr>
+            <w:tcW w:type="dxa" w:w="1179"/>
+          </w:tcPr>
+          <w:p>
+            <w:pPr>
+              <w:pStyle w:val="Compact"/>
+              <w:spacing w:line="240" w:lineRule="auto"/>
+              <w:ind w:firstLine="0"/>
+              <w:jc w:val="left"/>
+            </w:pPr>
+            <w:r>
+              <w:rPr>
+                <w:rFonts w:ascii="Times New Roman" w:hAnsi="Times New Roman" w:cs="Times New Roman" w:eastAsia="Times New Roman"/>
+                <w:sz w:val="22"/>
+              </w:rPr>
+              <w:t xml:space="preserve">2,2</w:t>
+            </w:r>
+          </w:p>
+        </w:tc>
+      </w:tr>
+      <w:tr>
+        <w:trPr>
+          <w:cantSplit/>
+        </w:trPr>
+        <w:tc>
+          <w:tcPr>
+            <w:tcW w:type="dxa" w:w="3402"/>
+          </w:tcPr>
+          <w:p>
+            <w:pPr>
+              <w:pStyle w:val="Compact"/>
+              <w:spacing w:line="240" w:lineRule="auto"/>
+              <w:ind w:firstLine="0"/>
+              <w:jc w:val="left"/>
+            </w:pPr>
+            <w:r>
+              <w:rPr>
+                <w:rFonts w:ascii="Times New Roman" w:hAnsi="Times New Roman" w:cs="Times New Roman" w:eastAsia="Times New Roman"/>
+                <w:sz w:val="22"/>
+              </w:rPr>
+              <w:t xml:space="preserve">Kapital rentabelligi</w:t>
+            </w:r>
+          </w:p>
+        </w:tc>
+        <w:tc>
+          <w:tcPr>
+            <w:tcW w:type="dxa" w:w="1179"/>
+          </w:tcPr>
+          <w:p>
+            <w:pPr>
+              <w:pStyle w:val="Compact"/>
+              <w:spacing w:line="240" w:lineRule="auto"/>
+              <w:ind w:firstLine="0"/>
+              <w:jc w:val="left"/>
+            </w:pPr>
+            <w:r>
+              <w:rPr>
+                <w:rFonts w:ascii="Times New Roman" w:hAnsi="Times New Roman" w:cs="Times New Roman" w:eastAsia="Times New Roman"/>
+                <w:sz w:val="22"/>
+              </w:rPr>
+              <w:t xml:space="preserve">6,1</w:t>
+            </w:r>
+          </w:p>
+        </w:tc>
+        <w:tc>
+          <w:tcPr>
+            <w:tcW w:type="dxa" w:w="1179"/>
+          </w:tcPr>
+          <w:p>
+            <w:pPr>
+              <w:pStyle w:val="Compact"/>
+              <w:spacing w:line="240" w:lineRule="auto"/>
+              <w:ind w:firstLine="0"/>
+              <w:jc w:val="left"/>
+            </w:pPr>
+            <w:r>
+              <w:rPr>
+                <w:rFonts w:ascii="Times New Roman" w:hAnsi="Times New Roman" w:cs="Times New Roman" w:eastAsia="Times New Roman"/>
+                <w:sz w:val="22"/>
+              </w:rPr>
+              <w:t xml:space="preserve">13,3</w:t>
+            </w:r>
+          </w:p>
+        </w:tc>
+        <w:tc>
+          <w:tcPr>
+            <w:tcW w:type="dxa" w:w="1179"/>
+          </w:tcPr>
+          <w:p>
+            <w:pPr>
+              <w:pStyle w:val="Compact"/>
+              <w:spacing w:line="240" w:lineRule="auto"/>
+              <w:ind w:firstLine="0"/>
+              <w:jc w:val="left"/>
+            </w:pPr>
+            <w:r>
+              <w:rPr>
+                <w:rFonts w:ascii="Times New Roman" w:hAnsi="Times New Roman" w:cs="Times New Roman" w:eastAsia="Times New Roman"/>
+                <w:sz w:val="22"/>
+              </w:rPr>
+              <w:t xml:space="preserve">14,2</w:t>
+            </w:r>
+          </w:p>
+        </w:tc>
+        <w:tc>
+          <w:tcPr>
+            <w:tcW w:type="dxa" w:w="1179"/>
+          </w:tcPr>
+          <w:p>
+            <w:pPr>
+              <w:pStyle w:val="Compact"/>
+              <w:spacing w:line="240" w:lineRule="auto"/>
+              <w:ind w:firstLine="0"/>
+              <w:jc w:val="left"/>
+            </w:pPr>
+            <w:r>
+              <w:rPr>
+                <w:rFonts w:ascii="Times New Roman" w:hAnsi="Times New Roman" w:cs="Times New Roman" w:eastAsia="Times New Roman"/>
+                <w:sz w:val="22"/>
+              </w:rPr>
+              <w:t xml:space="preserve">6,6</w:t>
+            </w:r>
+          </w:p>
+        </w:tc>
+        <w:tc>
+          <w:tcPr>
+            <w:tcW w:type="dxa" w:w="1179"/>
+          </w:tcPr>
+          <w:p>
+            <w:pPr>
+              <w:pStyle w:val="Compact"/>
+              <w:spacing w:line="240" w:lineRule="auto"/>
+              <w:ind w:firstLine="0"/>
+              <w:jc w:val="left"/>
+            </w:pPr>
+            <w:r>
+              <w:rPr>
+                <w:rFonts w:ascii="Times New Roman" w:hAnsi="Times New Roman" w:cs="Times New Roman" w:eastAsia="Times New Roman"/>
+                <w:sz w:val="22"/>
+              </w:rPr>
+              <w:t xml:space="preserve">12,4</w:t>
+            </w:r>
+          </w:p>
+        </w:tc>
+      </w:tr>
+      <w:tr>
+        <w:trPr>
+          <w:cantSplit/>
+        </w:trPr>
+        <w:tc>
+          <w:tcPr>
+            <w:tcW w:type="dxa" w:w="3402"/>
+          </w:tcPr>
+          <w:p>
+            <w:pPr>
+              <w:pStyle w:val="Compact"/>
+              <w:spacing w:line="240" w:lineRule="auto"/>
+              <w:ind w:firstLine="0"/>
+              <w:jc w:val="left"/>
+            </w:pPr>
+            <w:r>
+              <w:rPr>
+                <w:iCs/>
+                <w:rFonts w:ascii="Times New Roman" w:hAnsi="Times New Roman" w:cs="Times New Roman" w:eastAsia="Times New Roman"/>
+                <w:i/>
+                <w:sz w:val="22"/>
+              </w:rPr>
+              <w:t xml:space="preserve">Likvidlik va moliyalashtirish tuzilmasi</w:t>
+            </w:r>
+          </w:p>
+        </w:tc>
+        <w:tc>
+          <w:tcPr>
+            <w:tcW w:type="dxa" w:w="1179"/>
+          </w:tcPr>
+          <w:p>
+            <w:pPr>
+              <w:pStyle w:val="Compact"/>
+              <w:spacing w:line="240" w:lineRule="auto"/>
+              <w:ind w:firstLine="0"/>
+              <w:jc w:val="left"/>
+            </w:pPr>
+          </w:p>
+        </w:tc>
+        <w:tc>
+          <w:tcPr>
+            <w:tcW w:type="dxa" w:w="1179"/>
+          </w:tcPr>
+          <w:p>
+            <w:pPr>
+              <w:pStyle w:val="Compact"/>
+              <w:spacing w:line="240" w:lineRule="auto"/>
+              <w:ind w:firstLine="0"/>
+              <w:jc w:val="left"/>
+            </w:pPr>
+          </w:p>
+        </w:tc>
+        <w:tc>
+          <w:tcPr>
+            <w:tcW w:type="dxa" w:w="1179"/>
+          </w:tcPr>
+          <w:p>
+            <w:pPr>
+              <w:pStyle w:val="Compact"/>
+              <w:spacing w:line="240" w:lineRule="auto"/>
+              <w:ind w:firstLine="0"/>
+              <w:jc w:val="left"/>
+            </w:pPr>
+          </w:p>
+        </w:tc>
+        <w:tc>
+          <w:tcPr>
+            <w:tcW w:type="dxa" w:w="1179"/>
+          </w:tcPr>
+          <w:p>
+            <w:pPr>
+              <w:pStyle w:val="Compact"/>
+              <w:spacing w:line="240" w:lineRule="auto"/>
+              <w:ind w:firstLine="0"/>
+              <w:jc w:val="left"/>
+            </w:pPr>
+          </w:p>
+        </w:tc>
+        <w:tc>
+          <w:tcPr>
+            <w:tcW w:type="dxa" w:w="1179"/>
+          </w:tcPr>
+          <w:p>
+            <w:pPr>
+              <w:pStyle w:val="Compact"/>
+              <w:spacing w:line="240" w:lineRule="auto"/>
+              <w:ind w:firstLine="0"/>
+              <w:jc w:val="left"/>
+            </w:pPr>
+          </w:p>
+        </w:tc>
+      </w:tr>
+      <w:tr>
+        <w:trPr>
+          <w:cantSplit/>
+        </w:trPr>
+        <w:tc>
+          <w:tcPr>
+            <w:tcW w:type="dxa" w:w="3402"/>
+          </w:tcPr>
+          <w:p>
+            <w:pPr>
+              <w:pStyle w:val="Compact"/>
+              <w:spacing w:line="240" w:lineRule="auto"/>
+              <w:ind w:firstLine="0"/>
+              <w:jc w:val="left"/>
+            </w:pPr>
+            <w:r>
+              <w:rPr>
+                <w:rFonts w:ascii="Times New Roman" w:hAnsi="Times New Roman" w:cs="Times New Roman" w:eastAsia="Times New Roman"/>
+                <w:sz w:val="22"/>
+              </w:rPr>
+              <w:t xml:space="preserve">Likvidlikni qoplash koeffitsiyenti</w:t>
+            </w:r>
+          </w:p>
+        </w:tc>
+        <w:tc>
+          <w:tcPr>
+            <w:tcW w:type="dxa" w:w="1179"/>
+          </w:tcPr>
+          <w:p>
+            <w:pPr>
+              <w:pStyle w:val="Compact"/>
+              <w:spacing w:line="240" w:lineRule="auto"/>
+              <w:ind w:firstLine="0"/>
+              <w:jc w:val="left"/>
+            </w:pPr>
+            <w:r>
+              <w:rPr>
+                <w:rFonts w:ascii="Times New Roman" w:hAnsi="Times New Roman" w:cs="Times New Roman" w:eastAsia="Times New Roman"/>
+                <w:sz w:val="22"/>
+              </w:rPr>
+              <w:t xml:space="preserve">189,6</w:t>
+            </w:r>
+          </w:p>
+        </w:tc>
+        <w:tc>
+          <w:tcPr>
+            <w:tcW w:type="dxa" w:w="1179"/>
+          </w:tcPr>
+          <w:p>
+            <w:pPr>
+              <w:pStyle w:val="Compact"/>
+              <w:spacing w:line="240" w:lineRule="auto"/>
+              <w:ind w:firstLine="0"/>
+              <w:jc w:val="left"/>
+            </w:pPr>
+            <w:r>
+              <w:rPr>
+                <w:rFonts w:ascii="Times New Roman" w:hAnsi="Times New Roman" w:cs="Times New Roman" w:eastAsia="Times New Roman"/>
+                <w:sz w:val="22"/>
+              </w:rPr>
+              <w:t xml:space="preserve">211,6</w:t>
+            </w:r>
+          </w:p>
+        </w:tc>
+        <w:tc>
+          <w:tcPr>
+            <w:tcW w:type="dxa" w:w="1179"/>
+          </w:tcPr>
+          <w:p>
+            <w:pPr>
+              <w:pStyle w:val="Compact"/>
+              <w:spacing w:line="240" w:lineRule="auto"/>
+              <w:ind w:firstLine="0"/>
+              <w:jc w:val="left"/>
+            </w:pPr>
+            <w:r>
+              <w:rPr>
+                <w:rFonts w:ascii="Times New Roman" w:hAnsi="Times New Roman" w:cs="Times New Roman" w:eastAsia="Times New Roman"/>
+                <w:sz w:val="22"/>
+              </w:rPr>
+              <w:t xml:space="preserve">164,8</w:t>
+            </w:r>
+          </w:p>
+        </w:tc>
+        <w:tc>
+          <w:tcPr>
+            <w:tcW w:type="dxa" w:w="1179"/>
+          </w:tcPr>
+          <w:p>
+            <w:pPr>
+              <w:pStyle w:val="Compact"/>
+              <w:spacing w:line="240" w:lineRule="auto"/>
+              <w:ind w:firstLine="0"/>
+              <w:jc w:val="left"/>
+            </w:pPr>
+            <w:r>
+              <w:rPr>
+                <w:rFonts w:ascii="Times New Roman" w:hAnsi="Times New Roman" w:cs="Times New Roman" w:eastAsia="Times New Roman"/>
+                <w:sz w:val="22"/>
+              </w:rPr>
+              <w:t xml:space="preserve">193,8</w:t>
+            </w:r>
+          </w:p>
+        </w:tc>
+        <w:tc>
+          <w:tcPr>
+            <w:tcW w:type="dxa" w:w="1179"/>
+          </w:tcPr>
+          <w:p>
+            <w:pPr>
+              <w:pStyle w:val="Compact"/>
+              <w:spacing w:line="240" w:lineRule="auto"/>
+              <w:ind w:firstLine="0"/>
+              <w:jc w:val="left"/>
+            </w:pPr>
+            <w:r>
+              <w:rPr>
+                <w:rFonts w:ascii="Times New Roman" w:hAnsi="Times New Roman" w:cs="Times New Roman" w:eastAsia="Times New Roman"/>
+                <w:sz w:val="22"/>
+              </w:rPr>
+              <w:t xml:space="preserve">207,5</w:t>
+            </w:r>
+          </w:p>
+        </w:tc>
+      </w:tr>
+      <w:tr>
+        <w:trPr>
+          <w:cantSplit/>
+        </w:trPr>
+        <w:tc>
+          <w:tcPr>
+            <w:tcW w:type="dxa" w:w="3402"/>
+          </w:tcPr>
+          <w:p>
+            <w:pPr>
+              <w:pStyle w:val="Compact"/>
+              <w:spacing w:line="240" w:lineRule="auto"/>
+              <w:ind w:firstLine="0"/>
+              <w:jc w:val="left"/>
+            </w:pPr>
+            <w:r>
+              <w:rPr>
+                <w:rFonts w:ascii="Times New Roman" w:hAnsi="Times New Roman" w:cs="Times New Roman" w:eastAsia="Times New Roman"/>
+                <w:sz w:val="22"/>
+              </w:rPr>
+              <w:t xml:space="preserve">Sof barqaror moliyalashtirish me’yori</w:t>
+            </w:r>
+          </w:p>
+        </w:tc>
+        <w:tc>
+          <w:tcPr>
+            <w:tcW w:type="dxa" w:w="1179"/>
+          </w:tcPr>
+          <w:p>
+            <w:pPr>
+              <w:pStyle w:val="Compact"/>
+              <w:spacing w:line="240" w:lineRule="auto"/>
+              <w:ind w:firstLine="0"/>
+              <w:jc w:val="left"/>
+            </w:pPr>
+            <w:r>
+              <w:rPr>
+                <w:rFonts w:ascii="Times New Roman" w:hAnsi="Times New Roman" w:cs="Times New Roman" w:eastAsia="Times New Roman"/>
+                <w:sz w:val="22"/>
+              </w:rPr>
+              <w:t xml:space="preserve">115,4</w:t>
+            </w:r>
+          </w:p>
+        </w:tc>
+        <w:tc>
+          <w:tcPr>
+            <w:tcW w:type="dxa" w:w="1179"/>
+          </w:tcPr>
           <w:p>
             <w:pPr>
               <w:pStyle w:val="Compact"/>
@@ -1281,7 +2496,9 @@
           </w:p>
         </w:tc>
         <w:tc>
-          <w:tcPr/>
+          <w:tcPr>
+            <w:tcW w:type="dxa" w:w="1179"/>
+          </w:tcPr>
           <w:p>
             <w:pPr>
               <w:pStyle w:val="Compact"/>
@@ -1299,38 +2516,417 @@
           </w:p>
         </w:tc>
         <w:tc>
-          <w:tcPr/>
-          <w:p>
-            <w:pPr>
-              <w:pStyle w:val="Compact"/>
-              <w:spacing w:line="240" w:lineRule="auto"/>
-              <w:ind w:firstLine="0"/>
-              <w:jc w:val="left"/>
-            </w:pPr>
-            <w:r>
-              <w:rPr>
-                <w:rFonts w:ascii="Times New Roman" w:hAnsi="Times New Roman" w:cs="Times New Roman" w:eastAsia="Times New Roman"/>
-                <w:sz w:val="22"/>
-              </w:rPr>
-              <w:t xml:space="preserve">115</w:t>
-            </w:r>
-          </w:p>
-        </w:tc>
-        <w:tc>
-          <w:tcPr/>
-          <w:p>
-            <w:pPr>
-              <w:pStyle w:val="Compact"/>
-              <w:spacing w:line="240" w:lineRule="auto"/>
-              <w:ind w:firstLine="0"/>
-              <w:jc w:val="left"/>
-            </w:pPr>
-            <w:r>
-              <w:rPr>
-                <w:rFonts w:ascii="Times New Roman" w:hAnsi="Times New Roman" w:cs="Times New Roman" w:eastAsia="Times New Roman"/>
-                <w:sz w:val="22"/>
-              </w:rPr>
-              <w:t xml:space="preserve">117⁴</w:t>
+          <w:tcPr>
+            <w:tcW w:type="dxa" w:w="1179"/>
+          </w:tcPr>
+          <w:p>
+            <w:pPr>
+              <w:pStyle w:val="Compact"/>
+              <w:spacing w:line="240" w:lineRule="auto"/>
+              <w:ind w:firstLine="0"/>
+              <w:jc w:val="left"/>
+            </w:pPr>
+            <w:r>
+              <w:rPr>
+                <w:rFonts w:ascii="Times New Roman" w:hAnsi="Times New Roman" w:cs="Times New Roman" w:eastAsia="Times New Roman"/>
+                <w:sz w:val="22"/>
+              </w:rPr>
+              <w:t xml:space="preserve">115,3</w:t>
+            </w:r>
+          </w:p>
+        </w:tc>
+        <w:tc>
+          <w:tcPr>
+            <w:tcW w:type="dxa" w:w="1179"/>
+          </w:tcPr>
+          <w:p>
+            <w:pPr>
+              <w:pStyle w:val="Compact"/>
+              <w:spacing w:line="240" w:lineRule="auto"/>
+              <w:ind w:firstLine="0"/>
+              <w:jc w:val="left"/>
+            </w:pPr>
+            <w:r>
+              <w:rPr>
+                <w:rFonts w:ascii="Times New Roman" w:hAnsi="Times New Roman" w:cs="Times New Roman" w:eastAsia="Times New Roman"/>
+                <w:sz w:val="22"/>
+              </w:rPr>
+              <w:t xml:space="preserve">119,9</w:t>
+            </w:r>
+          </w:p>
+        </w:tc>
+      </w:tr>
+      <w:tr>
+        <w:trPr>
+          <w:cantSplit/>
+        </w:trPr>
+        <w:tc>
+          <w:tcPr>
+            <w:tcW w:type="dxa" w:w="3402"/>
+          </w:tcPr>
+          <w:p>
+            <w:pPr>
+              <w:pStyle w:val="Compact"/>
+              <w:spacing w:line="240" w:lineRule="auto"/>
+              <w:ind w:firstLine="0"/>
+              <w:jc w:val="left"/>
+            </w:pPr>
+            <w:r>
+              <w:rPr>
+                <w:rFonts w:ascii="Times New Roman" w:hAnsi="Times New Roman" w:cs="Times New Roman" w:eastAsia="Times New Roman"/>
+                <w:sz w:val="22"/>
+              </w:rPr>
+              <w:t xml:space="preserve">Yuqori likvid aktivlarning jami aktivlarga nisbati</w:t>
+            </w:r>
+          </w:p>
+        </w:tc>
+        <w:tc>
+          <w:tcPr>
+            <w:tcW w:type="dxa" w:w="1179"/>
+          </w:tcPr>
+          <w:p>
+            <w:pPr>
+              <w:pStyle w:val="Compact"/>
+              <w:spacing w:line="240" w:lineRule="auto"/>
+              <w:ind w:firstLine="0"/>
+              <w:jc w:val="left"/>
+            </w:pPr>
+            <w:r>
+              <w:rPr>
+                <w:rFonts w:ascii="Times New Roman" w:hAnsi="Times New Roman" w:cs="Times New Roman" w:eastAsia="Times New Roman"/>
+                <w:sz w:val="22"/>
+              </w:rPr>
+              <w:t xml:space="preserve">17,7</w:t>
+            </w:r>
+          </w:p>
+        </w:tc>
+        <w:tc>
+          <w:tcPr>
+            <w:tcW w:type="dxa" w:w="1179"/>
+          </w:tcPr>
+          <w:p>
+            <w:pPr>
+              <w:pStyle w:val="Compact"/>
+              <w:spacing w:line="240" w:lineRule="auto"/>
+              <w:ind w:firstLine="0"/>
+              <w:jc w:val="left"/>
+            </w:pPr>
+            <w:r>
+              <w:rPr>
+                <w:rFonts w:ascii="Times New Roman" w:hAnsi="Times New Roman" w:cs="Times New Roman" w:eastAsia="Times New Roman"/>
+                <w:sz w:val="22"/>
+              </w:rPr>
+              <w:t xml:space="preserve">19,4</w:t>
+            </w:r>
+          </w:p>
+        </w:tc>
+        <w:tc>
+          <w:tcPr>
+            <w:tcW w:type="dxa" w:w="1179"/>
+          </w:tcPr>
+          <w:p>
+            <w:pPr>
+              <w:pStyle w:val="Compact"/>
+              <w:spacing w:line="240" w:lineRule="auto"/>
+              <w:ind w:firstLine="0"/>
+              <w:jc w:val="left"/>
+            </w:pPr>
+            <w:r>
+              <w:rPr>
+                <w:rFonts w:ascii="Times New Roman" w:hAnsi="Times New Roman" w:cs="Times New Roman" w:eastAsia="Times New Roman"/>
+                <w:sz w:val="22"/>
+              </w:rPr>
+              <w:t xml:space="preserve">14,9</w:t>
+            </w:r>
+          </w:p>
+        </w:tc>
+        <w:tc>
+          <w:tcPr>
+            <w:tcW w:type="dxa" w:w="1179"/>
+          </w:tcPr>
+          <w:p>
+            <w:pPr>
+              <w:pStyle w:val="Compact"/>
+              <w:spacing w:line="240" w:lineRule="auto"/>
+              <w:ind w:firstLine="0"/>
+              <w:jc w:val="left"/>
+            </w:pPr>
+            <w:r>
+              <w:rPr>
+                <w:rFonts w:ascii="Times New Roman" w:hAnsi="Times New Roman" w:cs="Times New Roman" w:eastAsia="Times New Roman"/>
+                <w:sz w:val="22"/>
+              </w:rPr>
+              <w:t xml:space="preserve">17,3</w:t>
+            </w:r>
+          </w:p>
+        </w:tc>
+        <w:tc>
+          <w:tcPr>
+            <w:tcW w:type="dxa" w:w="1179"/>
+          </w:tcPr>
+          <w:p>
+            <w:pPr>
+              <w:pStyle w:val="Compact"/>
+              <w:spacing w:line="240" w:lineRule="auto"/>
+              <w:ind w:firstLine="0"/>
+              <w:jc w:val="left"/>
+            </w:pPr>
+            <w:r>
+              <w:rPr>
+                <w:rFonts w:ascii="Times New Roman" w:hAnsi="Times New Roman" w:cs="Times New Roman" w:eastAsia="Times New Roman"/>
+                <w:sz w:val="22"/>
+              </w:rPr>
+              <w:t xml:space="preserve">21,1</w:t>
+            </w:r>
+          </w:p>
+        </w:tc>
+      </w:tr>
+      <w:tr>
+        <w:trPr>
+          <w:cantSplit/>
+        </w:trPr>
+        <w:tc>
+          <w:tcPr>
+            <w:tcW w:type="dxa" w:w="3402"/>
+          </w:tcPr>
+          <w:p>
+            <w:pPr>
+              <w:pStyle w:val="Compact"/>
+              <w:spacing w:line="240" w:lineRule="auto"/>
+              <w:ind w:firstLine="0"/>
+              <w:jc w:val="left"/>
+            </w:pPr>
+            <w:r>
+              <w:rPr>
+                <w:rFonts w:ascii="Times New Roman" w:hAnsi="Times New Roman" w:cs="Times New Roman" w:eastAsia="Times New Roman"/>
+                <w:sz w:val="22"/>
+              </w:rPr>
+              <w:t xml:space="preserve">Mijozlar depozitlarining jami kreditlarga nisbati</w:t>
+            </w:r>
+          </w:p>
+        </w:tc>
+        <w:tc>
+          <w:tcPr>
+            <w:tcW w:type="dxa" w:w="1179"/>
+          </w:tcPr>
+          <w:p>
+            <w:pPr>
+              <w:pStyle w:val="Compact"/>
+              <w:spacing w:line="240" w:lineRule="auto"/>
+              <w:ind w:firstLine="0"/>
+              <w:jc w:val="left"/>
+            </w:pPr>
+            <w:r>
+              <w:rPr>
+                <w:rFonts w:ascii="Times New Roman" w:hAnsi="Times New Roman" w:cs="Times New Roman" w:eastAsia="Times New Roman"/>
+                <w:sz w:val="22"/>
+              </w:rPr>
+              <w:t xml:space="preserve">–</w:t>
+            </w:r>
+          </w:p>
+        </w:tc>
+        <w:tc>
+          <w:tcPr>
+            <w:tcW w:type="dxa" w:w="1179"/>
+          </w:tcPr>
+          <w:p>
+            <w:pPr>
+              <w:pStyle w:val="Compact"/>
+              <w:spacing w:line="240" w:lineRule="auto"/>
+              <w:ind w:firstLine="0"/>
+              <w:jc w:val="left"/>
+            </w:pPr>
+            <w:r>
+              <w:rPr>
+                <w:rFonts w:ascii="Times New Roman" w:hAnsi="Times New Roman" w:cs="Times New Roman" w:eastAsia="Times New Roman"/>
+                <w:sz w:val="22"/>
+              </w:rPr>
+              <w:t xml:space="preserve">47,8</w:t>
+            </w:r>
+          </w:p>
+        </w:tc>
+        <w:tc>
+          <w:tcPr>
+            <w:tcW w:type="dxa" w:w="1179"/>
+          </w:tcPr>
+          <w:p>
+            <w:pPr>
+              <w:pStyle w:val="Compact"/>
+              <w:spacing w:line="240" w:lineRule="auto"/>
+              <w:ind w:firstLine="0"/>
+              <w:jc w:val="left"/>
+            </w:pPr>
+            <w:r>
+              <w:rPr>
+                <w:rFonts w:ascii="Times New Roman" w:hAnsi="Times New Roman" w:cs="Times New Roman" w:eastAsia="Times New Roman"/>
+                <w:sz w:val="22"/>
+              </w:rPr>
+              <w:t xml:space="preserve">46,9</w:t>
+            </w:r>
+          </w:p>
+        </w:tc>
+        <w:tc>
+          <w:tcPr>
+            <w:tcW w:type="dxa" w:w="1179"/>
+          </w:tcPr>
+          <w:p>
+            <w:pPr>
+              <w:pStyle w:val="Compact"/>
+              <w:spacing w:line="240" w:lineRule="auto"/>
+              <w:ind w:firstLine="0"/>
+              <w:jc w:val="left"/>
+            </w:pPr>
+            <w:r>
+              <w:rPr>
+                <w:rFonts w:ascii="Times New Roman" w:hAnsi="Times New Roman" w:cs="Times New Roman" w:eastAsia="Times New Roman"/>
+                <w:sz w:val="22"/>
+              </w:rPr>
+              <w:t xml:space="preserve">53,6</w:t>
+            </w:r>
+          </w:p>
+        </w:tc>
+        <w:tc>
+          <w:tcPr>
+            <w:tcW w:type="dxa" w:w="1179"/>
+          </w:tcPr>
+          <w:p>
+            <w:pPr>
+              <w:pStyle w:val="Compact"/>
+              <w:spacing w:line="240" w:lineRule="auto"/>
+              <w:ind w:firstLine="0"/>
+              <w:jc w:val="left"/>
+            </w:pPr>
+            <w:r>
+              <w:rPr>
+                <w:rFonts w:ascii="Times New Roman" w:hAnsi="Times New Roman" w:cs="Times New Roman" w:eastAsia="Times New Roman"/>
+                <w:sz w:val="22"/>
+              </w:rPr>
+              <w:t xml:space="preserve">63,3</w:t>
+            </w:r>
+          </w:p>
+        </w:tc>
+      </w:tr>
+      <w:tr>
+        <w:trPr>
+          <w:cantSplit/>
+        </w:trPr>
+        <w:tc>
+          <w:tcPr>
+            <w:tcW w:type="dxa" w:w="3402"/>
+          </w:tcPr>
+          <w:p>
+            <w:pPr>
+              <w:pStyle w:val="Compact"/>
+              <w:spacing w:line="240" w:lineRule="auto"/>
+              <w:ind w:firstLine="0"/>
+              <w:jc w:val="left"/>
+            </w:pPr>
+            <w:r>
+              <w:rPr>
+                <w:rFonts w:ascii="Times New Roman" w:hAnsi="Times New Roman" w:cs="Times New Roman" w:eastAsia="Times New Roman"/>
+                <w:sz w:val="22"/>
+              </w:rPr>
+              <w:t xml:space="preserve">Xorijiy valyutadagi kreditlar ulushi</w:t>
+            </w:r>
+          </w:p>
+        </w:tc>
+        <w:tc>
+          <w:tcPr>
+            <w:tcW w:type="dxa" w:w="1179"/>
+          </w:tcPr>
+          <w:p>
+            <w:pPr>
+              <w:pStyle w:val="Compact"/>
+              <w:spacing w:line="240" w:lineRule="auto"/>
+              <w:ind w:firstLine="0"/>
+              <w:jc w:val="left"/>
+            </w:pPr>
+            <w:r>
+              <w:rPr>
+                <w:rFonts w:ascii="Times New Roman" w:hAnsi="Times New Roman" w:cs="Times New Roman" w:eastAsia="Times New Roman"/>
+                <w:sz w:val="22"/>
+              </w:rPr>
+              <w:t xml:space="preserve">48,8¹</w:t>
+            </w:r>
+          </w:p>
+        </w:tc>
+        <w:tc>
+          <w:tcPr>
+            <w:tcW w:type="dxa" w:w="1179"/>
+          </w:tcPr>
+          <w:p>
+            <w:pPr>
+              <w:pStyle w:val="Compact"/>
+              <w:spacing w:line="240" w:lineRule="auto"/>
+              <w:ind w:firstLine="0"/>
+              <w:jc w:val="left"/>
+            </w:pPr>
+            <w:r>
+              <w:rPr>
+                <w:rFonts w:ascii="Times New Roman" w:hAnsi="Times New Roman" w:cs="Times New Roman" w:eastAsia="Times New Roman"/>
+                <w:sz w:val="22"/>
+              </w:rPr>
+              <w:t xml:space="preserve">46,7</w:t>
+            </w:r>
+          </w:p>
+        </w:tc>
+        <w:tc>
+          <w:tcPr>
+            <w:tcW w:type="dxa" w:w="1179"/>
+          </w:tcPr>
+          <w:p>
+            <w:pPr>
+              <w:pStyle w:val="Compact"/>
+              <w:spacing w:line="240" w:lineRule="auto"/>
+              <w:ind w:firstLine="0"/>
+              <w:jc w:val="left"/>
+            </w:pPr>
+            <w:r>
+              <w:rPr>
+                <w:rFonts w:ascii="Times New Roman" w:hAnsi="Times New Roman" w:cs="Times New Roman" w:eastAsia="Times New Roman"/>
+                <w:sz w:val="22"/>
+              </w:rPr>
+              <w:t xml:space="preserve">44,1</w:t>
+            </w:r>
+          </w:p>
+        </w:tc>
+        <w:tc>
+          <w:tcPr>
+            <w:tcW w:type="dxa" w:w="1179"/>
+          </w:tcPr>
+          <w:p>
+            <w:pPr>
+              <w:pStyle w:val="Compact"/>
+              <w:spacing w:line="240" w:lineRule="auto"/>
+              <w:ind w:firstLine="0"/>
+              <w:jc w:val="left"/>
+            </w:pPr>
+            <w:r>
+              <w:rPr>
+                <w:rFonts w:ascii="Times New Roman" w:hAnsi="Times New Roman" w:cs="Times New Roman" w:eastAsia="Times New Roman"/>
+                <w:sz w:val="22"/>
+              </w:rPr>
+              <w:t xml:space="preserve">42,0</w:t>
+            </w:r>
+          </w:p>
+        </w:tc>
+        <w:tc>
+          <w:tcPr>
+            <w:tcW w:type="dxa" w:w="1179"/>
+          </w:tcPr>
+          <w:p>
+            <w:pPr>
+              <w:pStyle w:val="Compact"/>
+              <w:spacing w:line="240" w:lineRule="auto"/>
+              <w:ind w:firstLine="0"/>
+              <w:jc w:val="left"/>
+            </w:pPr>
+            <w:r>
+              <w:rPr>
+                <w:rFonts w:ascii="Times New Roman" w:hAnsi="Times New Roman" w:cs="Times New Roman" w:eastAsia="Times New Roman"/>
+                <w:sz w:val="22"/>
+              </w:rPr>
+              <w:t xml:space="preserve">38,4</w:t>
             </w:r>
           </w:p>
         </w:tc>
@@ -1350,7 +2946,7 @@
           <w:i/>
           <w:sz w:val="28"/>
         </w:rPr>
-        <w:t xml:space="preserve">Izoh: ¹ 2021-yil III chorak; ² 2024-yil oktabr; ³ 2024-yil iyun; ⁴ 2025-yil I yarim; «–» – ochiq manbalarda ma’lumot topilmadi.</w:t>
+        <w:t xml:space="preserve">Izoh: ¹ 2022-yil yanvar holatiga; «–» – byulletenda ma’lumot berilmagan.</w:t>
       </w:r>
     </w:p>
     <w:p>
@@ -1365,7 +2961,7 @@
           <w:rFonts w:ascii="Times New Roman" w:hAnsi="Times New Roman" w:cs="Times New Roman" w:eastAsia="Times New Roman"/>
           <w:sz w:val="28"/>
         </w:rPr>
-        <w:t xml:space="preserve">Jadval ma’lumotlari bank tizimining umumiy holatini ijobiy baholash imkonini beradi: kapital va likvidlik ko‘rsatkichlari regulyativ va xalqaro minimumlardan barqaror yuqori, daromadlilik 2021-yildagi pasayishdan keyin tiklangan, rasmiy muammoli kreditlar ulushi esa 2021-yildagi eng yuqori nuqtadan sezilarli pasaygan. Biroq ko‘rsatkichlarni chuqurroq tahlil qilish bu umumiy manzara ortida muhim risklar yashiringanini ko‘rsatadi.</w:t>
+        <w:t xml:space="preserve">Jadval ma’lumotlari bank tizimining umumiy holatini ijobiy baholash imkonini beradi: kapital va likvidlik ko‘rsatkichlari regulyativ va xalqaro minimumlardan barqaror yuqori, rasmiy muammoli kreditlar ulushi 2021-yildagi 5,2 foizdan 2025-yilda 3 foizgacha pasaygan, depozitlar bilan moliyalashtirish darajasi oshib, xorijiy valyutadagi kreditlar ulushi esa 48,8 foizdan 38,4 foizgacha kamaygan. Biroq ko‘rsatkichlarni chuqurroq tahlil qilish bu umumiy manzara ortida muhim risklar yashiringanini ko‘rsatadi.</w:t>
       </w:r>
     </w:p>
     <w:p>
@@ -1380,26 +2976,13 @@
           <w:rFonts w:ascii="Times New Roman" w:hAnsi="Times New Roman" w:cs="Times New Roman" w:eastAsia="Times New Roman"/>
           <w:sz w:val="28"/>
         </w:rPr>
-        <w:t xml:space="preserve">Bu risklarni kapital yetarliligidan boshlab ko‘rib chiqamiz. Bank tizimining kapital yetarliligi 2021–2025-yillarda barqaror ravishda 17 foizdan yuqori bo‘lib, 13 foizlik regulyativ minimumdan ancha oshib turdi</w:t>
+        <w:t xml:space="preserve">Bu risklarni kapital yetarliligidan boshlab ko‘rib chiqamiz. Bank tizimining regulyativ kapital monandligi 2021–2025-yillarda 17,4–18,3 foiz oralig‘ida bo‘lib, 13 foizlik regulyativ minimumdan barqaror yuqori turdi, I darajali asosiy kapital monandligi esa 14,1–14,7 foizni tashkil etdi</w:t>
       </w:r>
       <w:r>
         <w:rPr>
           <w:rStyle w:val="FootnoteReference"/>
         </w:rPr>
         <w:footnoteReference w:id="30"/>
-      </w:r>
-      <w:r>
-        <w:rPr>
-          <w:rFonts w:ascii="Times New Roman" w:hAnsi="Times New Roman" w:cs="Times New Roman" w:eastAsia="Times New Roman"/>
-          <w:sz w:val="28"/>
-        </w:rPr>
-        <w:t xml:space="preserve">. Regulyativ kapitalning risk bo‘yicha tortilgan aktivlarga nisbati 2022-yilda 17,8 foizni, 2024-yilda 17 foizni, 2025-yil oxirida esa 18,3 foizni tashkil etgan bo‘lsa, asosiy kapital ko‘rsatkichi 14,1–14,7 foiz oralig‘ida saqlangan</w:t>
-      </w:r>
-      <w:r>
-        <w:rPr>
-          <w:rStyle w:val="FootnoteReference"/>
-        </w:rPr>
-        <w:footnoteReference w:id="31"/>
       </w:r>
       <w:r>
         <w:rPr>
@@ -1462,7 +3045,7 @@
         <w:rPr>
           <w:rStyle w:val="FootnoteReference"/>
         </w:rPr>
-        <w:footnoteReference w:id="32"/>
+        <w:footnoteReference w:id="31"/>
       </w:r>
     </w:p>
     <w:p>
@@ -1483,7 +3066,7 @@
         <w:rPr>
           <w:rStyle w:val="FootnoteReference"/>
         </w:rPr>
-        <w:footnoteReference w:id="33"/>
+        <w:footnoteReference w:id="32"/>
       </w:r>
       <w:r>
         <w:rPr>
@@ -1496,7 +3079,7 @@
         <w:rPr>
           <w:rStyle w:val="FootnoteReference"/>
         </w:rPr>
-        <w:footnoteReference w:id="34"/>
+        <w:footnoteReference w:id="33"/>
       </w:r>
       <w:r>
         <w:rPr>
@@ -1509,7 +3092,7 @@
         <w:rPr>
           <w:rStyle w:val="FootnoteReference"/>
         </w:rPr>
-        <w:footnoteReference w:id="35"/>
+        <w:footnoteReference w:id="34"/>
       </w:r>
       <w:r>
         <w:rPr>
@@ -1522,7 +3105,7 @@
         <w:rPr>
           <w:rStyle w:val="FootnoteReference"/>
         </w:rPr>
-        <w:footnoteReference w:id="36"/>
+        <w:footnoteReference w:id="35"/>
       </w:r>
       <w:r>
         <w:rPr>
@@ -1535,7 +3118,7 @@
         <w:rPr>
           <w:rStyle w:val="FootnoteReference"/>
         </w:rPr>
-        <w:footnoteReference w:id="37"/>
+        <w:footnoteReference w:id="36"/>
       </w:r>
       <w:r>
         <w:rPr>
@@ -1557,65 +3140,65 @@
           <w:rFonts w:ascii="Times New Roman" w:hAnsi="Times New Roman" w:cs="Times New Roman" w:eastAsia="Times New Roman"/>
           <w:sz w:val="28"/>
         </w:rPr>
-        <w:t xml:space="preserve">Aktivlar sifati esa O‘zbekiston bank tizimi moliyaviy barqarorligining eng zaif va eng munozarali bo‘g‘ini hisoblanadi. Rasmiy muammoli kreditlar ulushi pandemiya davrida keskin oshib, 2021-yil avgustida 6,2 foizga yetgan</w:t>
+        <w:t xml:space="preserve">Aktivlar sifati esa O‘zbekiston bank tizimi moliyaviy barqarorligining eng zaif va eng munozarali bo‘g‘ini hisoblanadi. Rasmiy muammoli kreditlar ulushi 2021-yil oxirida 5,2 foizni tashkil etgan bo‘lsa, 2022–2023-yillarda 3,5–3,6 foizgacha pasaygan, 2024-yilda 4 foizga ko‘tarilib, 2025-yil oxirida 3 foizni tashkil etgan</w:t>
       </w:r>
       <w:r>
         <w:rPr>
           <w:rStyle w:val="FootnoteReference"/>
         </w:rPr>
-        <w:footnoteReference w:id="38"/>
+        <w:footnoteReference w:id="37"/>
       </w:r>
       <w:r>
         <w:rPr>
           <w:rFonts w:ascii="Times New Roman" w:hAnsi="Times New Roman" w:cs="Times New Roman" w:eastAsia="Times New Roman"/>
           <w:sz w:val="28"/>
         </w:rPr>
-        <w:t xml:space="preserve">, keyin pasayib, 2022–2023-yillarda 3,5 foiz atrofida saqlangan, 2024-yil oktabrida 4,2 foizni, 2025-yil oxirida 4,1 foizni tashkil etgan</w:t>
+        <w:t xml:space="preserve">. E’tiborli jihati shundaki, davlat ulushi mavjud banklarda bu ko‘rsatkich 2021–2023-yillarda boshqa banklarga nisbatan 1,3–1,8 foiz punkt yuqori bo‘lgan. Biroq rasmiy ko‘rsatkich kredit riskini to‘liq aks ettirmaydi. Markaziy bank ma’lumotlariga ko‘ra, substandart va muammoli kreditlarning umumiy ulushi 2022-yil oxirida 15,9 foizni</w:t>
       </w:r>
       <w:r>
         <w:rPr>
           <w:rStyle w:val="FootnoteReference"/>
         </w:rPr>
-        <w:footnoteReference w:id="39"/>
+        <w:footnoteReference w:id="38"/>
       </w:r>
       <w:r>
         <w:rPr>
           <w:rFonts w:ascii="Times New Roman" w:hAnsi="Times New Roman" w:cs="Times New Roman" w:eastAsia="Times New Roman"/>
           <w:sz w:val="28"/>
         </w:rPr>
-        <w:t xml:space="preserve">. Biroq rasmiy ko‘rsatkich kredit riskini to‘liq aks ettirmaydi. Markaziy bank ma’lumotlariga ko‘ra, nostandart va muammoli kreditlarning umumiy ulushi 2022-yil oxirida 15,9 foizni tashkil etgan</w:t>
+        <w:t xml:space="preserve">, 2023-yilda qariyb 20 foizni</w:t>
       </w:r>
       <w:r>
         <w:rPr>
           <w:rStyle w:val="FootnoteReference"/>
         </w:rPr>
-        <w:footnoteReference w:id="40"/>
+        <w:footnoteReference w:id="39"/>
       </w:r>
       <w:r>
         <w:rPr>
           <w:rFonts w:ascii="Times New Roman" w:hAnsi="Times New Roman" w:cs="Times New Roman" w:eastAsia="Times New Roman"/>
           <w:sz w:val="28"/>
         </w:rPr>
-        <w:t xml:space="preserve">, 2023-yilda esa deyarli 20 foizga yetgan</w:t>
+        <w:t xml:space="preserve">, 2024-yilda 21 foizni tashkil etgan va faqat 2025-yilda 15 foizgacha kamaygan</w:t>
       </w:r>
       <w:r>
         <w:rPr>
           <w:rStyle w:val="FootnoteReference"/>
         </w:rPr>
-        <w:footnoteReference w:id="41"/>
+        <w:footnoteReference w:id="40"/>
       </w:r>
       <w:r>
         <w:rPr>
           <w:rFonts w:ascii="Times New Roman" w:hAnsi="Times New Roman" w:cs="Times New Roman" w:eastAsia="Times New Roman"/>
           <w:sz w:val="28"/>
         </w:rPr>
-        <w:t xml:space="preserve">. Jahon banki ma’lumotlariga ko‘ra, 2023-yil oxirida MHXS 9 bo‘yicha 3-bosqichdagi kreditlar ulushi 7,8 foiz bo‘lib, rasmiy ko‘rsatkichdan deyarli ikki barobar yuqori bo‘lgan</w:t>
+        <w:t xml:space="preserve">. Jahon banki ma’lumotlariga ko‘ra, 2023-yil oxirida MHXS 9 bo‘yicha 3-bosqichdagi kreditlar ulushi 7,8 foiz bo‘lib, rasmiy ko‘rsatkichdan qariyb ikki barobar yuqori bo‘lgan</w:t>
       </w:r>
       <w:r>
         <w:rPr>
           <w:rStyle w:val="FootnoteReference"/>
         </w:rPr>
-        <w:footnoteReference w:id="42"/>
+        <w:footnoteReference w:id="41"/>
       </w:r>
       <w:r>
         <w:rPr>
@@ -1678,7 +3261,7 @@
         <w:rPr>
           <w:rStyle w:val="FootnoteReference"/>
         </w:rPr>
-        <w:footnoteReference w:id="43"/>
+        <w:footnoteReference w:id="42"/>
       </w:r>
     </w:p>
     <w:p>
@@ -1693,26 +3276,26 @@
           <w:rFonts w:ascii="Times New Roman" w:hAnsi="Times New Roman" w:cs="Times New Roman" w:eastAsia="Times New Roman"/>
           <w:sz w:val="28"/>
         </w:rPr>
-        <w:t xml:space="preserve">Rasmiy ko‘rsatkich va MHXS 9 bo‘yicha 3-bosqich kreditlari o‘rtasidagi farq muammoli kredit ta’rifining torligi va restrukturizatsiya qilingan kreditlarni qayta tasniflash qoidalarining yumshoqligi bilan izohlanadi. Bundan tashqari, FSAP ma’lumotlariga ko‘ra, muammoli kreditlarning zaxiralar bilan qoplanish darajasi 45,4 foizni tashkil etgan</w:t>
+        <w:t xml:space="preserve">Rasmiy ko‘rsatkich va MHXS 9 bo‘yicha 3-bosqich kreditlari o‘rtasidagi farq muammoli kredit ta’rifining torligi va restrukturizatsiya qilingan kreditlarni qayta tasniflash qoidalarining yumshoqligi bilan izohlanadi. Bundan tashqari, maxsus zaxiralarning muammoli kreditlarga nisbati 2022–2025-yillarda 36,7–52,6 foizni tashkil etgan</w:t>
       </w:r>
       <w:r>
         <w:rPr>
           <w:rStyle w:val="FootnoteReference"/>
         </w:rPr>
-        <w:footnoteReference w:id="44"/>
+        <w:footnoteReference w:id="43"/>
       </w:r>
       <w:r>
         <w:rPr>
           <w:rFonts w:ascii="Times New Roman" w:hAnsi="Times New Roman" w:cs="Times New Roman" w:eastAsia="Times New Roman"/>
           <w:sz w:val="28"/>
         </w:rPr>
-        <w:t xml:space="preserve">, ya’ni muammoli kreditlarning yarmidan ko‘pi zaxira bilan qoplanmagan. Xalqaro mezonlar bilan solishtirganda, O.I. Lavrushin va I.D. Mamonova erta ogohlantirish signallari qatorida umidsiz kreditlar ulushining 5 foizdan oshishini keltiradi</w:t>
+        <w:t xml:space="preserve">, ya’ni muammoli kreditlarning yarmiga yaqini zaxira bilan qoplanmagan. Xalqaro mezonlar bilan solishtirganda, O.I. Lavrushin va I.D. Mamonova erta ogohlantirish signallari qatorida umidsiz kreditlar ulushining 5 foizdan oshishini keltiradi</w:t>
       </w:r>
       <w:r>
         <w:rPr>
           <w:rStyle w:val="FootnoteReference"/>
         </w:rPr>
-        <w:footnoteReference w:id="45"/>
+        <w:footnoteReference w:id="44"/>
       </w:r>
       <w:r>
         <w:rPr>
@@ -1725,14 +3308,14 @@
         <w:rPr>
           <w:rStyle w:val="FootnoteReference"/>
         </w:rPr>
-        <w:footnoteReference w:id="46"/>
+        <w:footnoteReference w:id="45"/>
       </w:r>
       <w:r>
         <w:rPr>
           <w:rFonts w:ascii="Times New Roman" w:hAnsi="Times New Roman" w:cs="Times New Roman" w:eastAsia="Times New Roman"/>
           <w:sz w:val="28"/>
         </w:rPr>
-        <w:t xml:space="preserve">. Rasmiy ko‘rsatkich birinchi chegaradan pastda bo‘lsa, MHXS 9 bo‘yicha ko‘rsatkich undan yuqori, nostandart va muammoli kreditlarning umumiy ulushi esa ikkala chegaradan ham ancha yuqori. Demak, aktivlar sifatini baholash natijasi qaysi ko‘rsatkich va qaysi hisobot standarti olinishiga keskin bog‘liq.</w:t>
+        <w:t xml:space="preserve">. Rasmiy ko‘rsatkich birinchi chegaradan pastda bo‘lsa, MHXS 9 bo‘yicha ko‘rsatkich undan yuqori, substandart va muammoli kreditlarning umumiy ulushi esa ikkala chegaradan ham ancha yuqori. Demak, aktivlar sifatini baholash natijasi qaysi ko‘rsatkich va qaysi hisobot standarti olinishiga keskin bog‘liq.</w:t>
       </w:r>
     </w:p>
     <w:p>
@@ -1747,52 +3330,13 @@
           <w:rFonts w:ascii="Times New Roman" w:hAnsi="Times New Roman" w:cs="Times New Roman" w:eastAsia="Times New Roman"/>
           <w:sz w:val="28"/>
         </w:rPr>
-        <w:t xml:space="preserve">Daromadlilik ko‘rsatkichlari ham bir tekis rivojlanmagan. 2021-yilda kapital rentabelligi taxminan 6 foizgacha, aktivlar rentabelligi esa 1,3 foizgacha pasaygan</w:t>
+        <w:t xml:space="preserve">Daromadlilik ko‘rsatkichlari ham bir tekis rivojlanmagan. Soliq to‘lagunga qadar aktivlar rentabelligi 2021-yilda 1,4 foiz, kapital rentabelligi 6,1 foiz bo‘lgan bo‘lsa, 2022–2023-yillarda ular mos ravishda 2,5–2,6 va 13,3–14,2 foizgacha oshgan. 2024-yilda kredit zararlari va nofoiz xarajatlarning o‘sishi natijasida aktivlar rentabelligi yana 1,4 foizgacha, kapital rentabelligi 6,6 foizgacha pasaygan, 2025-yilda esa mos ravishda 2,2 va 12,4 foizgacha tiklangan</w:t>
       </w:r>
       <w:r>
         <w:rPr>
           <w:rStyle w:val="FootnoteReference"/>
         </w:rPr>
-        <w:footnoteReference w:id="47"/>
-      </w:r>
-      <w:r>
-        <w:rPr>
-          <w:rFonts w:ascii="Times New Roman" w:hAnsi="Times New Roman" w:cs="Times New Roman" w:eastAsia="Times New Roman"/>
-          <w:sz w:val="28"/>
-        </w:rPr>
-        <w:t xml:space="preserve">. 2022-yilda daromadlilik tiklanib, aktivlar rentabelligi 2,5 foizga, kapital rentabelligi 13,3 foizga yetgan</w:t>
-      </w:r>
-      <w:r>
-        <w:rPr>
-          <w:rStyle w:val="FootnoteReference"/>
-        </w:rPr>
-        <w:footnoteReference w:id="48"/>
-      </w:r>
-      <w:r>
-        <w:rPr>
-          <w:rFonts w:ascii="Times New Roman" w:hAnsi="Times New Roman" w:cs="Times New Roman" w:eastAsia="Times New Roman"/>
-          <w:sz w:val="28"/>
-        </w:rPr>
-        <w:t xml:space="preserve">, 2023-yilda mos ravishda 2,6 va 14,2 foizni tashkil etgan</w:t>
-      </w:r>
-      <w:r>
-        <w:rPr>
-          <w:rStyle w:val="FootnoteReference"/>
-        </w:rPr>
-        <w:footnoteReference w:id="49"/>
-      </w:r>
-      <w:r>
-        <w:rPr>
-          <w:rFonts w:ascii="Times New Roman" w:hAnsi="Times New Roman" w:cs="Times New Roman" w:eastAsia="Times New Roman"/>
-          <w:sz w:val="28"/>
-        </w:rPr>
-        <w:t xml:space="preserve">. 2024-yilda nofoiz xarajatlarning oshishi natijasida daromadlilik yana pasaygan, 2025-yil oxirida esa aktivlar rentabelligi 2,2 foiz, kapital rentabelligi 12,4 foiz darajasida tiklangan</w:t>
-      </w:r>
-      <w:r>
-        <w:rPr>
-          <w:rStyle w:val="FootnoteReference"/>
-        </w:rPr>
-        <w:footnoteReference w:id="50"/>
+        <w:footnoteReference w:id="46"/>
       </w:r>
       <w:r>
         <w:rPr>
@@ -1855,7 +3399,7 @@
         <w:rPr>
           <w:rStyle w:val="FootnoteReference"/>
         </w:rPr>
-        <w:footnoteReference w:id="51"/>
+        <w:footnoteReference w:id="47"/>
       </w:r>
     </w:p>
     <w:p>
@@ -1876,53 +3420,40 @@
         <w:rPr>
           <w:rStyle w:val="FootnoteReference"/>
         </w:rPr>
-        <w:footnoteReference w:id="52"/>
+        <w:footnoteReference w:id="48"/>
       </w:r>
       <w:r>
         <w:rPr>
           <w:rFonts w:ascii="Times New Roman" w:hAnsi="Times New Roman" w:cs="Times New Roman" w:eastAsia="Times New Roman"/>
           <w:sz w:val="28"/>
         </w:rPr>
-        <w:t xml:space="preserve">, demak, tizim darajasidagi ko‘rsatkich bu mezonga mos keladi. Biroq daromadlilikning yillar bo‘yicha sezilarli tebranishi bank tizimi daromadlarining makroiqtisodiy sharoit va xarajatlarga sezgirligidan dalolat beradi. Likvidlik ko‘rsatkichlari bo‘yicha esa bank tizimi xalqaro talablarni katta zaxira bilan bajaradi: likvidlikni qoplash koeffitsiyenti 2022–2025-yillarda 164,8–211,6 foiz, sof barqaror moliyalashtirish me’yori 111,8–117 foiz oralig‘ida bo‘lgan</w:t>
+        <w:t xml:space="preserve">, demak, tizim darajasidagi ko‘rsatkich bu mezonga mos keladi. Biroq daromadlilikning ikki marta keskin pasayishi bank tizimi daromadlarining kredit riski va xarajatlarga sezgirligidan dalolat beradi: foizsiz xarajatlarning yalpi daromaddagi ulushi 2022-yildagi 46,5 foizdan 2025-yilda 52,3 foizga oshgan</w:t>
       </w:r>
       <w:r>
         <w:rPr>
           <w:rStyle w:val="FootnoteReference"/>
         </w:rPr>
-        <w:footnoteReference w:id="53"/>
+        <w:footnoteReference w:id="49"/>
       </w:r>
       <w:r>
         <w:rPr>
           <w:rFonts w:ascii="Times New Roman" w:hAnsi="Times New Roman" w:cs="Times New Roman" w:eastAsia="Times New Roman"/>
           <w:sz w:val="28"/>
         </w:rPr>
-        <w:t xml:space="preserve">. Biroq FSAP ma’lumotlariga ko‘ra, kreditlarning depozitlarga nisbati 172,7 foizni tashkil etadi</w:t>
+        <w:t xml:space="preserve">. Likvidlik ko‘rsatkichlari bo‘yicha esa bank tizimi xalqaro talablarni katta zaxira bilan bajaradi: likvidlikni qoplash koeffitsiyenti 2021–2025-yillarda 164,8–211,6 foiz, sof barqaror moliyalashtirish me’yori 111,8–119,9 foiz oralig‘ida bo‘lgan. Shu bilan birga, mijozlar depozitlari 2025-yil oxirida kreditlarning atigi 63,3 foizini qoplagan, ya’ni kreditlarning qariyb 37 foizi tashqi qarzlar va davlat resurslari hisobidan moliyalashtirilgan</w:t>
       </w:r>
       <w:r>
         <w:rPr>
           <w:rStyle w:val="FootnoteReference"/>
         </w:rPr>
-        <w:footnoteReference w:id="54"/>
+        <w:footnoteReference w:id="50"/>
       </w:r>
       <w:r>
         <w:rPr>
           <w:rFonts w:ascii="Times New Roman" w:hAnsi="Times New Roman" w:cs="Times New Roman" w:eastAsia="Times New Roman"/>
           <w:sz w:val="28"/>
         </w:rPr>
-        <w:t xml:space="preserve">. Bu bank tizimi kreditlarni moliyalashtirishda depozitlardan tashqari tashqi qarzlar va davlat resurslariga sezilarli darajada tayanishini anglatadi. Bundan tashqari, kreditlarning 42–43 foizi xorijiy valyutada bo‘lib, davlat banklarida bu ko‘rsatkich 48,3 foizga yetadi</w:t>
-      </w:r>
-      <w:r>
-        <w:rPr>
-          <w:rStyle w:val="FootnoteReference"/>
-        </w:rPr>
-        <w:footnoteReference w:id="55"/>
-      </w:r>
-      <w:r>
-        <w:rPr>
-          <w:rFonts w:ascii="Times New Roman" w:hAnsi="Times New Roman" w:cs="Times New Roman" w:eastAsia="Times New Roman"/>
-          <w:sz w:val="28"/>
-        </w:rPr>
-        <w:t xml:space="preserve">.</w:t>
+        <w:t xml:space="preserve">. Bunday tuzilma tashqi moliyalashtirish sharoiti yomonlashganda likvidlik va valyuta riskini oshiradi. Ijobiy tomoni shundaki, depozitlar bilan qoplanish darajasi 2022-yildagi 47,8 foizdan izchil oshib bormoqda, xorijiy valyutadagi kreditlar ulushi esa 38,4 foizgacha kamaygan.</w:t>
       </w:r>
     </w:p>
     <w:p>
@@ -1978,13 +3509,14 @@
         <w:rPr>
           <w:rStyle w:val="FootnoteReference"/>
         </w:rPr>
-        <w:footnoteReference w:id="56"/>
+        <w:footnoteReference w:id="51"/>
       </w:r>
     </w:p>
     <w:tbl>
       <w:tblPr>
         <w:tblStyle w:val="Table"/>
         <w:tblW w:type="pct" w:w="5000"/>
+        <w:tblLayout w:type="fixed"/>
         <w:tblLook w:firstRow="1" w:lastRow="0" w:firstColumn="0" w:lastColumn="0" w:noHBand="0" w:noVBand="0" w:val="0020"/>
         <w:jc w:val="start"/>
         <w:tblBorders>
@@ -1997,12 +3529,12 @@
         </w:tblBorders>
       </w:tblPr>
       <w:tblGrid>
-        <w:gridCol w:w="1320"/>
-        <w:gridCol w:w="1320"/>
-        <w:gridCol w:w="1320"/>
-        <w:gridCol w:w="1320"/>
-        <w:gridCol w:w="1320"/>
-        <w:gridCol w:w="1320"/>
+        <w:gridCol w:w="3402"/>
+        <w:gridCol w:w="1179"/>
+        <w:gridCol w:w="1179"/>
+        <w:gridCol w:w="1179"/>
+        <w:gridCol w:w="1179"/>
+        <w:gridCol w:w="1179"/>
       </w:tblGrid>
       <w:tr>
         <w:trPr>
@@ -2012,6 +3544,7 @@
         </w:trPr>
         <w:tc>
           <w:tcPr>
+            <w:tcW w:type="dxa" w:w="3402"/>
             <w:shd w:val="clear" w:color="auto" w:fill="DEEBF7"/>
           </w:tcPr>
           <w:p>
@@ -2033,6 +3566,7 @@
         </w:tc>
         <w:tc>
           <w:tcPr>
+            <w:tcW w:type="dxa" w:w="1179"/>
             <w:shd w:val="clear" w:color="auto" w:fill="DEEBF7"/>
           </w:tcPr>
           <w:p>
@@ -2054,6 +3588,7 @@
         </w:tc>
         <w:tc>
           <w:tcPr>
+            <w:tcW w:type="dxa" w:w="1179"/>
             <w:shd w:val="clear" w:color="auto" w:fill="DEEBF7"/>
           </w:tcPr>
           <w:p>
@@ -2075,6 +3610,7 @@
         </w:tc>
         <w:tc>
           <w:tcPr>
+            <w:tcW w:type="dxa" w:w="1179"/>
             <w:shd w:val="clear" w:color="auto" w:fill="DEEBF7"/>
           </w:tcPr>
           <w:p>
@@ -2096,6 +3632,7 @@
         </w:tc>
         <w:tc>
           <w:tcPr>
+            <w:tcW w:type="dxa" w:w="1179"/>
             <w:shd w:val="clear" w:color="auto" w:fill="DEEBF7"/>
           </w:tcPr>
           <w:p>
@@ -2117,6 +3654,7 @@
         </w:tc>
         <w:tc>
           <w:tcPr>
+            <w:tcW w:type="dxa" w:w="1179"/>
             <w:shd w:val="clear" w:color="auto" w:fill="DEEBF7"/>
           </w:tcPr>
           <w:p>
@@ -2142,7 +3680,9 @@
           <w:cantSplit/>
         </w:trPr>
         <w:tc>
-          <w:tcPr/>
+          <w:tcPr>
+            <w:tcW w:type="dxa" w:w="3402"/>
+          </w:tcPr>
           <w:p>
             <w:pPr>
               <w:pStyle w:val="Compact"/>
@@ -2164,51 +3704,61 @@
           </w:p>
         </w:tc>
         <w:tc>
-          <w:tcPr/>
-          <w:p>
-            <w:pPr>
-              <w:pStyle w:val="Compact"/>
-              <w:spacing w:line="240" w:lineRule="auto"/>
-              <w:ind w:firstLine="0"/>
-              <w:jc w:val="left"/>
-            </w:pPr>
-          </w:p>
-        </w:tc>
-        <w:tc>
-          <w:tcPr/>
-          <w:p>
-            <w:pPr>
-              <w:pStyle w:val="Compact"/>
-              <w:spacing w:line="240" w:lineRule="auto"/>
-              <w:ind w:firstLine="0"/>
-              <w:jc w:val="left"/>
-            </w:pPr>
-          </w:p>
-        </w:tc>
-        <w:tc>
-          <w:tcPr/>
-          <w:p>
-            <w:pPr>
-              <w:pStyle w:val="Compact"/>
-              <w:spacing w:line="240" w:lineRule="auto"/>
-              <w:ind w:firstLine="0"/>
-              <w:jc w:val="left"/>
-            </w:pPr>
-          </w:p>
-        </w:tc>
-        <w:tc>
-          <w:tcPr/>
-          <w:p>
-            <w:pPr>
-              <w:pStyle w:val="Compact"/>
-              <w:spacing w:line="240" w:lineRule="auto"/>
-              <w:ind w:firstLine="0"/>
-              <w:jc w:val="left"/>
-            </w:pPr>
-          </w:p>
-        </w:tc>
-        <w:tc>
-          <w:tcPr/>
+          <w:tcPr>
+            <w:tcW w:type="dxa" w:w="1179"/>
+          </w:tcPr>
+          <w:p>
+            <w:pPr>
+              <w:pStyle w:val="Compact"/>
+              <w:spacing w:line="240" w:lineRule="auto"/>
+              <w:ind w:firstLine="0"/>
+              <w:jc w:val="left"/>
+            </w:pPr>
+          </w:p>
+        </w:tc>
+        <w:tc>
+          <w:tcPr>
+            <w:tcW w:type="dxa" w:w="1179"/>
+          </w:tcPr>
+          <w:p>
+            <w:pPr>
+              <w:pStyle w:val="Compact"/>
+              <w:spacing w:line="240" w:lineRule="auto"/>
+              <w:ind w:firstLine="0"/>
+              <w:jc w:val="left"/>
+            </w:pPr>
+          </w:p>
+        </w:tc>
+        <w:tc>
+          <w:tcPr>
+            <w:tcW w:type="dxa" w:w="1179"/>
+          </w:tcPr>
+          <w:p>
+            <w:pPr>
+              <w:pStyle w:val="Compact"/>
+              <w:spacing w:line="240" w:lineRule="auto"/>
+              <w:ind w:firstLine="0"/>
+              <w:jc w:val="left"/>
+            </w:pPr>
+          </w:p>
+        </w:tc>
+        <w:tc>
+          <w:tcPr>
+            <w:tcW w:type="dxa" w:w="1179"/>
+          </w:tcPr>
+          <w:p>
+            <w:pPr>
+              <w:pStyle w:val="Compact"/>
+              <w:spacing w:line="240" w:lineRule="auto"/>
+              <w:ind w:firstLine="0"/>
+              <w:jc w:val="left"/>
+            </w:pPr>
+          </w:p>
+        </w:tc>
+        <w:tc>
+          <w:tcPr>
+            <w:tcW w:type="dxa" w:w="1179"/>
+          </w:tcPr>
           <w:p>
             <w:pPr>
               <w:pStyle w:val="Compact"/>
@@ -2224,7 +3774,9 @@
           <w:cantSplit/>
         </w:trPr>
         <w:tc>
-          <w:tcPr/>
+          <w:tcPr>
+            <w:tcW w:type="dxa" w:w="3402"/>
+          </w:tcPr>
           <w:p>
             <w:pPr>
               <w:pStyle w:val="Compact"/>
@@ -2242,7 +3794,9 @@
           </w:p>
         </w:tc>
         <w:tc>
-          <w:tcPr/>
+          <w:tcPr>
+            <w:tcW w:type="dxa" w:w="1179"/>
+          </w:tcPr>
           <w:p>
             <w:pPr>
               <w:pStyle w:val="Compact"/>
@@ -2260,7 +3814,9 @@
           </w:p>
         </w:tc>
         <w:tc>
-          <w:tcPr/>
+          <w:tcPr>
+            <w:tcW w:type="dxa" w:w="1179"/>
+          </w:tcPr>
           <w:p>
             <w:pPr>
               <w:pStyle w:val="Compact"/>
@@ -2278,7 +3834,9 @@
           </w:p>
         </w:tc>
         <w:tc>
-          <w:tcPr/>
+          <w:tcPr>
+            <w:tcW w:type="dxa" w:w="1179"/>
+          </w:tcPr>
           <w:p>
             <w:pPr>
               <w:pStyle w:val="Compact"/>
@@ -2296,7 +3854,9 @@
           </w:p>
         </w:tc>
         <w:tc>
-          <w:tcPr/>
+          <w:tcPr>
+            <w:tcW w:type="dxa" w:w="1179"/>
+          </w:tcPr>
           <w:p>
             <w:pPr>
               <w:pStyle w:val="Compact"/>
@@ -2314,7 +3874,9 @@
           </w:p>
         </w:tc>
         <w:tc>
-          <w:tcPr/>
+          <w:tcPr>
+            <w:tcW w:type="dxa" w:w="1179"/>
+          </w:tcPr>
           <w:p>
             <w:pPr>
               <w:pStyle w:val="Compact"/>
@@ -2337,7 +3899,9 @@
           <w:cantSplit/>
         </w:trPr>
         <w:tc>
-          <w:tcPr/>
+          <w:tcPr>
+            <w:tcW w:type="dxa" w:w="3402"/>
+          </w:tcPr>
           <w:p>
             <w:pPr>
               <w:pStyle w:val="Compact"/>
@@ -2355,7 +3919,9 @@
           </w:p>
         </w:tc>
         <w:tc>
-          <w:tcPr/>
+          <w:tcPr>
+            <w:tcW w:type="dxa" w:w="1179"/>
+          </w:tcPr>
           <w:p>
             <w:pPr>
               <w:pStyle w:val="Compact"/>
@@ -2373,7 +3939,9 @@
           </w:p>
         </w:tc>
         <w:tc>
-          <w:tcPr/>
+          <w:tcPr>
+            <w:tcW w:type="dxa" w:w="1179"/>
+          </w:tcPr>
           <w:p>
             <w:pPr>
               <w:pStyle w:val="Compact"/>
@@ -2391,7 +3959,9 @@
           </w:p>
         </w:tc>
         <w:tc>
-          <w:tcPr/>
+          <w:tcPr>
+            <w:tcW w:type="dxa" w:w="1179"/>
+          </w:tcPr>
           <w:p>
             <w:pPr>
               <w:pStyle w:val="Compact"/>
@@ -2409,7 +3979,9 @@
           </w:p>
         </w:tc>
         <w:tc>
-          <w:tcPr/>
+          <w:tcPr>
+            <w:tcW w:type="dxa" w:w="1179"/>
+          </w:tcPr>
           <w:p>
             <w:pPr>
               <w:pStyle w:val="Compact"/>
@@ -2427,7 +3999,9 @@
           </w:p>
         </w:tc>
         <w:tc>
-          <w:tcPr/>
+          <w:tcPr>
+            <w:tcW w:type="dxa" w:w="1179"/>
+          </w:tcPr>
           <w:p>
             <w:pPr>
               <w:pStyle w:val="Compact"/>
@@ -2450,7 +4024,9 @@
           <w:cantSplit/>
         </w:trPr>
         <w:tc>
-          <w:tcPr/>
+          <w:tcPr>
+            <w:tcW w:type="dxa" w:w="3402"/>
+          </w:tcPr>
           <w:p>
             <w:pPr>
               <w:pStyle w:val="Compact"/>
@@ -2468,7 +4044,9 @@
           </w:p>
         </w:tc>
         <w:tc>
-          <w:tcPr/>
+          <w:tcPr>
+            <w:tcW w:type="dxa" w:w="1179"/>
+          </w:tcPr>
           <w:p>
             <w:pPr>
               <w:pStyle w:val="Compact"/>
@@ -2486,7 +4064,9 @@
           </w:p>
         </w:tc>
         <w:tc>
-          <w:tcPr/>
+          <w:tcPr>
+            <w:tcW w:type="dxa" w:w="1179"/>
+          </w:tcPr>
           <w:p>
             <w:pPr>
               <w:pStyle w:val="Compact"/>
@@ -2504,7 +4084,9 @@
           </w:p>
         </w:tc>
         <w:tc>
-          <w:tcPr/>
+          <w:tcPr>
+            <w:tcW w:type="dxa" w:w="1179"/>
+          </w:tcPr>
           <w:p>
             <w:pPr>
               <w:pStyle w:val="Compact"/>
@@ -2522,7 +4104,9 @@
           </w:p>
         </w:tc>
         <w:tc>
-          <w:tcPr/>
+          <w:tcPr>
+            <w:tcW w:type="dxa" w:w="1179"/>
+          </w:tcPr>
           <w:p>
             <w:pPr>
               <w:pStyle w:val="Compact"/>
@@ -2540,7 +4124,9 @@
           </w:p>
         </w:tc>
         <w:tc>
-          <w:tcPr/>
+          <w:tcPr>
+            <w:tcW w:type="dxa" w:w="1179"/>
+          </w:tcPr>
           <w:p>
             <w:pPr>
               <w:pStyle w:val="Compact"/>
@@ -2563,7 +4149,9 @@
           <w:cantSplit/>
         </w:trPr>
         <w:tc>
-          <w:tcPr/>
+          <w:tcPr>
+            <w:tcW w:type="dxa" w:w="3402"/>
+          </w:tcPr>
           <w:p>
             <w:pPr>
               <w:pStyle w:val="Compact"/>
@@ -2581,7 +4169,9 @@
           </w:p>
         </w:tc>
         <w:tc>
-          <w:tcPr/>
+          <w:tcPr>
+            <w:tcW w:type="dxa" w:w="1179"/>
+          </w:tcPr>
           <w:p>
             <w:pPr>
               <w:pStyle w:val="Compact"/>
@@ -2599,7 +4189,9 @@
           </w:p>
         </w:tc>
         <w:tc>
-          <w:tcPr/>
+          <w:tcPr>
+            <w:tcW w:type="dxa" w:w="1179"/>
+          </w:tcPr>
           <w:p>
             <w:pPr>
               <w:pStyle w:val="Compact"/>
@@ -2617,7 +4209,9 @@
           </w:p>
         </w:tc>
         <w:tc>
-          <w:tcPr/>
+          <w:tcPr>
+            <w:tcW w:type="dxa" w:w="1179"/>
+          </w:tcPr>
           <w:p>
             <w:pPr>
               <w:pStyle w:val="Compact"/>
@@ -2635,7 +4229,9 @@
           </w:p>
         </w:tc>
         <w:tc>
-          <w:tcPr/>
+          <w:tcPr>
+            <w:tcW w:type="dxa" w:w="1179"/>
+          </w:tcPr>
           <w:p>
             <w:pPr>
               <w:pStyle w:val="Compact"/>
@@ -2653,7 +4249,9 @@
           </w:p>
         </w:tc>
         <w:tc>
-          <w:tcPr/>
+          <w:tcPr>
+            <w:tcW w:type="dxa" w:w="1179"/>
+          </w:tcPr>
           <w:p>
             <w:pPr>
               <w:pStyle w:val="Compact"/>
@@ -2676,7 +4274,9 @@
           <w:cantSplit/>
         </w:trPr>
         <w:tc>
-          <w:tcPr/>
+          <w:tcPr>
+            <w:tcW w:type="dxa" w:w="3402"/>
+          </w:tcPr>
           <w:p>
             <w:pPr>
               <w:pStyle w:val="Compact"/>
@@ -2694,7 +4294,9 @@
           </w:p>
         </w:tc>
         <w:tc>
-          <w:tcPr/>
+          <w:tcPr>
+            <w:tcW w:type="dxa" w:w="1179"/>
+          </w:tcPr>
           <w:p>
             <w:pPr>
               <w:pStyle w:val="Compact"/>
@@ -2712,7 +4314,9 @@
           </w:p>
         </w:tc>
         <w:tc>
-          <w:tcPr/>
+          <w:tcPr>
+            <w:tcW w:type="dxa" w:w="1179"/>
+          </w:tcPr>
           <w:p>
             <w:pPr>
               <w:pStyle w:val="Compact"/>
@@ -2730,7 +4334,9 @@
           </w:p>
         </w:tc>
         <w:tc>
-          <w:tcPr/>
+          <w:tcPr>
+            <w:tcW w:type="dxa" w:w="1179"/>
+          </w:tcPr>
           <w:p>
             <w:pPr>
               <w:pStyle w:val="Compact"/>
@@ -2748,7 +4354,9 @@
           </w:p>
         </w:tc>
         <w:tc>
-          <w:tcPr/>
+          <w:tcPr>
+            <w:tcW w:type="dxa" w:w="1179"/>
+          </w:tcPr>
           <w:p>
             <w:pPr>
               <w:pStyle w:val="Compact"/>
@@ -2766,7 +4374,9 @@
           </w:p>
         </w:tc>
         <w:tc>
-          <w:tcPr/>
+          <w:tcPr>
+            <w:tcW w:type="dxa" w:w="1179"/>
+          </w:tcPr>
           <w:p>
             <w:pPr>
               <w:pStyle w:val="Compact"/>
@@ -2789,7 +4399,9 @@
           <w:cantSplit/>
         </w:trPr>
         <w:tc>
-          <w:tcPr/>
+          <w:tcPr>
+            <w:tcW w:type="dxa" w:w="3402"/>
+          </w:tcPr>
           <w:p>
             <w:pPr>
               <w:pStyle w:val="Compact"/>
@@ -2807,7 +4419,9 @@
           </w:p>
         </w:tc>
         <w:tc>
-          <w:tcPr/>
+          <w:tcPr>
+            <w:tcW w:type="dxa" w:w="1179"/>
+          </w:tcPr>
           <w:p>
             <w:pPr>
               <w:pStyle w:val="Compact"/>
@@ -2825,7 +4439,9 @@
           </w:p>
         </w:tc>
         <w:tc>
-          <w:tcPr/>
+          <w:tcPr>
+            <w:tcW w:type="dxa" w:w="1179"/>
+          </w:tcPr>
           <w:p>
             <w:pPr>
               <w:pStyle w:val="Compact"/>
@@ -2843,7 +4459,9 @@
           </w:p>
         </w:tc>
         <w:tc>
-          <w:tcPr/>
+          <w:tcPr>
+            <w:tcW w:type="dxa" w:w="1179"/>
+          </w:tcPr>
           <w:p>
             <w:pPr>
               <w:pStyle w:val="Compact"/>
@@ -2861,7 +4479,9 @@
           </w:p>
         </w:tc>
         <w:tc>
-          <w:tcPr/>
+          <w:tcPr>
+            <w:tcW w:type="dxa" w:w="1179"/>
+          </w:tcPr>
           <w:p>
             <w:pPr>
               <w:pStyle w:val="Compact"/>
@@ -2879,7 +4499,9 @@
           </w:p>
         </w:tc>
         <w:tc>
-          <w:tcPr/>
+          <w:tcPr>
+            <w:tcW w:type="dxa" w:w="1179"/>
+          </w:tcPr>
           <w:p>
             <w:pPr>
               <w:pStyle w:val="Compact"/>
@@ -2902,7 +4524,9 @@
           <w:cantSplit/>
         </w:trPr>
         <w:tc>
-          <w:tcPr/>
+          <w:tcPr>
+            <w:tcW w:type="dxa" w:w="3402"/>
+          </w:tcPr>
           <w:p>
             <w:pPr>
               <w:pStyle w:val="Compact"/>
@@ -2920,7 +4544,9 @@
           </w:p>
         </w:tc>
         <w:tc>
-          <w:tcPr/>
+          <w:tcPr>
+            <w:tcW w:type="dxa" w:w="1179"/>
+          </w:tcPr>
           <w:p>
             <w:pPr>
               <w:pStyle w:val="Compact"/>
@@ -2938,7 +4564,9 @@
           </w:p>
         </w:tc>
         <w:tc>
-          <w:tcPr/>
+          <w:tcPr>
+            <w:tcW w:type="dxa" w:w="1179"/>
+          </w:tcPr>
           <w:p>
             <w:pPr>
               <w:pStyle w:val="Compact"/>
@@ -2956,7 +4584,9 @@
           </w:p>
         </w:tc>
         <w:tc>
-          <w:tcPr/>
+          <w:tcPr>
+            <w:tcW w:type="dxa" w:w="1179"/>
+          </w:tcPr>
           <w:p>
             <w:pPr>
               <w:pStyle w:val="Compact"/>
@@ -2974,7 +4604,9 @@
           </w:p>
         </w:tc>
         <w:tc>
-          <w:tcPr/>
+          <w:tcPr>
+            <w:tcW w:type="dxa" w:w="1179"/>
+          </w:tcPr>
           <w:p>
             <w:pPr>
               <w:pStyle w:val="Compact"/>
@@ -2992,7 +4624,9 @@
           </w:p>
         </w:tc>
         <w:tc>
-          <w:tcPr/>
+          <w:tcPr>
+            <w:tcW w:type="dxa" w:w="1179"/>
+          </w:tcPr>
           <w:p>
             <w:pPr>
               <w:pStyle w:val="Compact"/>
@@ -3015,7 +4649,9 @@
           <w:cantSplit/>
         </w:trPr>
         <w:tc>
-          <w:tcPr/>
+          <w:tcPr>
+            <w:tcW w:type="dxa" w:w="3402"/>
+          </w:tcPr>
           <w:p>
             <w:pPr>
               <w:pStyle w:val="Compact"/>
@@ -3033,7 +4669,9 @@
           </w:p>
         </w:tc>
         <w:tc>
-          <w:tcPr/>
+          <w:tcPr>
+            <w:tcW w:type="dxa" w:w="1179"/>
+          </w:tcPr>
           <w:p>
             <w:pPr>
               <w:pStyle w:val="Compact"/>
@@ -3051,7 +4689,9 @@
           </w:p>
         </w:tc>
         <w:tc>
-          <w:tcPr/>
+          <w:tcPr>
+            <w:tcW w:type="dxa" w:w="1179"/>
+          </w:tcPr>
           <w:p>
             <w:pPr>
               <w:pStyle w:val="Compact"/>
@@ -3069,7 +4709,9 @@
           </w:p>
         </w:tc>
         <w:tc>
-          <w:tcPr/>
+          <w:tcPr>
+            <w:tcW w:type="dxa" w:w="1179"/>
+          </w:tcPr>
           <w:p>
             <w:pPr>
               <w:pStyle w:val="Compact"/>
@@ -3087,7 +4729,9 @@
           </w:p>
         </w:tc>
         <w:tc>
-          <w:tcPr/>
+          <w:tcPr>
+            <w:tcW w:type="dxa" w:w="1179"/>
+          </w:tcPr>
           <w:p>
             <w:pPr>
               <w:pStyle w:val="Compact"/>
@@ -3105,7 +4749,9 @@
           </w:p>
         </w:tc>
         <w:tc>
-          <w:tcPr/>
+          <w:tcPr>
+            <w:tcW w:type="dxa" w:w="1179"/>
+          </w:tcPr>
           <w:p>
             <w:pPr>
               <w:pStyle w:val="Compact"/>
@@ -3128,7 +4774,9 @@
           <w:cantSplit/>
         </w:trPr>
         <w:tc>
-          <w:tcPr/>
+          <w:tcPr>
+            <w:tcW w:type="dxa" w:w="3402"/>
+          </w:tcPr>
           <w:p>
             <w:pPr>
               <w:pStyle w:val="Compact"/>
@@ -3146,7 +4794,9 @@
           </w:p>
         </w:tc>
         <w:tc>
-          <w:tcPr/>
+          <w:tcPr>
+            <w:tcW w:type="dxa" w:w="1179"/>
+          </w:tcPr>
           <w:p>
             <w:pPr>
               <w:pStyle w:val="Compact"/>
@@ -3164,7 +4814,9 @@
           </w:p>
         </w:tc>
         <w:tc>
-          <w:tcPr/>
+          <w:tcPr>
+            <w:tcW w:type="dxa" w:w="1179"/>
+          </w:tcPr>
           <w:p>
             <w:pPr>
               <w:pStyle w:val="Compact"/>
@@ -3182,7 +4834,9 @@
           </w:p>
         </w:tc>
         <w:tc>
-          <w:tcPr/>
+          <w:tcPr>
+            <w:tcW w:type="dxa" w:w="1179"/>
+          </w:tcPr>
           <w:p>
             <w:pPr>
               <w:pStyle w:val="Compact"/>
@@ -3200,7 +4854,9 @@
           </w:p>
         </w:tc>
         <w:tc>
-          <w:tcPr/>
+          <w:tcPr>
+            <w:tcW w:type="dxa" w:w="1179"/>
+          </w:tcPr>
           <w:p>
             <w:pPr>
               <w:pStyle w:val="Compact"/>
@@ -3218,7 +4874,9 @@
           </w:p>
         </w:tc>
         <w:tc>
-          <w:tcPr/>
+          <w:tcPr>
+            <w:tcW w:type="dxa" w:w="1179"/>
+          </w:tcPr>
           <w:p>
             <w:pPr>
               <w:pStyle w:val="Compact"/>
@@ -3241,7 +4899,9 @@
           <w:cantSplit/>
         </w:trPr>
         <w:tc>
-          <w:tcPr/>
+          <w:tcPr>
+            <w:tcW w:type="dxa" w:w="3402"/>
+          </w:tcPr>
           <w:p>
             <w:pPr>
               <w:pStyle w:val="Compact"/>
@@ -3259,7 +4919,9 @@
           </w:p>
         </w:tc>
         <w:tc>
-          <w:tcPr/>
+          <w:tcPr>
+            <w:tcW w:type="dxa" w:w="1179"/>
+          </w:tcPr>
           <w:p>
             <w:pPr>
               <w:pStyle w:val="Compact"/>
@@ -3277,7 +4939,9 @@
           </w:p>
         </w:tc>
         <w:tc>
-          <w:tcPr/>
+          <w:tcPr>
+            <w:tcW w:type="dxa" w:w="1179"/>
+          </w:tcPr>
           <w:p>
             <w:pPr>
               <w:pStyle w:val="Compact"/>
@@ -3295,7 +4959,9 @@
           </w:p>
         </w:tc>
         <w:tc>
-          <w:tcPr/>
+          <w:tcPr>
+            <w:tcW w:type="dxa" w:w="1179"/>
+          </w:tcPr>
           <w:p>
             <w:pPr>
               <w:pStyle w:val="Compact"/>
@@ -3313,7 +4979,9 @@
           </w:p>
         </w:tc>
         <w:tc>
-          <w:tcPr/>
+          <w:tcPr>
+            <w:tcW w:type="dxa" w:w="1179"/>
+          </w:tcPr>
           <w:p>
             <w:pPr>
               <w:pStyle w:val="Compact"/>
@@ -3331,7 +4999,9 @@
           </w:p>
         </w:tc>
         <w:tc>
-          <w:tcPr/>
+          <w:tcPr>
+            <w:tcW w:type="dxa" w:w="1179"/>
+          </w:tcPr>
           <w:p>
             <w:pPr>
               <w:pStyle w:val="Compact"/>
@@ -3354,7 +5024,9 @@
           <w:cantSplit/>
         </w:trPr>
         <w:tc>
-          <w:tcPr/>
+          <w:tcPr>
+            <w:tcW w:type="dxa" w:w="3402"/>
+          </w:tcPr>
           <w:p>
             <w:pPr>
               <w:pStyle w:val="Compact"/>
@@ -3376,51 +5048,61 @@
           </w:p>
         </w:tc>
         <w:tc>
-          <w:tcPr/>
-          <w:p>
-            <w:pPr>
-              <w:pStyle w:val="Compact"/>
-              <w:spacing w:line="240" w:lineRule="auto"/>
-              <w:ind w:firstLine="0"/>
-              <w:jc w:val="left"/>
-            </w:pPr>
-          </w:p>
-        </w:tc>
-        <w:tc>
-          <w:tcPr/>
-          <w:p>
-            <w:pPr>
-              <w:pStyle w:val="Compact"/>
-              <w:spacing w:line="240" w:lineRule="auto"/>
-              <w:ind w:firstLine="0"/>
-              <w:jc w:val="left"/>
-            </w:pPr>
-          </w:p>
-        </w:tc>
-        <w:tc>
-          <w:tcPr/>
-          <w:p>
-            <w:pPr>
-              <w:pStyle w:val="Compact"/>
-              <w:spacing w:line="240" w:lineRule="auto"/>
-              <w:ind w:firstLine="0"/>
-              <w:jc w:val="left"/>
-            </w:pPr>
-          </w:p>
-        </w:tc>
-        <w:tc>
-          <w:tcPr/>
-          <w:p>
-            <w:pPr>
-              <w:pStyle w:val="Compact"/>
-              <w:spacing w:line="240" w:lineRule="auto"/>
-              <w:ind w:firstLine="0"/>
-              <w:jc w:val="left"/>
-            </w:pPr>
-          </w:p>
-        </w:tc>
-        <w:tc>
-          <w:tcPr/>
+          <w:tcPr>
+            <w:tcW w:type="dxa" w:w="1179"/>
+          </w:tcPr>
+          <w:p>
+            <w:pPr>
+              <w:pStyle w:val="Compact"/>
+              <w:spacing w:line="240" w:lineRule="auto"/>
+              <w:ind w:firstLine="0"/>
+              <w:jc w:val="left"/>
+            </w:pPr>
+          </w:p>
+        </w:tc>
+        <w:tc>
+          <w:tcPr>
+            <w:tcW w:type="dxa" w:w="1179"/>
+          </w:tcPr>
+          <w:p>
+            <w:pPr>
+              <w:pStyle w:val="Compact"/>
+              <w:spacing w:line="240" w:lineRule="auto"/>
+              <w:ind w:firstLine="0"/>
+              <w:jc w:val="left"/>
+            </w:pPr>
+          </w:p>
+        </w:tc>
+        <w:tc>
+          <w:tcPr>
+            <w:tcW w:type="dxa" w:w="1179"/>
+          </w:tcPr>
+          <w:p>
+            <w:pPr>
+              <w:pStyle w:val="Compact"/>
+              <w:spacing w:line="240" w:lineRule="auto"/>
+              <w:ind w:firstLine="0"/>
+              <w:jc w:val="left"/>
+            </w:pPr>
+          </w:p>
+        </w:tc>
+        <w:tc>
+          <w:tcPr>
+            <w:tcW w:type="dxa" w:w="1179"/>
+          </w:tcPr>
+          <w:p>
+            <w:pPr>
+              <w:pStyle w:val="Compact"/>
+              <w:spacing w:line="240" w:lineRule="auto"/>
+              <w:ind w:firstLine="0"/>
+              <w:jc w:val="left"/>
+            </w:pPr>
+          </w:p>
+        </w:tc>
+        <w:tc>
+          <w:tcPr>
+            <w:tcW w:type="dxa" w:w="1179"/>
+          </w:tcPr>
           <w:p>
             <w:pPr>
               <w:pStyle w:val="Compact"/>
@@ -3436,7 +5118,9 @@
           <w:cantSplit/>
         </w:trPr>
         <w:tc>
-          <w:tcPr/>
+          <w:tcPr>
+            <w:tcW w:type="dxa" w:w="3402"/>
+          </w:tcPr>
           <w:p>
             <w:pPr>
               <w:pStyle w:val="Compact"/>
@@ -3454,7 +5138,9 @@
           </w:p>
         </w:tc>
         <w:tc>
-          <w:tcPr/>
+          <w:tcPr>
+            <w:tcW w:type="dxa" w:w="1179"/>
+          </w:tcPr>
           <w:p>
             <w:pPr>
               <w:pStyle w:val="Compact"/>
@@ -3472,7 +5158,9 @@
           </w:p>
         </w:tc>
         <w:tc>
-          <w:tcPr/>
+          <w:tcPr>
+            <w:tcW w:type="dxa" w:w="1179"/>
+          </w:tcPr>
           <w:p>
             <w:pPr>
               <w:pStyle w:val="Compact"/>
@@ -3490,7 +5178,9 @@
           </w:p>
         </w:tc>
         <w:tc>
-          <w:tcPr/>
+          <w:tcPr>
+            <w:tcW w:type="dxa" w:w="1179"/>
+          </w:tcPr>
           <w:p>
             <w:pPr>
               <w:pStyle w:val="Compact"/>
@@ -3508,7 +5198,9 @@
           </w:p>
         </w:tc>
         <w:tc>
-          <w:tcPr/>
+          <w:tcPr>
+            <w:tcW w:type="dxa" w:w="1179"/>
+          </w:tcPr>
           <w:p>
             <w:pPr>
               <w:pStyle w:val="Compact"/>
@@ -3526,7 +5218,9 @@
           </w:p>
         </w:tc>
         <w:tc>
-          <w:tcPr/>
+          <w:tcPr>
+            <w:tcW w:type="dxa" w:w="1179"/>
+          </w:tcPr>
           <w:p>
             <w:pPr>
               <w:pStyle w:val="Compact"/>
@@ -3549,7 +5243,9 @@
           <w:cantSplit/>
         </w:trPr>
         <w:tc>
-          <w:tcPr/>
+          <w:tcPr>
+            <w:tcW w:type="dxa" w:w="3402"/>
+          </w:tcPr>
           <w:p>
             <w:pPr>
               <w:pStyle w:val="Compact"/>
@@ -3567,7 +5263,9 @@
           </w:p>
         </w:tc>
         <w:tc>
-          <w:tcPr/>
+          <w:tcPr>
+            <w:tcW w:type="dxa" w:w="1179"/>
+          </w:tcPr>
           <w:p>
             <w:pPr>
               <w:pStyle w:val="Compact"/>
@@ -3585,7 +5283,9 @@
           </w:p>
         </w:tc>
         <w:tc>
-          <w:tcPr/>
+          <w:tcPr>
+            <w:tcW w:type="dxa" w:w="1179"/>
+          </w:tcPr>
           <w:p>
             <w:pPr>
               <w:pStyle w:val="Compact"/>
@@ -3603,7 +5303,9 @@
           </w:p>
         </w:tc>
         <w:tc>
-          <w:tcPr/>
+          <w:tcPr>
+            <w:tcW w:type="dxa" w:w="1179"/>
+          </w:tcPr>
           <w:p>
             <w:pPr>
               <w:pStyle w:val="Compact"/>
@@ -3621,7 +5323,9 @@
           </w:p>
         </w:tc>
         <w:tc>
-          <w:tcPr/>
+          <w:tcPr>
+            <w:tcW w:type="dxa" w:w="1179"/>
+          </w:tcPr>
           <w:p>
             <w:pPr>
               <w:pStyle w:val="Compact"/>
@@ -3639,7 +5343,9 @@
           </w:p>
         </w:tc>
         <w:tc>
-          <w:tcPr/>
+          <w:tcPr>
+            <w:tcW w:type="dxa" w:w="1179"/>
+          </w:tcPr>
           <w:p>
             <w:pPr>
               <w:pStyle w:val="Compact"/>
@@ -3662,7 +5368,9 @@
           <w:cantSplit/>
         </w:trPr>
         <w:tc>
-          <w:tcPr/>
+          <w:tcPr>
+            <w:tcW w:type="dxa" w:w="3402"/>
+          </w:tcPr>
           <w:p>
             <w:pPr>
               <w:pStyle w:val="Compact"/>
@@ -3680,7 +5388,9 @@
           </w:p>
         </w:tc>
         <w:tc>
-          <w:tcPr/>
+          <w:tcPr>
+            <w:tcW w:type="dxa" w:w="1179"/>
+          </w:tcPr>
           <w:p>
             <w:pPr>
               <w:pStyle w:val="Compact"/>
@@ -3698,7 +5408,9 @@
           </w:p>
         </w:tc>
         <w:tc>
-          <w:tcPr/>
+          <w:tcPr>
+            <w:tcW w:type="dxa" w:w="1179"/>
+          </w:tcPr>
           <w:p>
             <w:pPr>
               <w:pStyle w:val="Compact"/>
@@ -3716,7 +5428,9 @@
           </w:p>
         </w:tc>
         <w:tc>
-          <w:tcPr/>
+          <w:tcPr>
+            <w:tcW w:type="dxa" w:w="1179"/>
+          </w:tcPr>
           <w:p>
             <w:pPr>
               <w:pStyle w:val="Compact"/>
@@ -3734,7 +5448,9 @@
           </w:p>
         </w:tc>
         <w:tc>
-          <w:tcPr/>
+          <w:tcPr>
+            <w:tcW w:type="dxa" w:w="1179"/>
+          </w:tcPr>
           <w:p>
             <w:pPr>
               <w:pStyle w:val="Compact"/>
@@ -3752,7 +5468,9 @@
           </w:p>
         </w:tc>
         <w:tc>
-          <w:tcPr/>
+          <w:tcPr>
+            <w:tcW w:type="dxa" w:w="1179"/>
+          </w:tcPr>
           <w:p>
             <w:pPr>
               <w:pStyle w:val="Compact"/>
@@ -3775,7 +5493,9 @@
           <w:cantSplit/>
         </w:trPr>
         <w:tc>
-          <w:tcPr/>
+          <w:tcPr>
+            <w:tcW w:type="dxa" w:w="3402"/>
+          </w:tcPr>
           <w:p>
             <w:pPr>
               <w:pStyle w:val="Compact"/>
@@ -3793,7 +5513,9 @@
           </w:p>
         </w:tc>
         <w:tc>
-          <w:tcPr/>
+          <w:tcPr>
+            <w:tcW w:type="dxa" w:w="1179"/>
+          </w:tcPr>
           <w:p>
             <w:pPr>
               <w:pStyle w:val="Compact"/>
@@ -3811,7 +5533,9 @@
           </w:p>
         </w:tc>
         <w:tc>
-          <w:tcPr/>
+          <w:tcPr>
+            <w:tcW w:type="dxa" w:w="1179"/>
+          </w:tcPr>
           <w:p>
             <w:pPr>
               <w:pStyle w:val="Compact"/>
@@ -3829,7 +5553,9 @@
           </w:p>
         </w:tc>
         <w:tc>
-          <w:tcPr/>
+          <w:tcPr>
+            <w:tcW w:type="dxa" w:w="1179"/>
+          </w:tcPr>
           <w:p>
             <w:pPr>
               <w:pStyle w:val="Compact"/>
@@ -3847,7 +5573,9 @@
           </w:p>
         </w:tc>
         <w:tc>
-          <w:tcPr/>
+          <w:tcPr>
+            <w:tcW w:type="dxa" w:w="1179"/>
+          </w:tcPr>
           <w:p>
             <w:pPr>
               <w:pStyle w:val="Compact"/>
@@ -3865,7 +5593,9 @@
           </w:p>
         </w:tc>
         <w:tc>
-          <w:tcPr/>
+          <w:tcPr>
+            <w:tcW w:type="dxa" w:w="1179"/>
+          </w:tcPr>
           <w:p>
             <w:pPr>
               <w:pStyle w:val="Compact"/>
@@ -3888,7 +5618,9 @@
           <w:cantSplit/>
         </w:trPr>
         <w:tc>
-          <w:tcPr/>
+          <w:tcPr>
+            <w:tcW w:type="dxa" w:w="3402"/>
+          </w:tcPr>
           <w:p>
             <w:pPr>
               <w:pStyle w:val="Compact"/>
@@ -3906,7 +5638,9 @@
           </w:p>
         </w:tc>
         <w:tc>
-          <w:tcPr/>
+          <w:tcPr>
+            <w:tcW w:type="dxa" w:w="1179"/>
+          </w:tcPr>
           <w:p>
             <w:pPr>
               <w:pStyle w:val="Compact"/>
@@ -3924,7 +5658,9 @@
           </w:p>
         </w:tc>
         <w:tc>
-          <w:tcPr/>
+          <w:tcPr>
+            <w:tcW w:type="dxa" w:w="1179"/>
+          </w:tcPr>
           <w:p>
             <w:pPr>
               <w:pStyle w:val="Compact"/>
@@ -3942,7 +5678,9 @@
           </w:p>
         </w:tc>
         <w:tc>
-          <w:tcPr/>
+          <w:tcPr>
+            <w:tcW w:type="dxa" w:w="1179"/>
+          </w:tcPr>
           <w:p>
             <w:pPr>
               <w:pStyle w:val="Compact"/>
@@ -3960,7 +5698,9 @@
           </w:p>
         </w:tc>
         <w:tc>
-          <w:tcPr/>
+          <w:tcPr>
+            <w:tcW w:type="dxa" w:w="1179"/>
+          </w:tcPr>
           <w:p>
             <w:pPr>
               <w:pStyle w:val="Compact"/>
@@ -3978,7 +5718,9 @@
           </w:p>
         </w:tc>
         <w:tc>
-          <w:tcPr/>
+          <w:tcPr>
+            <w:tcW w:type="dxa" w:w="1179"/>
+          </w:tcPr>
           <w:p>
             <w:pPr>
               <w:pStyle w:val="Compact"/>
@@ -4001,7 +5743,9 @@
           <w:cantSplit/>
         </w:trPr>
         <w:tc>
-          <w:tcPr/>
+          <w:tcPr>
+            <w:tcW w:type="dxa" w:w="3402"/>
+          </w:tcPr>
           <w:p>
             <w:pPr>
               <w:pStyle w:val="Compact"/>
@@ -4019,7 +5763,9 @@
           </w:p>
         </w:tc>
         <w:tc>
-          <w:tcPr/>
+          <w:tcPr>
+            <w:tcW w:type="dxa" w:w="1179"/>
+          </w:tcPr>
           <w:p>
             <w:pPr>
               <w:pStyle w:val="Compact"/>
@@ -4037,7 +5783,9 @@
           </w:p>
         </w:tc>
         <w:tc>
-          <w:tcPr/>
+          <w:tcPr>
+            <w:tcW w:type="dxa" w:w="1179"/>
+          </w:tcPr>
           <w:p>
             <w:pPr>
               <w:pStyle w:val="Compact"/>
@@ -4055,7 +5803,9 @@
           </w:p>
         </w:tc>
         <w:tc>
-          <w:tcPr/>
+          <w:tcPr>
+            <w:tcW w:type="dxa" w:w="1179"/>
+          </w:tcPr>
           <w:p>
             <w:pPr>
               <w:pStyle w:val="Compact"/>
@@ -4073,7 +5823,9 @@
           </w:p>
         </w:tc>
         <w:tc>
-          <w:tcPr/>
+          <w:tcPr>
+            <w:tcW w:type="dxa" w:w="1179"/>
+          </w:tcPr>
           <w:p>
             <w:pPr>
               <w:pStyle w:val="Compact"/>
@@ -4091,7 +5843,9 @@
           </w:p>
         </w:tc>
         <w:tc>
-          <w:tcPr/>
+          <w:tcPr>
+            <w:tcW w:type="dxa" w:w="1179"/>
+          </w:tcPr>
           <w:p>
             <w:pPr>
               <w:pStyle w:val="Compact"/>
@@ -4114,7 +5868,9 @@
           <w:cantSplit/>
         </w:trPr>
         <w:tc>
-          <w:tcPr/>
+          <w:tcPr>
+            <w:tcW w:type="dxa" w:w="3402"/>
+          </w:tcPr>
           <w:p>
             <w:pPr>
               <w:pStyle w:val="Compact"/>
@@ -4132,7 +5888,9 @@
           </w:p>
         </w:tc>
         <w:tc>
-          <w:tcPr/>
+          <w:tcPr>
+            <w:tcW w:type="dxa" w:w="1179"/>
+          </w:tcPr>
           <w:p>
             <w:pPr>
               <w:pStyle w:val="Compact"/>
@@ -4150,7 +5908,9 @@
           </w:p>
         </w:tc>
         <w:tc>
-          <w:tcPr/>
+          <w:tcPr>
+            <w:tcW w:type="dxa" w:w="1179"/>
+          </w:tcPr>
           <w:p>
             <w:pPr>
               <w:pStyle w:val="Compact"/>
@@ -4168,7 +5928,9 @@
           </w:p>
         </w:tc>
         <w:tc>
-          <w:tcPr/>
+          <w:tcPr>
+            <w:tcW w:type="dxa" w:w="1179"/>
+          </w:tcPr>
           <w:p>
             <w:pPr>
               <w:pStyle w:val="Compact"/>
@@ -4186,7 +5948,9 @@
           </w:p>
         </w:tc>
         <w:tc>
-          <w:tcPr/>
+          <w:tcPr>
+            <w:tcW w:type="dxa" w:w="1179"/>
+          </w:tcPr>
           <w:p>
             <w:pPr>
               <w:pStyle w:val="Compact"/>
@@ -4204,7 +5968,9 @@
           </w:p>
         </w:tc>
         <w:tc>
-          <w:tcPr/>
+          <w:tcPr>
+            <w:tcW w:type="dxa" w:w="1179"/>
+          </w:tcPr>
           <w:p>
             <w:pPr>
               <w:pStyle w:val="Compact"/>
@@ -4227,7 +5993,9 @@
           <w:cantSplit/>
         </w:trPr>
         <w:tc>
-          <w:tcPr/>
+          <w:tcPr>
+            <w:tcW w:type="dxa" w:w="3402"/>
+          </w:tcPr>
           <w:p>
             <w:pPr>
               <w:pStyle w:val="Compact"/>
@@ -4245,7 +6013,9 @@
           </w:p>
         </w:tc>
         <w:tc>
-          <w:tcPr/>
+          <w:tcPr>
+            <w:tcW w:type="dxa" w:w="1179"/>
+          </w:tcPr>
           <w:p>
             <w:pPr>
               <w:pStyle w:val="Compact"/>
@@ -4263,7 +6033,9 @@
           </w:p>
         </w:tc>
         <w:tc>
-          <w:tcPr/>
+          <w:tcPr>
+            <w:tcW w:type="dxa" w:w="1179"/>
+          </w:tcPr>
           <w:p>
             <w:pPr>
               <w:pStyle w:val="Compact"/>
@@ -4281,7 +6053,9 @@
           </w:p>
         </w:tc>
         <w:tc>
-          <w:tcPr/>
+          <w:tcPr>
+            <w:tcW w:type="dxa" w:w="1179"/>
+          </w:tcPr>
           <w:p>
             <w:pPr>
               <w:pStyle w:val="Compact"/>
@@ -4299,7 +6073,9 @@
           </w:p>
         </w:tc>
         <w:tc>
-          <w:tcPr/>
+          <w:tcPr>
+            <w:tcW w:type="dxa" w:w="1179"/>
+          </w:tcPr>
           <w:p>
             <w:pPr>
               <w:pStyle w:val="Compact"/>
@@ -4317,7 +6093,9 @@
           </w:p>
         </w:tc>
         <w:tc>
-          <w:tcPr/>
+          <w:tcPr>
+            <w:tcW w:type="dxa" w:w="1179"/>
+          </w:tcPr>
           <w:p>
             <w:pPr>
               <w:pStyle w:val="Compact"/>
@@ -4340,7 +6118,9 @@
           <w:cantSplit/>
         </w:trPr>
         <w:tc>
-          <w:tcPr/>
+          <w:tcPr>
+            <w:tcW w:type="dxa" w:w="3402"/>
+          </w:tcPr>
           <w:p>
             <w:pPr>
               <w:pStyle w:val="Compact"/>
@@ -4358,7 +6138,9 @@
           </w:p>
         </w:tc>
         <w:tc>
-          <w:tcPr/>
+          <w:tcPr>
+            <w:tcW w:type="dxa" w:w="1179"/>
+          </w:tcPr>
           <w:p>
             <w:pPr>
               <w:pStyle w:val="Compact"/>
@@ -4376,7 +6158,9 @@
           </w:p>
         </w:tc>
         <w:tc>
-          <w:tcPr/>
+          <w:tcPr>
+            <w:tcW w:type="dxa" w:w="1179"/>
+          </w:tcPr>
           <w:p>
             <w:pPr>
               <w:pStyle w:val="Compact"/>
@@ -4394,7 +6178,9 @@
           </w:p>
         </w:tc>
         <w:tc>
-          <w:tcPr/>
+          <w:tcPr>
+            <w:tcW w:type="dxa" w:w="1179"/>
+          </w:tcPr>
           <w:p>
             <w:pPr>
               <w:pStyle w:val="Compact"/>
@@ -4412,7 +6198,9 @@
           </w:p>
         </w:tc>
         <w:tc>
-          <w:tcPr/>
+          <w:tcPr>
+            <w:tcW w:type="dxa" w:w="1179"/>
+          </w:tcPr>
           <w:p>
             <w:pPr>
               <w:pStyle w:val="Compact"/>
@@ -4430,7 +6218,9 @@
           </w:p>
         </w:tc>
         <w:tc>
-          <w:tcPr/>
+          <w:tcPr>
+            <w:tcW w:type="dxa" w:w="1179"/>
+          </w:tcPr>
           <w:p>
             <w:pPr>
               <w:pStyle w:val="Compact"/>
@@ -4453,7 +6243,9 @@
           <w:cantSplit/>
         </w:trPr>
         <w:tc>
-          <w:tcPr/>
+          <w:tcPr>
+            <w:tcW w:type="dxa" w:w="3402"/>
+          </w:tcPr>
           <w:p>
             <w:pPr>
               <w:pStyle w:val="Compact"/>
@@ -4471,7 +6263,9 @@
           </w:p>
         </w:tc>
         <w:tc>
-          <w:tcPr/>
+          <w:tcPr>
+            <w:tcW w:type="dxa" w:w="1179"/>
+          </w:tcPr>
           <w:p>
             <w:pPr>
               <w:pStyle w:val="Compact"/>
@@ -4489,7 +6283,9 @@
           </w:p>
         </w:tc>
         <w:tc>
-          <w:tcPr/>
+          <w:tcPr>
+            <w:tcW w:type="dxa" w:w="1179"/>
+          </w:tcPr>
           <w:p>
             <w:pPr>
               <w:pStyle w:val="Compact"/>
@@ -4507,7 +6303,9 @@
           </w:p>
         </w:tc>
         <w:tc>
-          <w:tcPr/>
+          <w:tcPr>
+            <w:tcW w:type="dxa" w:w="1179"/>
+          </w:tcPr>
           <w:p>
             <w:pPr>
               <w:pStyle w:val="Compact"/>
@@ -4525,7 +6323,9 @@
           </w:p>
         </w:tc>
         <w:tc>
-          <w:tcPr/>
+          <w:tcPr>
+            <w:tcW w:type="dxa" w:w="1179"/>
+          </w:tcPr>
           <w:p>
             <w:pPr>
               <w:pStyle w:val="Compact"/>
@@ -4543,7 +6343,9 @@
           </w:p>
         </w:tc>
         <w:tc>
-          <w:tcPr/>
+          <w:tcPr>
+            <w:tcW w:type="dxa" w:w="1179"/>
+          </w:tcPr>
           <w:p>
             <w:pPr>
               <w:pStyle w:val="Compact"/>
@@ -4640,7 +6442,7 @@
         <w:rPr>
           <w:rStyle w:val="FootnoteReference"/>
         </w:rPr>
-        <w:footnoteReference w:id="57"/>
+        <w:footnoteReference w:id="52"/>
       </w:r>
     </w:p>
     <w:p>
@@ -4661,7 +6463,7 @@
         <w:rPr>
           <w:rStyle w:val="FootnoteReference"/>
         </w:rPr>
-        <w:footnoteReference w:id="58"/>
+        <w:footnoteReference w:id="53"/>
       </w:r>
       <w:r>
         <w:rPr>
@@ -4732,7 +6534,7 @@
         <w:rPr>
           <w:rStyle w:val="FootnoteReference"/>
         </w:rPr>
-        <w:footnoteReference w:id="59"/>
+        <w:footnoteReference w:id="54"/>
       </w:r>
     </w:p>
     <w:p>
@@ -4753,7 +6555,7 @@
         <w:rPr>
           <w:rStyle w:val="FootnoteReference"/>
         </w:rPr>
-        <w:footnoteReference w:id="60"/>
+        <w:footnoteReference w:id="55"/>
       </w:r>
       <w:r>
         <w:rPr>
@@ -4824,7 +6626,7 @@
         <w:rPr>
           <w:rStyle w:val="FootnoteReference"/>
         </w:rPr>
-        <w:footnoteReference w:id="61"/>
+        <w:footnoteReference w:id="56"/>
       </w:r>
     </w:p>
     <w:p>
@@ -4845,7 +6647,7 @@
         <w:rPr>
           <w:rStyle w:val="FootnoteReference"/>
         </w:rPr>
-        <w:footnoteReference w:id="62"/>
+        <w:footnoteReference w:id="57"/>
       </w:r>
       <w:r>
         <w:rPr>
@@ -4873,7 +6675,7 @@
         <w:rPr>
           <w:rStyle w:val="FootnoteReference"/>
         </w:rPr>
-        <w:footnoteReference w:id="63"/>
+        <w:footnoteReference w:id="58"/>
       </w:r>
       <w:r>
         <w:rPr>
@@ -4936,13 +6738,14 @@
         <w:rPr>
           <w:rStyle w:val="FootnoteReference"/>
         </w:rPr>
-        <w:footnoteReference w:id="64"/>
+        <w:footnoteReference w:id="59"/>
       </w:r>
     </w:p>
     <w:tbl>
       <w:tblPr>
         <w:tblStyle w:val="Table"/>
         <w:tblW w:type="pct" w:w="5000"/>
+        <w:tblLayout w:type="fixed"/>
         <w:tblLook w:firstRow="1" w:lastRow="0" w:firstColumn="0" w:lastColumn="0" w:noHBand="0" w:noVBand="0" w:val="0020"/>
         <w:jc w:val="start"/>
         <w:tblBorders>
@@ -4955,12 +6758,12 @@
         </w:tblBorders>
       </w:tblPr>
       <w:tblGrid>
-        <w:gridCol w:w="1320"/>
-        <w:gridCol w:w="1320"/>
-        <w:gridCol w:w="1320"/>
-        <w:gridCol w:w="1320"/>
-        <w:gridCol w:w="1320"/>
-        <w:gridCol w:w="1320"/>
+        <w:gridCol w:w="2041"/>
+        <w:gridCol w:w="1451"/>
+        <w:gridCol w:w="1451"/>
+        <w:gridCol w:w="1451"/>
+        <w:gridCol w:w="1451"/>
+        <w:gridCol w:w="1451"/>
       </w:tblGrid>
       <w:tr>
         <w:trPr>
@@ -4970,6 +6773,7 @@
         </w:trPr>
         <w:tc>
           <w:tcPr>
+            <w:tcW w:type="dxa" w:w="2041"/>
             <w:shd w:val="clear" w:color="auto" w:fill="DEEBF7"/>
           </w:tcPr>
           <w:p>
@@ -4991,6 +6795,7 @@
         </w:tc>
         <w:tc>
           <w:tcPr>
+            <w:tcW w:type="dxa" w:w="1451"/>
             <w:shd w:val="clear" w:color="auto" w:fill="DEEBF7"/>
           </w:tcPr>
           <w:p>
@@ -5012,6 +6817,7 @@
         </w:tc>
         <w:tc>
           <w:tcPr>
+            <w:tcW w:type="dxa" w:w="1451"/>
             <w:shd w:val="clear" w:color="auto" w:fill="DEEBF7"/>
           </w:tcPr>
           <w:p>
@@ -5033,6 +6839,7 @@
         </w:tc>
         <w:tc>
           <w:tcPr>
+            <w:tcW w:type="dxa" w:w="1451"/>
             <w:shd w:val="clear" w:color="auto" w:fill="DEEBF7"/>
           </w:tcPr>
           <w:p>
@@ -5054,6 +6861,7 @@
         </w:tc>
         <w:tc>
           <w:tcPr>
+            <w:tcW w:type="dxa" w:w="1451"/>
             <w:shd w:val="clear" w:color="auto" w:fill="DEEBF7"/>
           </w:tcPr>
           <w:p>
@@ -5075,6 +6883,7 @@
         </w:tc>
         <w:tc>
           <w:tcPr>
+            <w:tcW w:type="dxa" w:w="1451"/>
             <w:shd w:val="clear" w:color="auto" w:fill="DEEBF7"/>
           </w:tcPr>
           <w:p>
@@ -5100,7 +6909,9 @@
           <w:cantSplit/>
         </w:trPr>
         <w:tc>
-          <w:tcPr/>
+          <w:tcPr>
+            <w:tcW w:type="dxa" w:w="2041"/>
+          </w:tcPr>
           <w:p>
             <w:pPr>
               <w:pStyle w:val="Compact"/>
@@ -5118,7 +6929,9 @@
           </w:p>
         </w:tc>
         <w:tc>
-          <w:tcPr/>
+          <w:tcPr>
+            <w:tcW w:type="dxa" w:w="1451"/>
+          </w:tcPr>
           <w:p>
             <w:pPr>
               <w:pStyle w:val="Compact"/>
@@ -5136,7 +6949,9 @@
           </w:p>
         </w:tc>
         <w:tc>
-          <w:tcPr/>
+          <w:tcPr>
+            <w:tcW w:type="dxa" w:w="1451"/>
+          </w:tcPr>
           <w:p>
             <w:pPr>
               <w:pStyle w:val="Compact"/>
@@ -5154,7 +6969,9 @@
           </w:p>
         </w:tc>
         <w:tc>
-          <w:tcPr/>
+          <w:tcPr>
+            <w:tcW w:type="dxa" w:w="1451"/>
+          </w:tcPr>
           <w:p>
             <w:pPr>
               <w:pStyle w:val="Compact"/>
@@ -5172,7 +6989,9 @@
           </w:p>
         </w:tc>
         <w:tc>
-          <w:tcPr/>
+          <w:tcPr>
+            <w:tcW w:type="dxa" w:w="1451"/>
+          </w:tcPr>
           <w:p>
             <w:pPr>
               <w:pStyle w:val="Compact"/>
@@ -5190,7 +7009,9 @@
           </w:p>
         </w:tc>
         <w:tc>
-          <w:tcPr/>
+          <w:tcPr>
+            <w:tcW w:type="dxa" w:w="1451"/>
+          </w:tcPr>
           <w:p>
             <w:pPr>
               <w:pStyle w:val="Compact"/>
@@ -5213,7 +7034,9 @@
           <w:cantSplit/>
         </w:trPr>
         <w:tc>
-          <w:tcPr/>
+          <w:tcPr>
+            <w:tcW w:type="dxa" w:w="2041"/>
+          </w:tcPr>
           <w:p>
             <w:pPr>
               <w:pStyle w:val="Compact"/>
@@ -5231,7 +7054,9 @@
           </w:p>
         </w:tc>
         <w:tc>
-          <w:tcPr/>
+          <w:tcPr>
+            <w:tcW w:type="dxa" w:w="1451"/>
+          </w:tcPr>
           <w:p>
             <w:pPr>
               <w:pStyle w:val="Compact"/>
@@ -5249,7 +7074,9 @@
           </w:p>
         </w:tc>
         <w:tc>
-          <w:tcPr/>
+          <w:tcPr>
+            <w:tcW w:type="dxa" w:w="1451"/>
+          </w:tcPr>
           <w:p>
             <w:pPr>
               <w:pStyle w:val="Compact"/>
@@ -5267,7 +7094,9 @@
           </w:p>
         </w:tc>
         <w:tc>
-          <w:tcPr/>
+          <w:tcPr>
+            <w:tcW w:type="dxa" w:w="1451"/>
+          </w:tcPr>
           <w:p>
             <w:pPr>
               <w:pStyle w:val="Compact"/>
@@ -5285,7 +7114,9 @@
           </w:p>
         </w:tc>
         <w:tc>
-          <w:tcPr/>
+          <w:tcPr>
+            <w:tcW w:type="dxa" w:w="1451"/>
+          </w:tcPr>
           <w:p>
             <w:pPr>
               <w:pStyle w:val="Compact"/>
@@ -5303,7 +7134,9 @@
           </w:p>
         </w:tc>
         <w:tc>
-          <w:tcPr/>
+          <w:tcPr>
+            <w:tcW w:type="dxa" w:w="1451"/>
+          </w:tcPr>
           <w:p>
             <w:pPr>
               <w:pStyle w:val="Compact"/>
@@ -5326,7 +7159,9 @@
           <w:cantSplit/>
         </w:trPr>
         <w:tc>
-          <w:tcPr/>
+          <w:tcPr>
+            <w:tcW w:type="dxa" w:w="2041"/>
+          </w:tcPr>
           <w:p>
             <w:pPr>
               <w:pStyle w:val="Compact"/>
@@ -5344,25 +7179,29 @@
           </w:p>
         </w:tc>
         <w:tc>
-          <w:tcPr/>
-          <w:p>
-            <w:pPr>
-              <w:pStyle w:val="Compact"/>
-              <w:spacing w:line="240" w:lineRule="auto"/>
-              <w:ind w:firstLine="0"/>
-              <w:jc w:val="left"/>
-            </w:pPr>
-            <w:r>
-              <w:rPr>
-                <w:rFonts w:ascii="Times New Roman" w:hAnsi="Times New Roman" w:cs="Times New Roman" w:eastAsia="Times New Roman"/>
-                <w:sz w:val="22"/>
-              </w:rPr>
-              <w:t xml:space="preserve">4,1</w:t>
-            </w:r>
-          </w:p>
-        </w:tc>
-        <w:tc>
-          <w:tcPr/>
+          <w:tcPr>
+            <w:tcW w:type="dxa" w:w="1451"/>
+          </w:tcPr>
+          <w:p>
+            <w:pPr>
+              <w:pStyle w:val="Compact"/>
+              <w:spacing w:line="240" w:lineRule="auto"/>
+              <w:ind w:firstLine="0"/>
+              <w:jc w:val="left"/>
+            </w:pPr>
+            <w:r>
+              <w:rPr>
+                <w:rFonts w:ascii="Times New Roman" w:hAnsi="Times New Roman" w:cs="Times New Roman" w:eastAsia="Times New Roman"/>
+                <w:sz w:val="22"/>
+              </w:rPr>
+              <w:t xml:space="preserve">3,0</w:t>
+            </w:r>
+          </w:p>
+        </w:tc>
+        <w:tc>
+          <w:tcPr>
+            <w:tcW w:type="dxa" w:w="1451"/>
+          </w:tcPr>
           <w:p>
             <w:pPr>
               <w:pStyle w:val="Compact"/>
@@ -5380,7 +7219,9 @@
           </w:p>
         </w:tc>
         <w:tc>
-          <w:tcPr/>
+          <w:tcPr>
+            <w:tcW w:type="dxa" w:w="1451"/>
+          </w:tcPr>
           <w:p>
             <w:pPr>
               <w:pStyle w:val="Compact"/>
@@ -5398,7 +7239,9 @@
           </w:p>
         </w:tc>
         <w:tc>
-          <w:tcPr/>
+          <w:tcPr>
+            <w:tcW w:type="dxa" w:w="1451"/>
+          </w:tcPr>
           <w:p>
             <w:pPr>
               <w:pStyle w:val="Compact"/>
@@ -5416,7 +7259,9 @@
           </w:p>
         </w:tc>
         <w:tc>
-          <w:tcPr/>
+          <w:tcPr>
+            <w:tcW w:type="dxa" w:w="1451"/>
+          </w:tcPr>
           <w:p>
             <w:pPr>
               <w:pStyle w:val="Compact"/>
@@ -5439,7 +7284,9 @@
           <w:cantSplit/>
         </w:trPr>
         <w:tc>
-          <w:tcPr/>
+          <w:tcPr>
+            <w:tcW w:type="dxa" w:w="2041"/>
+          </w:tcPr>
           <w:p>
             <w:pPr>
               <w:pStyle w:val="Compact"/>
@@ -5457,7 +7304,9 @@
           </w:p>
         </w:tc>
         <w:tc>
-          <w:tcPr/>
+          <w:tcPr>
+            <w:tcW w:type="dxa" w:w="1451"/>
+          </w:tcPr>
           <w:p>
             <w:pPr>
               <w:pStyle w:val="Compact"/>
@@ -5475,7 +7324,9 @@
           </w:p>
         </w:tc>
         <w:tc>
-          <w:tcPr/>
+          <w:tcPr>
+            <w:tcW w:type="dxa" w:w="1451"/>
+          </w:tcPr>
           <w:p>
             <w:pPr>
               <w:pStyle w:val="Compact"/>
@@ -5493,7 +7344,9 @@
           </w:p>
         </w:tc>
         <w:tc>
-          <w:tcPr/>
+          <w:tcPr>
+            <w:tcW w:type="dxa" w:w="1451"/>
+          </w:tcPr>
           <w:p>
             <w:pPr>
               <w:pStyle w:val="Compact"/>
@@ -5511,7 +7364,9 @@
           </w:p>
         </w:tc>
         <w:tc>
-          <w:tcPr/>
+          <w:tcPr>
+            <w:tcW w:type="dxa" w:w="1451"/>
+          </w:tcPr>
           <w:p>
             <w:pPr>
               <w:pStyle w:val="Compact"/>
@@ -5529,7 +7384,9 @@
           </w:p>
         </w:tc>
         <w:tc>
-          <w:tcPr/>
+          <w:tcPr>
+            <w:tcW w:type="dxa" w:w="1451"/>
+          </w:tcPr>
           <w:p>
             <w:pPr>
               <w:pStyle w:val="Compact"/>
@@ -5552,79 +7409,89 @@
           <w:cantSplit/>
         </w:trPr>
         <w:tc>
-          <w:tcPr/>
-          <w:p>
-            <w:pPr>
-              <w:pStyle w:val="Compact"/>
-              <w:spacing w:line="240" w:lineRule="auto"/>
-              <w:ind w:firstLine="0"/>
-              <w:jc w:val="left"/>
-            </w:pPr>
-            <w:r>
-              <w:rPr>
-                <w:rFonts w:ascii="Times New Roman" w:hAnsi="Times New Roman" w:cs="Times New Roman" w:eastAsia="Times New Roman"/>
-                <w:sz w:val="22"/>
-              </w:rPr>
-              <w:t xml:space="preserve">Substandart / nostandart kreditlar, %</w:t>
-            </w:r>
-          </w:p>
-        </w:tc>
-        <w:tc>
-          <w:tcPr/>
-          <w:p>
-            <w:pPr>
-              <w:pStyle w:val="Compact"/>
-              <w:spacing w:line="240" w:lineRule="auto"/>
-              <w:ind w:firstLine="0"/>
-              <w:jc w:val="left"/>
-            </w:pPr>
-            <w:r>
-              <w:rPr>
-                <w:rFonts w:ascii="Times New Roman" w:hAnsi="Times New Roman" w:cs="Times New Roman" w:eastAsia="Times New Roman"/>
-                <w:sz w:val="22"/>
-              </w:rPr>
-              <w:t xml:space="preserve">~20 (2023)</w:t>
-            </w:r>
-          </w:p>
-        </w:tc>
-        <w:tc>
-          <w:tcPr/>
-          <w:p>
-            <w:pPr>
-              <w:pStyle w:val="Compact"/>
-              <w:spacing w:line="240" w:lineRule="auto"/>
-              <w:ind w:firstLine="0"/>
-              <w:jc w:val="left"/>
-            </w:pPr>
-            <w:r>
-              <w:rPr>
-                <w:rFonts w:ascii="Times New Roman" w:hAnsi="Times New Roman" w:cs="Times New Roman" w:eastAsia="Times New Roman"/>
-                <w:sz w:val="22"/>
-              </w:rPr>
-              <w:t xml:space="preserve">18,4</w:t>
-            </w:r>
-          </w:p>
-        </w:tc>
-        <w:tc>
-          <w:tcPr/>
-          <w:p>
-            <w:pPr>
-              <w:pStyle w:val="Compact"/>
-              <w:spacing w:line="240" w:lineRule="auto"/>
-              <w:ind w:firstLine="0"/>
-              <w:jc w:val="left"/>
-            </w:pPr>
-            <w:r>
-              <w:rPr>
-                <w:rFonts w:ascii="Times New Roman" w:hAnsi="Times New Roman" w:cs="Times New Roman" w:eastAsia="Times New Roman"/>
-                <w:sz w:val="22"/>
-              </w:rPr>
-              <w:t xml:space="preserve">9,0</w:t>
-            </w:r>
-          </w:p>
-        </w:tc>
-        <w:tc>
-          <w:tcPr/>
+          <w:tcPr>
+            <w:tcW w:type="dxa" w:w="2041"/>
+          </w:tcPr>
+          <w:p>
+            <w:pPr>
+              <w:pStyle w:val="Compact"/>
+              <w:spacing w:line="240" w:lineRule="auto"/>
+              <w:ind w:firstLine="0"/>
+              <w:jc w:val="left"/>
+            </w:pPr>
+            <w:r>
+              <w:rPr>
+                <w:rFonts w:ascii="Times New Roman" w:hAnsi="Times New Roman" w:cs="Times New Roman" w:eastAsia="Times New Roman"/>
+                <w:sz w:val="22"/>
+              </w:rPr>
+              <w:t xml:space="preserve">Substandart va muammoli kreditlar, %</w:t>
+            </w:r>
+          </w:p>
+        </w:tc>
+        <w:tc>
+          <w:tcPr>
+            <w:tcW w:type="dxa" w:w="1451"/>
+          </w:tcPr>
+          <w:p>
+            <w:pPr>
+              <w:pStyle w:val="Compact"/>
+              <w:spacing w:line="240" w:lineRule="auto"/>
+              <w:ind w:firstLine="0"/>
+              <w:jc w:val="left"/>
+            </w:pPr>
+            <w:r>
+              <w:rPr>
+                <w:rFonts w:ascii="Times New Roman" w:hAnsi="Times New Roman" w:cs="Times New Roman" w:eastAsia="Times New Roman"/>
+                <w:sz w:val="22"/>
+              </w:rPr>
+              <w:t xml:space="preserve">15</w:t>
+            </w:r>
+          </w:p>
+        </w:tc>
+        <w:tc>
+          <w:tcPr>
+            <w:tcW w:type="dxa" w:w="1451"/>
+          </w:tcPr>
+          <w:p>
+            <w:pPr>
+              <w:pStyle w:val="Compact"/>
+              <w:spacing w:line="240" w:lineRule="auto"/>
+              <w:ind w:firstLine="0"/>
+              <w:jc w:val="left"/>
+            </w:pPr>
+            <w:r>
+              <w:rPr>
+                <w:rFonts w:ascii="Times New Roman" w:hAnsi="Times New Roman" w:cs="Times New Roman" w:eastAsia="Times New Roman"/>
+                <w:sz w:val="22"/>
+              </w:rPr>
+              <w:t xml:space="preserve">20,9</w:t>
+            </w:r>
+          </w:p>
+        </w:tc>
+        <w:tc>
+          <w:tcPr>
+            <w:tcW w:type="dxa" w:w="1451"/>
+          </w:tcPr>
+          <w:p>
+            <w:pPr>
+              <w:pStyle w:val="Compact"/>
+              <w:spacing w:line="240" w:lineRule="auto"/>
+              <w:ind w:firstLine="0"/>
+              <w:jc w:val="left"/>
+            </w:pPr>
+            <w:r>
+              <w:rPr>
+                <w:rFonts w:ascii="Times New Roman" w:hAnsi="Times New Roman" w:cs="Times New Roman" w:eastAsia="Times New Roman"/>
+                <w:sz w:val="22"/>
+              </w:rPr>
+              <w:t xml:space="preserve">13,4</w:t>
+            </w:r>
+          </w:p>
+        </w:tc>
+        <w:tc>
+          <w:tcPr>
+            <w:tcW w:type="dxa" w:w="1451"/>
+          </w:tcPr>
           <w:p>
             <w:pPr>
               <w:pStyle w:val="Compact"/>
@@ -5642,7 +7509,9 @@
           </w:p>
         </w:tc>
         <w:tc>
-          <w:tcPr/>
+          <w:tcPr>
+            <w:tcW w:type="dxa" w:w="1451"/>
+          </w:tcPr>
           <w:p>
             <w:pPr>
               <w:pStyle w:val="Compact"/>
@@ -5665,7 +7534,9 @@
           <w:cantSplit/>
         </w:trPr>
         <w:tc>
-          <w:tcPr/>
+          <w:tcPr>
+            <w:tcW w:type="dxa" w:w="2041"/>
+          </w:tcPr>
           <w:p>
             <w:pPr>
               <w:pStyle w:val="Compact"/>
@@ -5683,7 +7554,9 @@
           </w:p>
         </w:tc>
         <w:tc>
-          <w:tcPr/>
+          <w:tcPr>
+            <w:tcW w:type="dxa" w:w="1451"/>
+          </w:tcPr>
           <w:p>
             <w:pPr>
               <w:pStyle w:val="Compact"/>
@@ -5701,7 +7574,9 @@
           </w:p>
         </w:tc>
         <w:tc>
-          <w:tcPr/>
+          <w:tcPr>
+            <w:tcW w:type="dxa" w:w="1451"/>
+          </w:tcPr>
           <w:p>
             <w:pPr>
               <w:pStyle w:val="Compact"/>
@@ -5719,7 +7594,9 @@
           </w:p>
         </w:tc>
         <w:tc>
-          <w:tcPr/>
+          <w:tcPr>
+            <w:tcW w:type="dxa" w:w="1451"/>
+          </w:tcPr>
           <w:p>
             <w:pPr>
               <w:pStyle w:val="Compact"/>
@@ -5737,7 +7614,9 @@
           </w:p>
         </w:tc>
         <w:tc>
-          <w:tcPr/>
+          <w:tcPr>
+            <w:tcW w:type="dxa" w:w="1451"/>
+          </w:tcPr>
           <w:p>
             <w:pPr>
               <w:pStyle w:val="Compact"/>
@@ -5755,7 +7634,9 @@
           </w:p>
         </w:tc>
         <w:tc>
-          <w:tcPr/>
+          <w:tcPr>
+            <w:tcW w:type="dxa" w:w="1451"/>
+          </w:tcPr>
           <w:p>
             <w:pPr>
               <w:pStyle w:val="Compact"/>
@@ -5778,7 +7659,9 @@
           <w:cantSplit/>
         </w:trPr>
         <w:tc>
-          <w:tcPr/>
+          <w:tcPr>
+            <w:tcW w:type="dxa" w:w="2041"/>
+          </w:tcPr>
           <w:p>
             <w:pPr>
               <w:pStyle w:val="Compact"/>
@@ -5796,25 +7679,29 @@
           </w:p>
         </w:tc>
         <w:tc>
-          <w:tcPr/>
-          <w:p>
-            <w:pPr>
-              <w:pStyle w:val="Compact"/>
-              <w:spacing w:line="240" w:lineRule="auto"/>
-              <w:ind w:firstLine="0"/>
-              <w:jc w:val="left"/>
-            </w:pPr>
-            <w:r>
-              <w:rPr>
-                <w:rFonts w:ascii="Times New Roman" w:hAnsi="Times New Roman" w:cs="Times New Roman" w:eastAsia="Times New Roman"/>
-                <w:sz w:val="22"/>
-              </w:rPr>
-              <w:t xml:space="preserve">195</w:t>
-            </w:r>
-          </w:p>
-        </w:tc>
-        <w:tc>
-          <w:tcPr/>
+          <w:tcPr>
+            <w:tcW w:type="dxa" w:w="1451"/>
+          </w:tcPr>
+          <w:p>
+            <w:pPr>
+              <w:pStyle w:val="Compact"/>
+              <w:spacing w:line="240" w:lineRule="auto"/>
+              <w:ind w:firstLine="0"/>
+              <w:jc w:val="left"/>
+            </w:pPr>
+            <w:r>
+              <w:rPr>
+                <w:rFonts w:ascii="Times New Roman" w:hAnsi="Times New Roman" w:cs="Times New Roman" w:eastAsia="Times New Roman"/>
+                <w:sz w:val="22"/>
+              </w:rPr>
+              <w:t xml:space="preserve">207,5</w:t>
+            </w:r>
+          </w:p>
+        </w:tc>
+        <w:tc>
+          <w:tcPr>
+            <w:tcW w:type="dxa" w:w="1451"/>
+          </w:tcPr>
           <w:p>
             <w:pPr>
               <w:pStyle w:val="Compact"/>
@@ -5832,7 +7719,9 @@
           </w:p>
         </w:tc>
         <w:tc>
-          <w:tcPr/>
+          <w:tcPr>
+            <w:tcW w:type="dxa" w:w="1451"/>
+          </w:tcPr>
           <w:p>
             <w:pPr>
               <w:pStyle w:val="Compact"/>
@@ -5850,7 +7739,9 @@
           </w:p>
         </w:tc>
         <w:tc>
-          <w:tcPr/>
+          <w:tcPr>
+            <w:tcW w:type="dxa" w:w="1451"/>
+          </w:tcPr>
           <w:p>
             <w:pPr>
               <w:pStyle w:val="Compact"/>
@@ -5868,7 +7759,9 @@
           </w:p>
         </w:tc>
         <w:tc>
-          <w:tcPr/>
+          <w:tcPr>
+            <w:tcW w:type="dxa" w:w="1451"/>
+          </w:tcPr>
           <w:p>
             <w:pPr>
               <w:pStyle w:val="Compact"/>
@@ -5891,7 +7784,9 @@
           <w:cantSplit/>
         </w:trPr>
         <w:tc>
-          <w:tcPr/>
+          <w:tcPr>
+            <w:tcW w:type="dxa" w:w="2041"/>
+          </w:tcPr>
           <w:p>
             <w:pPr>
               <w:pStyle w:val="Compact"/>
@@ -5909,25 +7804,29 @@
           </w:p>
         </w:tc>
         <w:tc>
-          <w:tcPr/>
-          <w:p>
-            <w:pPr>
-              <w:pStyle w:val="Compact"/>
-              <w:spacing w:line="240" w:lineRule="auto"/>
-              <w:ind w:firstLine="0"/>
-              <w:jc w:val="left"/>
-            </w:pPr>
-            <w:r>
-              <w:rPr>
-                <w:rFonts w:ascii="Times New Roman" w:hAnsi="Times New Roman" w:cs="Times New Roman" w:eastAsia="Times New Roman"/>
-                <w:sz w:val="22"/>
-              </w:rPr>
-              <w:t xml:space="preserve">117</w:t>
-            </w:r>
-          </w:p>
-        </w:tc>
-        <w:tc>
-          <w:tcPr/>
+          <w:tcPr>
+            <w:tcW w:type="dxa" w:w="1451"/>
+          </w:tcPr>
+          <w:p>
+            <w:pPr>
+              <w:pStyle w:val="Compact"/>
+              <w:spacing w:line="240" w:lineRule="auto"/>
+              <w:ind w:firstLine="0"/>
+              <w:jc w:val="left"/>
+            </w:pPr>
+            <w:r>
+              <w:rPr>
+                <w:rFonts w:ascii="Times New Roman" w:hAnsi="Times New Roman" w:cs="Times New Roman" w:eastAsia="Times New Roman"/>
+                <w:sz w:val="22"/>
+              </w:rPr>
+              <w:t xml:space="preserve">119,9</w:t>
+            </w:r>
+          </w:p>
+        </w:tc>
+        <w:tc>
+          <w:tcPr>
+            <w:tcW w:type="dxa" w:w="1451"/>
+          </w:tcPr>
           <w:p>
             <w:pPr>
               <w:pStyle w:val="Compact"/>
@@ -5945,7 +7844,9 @@
           </w:p>
         </w:tc>
         <w:tc>
-          <w:tcPr/>
+          <w:tcPr>
+            <w:tcW w:type="dxa" w:w="1451"/>
+          </w:tcPr>
           <w:p>
             <w:pPr>
               <w:pStyle w:val="Compact"/>
@@ -5963,7 +7864,9 @@
           </w:p>
         </w:tc>
         <w:tc>
-          <w:tcPr/>
+          <w:tcPr>
+            <w:tcW w:type="dxa" w:w="1451"/>
+          </w:tcPr>
           <w:p>
             <w:pPr>
               <w:pStyle w:val="Compact"/>
@@ -5981,7 +7884,9 @@
           </w:p>
         </w:tc>
         <w:tc>
-          <w:tcPr/>
+          <w:tcPr>
+            <w:tcW w:type="dxa" w:w="1451"/>
+          </w:tcPr>
           <w:p>
             <w:pPr>
               <w:pStyle w:val="Compact"/>
@@ -6004,7 +7909,9 @@
           <w:cantSplit/>
         </w:trPr>
         <w:tc>
-          <w:tcPr/>
+          <w:tcPr>
+            <w:tcW w:type="dxa" w:w="2041"/>
+          </w:tcPr>
           <w:p>
             <w:pPr>
               <w:pStyle w:val="Compact"/>
@@ -6022,25 +7929,29 @@
           </w:p>
         </w:tc>
         <w:tc>
-          <w:tcPr/>
-          <w:p>
-            <w:pPr>
-              <w:pStyle w:val="Compact"/>
-              <w:spacing w:line="240" w:lineRule="auto"/>
-              <w:ind w:firstLine="0"/>
-              <w:jc w:val="left"/>
-            </w:pPr>
-            <w:r>
-              <w:rPr>
-                <w:rFonts w:ascii="Times New Roman" w:hAnsi="Times New Roman" w:cs="Times New Roman" w:eastAsia="Times New Roman"/>
-                <w:sz w:val="22"/>
-              </w:rPr>
-              <w:t xml:space="preserve">172,7</w:t>
-            </w:r>
-          </w:p>
-        </w:tc>
-        <w:tc>
-          <w:tcPr/>
+          <w:tcPr>
+            <w:tcW w:type="dxa" w:w="1451"/>
+          </w:tcPr>
+          <w:p>
+            <w:pPr>
+              <w:pStyle w:val="Compact"/>
+              <w:spacing w:line="240" w:lineRule="auto"/>
+              <w:ind w:firstLine="0"/>
+              <w:jc w:val="left"/>
+            </w:pPr>
+            <w:r>
+              <w:rPr>
+                <w:rFonts w:ascii="Times New Roman" w:hAnsi="Times New Roman" w:cs="Times New Roman" w:eastAsia="Times New Roman"/>
+                <w:sz w:val="22"/>
+              </w:rPr>
+              <w:t xml:space="preserve">158</w:t>
+            </w:r>
+          </w:p>
+        </w:tc>
+        <w:tc>
+          <w:tcPr>
+            <w:tcW w:type="dxa" w:w="1451"/>
+          </w:tcPr>
           <w:p>
             <w:pPr>
               <w:pStyle w:val="Compact"/>
@@ -6058,7 +7969,9 @@
           </w:p>
         </w:tc>
         <w:tc>
-          <w:tcPr/>
+          <w:tcPr>
+            <w:tcW w:type="dxa" w:w="1451"/>
+          </w:tcPr>
           <w:p>
             <w:pPr>
               <w:pStyle w:val="Compact"/>
@@ -6076,7 +7989,9 @@
           </w:p>
         </w:tc>
         <w:tc>
-          <w:tcPr/>
+          <w:tcPr>
+            <w:tcW w:type="dxa" w:w="1451"/>
+          </w:tcPr>
           <w:p>
             <w:pPr>
               <w:pStyle w:val="Compact"/>
@@ -6094,7 +8009,9 @@
           </w:p>
         </w:tc>
         <w:tc>
-          <w:tcPr/>
+          <w:tcPr>
+            <w:tcW w:type="dxa" w:w="1451"/>
+          </w:tcPr>
           <w:p>
             <w:pPr>
               <w:pStyle w:val="Compact"/>
@@ -6143,7 +8060,7 @@
         <w:t xml:space="preserve">O‘zbekiston bank tizimi va alohida banklar moliyaviy barqarorlik ko‘rsatkichlarini tadqiq etgan holda xulosa qilish mumkinki, 2021–2025-yillarda bank tizimi jadal o‘sib, davlat banklarining ulushi 81 foizdan 62 foizgacha kamaydi, ammo ular tizimda ustunligicha qolmoqda. Rasmiy ko‘rsatkichlar bo‘yicha kapital va likvidlik Bazel III talablaridan ancha yuqori, biroq aktivlar sifati eng zaif bo‘g‘in bo‘lib qolmoqda: substandart kreditlar ulushi «O‘zsanoatqurilishbank» ATB da uch barobar oshgan, MHXS bo‘yicha qadrsizlangan kreditlar rasmiy ko‘rsatkichdan ikki-uch barobar yuqori. Ijtimoiy yo‘naltirilgan kreditlash bilan shug‘ullanuvchi «Mikrokreditbank» ATB misolida esa past daromadlilik, 2024-yilda yashirin kredit riskining bir yo‘la tan olinishi natijasidagi katta zarar va kapital yetarliligining davlat qayta kapitallashtirishiga bog‘liqligi aniqlandi. Bu o‘z navbatida, ko‘rsatkichlarning turli yo‘nalishdagi signallarini yagona bahoga keltiradigan, aktivlar sifatini MHXS 9 bo‘yicha hisobga oladigan va bankning davlat ko‘magisiz barqarorligini alohida baholaydigan integral metodikani ishlab chiqish zaruriyatini yuzaga keltiradi. Bunday metodika dissertatsiyaning uchinchi bobida taklif etiladi.</w:t>
       </w:r>
     </w:p>
-    <w:bookmarkEnd w:id="65"/>
+    <w:bookmarkEnd w:id="60"/>
     <w:sectPr>
       <w:pgMar w:left="1701" w:right="850" w:top="1134" w:bottom="1134"/>
     </w:sectPr>
@@ -6357,7 +8274,7 @@
         <w:t xml:space="preserve"> </w:t>
       </w:r>
       <w:r>
-        <w:t xml:space="preserve">Tadqiqot natijasida muallif tomonidan quyidagi manbalar ma’lumotlari asosida ishlab chiqildi: International Monetary Fund. Republic of Uzbekistan: Financial Sector Assessment Program – Financial System Stability Assessment. IMF Country Report No. 25/145. – Washington, DC: IMF, 2025; O‘zbekiston Respublikasi Markaziy banki. Moliyaviy barqarorlik sharhi: 2022-yil. – Toshkent, 2023; The Central Bank of the Republic of Uzbekistan. Financial Stability Report for 2023. – Tashkent, 2024; The Central Bank of the Republic of Uzbekistan. Financial Stability Report for the first half of 2025. – Tashkent, 2025; The Central Bank of the Republic of Uzbekistan. Financial Stability Report for 2025. – Tashkent, 2026; World Bank. Republic of Uzbekistan: Financial Sector Assessment. – Washington, DC: World Bank, 2025; Key trends in Uzbekistan’s banking sector // German Economic Team. – https://www.german-economic-team.com/en/newsletter/key-trends-in-uzbekistans-banking-sector.</w:t>
+        <w:t xml:space="preserve">Tadqiqot natijasida muallif tomonidan quyidagi manbalar ma’lumotlari asosida ishlab chiqildi: O‘zbekiston Respublikasi Markaziy banki. Statistik byulleten: 2026-yil mart. – Toshkent, 2026. – 5.1.3, 5.1.4, 5.1.6, 5.1.7, 5.1.8-jadvallar. – https://cbu.uz/uz/statistics/buleten; O‘zbekiston Respublikasi Markaziy banki. Moliyaviy barqarorlik sharhi: 2022-yil. – Toshkent, 2023; The Central Bank of the Republic of Uzbekistan. Financial Stability Report for 2023. – Tashkent, 2024; O‘zbekiston Respublikasi Markaziy banki. 2024-yil uchun moliyaviy barqarorlik sharhi. – Toshkent, 2025; The Central Bank of the Republic of Uzbekistan. Financial Stability Report for 2025. – Tashkent, 2026.</w:t>
       </w:r>
     </w:p>
   </w:footnote>
@@ -6376,7 +8293,7 @@
         <w:t xml:space="preserve"> </w:t>
       </w:r>
       <w:r>
-        <w:t xml:space="preserve">International Monetary Fund. Republic of Uzbekistan: Financial Sector Assessment Program – Detailed Assessment of Observance – Basel Core Principles for Effective Banking Supervision. IMF Country Report No. 25/227. – Washington, DC: IMF, 2025.</w:t>
+        <w:t xml:space="preserve">O‘zbekiston Respublikasi Markaziy banki. Statistik byulleten: 2026-yil mart. – Toshkent, 2026. – 5.1.3, 5.1.4, 5.1.6, 5.1.7, 5.1.8-jadvallar. – https://cbu.uz/uz/statistics/buleten/</w:t>
       </w:r>
     </w:p>
   </w:footnote>
@@ -6395,7 +8312,7 @@
         <w:t xml:space="preserve"> </w:t>
       </w:r>
       <w:r>
-        <w:t xml:space="preserve">The Central Bank of the Republic of Uzbekistan. Financial Stability Report for 2025. – Tashkent, 2026.</w:t>
+        <w:t xml:space="preserve">Tadqiqot natijasida muallif tomonidan 2.2.1-jadval ma’lumotlari asosida ishlab chiqildi.</w:t>
       </w:r>
     </w:p>
   </w:footnote>
@@ -6414,7 +8331,7 @@
         <w:t xml:space="preserve"> </w:t>
       </w:r>
       <w:r>
-        <w:t xml:space="preserve">Tadqiqot natijasida muallif tomonidan 2.2.1-jadval ma’lumotlari asosida ishlab chiqildi.</w:t>
+        <w:t xml:space="preserve">Tian W. Regulatory Capital Requirement in Basel III // Commercial Banking Risk Management: Regulation in the Wake of the Financial Crisis / ed. by W. Tian. – New York: Palgrave Macmillan, 2017. – P. 6–7, 15.</w:t>
       </w:r>
     </w:p>
   </w:footnote>
@@ -6433,7 +8350,7 @@
         <w:t xml:space="preserve"> </w:t>
       </w:r>
       <w:r>
-        <w:t xml:space="preserve">Tian W. Regulatory Capital Requirement in Basel III // Commercial Banking Risk Management: Regulation in the Wake of the Financial Crisis / ed. by W. Tian. – New York: Palgrave Macmillan, 2017. – P. 6–7, 15.</w:t>
+        <w:t xml:space="preserve">Оценка финансовой устойчивости кредитной организации: учебник / под ред. О.И. Лаврушина, И.Д. Мамоновой. – М.: КНОРУС, 2011. – С. 80.</w:t>
       </w:r>
     </w:p>
   </w:footnote>
@@ -6452,7 +8369,7 @@
         <w:t xml:space="preserve"> </w:t>
       </w:r>
       <w:r>
-        <w:t xml:space="preserve">Оценка финансовой устойчивости кредитной организации: учебник / под ред. О.И. Лаврушина, И.Д. Мамоновой. – М.: КНОРУС, 2011. – С. 80.</w:t>
+        <w:t xml:space="preserve">International Monetary Fund. Republic of Uzbekistan: Financial Sector Assessment Program – Detailed Assessment of Observance – Basel Core Principles for Effective Banking Supervision. IMF Country Report No. 25/227. – Washington, DC: IMF, 2025.</w:t>
       </w:r>
     </w:p>
   </w:footnote>
@@ -6471,7 +8388,7 @@
         <w:t xml:space="preserve"> </w:t>
       </w:r>
       <w:r>
-        <w:t xml:space="preserve">International Monetary Fund. Republic of Uzbekistan: Financial Sector Assessment Program – Detailed Assessment of Observance – Basel Core Principles for Effective Banking Supervision. IMF Country Report No. 25/227. – Washington, DC: IMF, 2025.</w:t>
+        <w:t xml:space="preserve">International Monetary Fund. Republic of Uzbekistan: Financial Sector Assessment Program – Financial System Stability Assessment. IMF Country Report No. 25/145. – Washington, DC: IMF, 2025.</w:t>
       </w:r>
     </w:p>
   </w:footnote>
@@ -6490,7 +8407,7 @@
         <w:t xml:space="preserve"> </w:t>
       </w:r>
       <w:r>
-        <w:t xml:space="preserve">International Monetary Fund. Republic of Uzbekistan: Financial Sector Assessment Program – Financial System Stability Assessment. IMF Country Report No. 25/145. – Washington, DC: IMF, 2025.</w:t>
+        <w:t xml:space="preserve">The Central Bank of the Republic of Uzbekistan. Financial Stability Report for 2025. – Tashkent, 2026.</w:t>
       </w:r>
     </w:p>
   </w:footnote>
@@ -6509,7 +8426,7 @@
         <w:t xml:space="preserve"> </w:t>
       </w:r>
       <w:r>
-        <w:t xml:space="preserve">The Central Bank of the Republic of Uzbekistan. Financial Stability Report for 2025. – Tashkent, 2026.</w:t>
+        <w:t xml:space="preserve">O‘zbekiston Respublikasi Markaziy banki. Statistik byulleten: 2026-yil mart. – Toshkent, 2026. – 5.1.3, 5.1.4, 5.1.6, 5.1.7, 5.1.8-jadvallar. – https://cbu.uz/uz/statistics/buleten/</w:t>
       </w:r>
     </w:p>
   </w:footnote>
@@ -6528,7 +8445,7 @@
         <w:t xml:space="preserve"> </w:t>
       </w:r>
       <w:r>
-        <w:t xml:space="preserve">World Bank. Republic of Uzbekistan: Financial Sector Assessment. – Washington, DC: World Bank, 2025.</w:t>
+        <w:t xml:space="preserve">O‘zbekiston Respublikasi Markaziy banki. Moliyaviy barqarorlik sharhi: 2022-yil. – Toshkent, 2023.</w:t>
       </w:r>
     </w:p>
   </w:footnote>
@@ -6547,7 +8464,7 @@
         <w:t xml:space="preserve"> </w:t>
       </w:r>
       <w:r>
-        <w:t xml:space="preserve">International Monetary Fund. Republic of Uzbekistan: Financial Sector Assessment Program – Financial System Stability Assessment. IMF Country Report No. 25/145. – Washington, DC: IMF, 2025.</w:t>
+        <w:t xml:space="preserve">The Central Bank of the Republic of Uzbekistan. Financial Stability Report for 2023. – Tashkent, 2024.</w:t>
       </w:r>
     </w:p>
   </w:footnote>
@@ -6566,7 +8483,7 @@
         <w:t xml:space="preserve"> </w:t>
       </w:r>
       <w:r>
-        <w:t xml:space="preserve">O‘zbekiston Respublikasi Markaziy banki. Moliyaviy barqarorlik sharhi: 2022-yil. – Toshkent, 2023.</w:t>
+        <w:t xml:space="preserve">The Central Bank of the Republic of Uzbekistan. Financial Stability Report for 2025. – Tashkent, 2026.</w:t>
       </w:r>
     </w:p>
   </w:footnote>
@@ -6585,7 +8502,7 @@
         <w:t xml:space="preserve"> </w:t>
       </w:r>
       <w:r>
-        <w:t xml:space="preserve">The Central Bank of the Republic of Uzbekistan. Financial Stability Report for 2023. – Tashkent, 2024.</w:t>
+        <w:t xml:space="preserve">World Bank. Republic of Uzbekistan: Financial Sector Assessment. – Washington, DC: World Bank, 2025.</w:t>
       </w:r>
     </w:p>
   </w:footnote>
@@ -6604,7 +8521,7 @@
         <w:t xml:space="preserve"> </w:t>
       </w:r>
       <w:r>
-        <w:t xml:space="preserve">World Bank. Republic of Uzbekistan: Financial Sector Assessment. – Washington, DC: World Bank, 2025.</w:t>
+        <w:t xml:space="preserve">Tadqiqot natijasida muallif tomonidan quyidagi manbalar ma’lumotlari asosida ishlab chiqildi: O‘zbekiston Respublikasi Markaziy banki. Statistik byulleten: 2026-yil mart. – Toshkent, 2026. – 5.1.3, 5.1.4, 5.1.6, 5.1.7, 5.1.8-jadvallar. – https://cbu.uz/uz/statistics/buleten; O‘zbekiston Respublikasi Markaziy banki. Moliyaviy barqarorlik sharhi: 2022-yil. – Toshkent, 2023; The Central Bank of the Republic of Uzbekistan. Financial Stability Report for 2023. – Tashkent, 2024; O‘zbekiston Respublikasi Markaziy banki. 2024-yil uchun moliyaviy barqarorlik sharhi. – Toshkent, 2025; The Central Bank of the Republic of Uzbekistan. Financial Stability Report for 2025. – Tashkent, 2026; World Bank. Republic of Uzbekistan: Financial Sector Assessment. – Washington, DC: World Bank, 2025.</w:t>
       </w:r>
     </w:p>
   </w:footnote>
@@ -6623,7 +8540,7 @@
         <w:t xml:space="preserve"> </w:t>
       </w:r>
       <w:r>
-        <w:t xml:space="preserve">Tadqiqot natijasida muallif tomonidan quyidagi manbalar ma’lumotlari asosida ishlab chiqildi: International Monetary Fund. Republic of Uzbekistan: Financial Sector Assessment Program – Financial System Stability Assessment. IMF Country Report No. 25/145. – Washington, DC: IMF, 2025; O‘zbekiston Respublikasi Markaziy banki. Moliyaviy barqarorlik sharhi: 2022-yil. – Toshkent, 2023; The Central Bank of the Republic of Uzbekistan. Financial Stability Report for 2023. – Tashkent, 2024; World Bank. Republic of Uzbekistan: Financial Sector Assessment. – Washington, DC: World Bank, 2025.</w:t>
+        <w:t xml:space="preserve">O‘zbekiston Respublikasi Markaziy banki. Statistik byulleten: 2026-yil mart. – Toshkent, 2026. – 5.1.3, 5.1.4, 5.1.6, 5.1.7, 5.1.8-jadvallar. – https://cbu.uz/uz/statistics/buleten/</w:t>
       </w:r>
     </w:p>
   </w:footnote>
@@ -6642,7 +8559,7 @@
         <w:t xml:space="preserve"> </w:t>
       </w:r>
       <w:r>
-        <w:t xml:space="preserve">International Monetary Fund. Republic of Uzbekistan: Financial Sector Assessment Program – Financial System Stability Assessment. IMF Country Report No. 25/145. – Washington, DC: IMF, 2025.</w:t>
+        <w:t xml:space="preserve">Оценка финансовой устойчивости кредитной организации: учебник / под ред. О.И. Лаврушина, И.Д. Мамоновой. – М.: КНОРУС, 2011. – С. 45.</w:t>
       </w:r>
     </w:p>
   </w:footnote>
@@ -6661,7 +8578,7 @@
         <w:t xml:space="preserve"> </w:t>
       </w:r>
       <w:r>
-        <w:t xml:space="preserve">Оценка финансовой устойчивости кредитной организации: учебник / под ред. О.И. Лаврушина, И.Д. Мамоновой. – М.: КНОРУС, 2011. – С. 45.</w:t>
+        <w:t xml:space="preserve">Устойчивость банковской системы и развитие банковской политики: монография / под ред. О.И. Лаврушина. – М.: КНОРУС, 2014. – С. 53.</w:t>
       </w:r>
     </w:p>
   </w:footnote>
@@ -6680,7 +8597,7 @@
         <w:t xml:space="preserve"> </w:t>
       </w:r>
       <w:r>
-        <w:t xml:space="preserve">Устойчивость банковской системы и развитие банковской политики: монография / под ред. О.И. Лаврушина. – М.: КНОРУС, 2014. – С. 53.</w:t>
+        <w:t xml:space="preserve">O‘zbekiston Respublikasi Markaziy banki. Statistik byulleten: 2026-yil mart. – Toshkent, 2026. – 5.1.3, 5.1.4, 5.1.6, 5.1.7, 5.1.8-jadvallar. – https://cbu.uz/uz/statistics/buleten/</w:t>
       </w:r>
     </w:p>
   </w:footnote>
@@ -6699,7 +8616,7 @@
         <w:t xml:space="preserve"> </w:t>
       </w:r>
       <w:r>
-        <w:t xml:space="preserve">Key trends in Uzbekistan’s banking sector // German Economic Team. – https://www.german-economic-team.com/en/newsletter/key-trends-in-uzbekistans-banking-sector/</w:t>
+        <w:t xml:space="preserve">Tadqiqot natijasida muallif tomonidan 2.2.1-jadval ma’lumotlari asosida ishlab chiqildi.</w:t>
       </w:r>
     </w:p>
   </w:footnote>
@@ -6718,7 +8635,7 @@
         <w:t xml:space="preserve"> </w:t>
       </w:r>
       <w:r>
-        <w:t xml:space="preserve">O‘zbekiston Respublikasi Markaziy banki. Moliyaviy barqarorlik sharhi: 2022-yil. – Toshkent, 2023.</w:t>
+        <w:t xml:space="preserve">Оценка финансовой устойчивости кредитной организации: учебник / под ред. О.И. Лаврушина, И.Д. Мамоновой. – М.: КНОРУС, 2011. – С. 84–85.</w:t>
       </w:r>
     </w:p>
   </w:footnote>
@@ -6737,7 +8654,7 @@
         <w:t xml:space="preserve"> </w:t>
       </w:r>
       <w:r>
-        <w:t xml:space="preserve">International Monetary Fund. Republic of Uzbekistan: Financial Sector Assessment Program – Financial System Stability Assessment. IMF Country Report No. 25/145. – Washington, DC: IMF, 2025.</w:t>
+        <w:t xml:space="preserve">O‘zbekiston Respublikasi Markaziy banki. Statistik byulleten: 2026-yil mart. – Toshkent, 2026. – 5.1.3, 5.1.4, 5.1.6, 5.1.7, 5.1.8-jadvallar. – https://cbu.uz/uz/statistics/buleten/</w:t>
       </w:r>
     </w:p>
   </w:footnote>
@@ -6756,7 +8673,7 @@
         <w:t xml:space="preserve"> </w:t>
       </w:r>
       <w:r>
-        <w:t xml:space="preserve">The Central Bank of the Republic of Uzbekistan. Financial Stability Report for 2025. – Tashkent, 2026.</w:t>
+        <w:t xml:space="preserve">O‘zbekiston Respublikasi Markaziy banki. Statistik byulleten: 2026-yil mart. – Toshkent, 2026. – 5.1.3, 5.1.4, 5.1.6, 5.1.7, 5.1.8-jadvallar. – https://cbu.uz/uz/statistics/buleten/</w:t>
       </w:r>
     </w:p>
   </w:footnote>
@@ -6775,7 +8692,7 @@
         <w:t xml:space="preserve"> </w:t>
       </w:r>
       <w:r>
-        <w:t xml:space="preserve">Tadqiqot natijasida muallif tomonidan 2.2.1-jadval ma’lumotlari asosida ishlab chiqildi.</w:t>
+        <w:t xml:space="preserve">Tadqiqot natijasida muallif tomonidan quyidagi manbalar ma’lumotlari asosida hisoblandi: «O‘zsanoatqurilishbank» ATB ning Markaziy bankka taqdim etilgan prudensial hisobot shakllari (crs003C, crs003L, crs003O): bank balansi, daromadlar, regulyativ kapital hisob-kitobi, aktivlarni tasniflash va prudensial me’yorlar jadvallari, 2021–2025-yillar 30-dekabr holatiga; «Mikrokreditbank» ATB ning Markaziy bankka taqdim etilgan prudensial hisobot shakllari (crs005C, crs005L, crs005O): bank balansi, daromadlar, regulyativ kapital hisob-kitobi, aktivlarni tasniflash va prudensial me’yorlar jadvallari, 2021–2025-yillar 30-dekabr holatiga.</w:t>
       </w:r>
     </w:p>
   </w:footnote>
@@ -6794,7 +8711,7 @@
         <w:t xml:space="preserve"> </w:t>
       </w:r>
       <w:r>
-        <w:t xml:space="preserve">Оценка финансовой устойчивости кредитной организации: учебник / под ред. О.И. Лаврушина, И.Д. Мамоновой. – М.: КНОРУС, 2011. – С. 84–85.</w:t>
+        <w:t xml:space="preserve">Tadqiqot natijasida muallif tomonidan quyidagi manbalar ma’lumotlari asosida ishlab chiqildi: «O‘zsanoatqurilishbank» ATB ning Markaziy bankka taqdim etilgan prudensial hisobot shakllari (crs003C, crs003L, crs003O): bank balansi, daromadlar, regulyativ kapital hisob-kitobi, aktivlarni tasniflash va prudensial me’yorlar jadvallari, 2021–2025-yillar 30-dekabr holatiga; «Mikrokreditbank» ATB ning Markaziy bankka taqdim etilgan prudensial hisobot shakllari (crs005C, crs005L, crs005O): bank balansi, daromadlar, regulyativ kapital hisob-kitobi, aktivlarni tasniflash va prudensial me’yorlar jadvallari, 2021–2025-yillar 30-dekabr holatiga.</w:t>
       </w:r>
     </w:p>
   </w:footnote>
@@ -6813,7 +8730,7 @@
         <w:t xml:space="preserve"> </w:t>
       </w:r>
       <w:r>
-        <w:t xml:space="preserve">The Central Bank of the Republic of Uzbekistan. Financial Stability Report for the first half of 2025. – Tashkent, 2025.</w:t>
+        <w:t xml:space="preserve">Hendrickson J.M. Regulation and Instability in U.S. Commercial Banking: A History of Crises. – Basingstoke: Palgrave Macmillan, 2011. – P. 225–227.</w:t>
       </w:r>
     </w:p>
   </w:footnote>
@@ -6832,7 +8749,7 @@
         <w:t xml:space="preserve"> </w:t>
       </w:r>
       <w:r>
-        <w:t xml:space="preserve">International Monetary Fund. Republic of Uzbekistan: Financial Sector Assessment Program – Financial System Stability Assessment. IMF Country Report No. 25/145. – Washington, DC: IMF, 2025.</w:t>
+        <w:t xml:space="preserve">Tadqiqot natijasida muallif tomonidan quyidagi manbalar ma’lumotlari asosida ishlab chiqildi: «O‘zsanoatqurilishbank» ATB ning Markaziy bankka taqdim etilgan prudensial hisobot shakllari (crs003C, crs003L, crs003O): bank balansi, daromadlar, regulyativ kapital hisob-kitobi, aktivlarni tasniflash va prudensial me’yorlar jadvallari, 2021–2025-yillar 30-dekabr holatiga; «Mikrokreditbank» ATB ning Markaziy bankka taqdim etilgan prudensial hisobot shakllari (crs005C, crs005L, crs005O): bank balansi, daromadlar, regulyativ kapital hisob-kitobi, aktivlarni tasniflash va prudensial me’yorlar jadvallari, 2021–2025-yillar 30-dekabr holatiga.</w:t>
       </w:r>
     </w:p>
   </w:footnote>
@@ -6851,7 +8768,7 @@
         <w:t xml:space="preserve"> </w:t>
       </w:r>
       <w:r>
-        <w:t xml:space="preserve">International Monetary Fund. Republic of Uzbekistan: Financial Sector Assessment Program – Financial System Stability Assessment. IMF Country Report No. 25/145. – Washington, DC: IMF, 2025.</w:t>
+        <w:t xml:space="preserve">Joint Stock Commercial Bank «Uzbek Industrial and Construction Bank» and its subsidiaries. Consolidated Financial Statements for the year ended 31 December 2025 and Independent Auditor’s Report. – Tashkent, 2026. – P. 28–31.</w:t>
       </w:r>
     </w:p>
   </w:footnote>
@@ -6870,7 +8787,7 @@
         <w:t xml:space="preserve"> </w:t>
       </w:r>
       <w:r>
-        <w:t xml:space="preserve">Tadqiqot natijasida muallif tomonidan quyidagi manbalar ma’lumotlari asosida hisoblandi: «O‘zsanoatqurilishbank» ATB ning Markaziy bankka taqdim etilgan prudensial hisobot shakllari (crs003C, crs003L, crs003O): bank balansi, daromadlar, regulyativ kapital hisob-kitobi, aktivlarni tasniflash va prudensial me’yorlar jadvallari, 2021–2025-yillar 30-dekabr holatiga; «Mikrokreditbank» ATB ning Markaziy bankka taqdim etilgan prudensial hisobot shakllari (crs005C, crs005L, crs005O): bank balansi, daromadlar, regulyativ kapital hisob-kitobi, aktivlarni tasniflash va prudensial me’yorlar jadvallari, 2021–2025-yillar 30-dekabr holatiga.</w:t>
+        <w:t xml:space="preserve">Tadqiqot natijasida muallif tomonidan quyidagi manbalar ma’lumotlari asosida ishlab chiqildi: «O‘zsanoatqurilishbank» ATB ning Markaziy bankka taqdim etilgan prudensial hisobot shakllari (crs003C, crs003L, crs003O): bank balansi, daromadlar, regulyativ kapital hisob-kitobi, aktivlarni tasniflash va prudensial me’yorlar jadvallari, 2021–2025-yillar 30-dekabr holatiga; «Mikrokreditbank» ATB ning Markaziy bankka taqdim etilgan prudensial hisobot shakllari (crs005C, crs005L, crs005O): bank balansi, daromadlar, regulyativ kapital hisob-kitobi, aktivlarni tasniflash va prudensial me’yorlar jadvallari, 2021–2025-yillar 30-dekabr holatiga.</w:t>
       </w:r>
     </w:p>
   </w:footnote>
@@ -6889,7 +8806,7 @@
         <w:t xml:space="preserve"> </w:t>
       </w:r>
       <w:r>
-        <w:t xml:space="preserve">Tadqiqot natijasida muallif tomonidan quyidagi manbalar ma’lumotlari asosida ishlab chiqildi: «O‘zsanoatqurilishbank» ATB ning Markaziy bankka taqdim etilgan prudensial hisobot shakllari (crs003C, crs003L, crs003O): bank balansi, daromadlar, regulyativ kapital hisob-kitobi, aktivlarni tasniflash va prudensial me’yorlar jadvallari, 2021–2025-yillar 30-dekabr holatiga; «Mikrokreditbank» ATB ning Markaziy bankka taqdim etilgan prudensial hisobot shakllari (crs005C, crs005L, crs005O): bank balansi, daromadlar, regulyativ kapital hisob-kitobi, aktivlarni tasniflash va prudensial me’yorlar jadvallari, 2021–2025-yillar 30-dekabr holatiga.</w:t>
+        <w:t xml:space="preserve">«Mikrokreditbank» ATB ning Markaziy bankka taqdim etilgan prudensial hisobot shakllari (crs005C, crs005L, crs005O): bank balansi, daromadlar, regulyativ kapital hisob-kitobi, aktivlarni tasniflash va prudensial me’yorlar jadvallari, 2021–2025-yillar 30-dekabr holatiga.</w:t>
       </w:r>
     </w:p>
   </w:footnote>
@@ -6908,7 +8825,7 @@
         <w:t xml:space="preserve"> </w:t>
       </w:r>
       <w:r>
-        <w:t xml:space="preserve">Hendrickson J.M. Regulation and Instability in U.S. Commercial Banking: A History of Crises. – Basingstoke: Palgrave Macmillan, 2011. – P. 225–227.</w:t>
+        <w:t xml:space="preserve">«O‘zsanoatqurilishbank» ATB ning Markaziy bankka taqdim etilgan prudensial hisobot shakllari (crs003C, crs003L, crs003O): bank balansi, daromadlar, regulyativ kapital hisob-kitobi, aktivlarni tasniflash va prudensial me’yorlar jadvallari, 2021–2025-yillar 30-dekabr holatiga.</w:t>
       </w:r>
     </w:p>
   </w:footnote>
@@ -6927,102 +8844,7 @@
         <w:t xml:space="preserve"> </w:t>
       </w:r>
       <w:r>
-        <w:t xml:space="preserve">Tadqiqot natijasida muallif tomonidan quyidagi manbalar ma’lumotlari asosida ishlab chiqildi: «O‘zsanoatqurilishbank» ATB ning Markaziy bankka taqdim etilgan prudensial hisobot shakllari (crs003C, crs003L, crs003O): bank balansi, daromadlar, regulyativ kapital hisob-kitobi, aktivlarni tasniflash va prudensial me’yorlar jadvallari, 2021–2025-yillar 30-dekabr holatiga; «Mikrokreditbank» ATB ning Markaziy bankka taqdim etilgan prudensial hisobot shakllari (crs005C, crs005L, crs005O): bank balansi, daromadlar, regulyativ kapital hisob-kitobi, aktivlarni tasniflash va prudensial me’yorlar jadvallari, 2021–2025-yillar 30-dekabr holatiga.</w:t>
-      </w:r>
-    </w:p>
-  </w:footnote>
-  <w:footnote w:id="60">
-    <w:p>
-      <w:pPr>
-        <w:pStyle w:val="FootnoteText"/>
-      </w:pPr>
-      <w:r>
-        <w:rPr>
-          <w:rStyle w:val="FootnoteReference"/>
-        </w:rPr>
-        <w:footnoteRef/>
-      </w:r>
-      <w:r>
-        <w:t xml:space="preserve"> </w:t>
-      </w:r>
-      <w:r>
-        <w:t xml:space="preserve">Joint Stock Commercial Bank «Uzbek Industrial and Construction Bank» and its subsidiaries. Consolidated Financial Statements for the year ended 31 December 2025 and Independent Auditor’s Report. – Tashkent, 2026. – P. 28–31.</w:t>
-      </w:r>
-    </w:p>
-  </w:footnote>
-  <w:footnote w:id="61">
-    <w:p>
-      <w:pPr>
-        <w:pStyle w:val="FootnoteText"/>
-      </w:pPr>
-      <w:r>
-        <w:rPr>
-          <w:rStyle w:val="FootnoteReference"/>
-        </w:rPr>
-        <w:footnoteRef/>
-      </w:r>
-      <w:r>
-        <w:t xml:space="preserve"> </w:t>
-      </w:r>
-      <w:r>
-        <w:t xml:space="preserve">Tadqiqot natijasida muallif tomonidan quyidagi manbalar ma’lumotlari asosida ishlab chiqildi: «O‘zsanoatqurilishbank» ATB ning Markaziy bankka taqdim etilgan prudensial hisobot shakllari (crs003C, crs003L, crs003O): bank balansi, daromadlar, regulyativ kapital hisob-kitobi, aktivlarni tasniflash va prudensial me’yorlar jadvallari, 2021–2025-yillar 30-dekabr holatiga; «Mikrokreditbank» ATB ning Markaziy bankka taqdim etilgan prudensial hisobot shakllari (crs005C, crs005L, crs005O): bank balansi, daromadlar, regulyativ kapital hisob-kitobi, aktivlarni tasniflash va prudensial me’yorlar jadvallari, 2021–2025-yillar 30-dekabr holatiga.</w:t>
-      </w:r>
-    </w:p>
-  </w:footnote>
-  <w:footnote w:id="62">
-    <w:p>
-      <w:pPr>
-        <w:pStyle w:val="FootnoteText"/>
-      </w:pPr>
-      <w:r>
-        <w:rPr>
-          <w:rStyle w:val="FootnoteReference"/>
-        </w:rPr>
-        <w:footnoteRef/>
-      </w:r>
-      <w:r>
-        <w:t xml:space="preserve"> </w:t>
-      </w:r>
-      <w:r>
-        <w:t xml:space="preserve">«Mikrokreditbank» ATB ning Markaziy bankka taqdim etilgan prudensial hisobot shakllari (crs005C, crs005L, crs005O): bank balansi, daromadlar, regulyativ kapital hisob-kitobi, aktivlarni tasniflash va prudensial me’yorlar jadvallari, 2021–2025-yillar 30-dekabr holatiga.</w:t>
-      </w:r>
-    </w:p>
-  </w:footnote>
-  <w:footnote w:id="63">
-    <w:p>
-      <w:pPr>
-        <w:pStyle w:val="FootnoteText"/>
-      </w:pPr>
-      <w:r>
-        <w:rPr>
-          <w:rStyle w:val="FootnoteReference"/>
-        </w:rPr>
-        <w:footnoteRef/>
-      </w:r>
-      <w:r>
-        <w:t xml:space="preserve"> </w:t>
-      </w:r>
-      <w:r>
-        <w:t xml:space="preserve">«O‘zsanoatqurilishbank» ATB ning Markaziy bankka taqdim etilgan prudensial hisobot shakllari (crs003C, crs003L, crs003O): bank balansi, daromadlar, regulyativ kapital hisob-kitobi, aktivlarni tasniflash va prudensial me’yorlar jadvallari, 2021–2025-yillar 30-dekabr holatiga.</w:t>
-      </w:r>
-    </w:p>
-  </w:footnote>
-  <w:footnote w:id="64">
-    <w:p>
-      <w:pPr>
-        <w:pStyle w:val="FootnoteText"/>
-      </w:pPr>
-      <w:r>
-        <w:rPr>
-          <w:rStyle w:val="FootnoteReference"/>
-        </w:rPr>
-        <w:footnoteRef/>
-      </w:r>
-      <w:r>
-        <w:t xml:space="preserve"> </w:t>
-      </w:r>
-      <w:r>
-        <w:t xml:space="preserve">Tadqiqot natijasida muallif tomonidan quyidagi manbalar ma’lumotlari asosida ishlab chiqildi: International Monetary Fund. Republic of Uzbekistan: Financial Sector Assessment Program – Financial System Stability Assessment. IMF Country Report No. 25/145. – Washington, DC: IMF, 2025; The Central Bank of the Republic of Uzbekistan. Financial Stability Report for 2025. – Tashkent, 2026; World Bank. Republic of Uzbekistan: Financial Sector Assessment. – Washington, DC: World Bank, 2025; «O‘zsanoatqurilishbank» ATB ning Markaziy bankka taqdim etilgan prudensial hisobot shakllari (crs003C, crs003L, crs003O): bank balansi, daromadlar, regulyativ kapital hisob-kitobi, aktivlarni tasniflash va prudensial me’yorlar jadvallari, 2021–2025-yillar 30-dekabr holatiga; «Mikrokreditbank» ATB ning Markaziy bankka taqdim etilgan prudensial hisobot shakllari (crs005C, crs005L, crs005O): bank balansi, daromadlar, regulyativ kapital hisob-kitobi, aktivlarni tasniflash va prudensial me’yorlar jadvallari, 2021–2025-yillar 30-dekabr holatiga; Joint Stock Commercial Bank «Uzbek Industrial and Construction Bank» and its subsidiaries. Consolidated Financial Statements for the year ended 31 December 2025 and Independent Auditor’s Report. – Tashkent, 2026. – P. 28–31.</w:t>
+        <w:t xml:space="preserve">Tadqiqot natijasida muallif tomonidan quyidagi manbalar ma’lumotlari asosida ishlab chiqildi: O‘zbekiston Respublikasi Markaziy banki. Statistik byulleten: 2026-yil mart. – Toshkent, 2026. – 5.1.3, 5.1.4, 5.1.6, 5.1.7, 5.1.8-jadvallar. – https://cbu.uz/uz/statistics/buleten; The Central Bank of the Republic of Uzbekistan. Financial Stability Report for 2025. – Tashkent, 2026; World Bank. Republic of Uzbekistan: Financial Sector Assessment. – Washington, DC: World Bank, 2025; «O‘zsanoatqurilishbank» ATB ning Markaziy bankka taqdim etilgan prudensial hisobot shakllari (crs003C, crs003L, crs003O): bank balansi, daromadlar, regulyativ kapital hisob-kitobi, aktivlarni tasniflash va prudensial me’yorlar jadvallari, 2021–2025-yillar 30-dekabr holatiga; «Mikrokreditbank» ATB ning Markaziy bankka taqdim etilgan prudensial hisobot shakllari (crs005C, crs005L, crs005O): bank balansi, daromadlar, regulyativ kapital hisob-kitobi, aktivlarni tasniflash va prudensial me’yorlar jadvallari, 2021–2025-yillar 30-dekabr holatiga; Joint Stock Commercial Bank «Uzbek Industrial and Construction Bank» and its subsidiaries. Consolidated Financial Statements for the year ended 31 December 2025 and Independent Auditor’s Report. – Tashkent, 2026. – P. 28–31.</w:t>
       </w:r>
     </w:p>
   </w:footnote>
@@ -8282,7 +10104,7 @@
                   <c:v>17.5</c:v>
                 </c:pt>
                 <c:pt idx="3">
-                  <c:v>17.0</c:v>
+                  <c:v>17.4</c:v>
                 </c:pt>
                 <c:pt idx="4">
                   <c:v>18.3</c:v>
@@ -8377,11 +10199,17 @@
               <c:numCache>
                 <c:formatCode>General</c:formatCode>
                 <c:ptCount val="5"/>
+                <c:pt idx="0">
+                  <c:v>14.6</c:v>
+                </c:pt>
                 <c:pt idx="1">
                   <c:v>14.4</c:v>
                 </c:pt>
                 <c:pt idx="2">
                   <c:v>14.1</c:v>
+                </c:pt>
+                <c:pt idx="3">
+                  <c:v>14.3</c:v>
                 </c:pt>
                 <c:pt idx="4">
                   <c:v>14.7</c:v>
@@ -8596,7 +10424,7 @@
               <c:strCache>
                 <c:ptCount val="1"/>
                 <c:pt idx="0">
-                  <c:v>Rasmiy muammoli kreditlar</c:v>
+                  <c:v>Muammoli kreditlar, jami</c:v>
                 </c:pt>
               </c:strCache>
             </c:strRef>
@@ -8674,19 +10502,19 @@
                 <c:formatCode>General</c:formatCode>
                 <c:ptCount val="5"/>
                 <c:pt idx="0">
-                  <c:v>5.8</c:v>
+                  <c:v>5.2</c:v>
                 </c:pt>
                 <c:pt idx="1">
-                  <c:v>3.5</c:v>
+                  <c:v>3.6</c:v>
                 </c:pt>
                 <c:pt idx="2">
                   <c:v>3.5</c:v>
                 </c:pt>
                 <c:pt idx="3">
-                  <c:v>4.2</c:v>
+                  <c:v>4.0</c:v>
                 </c:pt>
                 <c:pt idx="4">
-                  <c:v>4.1</c:v>
+                  <c:v>3.0</c:v>
                 </c:pt>
               </c:numCache>
             </c:numRef>
@@ -8698,6 +10526,111 @@
           <c:tx>
             <c:strRef>
               <c:f>Sheet1!$C$1</c:f>
+              <c:strCache>
+                <c:ptCount val="1"/>
+                <c:pt idx="0">
+                  <c:v>Muammoli kreditlar, davlat banklari</c:v>
+                </c:pt>
+              </c:strCache>
+            </c:strRef>
+          </c:tx>
+          <c:spPr>
+            <a:solidFill>
+              <a:srgbClr val="9DC3E6"/>
+            </a:solidFill>
+            <a:ln w="6350">
+              <a:solidFill>
+                <a:srgbClr val="FFFFFF"/>
+              </a:solidFill>
+            </a:ln>
+          </c:spPr>
+          <c:invertIfNegative val="0"/>
+          <c:dLbls>
+            <c:numFmt formatCode="0.0" sourceLinked="0"/>
+            <c:spPr>
+              <a:noFill/>
+              <a:ln>
+                <a:noFill/>
+              </a:ln>
+            </c:spPr>
+            <c:txPr>
+              <a:bodyPr/>
+              <a:lstStyle/>
+              <a:p>
+                <a:pPr>
+                  <a:defRPr sz="1050" b="1">
+                    <a:solidFill>
+                      <a:srgbClr val="000000"/>
+                    </a:solidFill>
+                    <a:latin typeface="Times New Roman"/>
+                    <a:cs typeface="Times New Roman"/>
+                  </a:defRPr>
+                </a:pPr>
+                <a:endParaRPr lang="uz-Latn-UZ"/>
+              </a:p>
+            </c:txPr>
+            <c:dLblPos val="outEnd"/>
+            <c:showLegendKey val="0"/>
+            <c:showVal val="1"/>
+            <c:showCatName val="0"/>
+            <c:showSerName val="0"/>
+            <c:showPercent val="0"/>
+            <c:showBubbleSize val="0"/>
+          </c:dLbls>
+          <c:cat>
+            <c:strRef>
+              <c:f>Sheet1!$A$2:$A$6</c:f>
+              <c:strCache>
+                <c:ptCount val="5"/>
+                <c:pt idx="0">
+                  <c:v>2021</c:v>
+                </c:pt>
+                <c:pt idx="1">
+                  <c:v>2022</c:v>
+                </c:pt>
+                <c:pt idx="2">
+                  <c:v>2023</c:v>
+                </c:pt>
+                <c:pt idx="3">
+                  <c:v>2024</c:v>
+                </c:pt>
+                <c:pt idx="4">
+                  <c:v>2025</c:v>
+                </c:pt>
+              </c:strCache>
+            </c:strRef>
+          </c:cat>
+          <c:val>
+            <c:numRef>
+              <c:f>Sheet1!$C$2:$C$6</c:f>
+              <c:numCache>
+                <c:formatCode>General</c:formatCode>
+                <c:ptCount val="5"/>
+                <c:pt idx="0">
+                  <c:v>5.4</c:v>
+                </c:pt>
+                <c:pt idx="1">
+                  <c:v>3.9</c:v>
+                </c:pt>
+                <c:pt idx="2">
+                  <c:v>4.0</c:v>
+                </c:pt>
+                <c:pt idx="3">
+                  <c:v>3.9</c:v>
+                </c:pt>
+                <c:pt idx="4">
+                  <c:v>3.2</c:v>
+                </c:pt>
+              </c:numCache>
+            </c:numRef>
+          </c:val>
+        </c:ser>
+        <c:ser>
+          <c:idx val="2"/>
+          <c:order val="2"/>
+          <c:tx>
+            <c:strRef>
+              <c:f>Sheet1!$D$1</c:f>
               <c:strCache>
                 <c:ptCount val="1"/>
                 <c:pt idx="0">
@@ -8774,7 +10707,7 @@
           </c:cat>
           <c:val>
             <c:numRef>
-              <c:f>Sheet1!$C$2:$C$6</c:f>
+              <c:f>Sheet1!$D$2:$D$6</c:f>
               <c:numCache>
                 <c:formatCode>General</c:formatCode>
                 <c:ptCount val="5"/>
@@ -8786,15 +10719,15 @@
           </c:val>
         </c:ser>
         <c:ser>
-          <c:idx val="2"/>
-          <c:order val="2"/>
+          <c:idx val="3"/>
+          <c:order val="3"/>
           <c:tx>
             <c:strRef>
-              <c:f>Sheet1!$D$1</c:f>
+              <c:f>Sheet1!$E$1</c:f>
               <c:strCache>
                 <c:ptCount val="1"/>
                 <c:pt idx="0">
-                  <c:v>Nostandart va muammoli kreditlar</c:v>
+                  <c:v>Substandart va muammoli kreditlar</c:v>
                 </c:pt>
               </c:strCache>
             </c:strRef>
@@ -8867,7 +10800,7 @@
           </c:cat>
           <c:val>
             <c:numRef>
-              <c:f>Sheet1!$D$2:$D$6</c:f>
+              <c:f>Sheet1!$E$2:$E$6</c:f>
               <c:numCache>
                 <c:formatCode>General</c:formatCode>
                 <c:ptCount val="5"/>
@@ -8880,11 +10813,17 @@
                 <c:pt idx="2">
                   <c:v>20.0</c:v>
                 </c:pt>
+                <c:pt idx="3">
+                  <c:v>21.0</c:v>
+                </c:pt>
+                <c:pt idx="4">
+                  <c:v>15.0</c:v>
+                </c:pt>
               </c:numCache>
             </c:numRef>
           </c:val>
         </c:ser>
-        <c:gapWidth val="70"/>
+        <c:gapWidth val="50"/>
         <c:axId val="111"/>
         <c:axId val="222"/>
       </c:barChart>
@@ -9175,7 +11114,7 @@
                 <c:formatCode>General</c:formatCode>
                 <c:ptCount val="5"/>
                 <c:pt idx="0">
-                  <c:v>1.3</c:v>
+                  <c:v>1.4</c:v>
                 </c:pt>
                 <c:pt idx="1">
                   <c:v>2.5</c:v>
@@ -9184,7 +11123,7 @@
                   <c:v>2.6</c:v>
                 </c:pt>
                 <c:pt idx="3">
-                  <c:v>2.0</c:v>
+                  <c:v>1.4</c:v>
                 </c:pt>
                 <c:pt idx="4">
                   <c:v>2.2</c:v>
@@ -9289,7 +11228,7 @@
                 <c:formatCode>General</c:formatCode>
                 <c:ptCount val="5"/>
                 <c:pt idx="0">
-                  <c:v>6.0</c:v>
+                  <c:v>6.1</c:v>
                 </c:pt>
                 <c:pt idx="1">
                   <c:v>13.3</c:v>
@@ -9298,7 +11237,7 @@
                   <c:v>14.2</c:v>
                 </c:pt>
                 <c:pt idx="3">
-                  <c:v>10.1</c:v>
+                  <c:v>6.6</c:v>
                 </c:pt>
                 <c:pt idx="4">
                   <c:v>12.4</c:v>

--- a/paragraflar/2.2-paragraf.docx
+++ b/paragraflar/2.2-paragraf.docx
@@ -945,7 +945,7 @@
                 <w:rFonts w:ascii="Times New Roman" w:hAnsi="Times New Roman" w:cs="Times New Roman" w:eastAsia="Times New Roman"/>
                 <w:sz w:val="22"/>
               </w:rPr>
-              <w:t xml:space="preserve">–</w:t>
+              <w:t xml:space="preserve">13,2</w:t>
             </w:r>
           </w:p>
         </w:tc>
@@ -1787,7 +1787,7 @@
                 <w:rFonts w:ascii="Times New Roman" w:hAnsi="Times New Roman" w:cs="Times New Roman" w:eastAsia="Times New Roman"/>
                 <w:sz w:val="22"/>
               </w:rPr>
-              <w:t xml:space="preserve">–</w:t>
+              <w:t xml:space="preserve">13,1</w:t>
             </w:r>
           </w:p>
         </w:tc>
@@ -2721,7 +2721,7 @@
                 <w:rFonts w:ascii="Times New Roman" w:hAnsi="Times New Roman" w:cs="Times New Roman" w:eastAsia="Times New Roman"/>
                 <w:sz w:val="22"/>
               </w:rPr>
-              <w:t xml:space="preserve">–</w:t>
+              <w:t xml:space="preserve">42,2</w:t>
             </w:r>
           </w:p>
         </w:tc>
@@ -2846,7 +2846,7 @@
                 <w:rFonts w:ascii="Times New Roman" w:hAnsi="Times New Roman" w:cs="Times New Roman" w:eastAsia="Times New Roman"/>
                 <w:sz w:val="22"/>
               </w:rPr>
-              <w:t xml:space="preserve">48,8¹</w:t>
+              <w:t xml:space="preserve">49,2</w:t>
             </w:r>
           </w:p>
         </w:tc>
@@ -2946,7 +2946,7 @@
           <w:i/>
           <w:sz w:val="28"/>
         </w:rPr>
-        <w:t xml:space="preserve">Izoh: ¹ 2022-yil yanvar holatiga; «–» – byulletenda ma’lumot berilmagan.</w:t>
+        <w:t xml:space="preserve">Izoh: «–» – byulletenda ma’lumot berilmagan.</w:t>
       </w:r>
     </w:p>
     <w:p>
@@ -2961,7 +2961,7 @@
           <w:rFonts w:ascii="Times New Roman" w:hAnsi="Times New Roman" w:cs="Times New Roman" w:eastAsia="Times New Roman"/>
           <w:sz w:val="28"/>
         </w:rPr>
-        <w:t xml:space="preserve">Jadval ma’lumotlari bank tizimining umumiy holatini ijobiy baholash imkonini beradi: kapital va likvidlik ko‘rsatkichlari regulyativ va xalqaro minimumlardan barqaror yuqori, rasmiy muammoli kreditlar ulushi 2021-yildagi 5,2 foizdan 2025-yilda 3 foizgacha pasaygan, depozitlar bilan moliyalashtirish darajasi oshib, xorijiy valyutadagi kreditlar ulushi esa 48,8 foizdan 38,4 foizgacha kamaygan. Biroq ko‘rsatkichlarni chuqurroq tahlil qilish bu umumiy manzara ortida muhim risklar yashiringanini ko‘rsatadi.</w:t>
+        <w:t xml:space="preserve">Jadval ma’lumotlari bank tizimining umumiy holatini ijobiy baholash imkonini beradi: kapital va likvidlik ko‘rsatkichlari regulyativ va xalqaro minimumlardan barqaror yuqori, rasmiy muammoli kreditlar ulushi 2021-yildagi 5,2 foizdan 2025-yilda 3 foizgacha pasaygan, depozitlar bilan moliyalashtirish darajasi oshib, xorijiy valyutadagi kreditlar ulushi esa 49,2 foizdan 38,4 foizgacha kamaygan. Biroq ko‘rsatkichlarni chuqurroq tahlil qilish bu umumiy manzara ortida muhim risklar yashiringanini ko‘rsatadi.</w:t>
       </w:r>
     </w:p>
     <w:p>
@@ -3289,7 +3289,7 @@
           <w:rFonts w:ascii="Times New Roman" w:hAnsi="Times New Roman" w:cs="Times New Roman" w:eastAsia="Times New Roman"/>
           <w:sz w:val="28"/>
         </w:rPr>
-        <w:t xml:space="preserve">, ya’ni muammoli kreditlarning yarmiga yaqini zaxira bilan qoplanmagan. Xalqaro mezonlar bilan solishtirganda, O.I. Lavrushin va I.D. Mamonova erta ogohlantirish signallari qatorida umidsiz kreditlar ulushining 5 foizdan oshishini keltiradi</w:t>
+        <w:t xml:space="preserve">, ya’ni muammoli kreditlarning yarmiga yaqini zaxira bilan qoplanmagan. Shu bilan birga, zaxiralar chegirilgan muammoli kreditlarning kapitalga nisbati 2021-yildagi 13,1 foizdan 2025-yilda 5,7 foizgacha pasaygan, bu esa kredit riskining kapitalga bosimi kamayganini ko‘rsatadi. Xalqaro mezonlar bilan solishtirganda, O.I. Lavrushin va I.D. Mamonova erta ogohlantirish signallari qatorida umidsiz kreditlar ulushining 5 foizdan oshishini keltiradi</w:t>
       </w:r>
       <w:r>
         <w:rPr>
@@ -3453,7 +3453,7 @@
           <w:rFonts w:ascii="Times New Roman" w:hAnsi="Times New Roman" w:cs="Times New Roman" w:eastAsia="Times New Roman"/>
           <w:sz w:val="28"/>
         </w:rPr>
-        <w:t xml:space="preserve">. Bunday tuzilma tashqi moliyalashtirish sharoiti yomonlashganda likvidlik va valyuta riskini oshiradi. Ijobiy tomoni shundaki, depozitlar bilan qoplanish darajasi 2022-yildagi 47,8 foizdan izchil oshib bormoqda, xorijiy valyutadagi kreditlar ulushi esa 38,4 foizgacha kamaygan.</w:t>
+        <w:t xml:space="preserve">. Bunday tuzilma tashqi moliyalashtirish sharoiti yomonlashganda likvidlik va valyuta riskini oshiradi. Ijobiy tomoni shundaki, depozitlar bilan qoplanish darajasi 2021-yildagi 42,2 foizdan izchil oshib bormoqda, xorijiy valyutadagi kreditlar ulushi esa 38,4 foizgacha kamaygan.</w:t>
       </w:r>
     </w:p>
     <w:p>
@@ -8274,7 +8274,7 @@
         <w:t xml:space="preserve"> </w:t>
       </w:r>
       <w:r>
-        <w:t xml:space="preserve">Tadqiqot natijasida muallif tomonidan quyidagi manbalar ma’lumotlari asosida ishlab chiqildi: O‘zbekiston Respublikasi Markaziy banki. Statistik byulleten: 2026-yil mart. – Toshkent, 2026. – 5.1.3, 5.1.4, 5.1.6, 5.1.7, 5.1.8-jadvallar. – https://cbu.uz/uz/statistics/buleten; O‘zbekiston Respublikasi Markaziy banki. Moliyaviy barqarorlik sharhi: 2022-yil. – Toshkent, 2023; The Central Bank of the Republic of Uzbekistan. Financial Stability Report for 2023. – Tashkent, 2024; O‘zbekiston Respublikasi Markaziy banki. 2024-yil uchun moliyaviy barqarorlik sharhi. – Toshkent, 2025; The Central Bank of the Republic of Uzbekistan. Financial Stability Report for 2025. – Tashkent, 2026.</w:t>
+        <w:t xml:space="preserve">Tadqiqot natijasida muallif tomonidan quyidagi manbalar ma’lumotlari asosida ishlab chiqildi: O‘zbekiston Respublikasi Markaziy banki. Statistik byulleten: 2021-yil. – Toshkent, 2022. – 5.1.8b-jadval; O‘zbekiston Respublikasi Markaziy banki. Statistik byulleten: 2026-yil mart. – Toshkent, 2026. – 5.1.3, 5.1.4, 5.1.6, 5.1.7, 5.1.8-jadvallar. – https://cbu.uz/uz/statistics/buleten; O‘zbekiston Respublikasi Markaziy banki. Moliyaviy barqarorlik sharhi: 2022-yil. – Toshkent, 2023; The Central Bank of the Republic of Uzbekistan. Financial Stability Report for 2023. – Tashkent, 2024; O‘zbekiston Respublikasi Markaziy banki. 2024-yil uchun moliyaviy barqarorlik sharhi. – Toshkent, 2025; The Central Bank of the Republic of Uzbekistan. Financial Stability Report for 2025. – Tashkent, 2026.</w:t>
       </w:r>
     </w:p>
   </w:footnote>
@@ -8293,7 +8293,7 @@
         <w:t xml:space="preserve"> </w:t>
       </w:r>
       <w:r>
-        <w:t xml:space="preserve">O‘zbekiston Respublikasi Markaziy banki. Statistik byulleten: 2026-yil mart. – Toshkent, 2026. – 5.1.3, 5.1.4, 5.1.6, 5.1.7, 5.1.8-jadvallar. – https://cbu.uz/uz/statistics/buleten/</w:t>
+        <w:t xml:space="preserve">O‘zbekiston Respublikasi Markaziy banki. Statistik byulleten: 2021-yil. – Toshkent, 2022. – 5.1.8b-jadval; O‘zbekiston Respublikasi Markaziy banki. Statistik byulleten: 2026-yil mart. – Toshkent, 2026. – 5.1.3, 5.1.4, 5.1.6, 5.1.7, 5.1.8-jadvallar. – https://cbu.uz/uz/statistics/buleten/</w:t>
       </w:r>
     </w:p>
   </w:footnote>
@@ -8426,7 +8426,7 @@
         <w:t xml:space="preserve"> </w:t>
       </w:r>
       <w:r>
-        <w:t xml:space="preserve">O‘zbekiston Respublikasi Markaziy banki. Statistik byulleten: 2026-yil mart. – Toshkent, 2026. – 5.1.3, 5.1.4, 5.1.6, 5.1.7, 5.1.8-jadvallar. – https://cbu.uz/uz/statistics/buleten/</w:t>
+        <w:t xml:space="preserve">O‘zbekiston Respublikasi Markaziy banki. Statistik byulleten: 2021-yil. – Toshkent, 2022. – 5.1.8b-jadval; O‘zbekiston Respublikasi Markaziy banki. Statistik byulleten: 2026-yil mart. – Toshkent, 2026. – 5.1.3, 5.1.4, 5.1.6, 5.1.7, 5.1.8-jadvallar. – https://cbu.uz/uz/statistics/buleten/</w:t>
       </w:r>
     </w:p>
   </w:footnote>
@@ -8521,7 +8521,7 @@
         <w:t xml:space="preserve"> </w:t>
       </w:r>
       <w:r>
-        <w:t xml:space="preserve">Tadqiqot natijasida muallif tomonidan quyidagi manbalar ma’lumotlari asosida ishlab chiqildi: O‘zbekiston Respublikasi Markaziy banki. Statistik byulleten: 2026-yil mart. – Toshkent, 2026. – 5.1.3, 5.1.4, 5.1.6, 5.1.7, 5.1.8-jadvallar. – https://cbu.uz/uz/statistics/buleten; O‘zbekiston Respublikasi Markaziy banki. Moliyaviy barqarorlik sharhi: 2022-yil. – Toshkent, 2023; The Central Bank of the Republic of Uzbekistan. Financial Stability Report for 2023. – Tashkent, 2024; O‘zbekiston Respublikasi Markaziy banki. 2024-yil uchun moliyaviy barqarorlik sharhi. – Toshkent, 2025; The Central Bank of the Republic of Uzbekistan. Financial Stability Report for 2025. – Tashkent, 2026; World Bank. Republic of Uzbekistan: Financial Sector Assessment. – Washington, DC: World Bank, 2025.</w:t>
+        <w:t xml:space="preserve">Tadqiqot natijasida muallif tomonidan quyidagi manbalar ma’lumotlari asosida ishlab chiqildi: O‘zbekiston Respublikasi Markaziy banki. Statistik byulleten: 2021-yil. – Toshkent, 2022. – 5.1.8b-jadval; O‘zbekiston Respublikasi Markaziy banki. Statistik byulleten: 2026-yil mart. – Toshkent, 2026. – 5.1.3, 5.1.4, 5.1.6, 5.1.7, 5.1.8-jadvallar. – https://cbu.uz/uz/statistics/buleten; O‘zbekiston Respublikasi Markaziy banki. Moliyaviy barqarorlik sharhi: 2022-yil. – Toshkent, 2023; The Central Bank of the Republic of Uzbekistan. Financial Stability Report for 2023. – Tashkent, 2024; O‘zbekiston Respublikasi Markaziy banki. 2024-yil uchun moliyaviy barqarorlik sharhi. – Toshkent, 2025; The Central Bank of the Republic of Uzbekistan. Financial Stability Report for 2025. – Tashkent, 2026; World Bank. Republic of Uzbekistan: Financial Sector Assessment. – Washington, DC: World Bank, 2025.</w:t>
       </w:r>
     </w:p>
   </w:footnote>
@@ -8540,7 +8540,7 @@
         <w:t xml:space="preserve"> </w:t>
       </w:r>
       <w:r>
-        <w:t xml:space="preserve">O‘zbekiston Respublikasi Markaziy banki. Statistik byulleten: 2026-yil mart. – Toshkent, 2026. – 5.1.3, 5.1.4, 5.1.6, 5.1.7, 5.1.8-jadvallar. – https://cbu.uz/uz/statistics/buleten/</w:t>
+        <w:t xml:space="preserve">O‘zbekiston Respublikasi Markaziy banki. Statistik byulleten: 2021-yil. – Toshkent, 2022. – 5.1.8b-jadval; O‘zbekiston Respublikasi Markaziy banki. Statistik byulleten: 2026-yil mart. – Toshkent, 2026. – 5.1.3, 5.1.4, 5.1.6, 5.1.7, 5.1.8-jadvallar. – https://cbu.uz/uz/statistics/buleten/</w:t>
       </w:r>
     </w:p>
   </w:footnote>
@@ -8597,7 +8597,7 @@
         <w:t xml:space="preserve"> </w:t>
       </w:r>
       <w:r>
-        <w:t xml:space="preserve">O‘zbekiston Respublikasi Markaziy banki. Statistik byulleten: 2026-yil mart. – Toshkent, 2026. – 5.1.3, 5.1.4, 5.1.6, 5.1.7, 5.1.8-jadvallar. – https://cbu.uz/uz/statistics/buleten/</w:t>
+        <w:t xml:space="preserve">O‘zbekiston Respublikasi Markaziy banki. Statistik byulleten: 2021-yil. – Toshkent, 2022. – 5.1.8b-jadval; O‘zbekiston Respublikasi Markaziy banki. Statistik byulleten: 2026-yil mart. – Toshkent, 2026. – 5.1.3, 5.1.4, 5.1.6, 5.1.7, 5.1.8-jadvallar. – https://cbu.uz/uz/statistics/buleten/</w:t>
       </w:r>
     </w:p>
   </w:footnote>
@@ -8654,7 +8654,7 @@
         <w:t xml:space="preserve"> </w:t>
       </w:r>
       <w:r>
-        <w:t xml:space="preserve">O‘zbekiston Respublikasi Markaziy banki. Statistik byulleten: 2026-yil mart. – Toshkent, 2026. – 5.1.3, 5.1.4, 5.1.6, 5.1.7, 5.1.8-jadvallar. – https://cbu.uz/uz/statistics/buleten/</w:t>
+        <w:t xml:space="preserve">O‘zbekiston Respublikasi Markaziy banki. Statistik byulleten: 2021-yil. – Toshkent, 2022. – 5.1.8b-jadval; O‘zbekiston Respublikasi Markaziy banki. Statistik byulleten: 2026-yil mart. – Toshkent, 2026. – 5.1.3, 5.1.4, 5.1.6, 5.1.7, 5.1.8-jadvallar. – https://cbu.uz/uz/statistics/buleten/</w:t>
       </w:r>
     </w:p>
   </w:footnote>
@@ -8673,7 +8673,7 @@
         <w:t xml:space="preserve"> </w:t>
       </w:r>
       <w:r>
-        <w:t xml:space="preserve">O‘zbekiston Respublikasi Markaziy banki. Statistik byulleten: 2026-yil mart. – Toshkent, 2026. – 5.1.3, 5.1.4, 5.1.6, 5.1.7, 5.1.8-jadvallar. – https://cbu.uz/uz/statistics/buleten/</w:t>
+        <w:t xml:space="preserve">O‘zbekiston Respublikasi Markaziy banki. Statistik byulleten: 2021-yil. – Toshkent, 2022. – 5.1.8b-jadval; O‘zbekiston Respublikasi Markaziy banki. Statistik byulleten: 2026-yil mart. – Toshkent, 2026. – 5.1.3, 5.1.4, 5.1.6, 5.1.7, 5.1.8-jadvallar. – https://cbu.uz/uz/statistics/buleten/</w:t>
       </w:r>
     </w:p>
   </w:footnote>
@@ -8844,7 +8844,7 @@
         <w:t xml:space="preserve"> </w:t>
       </w:r>
       <w:r>
-        <w:t xml:space="preserve">Tadqiqot natijasida muallif tomonidan quyidagi manbalar ma’lumotlari asosida ishlab chiqildi: O‘zbekiston Respublikasi Markaziy banki. Statistik byulleten: 2026-yil mart. – Toshkent, 2026. – 5.1.3, 5.1.4, 5.1.6, 5.1.7, 5.1.8-jadvallar. – https://cbu.uz/uz/statistics/buleten; The Central Bank of the Republic of Uzbekistan. Financial Stability Report for 2025. – Tashkent, 2026; World Bank. Republic of Uzbekistan: Financial Sector Assessment. – Washington, DC: World Bank, 2025; «O‘zsanoatqurilishbank» ATB ning Markaziy bankka taqdim etilgan prudensial hisobot shakllari (crs003C, crs003L, crs003O): bank balansi, daromadlar, regulyativ kapital hisob-kitobi, aktivlarni tasniflash va prudensial me’yorlar jadvallari, 2021–2025-yillar 30-dekabr holatiga; «Mikrokreditbank» ATB ning Markaziy bankka taqdim etilgan prudensial hisobot shakllari (crs005C, crs005L, crs005O): bank balansi, daromadlar, regulyativ kapital hisob-kitobi, aktivlarni tasniflash va prudensial me’yorlar jadvallari, 2021–2025-yillar 30-dekabr holatiga; Joint Stock Commercial Bank «Uzbek Industrial and Construction Bank» and its subsidiaries. Consolidated Financial Statements for the year ended 31 December 2025 and Independent Auditor’s Report. – Tashkent, 2026. – P. 28–31.</w:t>
+        <w:t xml:space="preserve">Tadqiqot natijasida muallif tomonidan quyidagi manbalar ma’lumotlari asosida ishlab chiqildi: O‘zbekiston Respublikasi Markaziy banki. Statistik byulleten: 2021-yil. – Toshkent, 2022. – 5.1.8b-jadval; O‘zbekiston Respublikasi Markaziy banki. Statistik byulleten: 2026-yil mart. – Toshkent, 2026. – 5.1.3, 5.1.4, 5.1.6, 5.1.7, 5.1.8-jadvallar. – https://cbu.uz/uz/statistics/buleten; The Central Bank of the Republic of Uzbekistan. Financial Stability Report for 2025. – Tashkent, 2026; World Bank. Republic of Uzbekistan: Financial Sector Assessment. – Washington, DC: World Bank, 2025; «O‘zsanoatqurilishbank» ATB ning Markaziy bankka taqdim etilgan prudensial hisobot shakllari (crs003C, crs003L, crs003O): bank balansi, daromadlar, regulyativ kapital hisob-kitobi, aktivlarni tasniflash va prudensial me’yorlar jadvallari, 2021–2025-yillar 30-dekabr holatiga; «Mikrokreditbank» ATB ning Markaziy bankka taqdim etilgan prudensial hisobot shakllari (crs005C, crs005L, crs005O): bank balansi, daromadlar, regulyativ kapital hisob-kitobi, aktivlarni tasniflash va prudensial me’yorlar jadvallari, 2021–2025-yillar 30-dekabr holatiga; Joint Stock Commercial Bank «Uzbek Industrial and Construction Bank» and its subsidiaries. Consolidated Financial Statements for the year ended 31 December 2025 and Independent Auditor’s Report. – Tashkent, 2026. – P. 28–31.</w:t>
       </w:r>
     </w:p>
   </w:footnote>

--- a/paragraflar/2.2-paragraf.docx
+++ b/paragraflar/2.2-paragraf.docx
@@ -171,7 +171,7 @@
         </w:rPr>
         <w:drawing>
           <wp:inline distT="0" distB="0" distL="0" distR="0">
-            <wp:extent cx="5400000" cy="2520000"/>
+            <wp:extent cx="5760000" cy="2880000"/>
             <wp:effectExtent l="0" t="0" r="0" b="0"/>
             <wp:docPr id="1001" name="2.2.1-rasm"/>
             <wp:cNvGraphicFramePr/>
@@ -3013,7 +3013,7 @@
         </w:rPr>
         <w:drawing>
           <wp:inline distT="0" distB="0" distL="0" distR="0">
-            <wp:extent cx="5580000" cy="2700000"/>
+            <wp:extent cx="5760000" cy="2880000"/>
             <wp:effectExtent l="0" t="0" r="0" b="0"/>
             <wp:docPr id="1002" name="2.2.2-rasm"/>
             <wp:cNvGraphicFramePr/>
@@ -3229,7 +3229,7 @@
         </w:rPr>
         <w:drawing>
           <wp:inline distT="0" distB="0" distL="0" distR="0">
-            <wp:extent cx="5580000" cy="2700000"/>
+            <wp:extent cx="5760000" cy="2880000"/>
             <wp:effectExtent l="0" t="0" r="0" b="0"/>
             <wp:docPr id="1003" name="2.2.3-rasm"/>
             <wp:cNvGraphicFramePr/>
@@ -3367,7 +3367,7 @@
         </w:rPr>
         <w:drawing>
           <wp:inline distT="0" distB="0" distL="0" distR="0">
-            <wp:extent cx="5580000" cy="2700000"/>
+            <wp:extent cx="5760000" cy="2880000"/>
             <wp:effectExtent l="0" t="0" r="0" b="0"/>
             <wp:docPr id="1004" name="2.2.4-rasm"/>
             <wp:cNvGraphicFramePr/>
@@ -6410,7 +6410,7 @@
         </w:rPr>
         <w:drawing>
           <wp:inline distT="0" distB="0" distL="0" distR="0">
-            <wp:extent cx="5580000" cy="2700000"/>
+            <wp:extent cx="5760000" cy="2880000"/>
             <wp:effectExtent l="0" t="0" r="0" b="0"/>
             <wp:docPr id="1005" name="2.2.5-rasm"/>
             <wp:cNvGraphicFramePr/>
@@ -6594,7 +6594,7 @@
         </w:rPr>
         <w:drawing>
           <wp:inline distT="0" distB="0" distL="0" distR="0">
-            <wp:extent cx="5580000" cy="2700000"/>
+            <wp:extent cx="5760000" cy="2880000"/>
             <wp:effectExtent l="0" t="0" r="0" b="0"/>
             <wp:docPr id="1007" name="2.2.7-rasm"/>
             <wp:cNvGraphicFramePr/>

--- a/paragraflar/2.2-paragraf.docx
+++ b/paragraflar/2.2-paragraf.docx
@@ -2,7 +2,7 @@
 <file path=word/document.xml><?xml version="1.0" encoding="utf-8"?>
 <w:document xmlns:w="http://schemas.openxmlformats.org/wordprocessingml/2006/main" xmlns:m="http://schemas.openxmlformats.org/officeDocument/2006/math" xmlns:r="http://schemas.openxmlformats.org/officeDocument/2006/relationships" xmlns:o="urn:schemas-microsoft-com:office:office" xmlns:v="urn:schemas-microsoft-com:vml" xmlns:w10="urn:schemas-microsoft-com:office:word" xmlns:a="http://schemas.openxmlformats.org/drawingml/2006/main" xmlns:pic="http://schemas.openxmlformats.org/drawingml/2006/picture" xmlns:wp="http://schemas.openxmlformats.org/drawingml/2006/wordprocessingDrawing">
   <w:body>
-    <w:bookmarkStart w:id="60" w:name="X637944ed30af1a5c7e12bfca1a7866b67ed51e5"/>
+    <w:bookmarkStart w:id="61" w:name="X637944ed30af1a5c7e12bfca1a7866b67ed51e5"/>
     <w:p>
       <w:pPr>
         <w:pStyle w:val="Heading2"/>
@@ -1662,7 +1662,7 @@
                 <w:rFonts w:ascii="Times New Roman" w:hAnsi="Times New Roman" w:cs="Times New Roman" w:eastAsia="Times New Roman"/>
                 <w:sz w:val="22"/>
               </w:rPr>
-              <w:t xml:space="preserve">–</w:t>
+              <w:t xml:space="preserve">45,9</w:t>
             </w:r>
           </w:p>
         </w:tc>
@@ -3276,7 +3276,7 @@
           <w:rFonts w:ascii="Times New Roman" w:hAnsi="Times New Roman" w:cs="Times New Roman" w:eastAsia="Times New Roman"/>
           <w:sz w:val="28"/>
         </w:rPr>
-        <w:t xml:space="preserve">Rasmiy ko‘rsatkich va MHXS 9 bo‘yicha 3-bosqich kreditlari o‘rtasidagi farq muammoli kredit ta’rifining torligi va restrukturizatsiya qilingan kreditlarni qayta tasniflash qoidalarining yumshoqligi bilan izohlanadi. Bundan tashqari, maxsus zaxiralarning muammoli kreditlarga nisbati 2022–2025-yillarda 36,7–52,6 foizni tashkil etgan</w:t>
+        <w:t xml:space="preserve">Rasmiy ko‘rsatkich va MHXS 9 bo‘yicha 3-bosqich kreditlari o‘rtasidagi farq muammoli kredit ta’rifining torligi va restrukturizatsiya qilingan kreditlarni qayta tasniflash qoidalarining yumshoqligi bilan izohlanadi. Bundan tashqari, maxsus zaxiralarning muammoli kreditlarga nisbati 2021-yilda 45,9 foizni tashkil etgan</w:t>
       </w:r>
       <w:r>
         <w:rPr>
@@ -3289,7 +3289,7 @@
           <w:rFonts w:ascii="Times New Roman" w:hAnsi="Times New Roman" w:cs="Times New Roman" w:eastAsia="Times New Roman"/>
           <w:sz w:val="28"/>
         </w:rPr>
-        <w:t xml:space="preserve">, ya’ni muammoli kreditlarning yarmiga yaqini zaxira bilan qoplanmagan. Shu bilan birga, zaxiralar chegirilgan muammoli kreditlarning kapitalga nisbati 2021-yildagi 13,1 foizdan 2025-yilda 5,7 foizgacha pasaygan, bu esa kredit riskining kapitalga bosimi kamayganini ko‘rsatadi. Xalqaro mezonlar bilan solishtirganda, O.I. Lavrushin va I.D. Mamonova erta ogohlantirish signallari qatorida umidsiz kreditlar ulushining 5 foizdan oshishini keltiradi</w:t>
+        <w:t xml:space="preserve">, 2022–2025-yillarda esa 36,7–52,6 foiz oralig‘ida bo‘lgan</w:t>
       </w:r>
       <w:r>
         <w:rPr>
@@ -3302,13 +3302,26 @@
           <w:rFonts w:ascii="Times New Roman" w:hAnsi="Times New Roman" w:cs="Times New Roman" w:eastAsia="Times New Roman"/>
           <w:sz w:val="28"/>
         </w:rPr>
+        <w:t xml:space="preserve">, ya’ni muammoli kreditlarning yarmiga yaqini zaxira bilan qoplanmagan. Shu bilan birga, zaxiralar chegirilgan muammoli kreditlarning kapitalga nisbati 2021-yildagi 13,1 foizdan 2025-yilda 5,7 foizgacha pasaygan, bu esa kredit riskining kapitalga bosimi kamayganini ko‘rsatadi. Xalqaro mezonlar bilan solishtirganda, O.I. Lavrushin va I.D. Mamonova erta ogohlantirish signallari qatorida umidsiz kreditlar ulushining 5 foizdan oshishini keltiradi</w:t>
+      </w:r>
+      <w:r>
+        <w:rPr>
+          <w:rStyle w:val="FootnoteReference"/>
+        </w:rPr>
+        <w:footnoteReference w:id="45"/>
+      </w:r>
+      <w:r>
+        <w:rPr>
+          <w:rFonts w:ascii="Times New Roman" w:hAnsi="Times New Roman" w:cs="Times New Roman" w:eastAsia="Times New Roman"/>
+          <w:sz w:val="28"/>
+        </w:rPr>
         <w:t xml:space="preserve">, O.I. Lavrushin tahriridagi monografiyada esa ishlamaydigan kreditlar ulushining 10 foizgacha oshishi salbiy vaziyat darakchisi sifatida ko‘rsatiladi</w:t>
       </w:r>
       <w:r>
         <w:rPr>
           <w:rStyle w:val="FootnoteReference"/>
         </w:rPr>
-        <w:footnoteReference w:id="45"/>
+        <w:footnoteReference w:id="46"/>
       </w:r>
       <w:r>
         <w:rPr>
@@ -3336,7 +3349,7 @@
         <w:rPr>
           <w:rStyle w:val="FootnoteReference"/>
         </w:rPr>
-        <w:footnoteReference w:id="46"/>
+        <w:footnoteReference w:id="47"/>
       </w:r>
       <w:r>
         <w:rPr>
@@ -3399,7 +3412,7 @@
         <w:rPr>
           <w:rStyle w:val="FootnoteReference"/>
         </w:rPr>
-        <w:footnoteReference w:id="47"/>
+        <w:footnoteReference w:id="48"/>
       </w:r>
     </w:p>
     <w:p>
@@ -3420,7 +3433,7 @@
         <w:rPr>
           <w:rStyle w:val="FootnoteReference"/>
         </w:rPr>
-        <w:footnoteReference w:id="48"/>
+        <w:footnoteReference w:id="49"/>
       </w:r>
       <w:r>
         <w:rPr>
@@ -3433,7 +3446,7 @@
         <w:rPr>
           <w:rStyle w:val="FootnoteReference"/>
         </w:rPr>
-        <w:footnoteReference w:id="49"/>
+        <w:footnoteReference w:id="50"/>
       </w:r>
       <w:r>
         <w:rPr>
@@ -3446,7 +3459,7 @@
         <w:rPr>
           <w:rStyle w:val="FootnoteReference"/>
         </w:rPr>
-        <w:footnoteReference w:id="50"/>
+        <w:footnoteReference w:id="51"/>
       </w:r>
       <w:r>
         <w:rPr>
@@ -3509,7 +3522,7 @@
         <w:rPr>
           <w:rStyle w:val="FootnoteReference"/>
         </w:rPr>
-        <w:footnoteReference w:id="51"/>
+        <w:footnoteReference w:id="52"/>
       </w:r>
     </w:p>
     <w:tbl>
@@ -6442,7 +6455,7 @@
         <w:rPr>
           <w:rStyle w:val="FootnoteReference"/>
         </w:rPr>
-        <w:footnoteReference w:id="52"/>
+        <w:footnoteReference w:id="53"/>
       </w:r>
     </w:p>
     <w:p>
@@ -6463,7 +6476,7 @@
         <w:rPr>
           <w:rStyle w:val="FootnoteReference"/>
         </w:rPr>
-        <w:footnoteReference w:id="53"/>
+        <w:footnoteReference w:id="54"/>
       </w:r>
       <w:r>
         <w:rPr>
@@ -6534,7 +6547,7 @@
         <w:rPr>
           <w:rStyle w:val="FootnoteReference"/>
         </w:rPr>
-        <w:footnoteReference w:id="54"/>
+        <w:footnoteReference w:id="55"/>
       </w:r>
     </w:p>
     <w:p>
@@ -6555,7 +6568,7 @@
         <w:rPr>
           <w:rStyle w:val="FootnoteReference"/>
         </w:rPr>
-        <w:footnoteReference w:id="55"/>
+        <w:footnoteReference w:id="56"/>
       </w:r>
       <w:r>
         <w:rPr>
@@ -6626,7 +6639,7 @@
         <w:rPr>
           <w:rStyle w:val="FootnoteReference"/>
         </w:rPr>
-        <w:footnoteReference w:id="56"/>
+        <w:footnoteReference w:id="57"/>
       </w:r>
     </w:p>
     <w:p>
@@ -6647,7 +6660,7 @@
         <w:rPr>
           <w:rStyle w:val="FootnoteReference"/>
         </w:rPr>
-        <w:footnoteReference w:id="57"/>
+        <w:footnoteReference w:id="58"/>
       </w:r>
       <w:r>
         <w:rPr>
@@ -6675,7 +6688,7 @@
         <w:rPr>
           <w:rStyle w:val="FootnoteReference"/>
         </w:rPr>
-        <w:footnoteReference w:id="58"/>
+        <w:footnoteReference w:id="59"/>
       </w:r>
       <w:r>
         <w:rPr>
@@ -6738,7 +6751,7 @@
         <w:rPr>
           <w:rStyle w:val="FootnoteReference"/>
         </w:rPr>
-        <w:footnoteReference w:id="59"/>
+        <w:footnoteReference w:id="60"/>
       </w:r>
     </w:p>
     <w:tbl>
@@ -8060,7 +8073,7 @@
         <w:t xml:space="preserve">O‘zbekiston bank tizimi va alohida banklar moliyaviy barqarorlik ko‘rsatkichlarini tadqiq etgan holda xulosa qilish mumkinki, 2021–2025-yillarda bank tizimi jadal o‘sib, davlat banklarining ulushi 81 foizdan 62 foizgacha kamaydi, ammo ular tizimda ustunligicha qolmoqda. Rasmiy ko‘rsatkichlar bo‘yicha kapital va likvidlik Bazel III talablaridan ancha yuqori, biroq aktivlar sifati eng zaif bo‘g‘in bo‘lib qolmoqda: substandart kreditlar ulushi «O‘zsanoatqurilishbank» ATB da uch barobar oshgan, MHXS bo‘yicha qadrsizlangan kreditlar rasmiy ko‘rsatkichdan ikki-uch barobar yuqori. Ijtimoiy yo‘naltirilgan kreditlash bilan shug‘ullanuvchi «Mikrokreditbank» ATB misolida esa past daromadlilik, 2024-yilda yashirin kredit riskining bir yo‘la tan olinishi natijasidagi katta zarar va kapital yetarliligining davlat qayta kapitallashtirishiga bog‘liqligi aniqlandi. Bu o‘z navbatida, ko‘rsatkichlarning turli yo‘nalishdagi signallarini yagona bahoga keltiradigan, aktivlar sifatini MHXS 9 bo‘yicha hisobga oladigan va bankning davlat ko‘magisiz barqarorligini alohida baholaydigan integral metodikani ishlab chiqish zaruriyatini yuzaga keltiradi. Bunday metodika dissertatsiyaning uchinchi bobida taklif etiladi.</w:t>
       </w:r>
     </w:p>
-    <w:bookmarkEnd w:id="60"/>
+    <w:bookmarkEnd w:id="61"/>
     <w:sectPr>
       <w:pgMar w:left="1701" w:right="850" w:top="1134" w:bottom="1134"/>
     </w:sectPr>
@@ -8274,7 +8287,7 @@
         <w:t xml:space="preserve"> </w:t>
       </w:r>
       <w:r>
-        <w:t xml:space="preserve">Tadqiqot natijasida muallif tomonidan quyidagi manbalar ma’lumotlari asosida ishlab chiqildi: O‘zbekiston Respublikasi Markaziy banki. Statistik byulleten: 2021-yil. – Toshkent, 2022. – 5.1.8b-jadval; O‘zbekiston Respublikasi Markaziy banki. Statistik byulleten: 2026-yil mart. – Toshkent, 2026. – 5.1.3, 5.1.4, 5.1.6, 5.1.7, 5.1.8-jadvallar. – https://cbu.uz/uz/statistics/buleten; O‘zbekiston Respublikasi Markaziy banki. Moliyaviy barqarorlik sharhi: 2022-yil. – Toshkent, 2023; The Central Bank of the Republic of Uzbekistan. Financial Stability Report for 2023. – Tashkent, 2024; O‘zbekiston Respublikasi Markaziy banki. 2024-yil uchun moliyaviy barqarorlik sharhi. – Toshkent, 2025; The Central Bank of the Republic of Uzbekistan. Financial Stability Report for 2025. – Tashkent, 2026.</w:t>
+        <w:t xml:space="preserve">Tadqiqot natijasida muallif tomonidan quyidagi manbalar ma’lumotlari asosida ishlab chiqildi: O‘zbekiston Respublikasi Markaziy banki. Statistik byulleten: 2021-yil. – Toshkent, 2022. – 5.1.8b-jadval; O‘zbekiston Respublikasi Markaziy banki. Statistik byulleten: 2026-yil mart. – Toshkent, 2026. – 5.1.3, 5.1.4, 5.1.6, 5.1.7, 5.1.8-jadvallar. – https://cbu.uz/uz/statistics/buleten; International Monetary Fund. Republic of Uzbekistan: 2022 Article IV Consultation – Press Release; Staff Report; and Statement by the Executive Director for the Republic of Uzbekistan. IMF Country Report No. 22/189. – Washington, DC: IMF, 2022. – P. 30 (Table 7); O‘zbekiston Respublikasi Markaziy banki. Moliyaviy barqarorlik sharhi: 2022-yil. – Toshkent, 2023; The Central Bank of the Republic of Uzbekistan. Financial Stability Report for 2023. – Tashkent, 2024; O‘zbekiston Respublikasi Markaziy banki. 2024-yil uchun moliyaviy barqarorlik sharhi. – Toshkent, 2025; The Central Bank of the Republic of Uzbekistan. Financial Stability Report for 2025. – Tashkent, 2026.</w:t>
       </w:r>
     </w:p>
   </w:footnote>
@@ -8540,7 +8553,7 @@
         <w:t xml:space="preserve"> </w:t>
       </w:r>
       <w:r>
-        <w:t xml:space="preserve">O‘zbekiston Respublikasi Markaziy banki. Statistik byulleten: 2021-yil. – Toshkent, 2022. – 5.1.8b-jadval; O‘zbekiston Respublikasi Markaziy banki. Statistik byulleten: 2026-yil mart. – Toshkent, 2026. – 5.1.3, 5.1.4, 5.1.6, 5.1.7, 5.1.8-jadvallar. – https://cbu.uz/uz/statistics/buleten/</w:t>
+        <w:t xml:space="preserve">International Monetary Fund. Republic of Uzbekistan: 2022 Article IV Consultation – Press Release; Staff Report; and Statement by the Executive Director for the Republic of Uzbekistan. IMF Country Report No. 22/189. – Washington, DC: IMF, 2022. – P. 30 (Table 7).</w:t>
       </w:r>
     </w:p>
   </w:footnote>
@@ -8559,7 +8572,7 @@
         <w:t xml:space="preserve"> </w:t>
       </w:r>
       <w:r>
-        <w:t xml:space="preserve">Оценка финансовой устойчивости кредитной организации: учебник / под ред. О.И. Лаврушина, И.Д. Мамоновой. – М.: КНОРУС, 2011. – С. 45.</w:t>
+        <w:t xml:space="preserve">O‘zbekiston Respublikasi Markaziy banki. Statistik byulleten: 2021-yil. – Toshkent, 2022. – 5.1.8b-jadval; O‘zbekiston Respublikasi Markaziy banki. Statistik byulleten: 2026-yil mart. – Toshkent, 2026. – 5.1.3, 5.1.4, 5.1.6, 5.1.7, 5.1.8-jadvallar. – https://cbu.uz/uz/statistics/buleten/</w:t>
       </w:r>
     </w:p>
   </w:footnote>
@@ -8578,7 +8591,7 @@
         <w:t xml:space="preserve"> </w:t>
       </w:r>
       <w:r>
-        <w:t xml:space="preserve">Устойчивость банковской системы и развитие банковской политики: монография / под ред. О.И. Лаврушина. – М.: КНОРУС, 2014. – С. 53.</w:t>
+        <w:t xml:space="preserve">Оценка финансовой устойчивости кредитной организации: учебник / под ред. О.И. Лаврушина, И.Д. Мамоновой. – М.: КНОРУС, 2011. – С. 45.</w:t>
       </w:r>
     </w:p>
   </w:footnote>
@@ -8597,7 +8610,7 @@
         <w:t xml:space="preserve"> </w:t>
       </w:r>
       <w:r>
-        <w:t xml:space="preserve">O‘zbekiston Respublikasi Markaziy banki. Statistik byulleten: 2021-yil. – Toshkent, 2022. – 5.1.8b-jadval; O‘zbekiston Respublikasi Markaziy banki. Statistik byulleten: 2026-yil mart. – Toshkent, 2026. – 5.1.3, 5.1.4, 5.1.6, 5.1.7, 5.1.8-jadvallar. – https://cbu.uz/uz/statistics/buleten/</w:t>
+        <w:t xml:space="preserve">Устойчивость банковской системы и развитие банковской политики: монография / под ред. О.И. Лаврушина. – М.: КНОРУС, 2014. – С. 53.</w:t>
       </w:r>
     </w:p>
   </w:footnote>
@@ -8616,7 +8629,7 @@
         <w:t xml:space="preserve"> </w:t>
       </w:r>
       <w:r>
-        <w:t xml:space="preserve">Tadqiqot natijasida muallif tomonidan 2.2.1-jadval ma’lumotlari asosida ishlab chiqildi.</w:t>
+        <w:t xml:space="preserve">O‘zbekiston Respublikasi Markaziy banki. Statistik byulleten: 2021-yil. – Toshkent, 2022. – 5.1.8b-jadval; O‘zbekiston Respublikasi Markaziy banki. Statistik byulleten: 2026-yil mart. – Toshkent, 2026. – 5.1.3, 5.1.4, 5.1.6, 5.1.7, 5.1.8-jadvallar. – https://cbu.uz/uz/statistics/buleten/</w:t>
       </w:r>
     </w:p>
   </w:footnote>
@@ -8635,7 +8648,7 @@
         <w:t xml:space="preserve"> </w:t>
       </w:r>
       <w:r>
-        <w:t xml:space="preserve">Оценка финансовой устойчивости кредитной организации: учебник / под ред. О.И. Лаврушина, И.Д. Мамоновой. – М.: КНОРУС, 2011. – С. 84–85.</w:t>
+        <w:t xml:space="preserve">Tadqiqot natijasida muallif tomonidan 2.2.1-jadval ma’lumotlari asosida ishlab chiqildi.</w:t>
       </w:r>
     </w:p>
   </w:footnote>
@@ -8654,7 +8667,7 @@
         <w:t xml:space="preserve"> </w:t>
       </w:r>
       <w:r>
-        <w:t xml:space="preserve">O‘zbekiston Respublikasi Markaziy banki. Statistik byulleten: 2021-yil. – Toshkent, 2022. – 5.1.8b-jadval; O‘zbekiston Respublikasi Markaziy banki. Statistik byulleten: 2026-yil mart. – Toshkent, 2026. – 5.1.3, 5.1.4, 5.1.6, 5.1.7, 5.1.8-jadvallar. – https://cbu.uz/uz/statistics/buleten/</w:t>
+        <w:t xml:space="preserve">Оценка финансовой устойчивости кредитной организации: учебник / под ред. О.И. Лаврушина, И.Д. Мамоновой. – М.: КНОРУС, 2011. – С. 84–85.</w:t>
       </w:r>
     </w:p>
   </w:footnote>
@@ -8692,7 +8705,7 @@
         <w:t xml:space="preserve"> </w:t>
       </w:r>
       <w:r>
-        <w:t xml:space="preserve">Tadqiqot natijasida muallif tomonidan quyidagi manbalar ma’lumotlari asosida hisoblandi: «O‘zsanoatqurilishbank» ATB ning Markaziy bankka taqdim etilgan prudensial hisobot shakllari (crs003C, crs003L, crs003O): bank balansi, daromadlar, regulyativ kapital hisob-kitobi, aktivlarni tasniflash va prudensial me’yorlar jadvallari, 2021–2025-yillar 30-dekabr holatiga; «Mikrokreditbank» ATB ning Markaziy bankka taqdim etilgan prudensial hisobot shakllari (crs005C, crs005L, crs005O): bank balansi, daromadlar, regulyativ kapital hisob-kitobi, aktivlarni tasniflash va prudensial me’yorlar jadvallari, 2021–2025-yillar 30-dekabr holatiga.</w:t>
+        <w:t xml:space="preserve">O‘zbekiston Respublikasi Markaziy banki. Statistik byulleten: 2021-yil. – Toshkent, 2022. – 5.1.8b-jadval; O‘zbekiston Respublikasi Markaziy banki. Statistik byulleten: 2026-yil mart. – Toshkent, 2026. – 5.1.3, 5.1.4, 5.1.6, 5.1.7, 5.1.8-jadvallar. – https://cbu.uz/uz/statistics/buleten/</w:t>
       </w:r>
     </w:p>
   </w:footnote>
@@ -8711,7 +8724,7 @@
         <w:t xml:space="preserve"> </w:t>
       </w:r>
       <w:r>
-        <w:t xml:space="preserve">Tadqiqot natijasida muallif tomonidan quyidagi manbalar ma’lumotlari asosida ishlab chiqildi: «O‘zsanoatqurilishbank» ATB ning Markaziy bankka taqdim etilgan prudensial hisobot shakllari (crs003C, crs003L, crs003O): bank balansi, daromadlar, regulyativ kapital hisob-kitobi, aktivlarni tasniflash va prudensial me’yorlar jadvallari, 2021–2025-yillar 30-dekabr holatiga; «Mikrokreditbank» ATB ning Markaziy bankka taqdim etilgan prudensial hisobot shakllari (crs005C, crs005L, crs005O): bank balansi, daromadlar, regulyativ kapital hisob-kitobi, aktivlarni tasniflash va prudensial me’yorlar jadvallari, 2021–2025-yillar 30-dekabr holatiga.</w:t>
+        <w:t xml:space="preserve">Tadqiqot natijasida muallif tomonidan quyidagi manbalar ma’lumotlari asosida hisoblandi: «O‘zsanoatqurilishbank» ATB ning Markaziy bankka taqdim etilgan prudensial hisobot shakllari (crs003C, crs003L, crs003O): bank balansi, daromadlar, regulyativ kapital hisob-kitobi, aktivlarni tasniflash va prudensial me’yorlar jadvallari, 2021–2025-yillar 30-dekabr holatiga; «Mikrokreditbank» ATB ning Markaziy bankka taqdim etilgan prudensial hisobot shakllari (crs005C, crs005L, crs005O): bank balansi, daromadlar, regulyativ kapital hisob-kitobi, aktivlarni tasniflash va prudensial me’yorlar jadvallari, 2021–2025-yillar 30-dekabr holatiga.</w:t>
       </w:r>
     </w:p>
   </w:footnote>
@@ -8730,7 +8743,7 @@
         <w:t xml:space="preserve"> </w:t>
       </w:r>
       <w:r>
-        <w:t xml:space="preserve">Hendrickson J.M. Regulation and Instability in U.S. Commercial Banking: A History of Crises. – Basingstoke: Palgrave Macmillan, 2011. – P. 225–227.</w:t>
+        <w:t xml:space="preserve">Tadqiqot natijasida muallif tomonidan quyidagi manbalar ma’lumotlari asosida ishlab chiqildi: «O‘zsanoatqurilishbank» ATB ning Markaziy bankka taqdim etilgan prudensial hisobot shakllari (crs003C, crs003L, crs003O): bank balansi, daromadlar, regulyativ kapital hisob-kitobi, aktivlarni tasniflash va prudensial me’yorlar jadvallari, 2021–2025-yillar 30-dekabr holatiga; «Mikrokreditbank» ATB ning Markaziy bankka taqdim etilgan prudensial hisobot shakllari (crs005C, crs005L, crs005O): bank balansi, daromadlar, regulyativ kapital hisob-kitobi, aktivlarni tasniflash va prudensial me’yorlar jadvallari, 2021–2025-yillar 30-dekabr holatiga.</w:t>
       </w:r>
     </w:p>
   </w:footnote>
@@ -8749,7 +8762,7 @@
         <w:t xml:space="preserve"> </w:t>
       </w:r>
       <w:r>
-        <w:t xml:space="preserve">Tadqiqot natijasida muallif tomonidan quyidagi manbalar ma’lumotlari asosida ishlab chiqildi: «O‘zsanoatqurilishbank» ATB ning Markaziy bankka taqdim etilgan prudensial hisobot shakllari (crs003C, crs003L, crs003O): bank balansi, daromadlar, regulyativ kapital hisob-kitobi, aktivlarni tasniflash va prudensial me’yorlar jadvallari, 2021–2025-yillar 30-dekabr holatiga; «Mikrokreditbank» ATB ning Markaziy bankka taqdim etilgan prudensial hisobot shakllari (crs005C, crs005L, crs005O): bank balansi, daromadlar, regulyativ kapital hisob-kitobi, aktivlarni tasniflash va prudensial me’yorlar jadvallari, 2021–2025-yillar 30-dekabr holatiga.</w:t>
+        <w:t xml:space="preserve">Hendrickson J.M. Regulation and Instability in U.S. Commercial Banking: A History of Crises. – Basingstoke: Palgrave Macmillan, 2011. – P. 225–227.</w:t>
       </w:r>
     </w:p>
   </w:footnote>
@@ -8768,7 +8781,7 @@
         <w:t xml:space="preserve"> </w:t>
       </w:r>
       <w:r>
-        <w:t xml:space="preserve">Joint Stock Commercial Bank «Uzbek Industrial and Construction Bank» and its subsidiaries. Consolidated Financial Statements for the year ended 31 December 2025 and Independent Auditor’s Report. – Tashkent, 2026. – P. 28–31.</w:t>
+        <w:t xml:space="preserve">Tadqiqot natijasida muallif tomonidan quyidagi manbalar ma’lumotlari asosida ishlab chiqildi: «O‘zsanoatqurilishbank» ATB ning Markaziy bankka taqdim etilgan prudensial hisobot shakllari (crs003C, crs003L, crs003O): bank balansi, daromadlar, regulyativ kapital hisob-kitobi, aktivlarni tasniflash va prudensial me’yorlar jadvallari, 2021–2025-yillar 30-dekabr holatiga; «Mikrokreditbank» ATB ning Markaziy bankka taqdim etilgan prudensial hisobot shakllari (crs005C, crs005L, crs005O): bank balansi, daromadlar, regulyativ kapital hisob-kitobi, aktivlarni tasniflash va prudensial me’yorlar jadvallari, 2021–2025-yillar 30-dekabr holatiga.</w:t>
       </w:r>
     </w:p>
   </w:footnote>
@@ -8787,7 +8800,7 @@
         <w:t xml:space="preserve"> </w:t>
       </w:r>
       <w:r>
-        <w:t xml:space="preserve">Tadqiqot natijasida muallif tomonidan quyidagi manbalar ma’lumotlari asosida ishlab chiqildi: «O‘zsanoatqurilishbank» ATB ning Markaziy bankka taqdim etilgan prudensial hisobot shakllari (crs003C, crs003L, crs003O): bank balansi, daromadlar, regulyativ kapital hisob-kitobi, aktivlarni tasniflash va prudensial me’yorlar jadvallari, 2021–2025-yillar 30-dekabr holatiga; «Mikrokreditbank» ATB ning Markaziy bankka taqdim etilgan prudensial hisobot shakllari (crs005C, crs005L, crs005O): bank balansi, daromadlar, regulyativ kapital hisob-kitobi, aktivlarni tasniflash va prudensial me’yorlar jadvallari, 2021–2025-yillar 30-dekabr holatiga.</w:t>
+        <w:t xml:space="preserve">Joint Stock Commercial Bank «Uzbek Industrial and Construction Bank» and its subsidiaries. Consolidated Financial Statements for the year ended 31 December 2025 and Independent Auditor’s Report. – Tashkent, 2026. – P. 28–31.</w:t>
       </w:r>
     </w:p>
   </w:footnote>
@@ -8806,7 +8819,7 @@
         <w:t xml:space="preserve"> </w:t>
       </w:r>
       <w:r>
-        <w:t xml:space="preserve">«Mikrokreditbank» ATB ning Markaziy bankka taqdim etilgan prudensial hisobot shakllari (crs005C, crs005L, crs005O): bank balansi, daromadlar, regulyativ kapital hisob-kitobi, aktivlarni tasniflash va prudensial me’yorlar jadvallari, 2021–2025-yillar 30-dekabr holatiga.</w:t>
+        <w:t xml:space="preserve">Tadqiqot natijasida muallif tomonidan quyidagi manbalar ma’lumotlari asosida ishlab chiqildi: «O‘zsanoatqurilishbank» ATB ning Markaziy bankka taqdim etilgan prudensial hisobot shakllari (crs003C, crs003L, crs003O): bank balansi, daromadlar, regulyativ kapital hisob-kitobi, aktivlarni tasniflash va prudensial me’yorlar jadvallari, 2021–2025-yillar 30-dekabr holatiga; «Mikrokreditbank» ATB ning Markaziy bankka taqdim etilgan prudensial hisobot shakllari (crs005C, crs005L, crs005O): bank balansi, daromadlar, regulyativ kapital hisob-kitobi, aktivlarni tasniflash va prudensial me’yorlar jadvallari, 2021–2025-yillar 30-dekabr holatiga.</w:t>
       </w:r>
     </w:p>
   </w:footnote>
@@ -8825,11 +8838,30 @@
         <w:t xml:space="preserve"> </w:t>
       </w:r>
       <w:r>
-        <w:t xml:space="preserve">«O‘zsanoatqurilishbank» ATB ning Markaziy bankka taqdim etilgan prudensial hisobot shakllari (crs003C, crs003L, crs003O): bank balansi, daromadlar, regulyativ kapital hisob-kitobi, aktivlarni tasniflash va prudensial me’yorlar jadvallari, 2021–2025-yillar 30-dekabr holatiga.</w:t>
+        <w:t xml:space="preserve">«Mikrokreditbank» ATB ning Markaziy bankka taqdim etilgan prudensial hisobot shakllari (crs005C, crs005L, crs005O): bank balansi, daromadlar, regulyativ kapital hisob-kitobi, aktivlarni tasniflash va prudensial me’yorlar jadvallari, 2021–2025-yillar 30-dekabr holatiga.</w:t>
       </w:r>
     </w:p>
   </w:footnote>
   <w:footnote w:id="59">
+    <w:p>
+      <w:pPr>
+        <w:pStyle w:val="FootnoteText"/>
+      </w:pPr>
+      <w:r>
+        <w:rPr>
+          <w:rStyle w:val="FootnoteReference"/>
+        </w:rPr>
+        <w:footnoteRef/>
+      </w:r>
+      <w:r>
+        <w:t xml:space="preserve"> </w:t>
+      </w:r>
+      <w:r>
+        <w:t xml:space="preserve">«O‘zsanoatqurilishbank» ATB ning Markaziy bankka taqdim etilgan prudensial hisobot shakllari (crs003C, crs003L, crs003O): bank balansi, daromadlar, regulyativ kapital hisob-kitobi, aktivlarni tasniflash va prudensial me’yorlar jadvallari, 2021–2025-yillar 30-dekabr holatiga.</w:t>
+      </w:r>
+    </w:p>
+  </w:footnote>
+  <w:footnote w:id="60">
     <w:p>
       <w:pPr>
         <w:pStyle w:val="FootnoteText"/>

--- a/paragraflar/2.2-paragraf.docx
+++ b/paragraflar/2.2-paragraf.docx
@@ -9984,7 +9984,7 @@
         </c:txPr>
         <c:crossAx val="111"/>
         <c:crosses val="autoZero"/>
-        <c:crossBetween val="midCat"/>
+        <c:crossBetween val="between"/>
         <c:majorUnit val="20"/>
       </c:valAx>
       <c:spPr>
@@ -10371,7 +10371,7 @@
         </c:txPr>
         <c:crossAx val="111"/>
         <c:crosses val="autoZero"/>
-        <c:crossBetween val="midCat"/>
+        <c:crossBetween val="between"/>
         <c:majorUnit val="2"/>
       </c:valAx>
       <c:spPr>
@@ -10976,7 +10976,7 @@
         </c:txPr>
         <c:crossAx val="111"/>
         <c:crosses val="autoZero"/>
-        <c:crossBetween val="midCat"/>
+        <c:crossBetween val="between"/>
         <c:majorUnit val="4"/>
       </c:valAx>
       <c:spPr>
@@ -11940,7 +11940,7 @@
         </c:txPr>
         <c:crossAx val="111"/>
         <c:crosses val="autoZero"/>
-        <c:crossBetween val="midCat"/>
+        <c:crossBetween val="between"/>
         <c:majorUnit val="4"/>
       </c:valAx>
       <c:spPr>
@@ -12557,7 +12557,7 @@
         </c:txPr>
         <c:crossAx val="111"/>
         <c:crosses val="autoZero"/>
-        <c:crossBetween val="midCat"/>
+        <c:crossBetween val="between"/>
         <c:majorUnit val="4"/>
       </c:valAx>
       <c:spPr>
@@ -12964,7 +12964,7 @@
         </c:txPr>
         <c:crossAx val="111"/>
         <c:crosses val="autoZero"/>
-        <c:crossBetween val="midCat"/>
+        <c:crossBetween val="between"/>
         <c:majorUnit val="10"/>
       </c:valAx>
       <c:spPr>

--- a/paragraflar/2.2-paragraf.docx
+++ b/paragraflar/2.2-paragraf.docx
@@ -134,7 +134,7 @@
           <w:rFonts w:ascii="Times New Roman" w:hAnsi="Times New Roman" w:cs="Times New Roman" w:eastAsia="Times New Roman"/>
           <w:sz w:val="28"/>
         </w:rPr>
-        <w:t xml:space="preserve">. Bank tizimining muhim tuzilmaviy xususiyati davlat ulushining yuqoriligidir. Davlat ishtirokidagi banklarning jami aktivlardagi ulushi 2019-yil boshida 84 foizni, 2021-yil oxirida 81 foizni tashkil etgan bo‘lsa, 2024-yilga kelib 67 foizgacha, 2026-yil o‘rtasida esa 62 foizgacha pasaygan</w:t>
+        <w:t xml:space="preserve">. Bank tizimining muhim tuzilmaviy xususiyati davlat ulushining yuqoriligidir. Davlat ulushi mavjud banklarning jami aktivlardagi ulushi 2021-yil oxirida 81,5 foizni tashkil etgan bo‘lsa, 2022-yilda 78,2 foizgacha, 2023-yilda esa 67,7 foizgacha keskin pasaygan va 2025-yil oxirida 63,5 foizni tashkil etgan. Shu davrda ularning kreditlardagi ulushi 85,8 foizdan 67,0 foizgacha, depozitlardagi ulushi esa 66,7 foizdan 51,0 foizgacha kamaygan</w:t>
       </w:r>
       <w:r>
         <w:rPr>
@@ -197,7 +197,7 @@
           <w:b/>
           <w:sz w:val="28"/>
         </w:rPr>
-        <w:t xml:space="preserve">2.2.1-rasm. Davlat ishtirokidagi banklarning bank tizimi aktivlaridagi ulushi, %</w:t>
+        <w:t xml:space="preserve">2.2.1-rasm. Davlat ulushi mavjud banklarning bank tizimidagi ulushi, %</w:t>
       </w:r>
       <w:r>
         <w:rPr>
@@ -218,7 +218,7 @@
           <w:rFonts w:ascii="Times New Roman" w:hAnsi="Times New Roman" w:cs="Times New Roman" w:eastAsia="Times New Roman"/>
           <w:sz w:val="28"/>
         </w:rPr>
-        <w:t xml:space="preserve">Rasmdan ko‘rinib turibdiki, davlat banklari ulushi izchil kamayib bormoqda, biroq ular hali ham tizimda ustun mavqega ega. Bu holat moliyaviy barqarorlik ko‘rsatkichlarini talqin qilishda albatta hisobga olinishi kerak. XVJ ta’kidlashicha, davlat banklari imtiyozli va yo‘naltirilgan kreditlashda katta rol o‘ynaydi va aynan shu segmentlarda aktivlar sifati to‘g‘risidagi hisobotlarda kamsitib ko‘rsatish holatlari ko‘proq uchraydi</w:t>
+        <w:t xml:space="preserve">Rasmdan ko‘rinib turibdiki, davlat banklari ulushi barcha uch ko‘rsatkich bo‘yicha izchil kamayib bormoqda, eng katta pasayish esa 2023-yilga to‘g‘ri keladi, biroq ular hali ham tizimda ustun mavqega ega. E’tiborli jihati shundaki, davlat banklarining kreditlardagi ulushi depozitlardagi ulushidan har yili 16–21 foiz punkt yuqori bo‘lgan, ya’ni ular kreditlashni mijozlar depozitlaridan ko‘ra ko‘proq qarz mablag‘lari hisobidan amalga oshiradi. Bu holat moliyaviy barqarorlik ko‘rsatkichlarini talqin qilishda albatta hisobga olinishi kerak. XVJ ta’kidlashicha, davlat banklari imtiyozli va yo‘naltirilgan kreditlashda katta rol o‘ynaydi va aynan shu segmentlarda aktivlar sifati to‘g‘risidagi hisobotlarda kamsitib ko‘rsatish holatlari ko‘proq uchraydi</w:t>
       </w:r>
       <w:r>
         <w:rPr>
@@ -3192,27 +3192,27 @@
           <w:rFonts w:ascii="Times New Roman" w:hAnsi="Times New Roman" w:cs="Times New Roman" w:eastAsia="Times New Roman"/>
           <w:sz w:val="28"/>
         </w:rPr>
-        <w:t xml:space="preserve">. Jahon banki ma’lumotlariga ko‘ra, 2023-yil oxirida MHXS 9 bo‘yicha 3-bosqichdagi kreditlar ulushi 7,8 foiz bo‘lib, rasmiy ko‘rsatkichdan qariyb ikki barobar yuqori bo‘lgan</w:t>
-      </w:r>
-      <w:r>
-        <w:rPr>
-          <w:rStyle w:val="FootnoteReference"/>
-        </w:rPr>
-        <w:footnoteReference w:id="41"/>
+        <w:t xml:space="preserve"> </w:t>
       </w:r>
       <w:r>
         <w:rPr>
           <w:rFonts w:ascii="Times New Roman" w:hAnsi="Times New Roman" w:cs="Times New Roman" w:eastAsia="Times New Roman"/>
           <w:sz w:val="28"/>
         </w:rPr>
-        <w:t xml:space="preserve"> </w:t>
+        <w:t xml:space="preserve">(2.2.3-rasm). Jahon banki ma’lumotlariga ko‘ra, 2023-yil oxirida MHXS 9 bo‘yicha 3-bosqichdagi kreditlar ulushi 7,8 foiz bo‘lib, rasmiy ko‘rsatkichdan qariyb ikki barobar yuqori bo‘lgan</w:t>
+      </w:r>
+      <w:r>
+        <w:rPr>
+          <w:rStyle w:val="FootnoteReference"/>
+        </w:rPr>
+        <w:footnoteReference w:id="41"/>
       </w:r>
       <w:r>
         <w:rPr>
           <w:rFonts w:ascii="Times New Roman" w:hAnsi="Times New Roman" w:cs="Times New Roman" w:eastAsia="Times New Roman"/>
           <w:sz w:val="28"/>
         </w:rPr>
-        <w:t xml:space="preserve">(2.2.3-rasm).</w:t>
+        <w:t xml:space="preserve">.</w:t>
       </w:r>
     </w:p>
     <w:p>
@@ -8230,7 +8230,7 @@
         <w:t xml:space="preserve"> </w:t>
       </w:r>
       <w:r>
-        <w:t xml:space="preserve">World Bank. Republic of Uzbekistan: Financial Sector Assessment. – Washington, DC: World Bank, 2025; Private bank assets in Uzbekistan rise 29% in a year // UzDaily.uz. – 2026. – https://www.uzdaily.uz/en/private-bank-assets-in-uzbekistan-rise-29-in-a-year/</w:t>
+        <w:t xml:space="preserve">O‘zbekiston Respublikasi Markaziy banki. Statistik byulleten: 2021-yil. – Toshkent, 2022. – 5.1.8b-jadval; O‘zbekiston Respublikasi Markaziy banki. Statistik byulleten: 2026-yil mart. – Toshkent, 2026. – 5.1.2, 5.1.3, 5.1.4, 5.1.6, 5.1.7, 5.1.8-jadvallar. – https://cbu.uz/uz/statistics/buleten/</w:t>
       </w:r>
     </w:p>
   </w:footnote>
@@ -8249,7 +8249,7 @@
         <w:t xml:space="preserve"> </w:t>
       </w:r>
       <w:r>
-        <w:t xml:space="preserve">Tadqiqot natijasida muallif tomonidan quyidagi manbalar ma’lumotlari asosida ishlab chiqildi: World Bank. Uzbekistan Financial Sector Reform Project: Project Appraisal Document. Report No. PAD4468. – Washington, DC: World Bank, 2022; World Bank. Republic of Uzbekistan: Financial Sector Assessment. – Washington, DC: World Bank, 2025; Private bank assets in Uzbekistan rise 29% in a year // UzDaily.uz. – 2026. – https://www.uzdaily.uz/en/private-bank-assets-in-uzbekistan-rise-29-in-a-year.</w:t>
+        <w:t xml:space="preserve">Tadqiqot natijasida muallif tomonidan quyidagi manbalar ma’lumotlari asosida ishlab chiqildi: O‘zbekiston Respublikasi Markaziy banki. Statistik byulleten: 2021-yil. – Toshkent, 2022. – 5.1.8b-jadval; O‘zbekiston Respublikasi Markaziy banki. Statistik byulleten: 2026-yil mart. – Toshkent, 2026. – 5.1.2, 5.1.3, 5.1.4, 5.1.6, 5.1.7, 5.1.8-jadvallar. – https://cbu.uz/uz/statistics/buleten.</w:t>
       </w:r>
     </w:p>
   </w:footnote>
@@ -8287,7 +8287,7 @@
         <w:t xml:space="preserve"> </w:t>
       </w:r>
       <w:r>
-        <w:t xml:space="preserve">Tadqiqot natijasida muallif tomonidan quyidagi manbalar ma’lumotlari asosida ishlab chiqildi: O‘zbekiston Respublikasi Markaziy banki. Statistik byulleten: 2021-yil. – Toshkent, 2022. – 5.1.8b-jadval; O‘zbekiston Respublikasi Markaziy banki. Statistik byulleten: 2026-yil mart. – Toshkent, 2026. – 5.1.3, 5.1.4, 5.1.6, 5.1.7, 5.1.8-jadvallar. – https://cbu.uz/uz/statistics/buleten; International Monetary Fund. Republic of Uzbekistan: 2022 Article IV Consultation – Press Release; Staff Report; and Statement by the Executive Director for the Republic of Uzbekistan. IMF Country Report No. 22/189. – Washington, DC: IMF, 2022. – P. 30 (Table 7); O‘zbekiston Respublikasi Markaziy banki. Moliyaviy barqarorlik sharhi: 2022-yil. – Toshkent, 2023; The Central Bank of the Republic of Uzbekistan. Financial Stability Report for 2023. – Tashkent, 2024; O‘zbekiston Respublikasi Markaziy banki. 2024-yil uchun moliyaviy barqarorlik sharhi. – Toshkent, 2025; The Central Bank of the Republic of Uzbekistan. Financial Stability Report for 2025. – Tashkent, 2026.</w:t>
+        <w:t xml:space="preserve">Tadqiqot natijasida muallif tomonidan quyidagi manbalar ma’lumotlari asosida ishlab chiqildi: O‘zbekiston Respublikasi Markaziy banki. Statistik byulleten: 2021-yil. – Toshkent, 2022. – 5.1.8b-jadval; O‘zbekiston Respublikasi Markaziy banki. Statistik byulleten: 2026-yil mart. – Toshkent, 2026. – 5.1.2, 5.1.3, 5.1.4, 5.1.6, 5.1.7, 5.1.8-jadvallar. – https://cbu.uz/uz/statistics/buleten; International Monetary Fund. Republic of Uzbekistan: 2022 Article IV Consultation – Press Release; Staff Report; and Statement by the Executive Director for the Republic of Uzbekistan. IMF Country Report No. 22/189. – Washington, DC: IMF, 2022. – P. 30 (Table 7); O‘zbekiston Respublikasi Markaziy banki. Moliyaviy barqarorlik sharhi: 2022-yil. – Toshkent, 2023; The Central Bank of the Republic of Uzbekistan. Financial Stability Report for 2023. – Tashkent, 2024; O‘zbekiston Respublikasi Markaziy banki. 2024-yil uchun moliyaviy barqarorlik sharhi. – Toshkent, 2025; The Central Bank of the Republic of Uzbekistan. Financial Stability Report for 2025. – Tashkent, 2026.</w:t>
       </w:r>
     </w:p>
   </w:footnote>
@@ -8306,7 +8306,7 @@
         <w:t xml:space="preserve"> </w:t>
       </w:r>
       <w:r>
-        <w:t xml:space="preserve">O‘zbekiston Respublikasi Markaziy banki. Statistik byulleten: 2021-yil. – Toshkent, 2022. – 5.1.8b-jadval; O‘zbekiston Respublikasi Markaziy banki. Statistik byulleten: 2026-yil mart. – Toshkent, 2026. – 5.1.3, 5.1.4, 5.1.6, 5.1.7, 5.1.8-jadvallar. – https://cbu.uz/uz/statistics/buleten/</w:t>
+        <w:t xml:space="preserve">O‘zbekiston Respublikasi Markaziy banki. Statistik byulleten: 2021-yil. – Toshkent, 2022. – 5.1.8b-jadval; O‘zbekiston Respublikasi Markaziy banki. Statistik byulleten: 2026-yil mart. – Toshkent, 2026. – 5.1.2, 5.1.3, 5.1.4, 5.1.6, 5.1.7, 5.1.8-jadvallar. – https://cbu.uz/uz/statistics/buleten/</w:t>
       </w:r>
     </w:p>
   </w:footnote>
@@ -8439,7 +8439,7 @@
         <w:t xml:space="preserve"> </w:t>
       </w:r>
       <w:r>
-        <w:t xml:space="preserve">O‘zbekiston Respublikasi Markaziy banki. Statistik byulleten: 2021-yil. – Toshkent, 2022. – 5.1.8b-jadval; O‘zbekiston Respublikasi Markaziy banki. Statistik byulleten: 2026-yil mart. – Toshkent, 2026. – 5.1.3, 5.1.4, 5.1.6, 5.1.7, 5.1.8-jadvallar. – https://cbu.uz/uz/statistics/buleten/</w:t>
+        <w:t xml:space="preserve">O‘zbekiston Respublikasi Markaziy banki. Statistik byulleten: 2021-yil. – Toshkent, 2022. – 5.1.8b-jadval; O‘zbekiston Respublikasi Markaziy banki. Statistik byulleten: 2026-yil mart. – Toshkent, 2026. – 5.1.2, 5.1.3, 5.1.4, 5.1.6, 5.1.7, 5.1.8-jadvallar. – https://cbu.uz/uz/statistics/buleten/</w:t>
       </w:r>
     </w:p>
   </w:footnote>
@@ -8534,7 +8534,7 @@
         <w:t xml:space="preserve"> </w:t>
       </w:r>
       <w:r>
-        <w:t xml:space="preserve">Tadqiqot natijasida muallif tomonidan quyidagi manbalar ma’lumotlari asosida ishlab chiqildi: O‘zbekiston Respublikasi Markaziy banki. Statistik byulleten: 2021-yil. – Toshkent, 2022. – 5.1.8b-jadval; O‘zbekiston Respublikasi Markaziy banki. Statistik byulleten: 2026-yil mart. – Toshkent, 2026. – 5.1.3, 5.1.4, 5.1.6, 5.1.7, 5.1.8-jadvallar. – https://cbu.uz/uz/statistics/buleten; O‘zbekiston Respublikasi Markaziy banki. Moliyaviy barqarorlik sharhi: 2022-yil. – Toshkent, 2023; The Central Bank of the Republic of Uzbekistan. Financial Stability Report for 2023. – Tashkent, 2024; O‘zbekiston Respublikasi Markaziy banki. 2024-yil uchun moliyaviy barqarorlik sharhi. – Toshkent, 2025; The Central Bank of the Republic of Uzbekistan. Financial Stability Report for 2025. – Tashkent, 2026; World Bank. Republic of Uzbekistan: Financial Sector Assessment. – Washington, DC: World Bank, 2025.</w:t>
+        <w:t xml:space="preserve">Tadqiqot natijasida muallif tomonidan quyidagi manbalar ma’lumotlari asosida ishlab chiqildi: O‘zbekiston Respublikasi Markaziy banki. Statistik byulleten: 2021-yil. – Toshkent, 2022. – 5.1.8b-jadval; O‘zbekiston Respublikasi Markaziy banki. Statistik byulleten: 2026-yil mart. – Toshkent, 2026. – 5.1.2, 5.1.3, 5.1.4, 5.1.6, 5.1.7, 5.1.8-jadvallar. – https://cbu.uz/uz/statistics/buleten; O‘zbekiston Respublikasi Markaziy banki. Moliyaviy barqarorlik sharhi: 2022-yil. – Toshkent, 2023; The Central Bank of the Republic of Uzbekistan. Financial Stability Report for 2023. – Tashkent, 2024; O‘zbekiston Respublikasi Markaziy banki. 2024-yil uchun moliyaviy barqarorlik sharhi. – Toshkent, 2025; The Central Bank of the Republic of Uzbekistan. Financial Stability Report for 2025. – Tashkent, 2026.</w:t>
       </w:r>
     </w:p>
   </w:footnote>
@@ -8572,7 +8572,7 @@
         <w:t xml:space="preserve"> </w:t>
       </w:r>
       <w:r>
-        <w:t xml:space="preserve">O‘zbekiston Respublikasi Markaziy banki. Statistik byulleten: 2021-yil. – Toshkent, 2022. – 5.1.8b-jadval; O‘zbekiston Respublikasi Markaziy banki. Statistik byulleten: 2026-yil mart. – Toshkent, 2026. – 5.1.3, 5.1.4, 5.1.6, 5.1.7, 5.1.8-jadvallar. – https://cbu.uz/uz/statistics/buleten/</w:t>
+        <w:t xml:space="preserve">O‘zbekiston Respublikasi Markaziy banki. Statistik byulleten: 2021-yil. – Toshkent, 2022. – 5.1.8b-jadval; O‘zbekiston Respublikasi Markaziy banki. Statistik byulleten: 2026-yil mart. – Toshkent, 2026. – 5.1.2, 5.1.3, 5.1.4, 5.1.6, 5.1.7, 5.1.8-jadvallar. – https://cbu.uz/uz/statistics/buleten/</w:t>
       </w:r>
     </w:p>
   </w:footnote>
@@ -8629,7 +8629,7 @@
         <w:t xml:space="preserve"> </w:t>
       </w:r>
       <w:r>
-        <w:t xml:space="preserve">O‘zbekiston Respublikasi Markaziy banki. Statistik byulleten: 2021-yil. – Toshkent, 2022. – 5.1.8b-jadval; O‘zbekiston Respublikasi Markaziy banki. Statistik byulleten: 2026-yil mart. – Toshkent, 2026. – 5.1.3, 5.1.4, 5.1.6, 5.1.7, 5.1.8-jadvallar. – https://cbu.uz/uz/statistics/buleten/</w:t>
+        <w:t xml:space="preserve">O‘zbekiston Respublikasi Markaziy banki. Statistik byulleten: 2021-yil. – Toshkent, 2022. – 5.1.8b-jadval; O‘zbekiston Respublikasi Markaziy banki. Statistik byulleten: 2026-yil mart. – Toshkent, 2026. – 5.1.2, 5.1.3, 5.1.4, 5.1.6, 5.1.7, 5.1.8-jadvallar. – https://cbu.uz/uz/statistics/buleten/</w:t>
       </w:r>
     </w:p>
   </w:footnote>
@@ -8686,7 +8686,7 @@
         <w:t xml:space="preserve"> </w:t>
       </w:r>
       <w:r>
-        <w:t xml:space="preserve">O‘zbekiston Respublikasi Markaziy banki. Statistik byulleten: 2021-yil. – Toshkent, 2022. – 5.1.8b-jadval; O‘zbekiston Respublikasi Markaziy banki. Statistik byulleten: 2026-yil mart. – Toshkent, 2026. – 5.1.3, 5.1.4, 5.1.6, 5.1.7, 5.1.8-jadvallar. – https://cbu.uz/uz/statistics/buleten/</w:t>
+        <w:t xml:space="preserve">O‘zbekiston Respublikasi Markaziy banki. Statistik byulleten: 2021-yil. – Toshkent, 2022. – 5.1.8b-jadval; O‘zbekiston Respublikasi Markaziy banki. Statistik byulleten: 2026-yil mart. – Toshkent, 2026. – 5.1.2, 5.1.3, 5.1.4, 5.1.6, 5.1.7, 5.1.8-jadvallar. – https://cbu.uz/uz/statistics/buleten/</w:t>
       </w:r>
     </w:p>
   </w:footnote>
@@ -8705,7 +8705,7 @@
         <w:t xml:space="preserve"> </w:t>
       </w:r>
       <w:r>
-        <w:t xml:space="preserve">O‘zbekiston Respublikasi Markaziy banki. Statistik byulleten: 2021-yil. – Toshkent, 2022. – 5.1.8b-jadval; O‘zbekiston Respublikasi Markaziy banki. Statistik byulleten: 2026-yil mart. – Toshkent, 2026. – 5.1.3, 5.1.4, 5.1.6, 5.1.7, 5.1.8-jadvallar. – https://cbu.uz/uz/statistics/buleten/</w:t>
+        <w:t xml:space="preserve">O‘zbekiston Respublikasi Markaziy banki. Statistik byulleten: 2021-yil. – Toshkent, 2022. – 5.1.8b-jadval; O‘zbekiston Respublikasi Markaziy banki. Statistik byulleten: 2026-yil mart. – Toshkent, 2026. – 5.1.2, 5.1.3, 5.1.4, 5.1.6, 5.1.7, 5.1.8-jadvallar. – https://cbu.uz/uz/statistics/buleten/</w:t>
       </w:r>
     </w:p>
   </w:footnote>
@@ -8876,7 +8876,7 @@
         <w:t xml:space="preserve"> </w:t>
       </w:r>
       <w:r>
-        <w:t xml:space="preserve">Tadqiqot natijasida muallif tomonidan quyidagi manbalar ma’lumotlari asosida ishlab chiqildi: O‘zbekiston Respublikasi Markaziy banki. Statistik byulleten: 2021-yil. – Toshkent, 2022. – 5.1.8b-jadval; O‘zbekiston Respublikasi Markaziy banki. Statistik byulleten: 2026-yil mart. – Toshkent, 2026. – 5.1.3, 5.1.4, 5.1.6, 5.1.7, 5.1.8-jadvallar. – https://cbu.uz/uz/statistics/buleten; The Central Bank of the Republic of Uzbekistan. Financial Stability Report for 2025. – Tashkent, 2026; World Bank. Republic of Uzbekistan: Financial Sector Assessment. – Washington, DC: World Bank, 2025; «O‘zsanoatqurilishbank» ATB ning Markaziy bankka taqdim etilgan prudensial hisobot shakllari (crs003C, crs003L, crs003O): bank balansi, daromadlar, regulyativ kapital hisob-kitobi, aktivlarni tasniflash va prudensial me’yorlar jadvallari, 2021–2025-yillar 30-dekabr holatiga; «Mikrokreditbank» ATB ning Markaziy bankka taqdim etilgan prudensial hisobot shakllari (crs005C, crs005L, crs005O): bank balansi, daromadlar, regulyativ kapital hisob-kitobi, aktivlarni tasniflash va prudensial me’yorlar jadvallari, 2021–2025-yillar 30-dekabr holatiga; Joint Stock Commercial Bank «Uzbek Industrial and Construction Bank» and its subsidiaries. Consolidated Financial Statements for the year ended 31 December 2025 and Independent Auditor’s Report. – Tashkent, 2026. – P. 28–31.</w:t>
+        <w:t xml:space="preserve">Tadqiqot natijasida muallif tomonidan quyidagi manbalar ma’lumotlari asosida ishlab chiqildi: O‘zbekiston Respublikasi Markaziy banki. Statistik byulleten: 2021-yil. – Toshkent, 2022. – 5.1.8b-jadval; O‘zbekiston Respublikasi Markaziy banki. Statistik byulleten: 2026-yil mart. – Toshkent, 2026. – 5.1.2, 5.1.3, 5.1.4, 5.1.6, 5.1.7, 5.1.8-jadvallar. – https://cbu.uz/uz/statistics/buleten; The Central Bank of the Republic of Uzbekistan. Financial Stability Report for 2025. – Tashkent, 2026; World Bank. Republic of Uzbekistan: Financial Sector Assessment. – Washington, DC: World Bank, 2025; «O‘zsanoatqurilishbank» ATB ning Markaziy bankka taqdim etilgan prudensial hisobot shakllari (crs003C, crs003L, crs003O): bank balansi, daromadlar, regulyativ kapital hisob-kitobi, aktivlarni tasniflash va prudensial me’yorlar jadvallari, 2021–2025-yillar 30-dekabr holatiga; «Mikrokreditbank» ATB ning Markaziy bankka taqdim etilgan prudensial hisobot shakllari (crs005C, crs005L, crs005O): bank balansi, daromadlar, regulyativ kapital hisob-kitobi, aktivlarni tasniflash va prudensial me’yorlar jadvallari, 2021–2025-yillar 30-dekabr holatiga; Joint Stock Commercial Bank «Uzbek Industrial and Construction Bank» and its subsidiaries. Consolidated Financial Statements for the year ended 31 December 2025 and Independent Auditor’s Report. – Tashkent, 2026. – P. 28–31.</w:t>
       </w:r>
     </w:p>
   </w:footnote>
@@ -9773,7 +9773,7 @@
               <c:strCache>
                 <c:ptCount val="1"/>
                 <c:pt idx="0">
-                  <c:v>Davlat ishtirokidagi banklar ulushi</c:v>
+                  <c:v>Aktivlardagi ulushi</c:v>
                 </c:pt>
               </c:strCache>
             </c:strRef>
@@ -9790,7 +9790,7 @@
           </c:spPr>
           <c:invertIfNegative val="0"/>
           <c:dLbls>
-            <c:numFmt formatCode="0" sourceLinked="0"/>
+            <c:numFmt formatCode="0.0" sourceLinked="0"/>
             <c:spPr>
               <a:noFill/>
               <a:ln>
@@ -9823,47 +9823,263 @@
           </c:dLbls>
           <c:cat>
             <c:strRef>
-              <c:f>Sheet1!$A$2:$A$5</c:f>
+              <c:f>Sheet1!$A$2:$A$6</c:f>
               <c:strCache>
-                <c:ptCount val="4"/>
+                <c:ptCount val="5"/>
                 <c:pt idx="0">
-                  <c:v>2019-y. boshi</c:v>
+                  <c:v>2021</c:v>
                 </c:pt>
                 <c:pt idx="1">
-                  <c:v>2021-y. oxiri</c:v>
+                  <c:v>2022</c:v>
                 </c:pt>
                 <c:pt idx="2">
-                  <c:v>2024-y.</c:v>
+                  <c:v>2023</c:v>
                 </c:pt>
                 <c:pt idx="3">
-                  <c:v>2026-y. o‘rtasi</c:v>
+                  <c:v>2024</c:v>
+                </c:pt>
+                <c:pt idx="4">
+                  <c:v>2025</c:v>
                 </c:pt>
               </c:strCache>
             </c:strRef>
           </c:cat>
           <c:val>
             <c:numRef>
-              <c:f>Sheet1!$B$2:$B$5</c:f>
+              <c:f>Sheet1!$B$2:$B$6</c:f>
               <c:numCache>
                 <c:formatCode>General</c:formatCode>
-                <c:ptCount val="4"/>
+                <c:ptCount val="5"/>
                 <c:pt idx="0">
-                  <c:v>84</c:v>
+                  <c:v>81.5</c:v>
                 </c:pt>
                 <c:pt idx="1">
-                  <c:v>81</c:v>
+                  <c:v>78.2</c:v>
                 </c:pt>
                 <c:pt idx="2">
-                  <c:v>67</c:v>
+                  <c:v>67.7</c:v>
                 </c:pt>
                 <c:pt idx="3">
-                  <c:v>62</c:v>
+                  <c:v>65.4</c:v>
+                </c:pt>
+                <c:pt idx="4">
+                  <c:v>63.5</c:v>
                 </c:pt>
               </c:numCache>
             </c:numRef>
           </c:val>
         </c:ser>
-        <c:gapWidth val="90"/>
+        <c:ser>
+          <c:idx val="1"/>
+          <c:order val="1"/>
+          <c:tx>
+            <c:strRef>
+              <c:f>Sheet1!$C$1</c:f>
+              <c:strCache>
+                <c:ptCount val="1"/>
+                <c:pt idx="0">
+                  <c:v>Kreditlardagi ulushi</c:v>
+                </c:pt>
+              </c:strCache>
+            </c:strRef>
+          </c:tx>
+          <c:spPr>
+            <a:solidFill>
+              <a:srgbClr val="EB6834"/>
+            </a:solidFill>
+            <a:ln w="6350">
+              <a:solidFill>
+                <a:srgbClr val="FFFFFF"/>
+              </a:solidFill>
+            </a:ln>
+          </c:spPr>
+          <c:invertIfNegative val="0"/>
+          <c:dLbls>
+            <c:numFmt formatCode="0.0" sourceLinked="0"/>
+            <c:spPr>
+              <a:noFill/>
+              <a:ln>
+                <a:noFill/>
+              </a:ln>
+            </c:spPr>
+            <c:txPr>
+              <a:bodyPr/>
+              <a:lstStyle/>
+              <a:p>
+                <a:pPr>
+                  <a:defRPr sz="1050" b="1">
+                    <a:solidFill>
+                      <a:srgbClr val="000000"/>
+                    </a:solidFill>
+                    <a:latin typeface="Times New Roman"/>
+                    <a:cs typeface="Times New Roman"/>
+                  </a:defRPr>
+                </a:pPr>
+                <a:endParaRPr lang="uz-Latn-UZ"/>
+              </a:p>
+            </c:txPr>
+            <c:dLblPos val="outEnd"/>
+            <c:showLegendKey val="0"/>
+            <c:showVal val="1"/>
+            <c:showCatName val="0"/>
+            <c:showSerName val="0"/>
+            <c:showPercent val="0"/>
+            <c:showBubbleSize val="0"/>
+          </c:dLbls>
+          <c:cat>
+            <c:strRef>
+              <c:f>Sheet1!$A$2:$A$6</c:f>
+              <c:strCache>
+                <c:ptCount val="5"/>
+                <c:pt idx="0">
+                  <c:v>2021</c:v>
+                </c:pt>
+                <c:pt idx="1">
+                  <c:v>2022</c:v>
+                </c:pt>
+                <c:pt idx="2">
+                  <c:v>2023</c:v>
+                </c:pt>
+                <c:pt idx="3">
+                  <c:v>2024</c:v>
+                </c:pt>
+                <c:pt idx="4">
+                  <c:v>2025</c:v>
+                </c:pt>
+              </c:strCache>
+            </c:strRef>
+          </c:cat>
+          <c:val>
+            <c:numRef>
+              <c:f>Sheet1!$C$2:$C$6</c:f>
+              <c:numCache>
+                <c:formatCode>General</c:formatCode>
+                <c:ptCount val="5"/>
+                <c:pt idx="0">
+                  <c:v>85.8</c:v>
+                </c:pt>
+                <c:pt idx="1">
+                  <c:v>83.2</c:v>
+                </c:pt>
+                <c:pt idx="2">
+                  <c:v>70.7</c:v>
+                </c:pt>
+                <c:pt idx="3">
+                  <c:v>68.8</c:v>
+                </c:pt>
+                <c:pt idx="4">
+                  <c:v>67.0</c:v>
+                </c:pt>
+              </c:numCache>
+            </c:numRef>
+          </c:val>
+        </c:ser>
+        <c:ser>
+          <c:idx val="2"/>
+          <c:order val="2"/>
+          <c:tx>
+            <c:strRef>
+              <c:f>Sheet1!$D$1</c:f>
+              <c:strCache>
+                <c:ptCount val="1"/>
+                <c:pt idx="0">
+                  <c:v>Depozitlardagi ulushi</c:v>
+                </c:pt>
+              </c:strCache>
+            </c:strRef>
+          </c:tx>
+          <c:spPr>
+            <a:solidFill>
+              <a:srgbClr val="70AD47"/>
+            </a:solidFill>
+            <a:ln w="6350">
+              <a:solidFill>
+                <a:srgbClr val="FFFFFF"/>
+              </a:solidFill>
+            </a:ln>
+          </c:spPr>
+          <c:invertIfNegative val="0"/>
+          <c:dLbls>
+            <c:numFmt formatCode="0.0" sourceLinked="0"/>
+            <c:spPr>
+              <a:noFill/>
+              <a:ln>
+                <a:noFill/>
+              </a:ln>
+            </c:spPr>
+            <c:txPr>
+              <a:bodyPr/>
+              <a:lstStyle/>
+              <a:p>
+                <a:pPr>
+                  <a:defRPr sz="1050" b="1">
+                    <a:solidFill>
+                      <a:srgbClr val="000000"/>
+                    </a:solidFill>
+                    <a:latin typeface="Times New Roman"/>
+                    <a:cs typeface="Times New Roman"/>
+                  </a:defRPr>
+                </a:pPr>
+                <a:endParaRPr lang="uz-Latn-UZ"/>
+              </a:p>
+            </c:txPr>
+            <c:dLblPos val="outEnd"/>
+            <c:showLegendKey val="0"/>
+            <c:showVal val="1"/>
+            <c:showCatName val="0"/>
+            <c:showSerName val="0"/>
+            <c:showPercent val="0"/>
+            <c:showBubbleSize val="0"/>
+          </c:dLbls>
+          <c:cat>
+            <c:strRef>
+              <c:f>Sheet1!$A$2:$A$6</c:f>
+              <c:strCache>
+                <c:ptCount val="5"/>
+                <c:pt idx="0">
+                  <c:v>2021</c:v>
+                </c:pt>
+                <c:pt idx="1">
+                  <c:v>2022</c:v>
+                </c:pt>
+                <c:pt idx="2">
+                  <c:v>2023</c:v>
+                </c:pt>
+                <c:pt idx="3">
+                  <c:v>2024</c:v>
+                </c:pt>
+                <c:pt idx="4">
+                  <c:v>2025</c:v>
+                </c:pt>
+              </c:strCache>
+            </c:strRef>
+          </c:cat>
+          <c:val>
+            <c:numRef>
+              <c:f>Sheet1!$D$2:$D$6</c:f>
+              <c:numCache>
+                <c:formatCode>General</c:formatCode>
+                <c:ptCount val="5"/>
+                <c:pt idx="0">
+                  <c:v>66.7</c:v>
+                </c:pt>
+                <c:pt idx="1">
+                  <c:v>62.5</c:v>
+                </c:pt>
+                <c:pt idx="2">
+                  <c:v>51.5</c:v>
+                </c:pt>
+                <c:pt idx="3">
+                  <c:v>50.1</c:v>
+                </c:pt>
+                <c:pt idx="4">
+                  <c:v>51.0</c:v>
+                </c:pt>
+              </c:numCache>
+            </c:numRef>
+          </c:val>
+        </c:ser>
+        <c:gapWidth val="60"/>
         <c:axId val="111"/>
         <c:axId val="222"/>
       </c:barChart>
@@ -9886,7 +10102,7 @@
           </a:ln>
         </c:spPr>
         <c:txPr>
-          <a:bodyPr/>
+          <a:bodyPr rot="0" vert="horz"/>
           <a:lstStyle/>
           <a:p>
             <a:pPr>
@@ -9906,6 +10122,7 @@
         <c:auto val="1"/>
         <c:lblAlgn val="ctr"/>
         <c:lblOffset val="100"/>
+        <c:tickLblSkip val="1"/>
         <c:noMultiLvlLbl val="0"/>
       </c:catAx>
       <c:valAx>
@@ -9948,7 +10165,7 @@
                     </a:solidFill>
                     <a:latin typeface="Times New Roman"/>
                   </a:rPr>
-                  <a:t>Bank tizimi aktivlariga nisbatan, %</a:t>
+                  <a:t>Bank tizimi jami ko‘rsatkichiga nisbatan, %</a:t>
                 </a:r>
               </a:p>
             </c:rich>
@@ -9994,6 +10211,26 @@
         </a:ln>
       </c:spPr>
     </c:plotArea>
+    <c:legend>
+      <c:legendPos val="b"/>
+      <c:overlay val="0"/>
+      <c:txPr>
+        <a:bodyPr/>
+        <a:lstStyle/>
+        <a:p>
+          <a:pPr>
+            <a:defRPr sz="1050" b="0">
+              <a:solidFill>
+                <a:srgbClr val="000000"/>
+              </a:solidFill>
+              <a:latin typeface="Times New Roman"/>
+              <a:cs typeface="Times New Roman"/>
+            </a:defRPr>
+          </a:pPr>
+          <a:endParaRPr lang="uz-Latn-UZ"/>
+        </a:p>
+      </c:txPr>
+    </c:legend>
     <c:plotVisOnly val="1"/>
     <c:dispBlanksAs val="gap"/>
   </c:chart>
@@ -10273,7 +10510,7 @@
           </a:ln>
         </c:spPr>
         <c:txPr>
-          <a:bodyPr/>
+          <a:bodyPr rot="0" vert="horz"/>
           <a:lstStyle/>
           <a:p>
             <a:pPr>
@@ -10293,6 +10530,7 @@
         <c:auto val="1"/>
         <c:lblAlgn val="ctr"/>
         <c:lblOffset val="100"/>
+        <c:tickLblSkip val="1"/>
         <c:noMultiLvlLbl val="0"/>
       </c:catAx>
       <c:valAx>
@@ -10666,7 +10904,7 @@
               <c:strCache>
                 <c:ptCount val="1"/>
                 <c:pt idx="0">
-                  <c:v>MHXS 9 bo‘yicha 3-bosqich kreditlari</c:v>
+                  <c:v>Muammoli kreditlar, boshqa banklar</c:v>
                 </c:pt>
               </c:strCache>
             </c:strRef>
@@ -10743,8 +10981,20 @@
               <c:numCache>
                 <c:formatCode>General</c:formatCode>
                 <c:ptCount val="5"/>
+                <c:pt idx="0">
+                  <c:v>4.1</c:v>
+                </c:pt>
+                <c:pt idx="1">
+                  <c:v>2.1</c:v>
+                </c:pt>
                 <c:pt idx="2">
-                  <c:v>7.8</c:v>
+                  <c:v>2.4</c:v>
+                </c:pt>
+                <c:pt idx="3">
+                  <c:v>4.1</c:v>
+                </c:pt>
+                <c:pt idx="4">
+                  <c:v>2.6</c:v>
                 </c:pt>
               </c:numCache>
             </c:numRef>
@@ -10878,7 +11128,7 @@
           </a:ln>
         </c:spPr>
         <c:txPr>
-          <a:bodyPr/>
+          <a:bodyPr rot="0" vert="horz"/>
           <a:lstStyle/>
           <a:p>
             <a:pPr>
@@ -10898,6 +11148,7 @@
         <c:auto val="1"/>
         <c:lblAlgn val="ctr"/>
         <c:lblOffset val="100"/>
+        <c:tickLblSkip val="1"/>
         <c:noMultiLvlLbl val="0"/>
       </c:catAx>
       <c:valAx>
@@ -11332,7 +11583,7 @@
           </a:ln>
         </c:spPr>
         <c:txPr>
-          <a:bodyPr/>
+          <a:bodyPr rot="0" vert="horz"/>
           <a:lstStyle/>
           <a:p>
             <a:pPr>
@@ -11842,7 +12093,7 @@
           </a:ln>
         </c:spPr>
         <c:txPr>
-          <a:bodyPr/>
+          <a:bodyPr rot="0" vert="horz"/>
           <a:lstStyle/>
           <a:p>
             <a:pPr>
@@ -11862,6 +12113,7 @@
         <c:auto val="1"/>
         <c:lblAlgn val="ctr"/>
         <c:lblOffset val="100"/>
+        <c:tickLblSkip val="1"/>
         <c:noMultiLvlLbl val="0"/>
       </c:catAx>
       <c:valAx>
@@ -12459,7 +12711,7 @@
           </a:ln>
         </c:spPr>
         <c:txPr>
-          <a:bodyPr/>
+          <a:bodyPr rot="0" vert="horz"/>
           <a:lstStyle/>
           <a:p>
             <a:pPr>
@@ -12479,6 +12731,7 @@
         <c:auto val="1"/>
         <c:lblAlgn val="ctr"/>
         <c:lblOffset val="100"/>
+        <c:tickLblSkip val="1"/>
         <c:noMultiLvlLbl val="0"/>
       </c:catAx>
       <c:valAx>
@@ -12866,7 +13119,7 @@
           </a:ln>
         </c:spPr>
         <c:txPr>
-          <a:bodyPr/>
+          <a:bodyPr rot="0" vert="horz"/>
           <a:lstStyle/>
           <a:p>
             <a:pPr>
@@ -12886,6 +13139,7 @@
         <c:auto val="1"/>
         <c:lblAlgn val="ctr"/>
         <c:lblOffset val="100"/>
+        <c:tickLblSkip val="1"/>
         <c:noMultiLvlLbl val="0"/>
       </c:catAx>
       <c:valAx>

--- a/paragraflar/2.2-paragraf.docx
+++ b/paragraflar/2.2-paragraf.docx
@@ -1577,7 +1577,7 @@
                 <w:rFonts w:ascii="Times New Roman" w:hAnsi="Times New Roman" w:cs="Times New Roman" w:eastAsia="Times New Roman"/>
                 <w:sz w:val="22"/>
               </w:rPr>
-              <w:t xml:space="preserve">~20</w:t>
+              <w:t xml:space="preserve">19,5</w:t>
             </w:r>
           </w:p>
         </w:tc>
@@ -3166,7 +3166,7 @@
           <w:rFonts w:ascii="Times New Roman" w:hAnsi="Times New Roman" w:cs="Times New Roman" w:eastAsia="Times New Roman"/>
           <w:sz w:val="28"/>
         </w:rPr>
-        <w:t xml:space="preserve">, 2023-yilda qariyb 20 foizni</w:t>
+        <w:t xml:space="preserve">, 2023-yil oxirida 19,5 foizni (shundan substandart kreditlar 16 foiz, muammoli kreditlar 3,5 foiz)</w:t>
       </w:r>
       <w:r>
         <w:rPr>
@@ -8287,7 +8287,7 @@
         <w:t xml:space="preserve"> </w:t>
       </w:r>
       <w:r>
-        <w:t xml:space="preserve">Tadqiqot natijasida muallif tomonidan quyidagi manbalar ma’lumotlari asosida ishlab chiqildi: O‘zbekiston Respublikasi Markaziy banki. Statistik byulleten: 2021-yil. – Toshkent, 2022. – 5.1.8b-jadval; O‘zbekiston Respublikasi Markaziy banki. Statistik byulleten: 2026-yil mart. – Toshkent, 2026. – 5.1.2, 5.1.3, 5.1.4, 5.1.6, 5.1.7, 5.1.8-jadvallar. – https://cbu.uz/uz/statistics/buleten; International Monetary Fund. Republic of Uzbekistan: 2022 Article IV Consultation – Press Release; Staff Report; and Statement by the Executive Director for the Republic of Uzbekistan. IMF Country Report No. 22/189. – Washington, DC: IMF, 2022. – P. 30 (Table 7); O‘zbekiston Respublikasi Markaziy banki. Moliyaviy barqarorlik sharhi: 2022-yil. – Toshkent, 2023; The Central Bank of the Republic of Uzbekistan. Financial Stability Report for 2023. – Tashkent, 2024; O‘zbekiston Respublikasi Markaziy banki. 2024-yil uchun moliyaviy barqarorlik sharhi. – Toshkent, 2025; The Central Bank of the Republic of Uzbekistan. Financial Stability Report for 2025. – Tashkent, 2026.</w:t>
+        <w:t xml:space="preserve">Tadqiqot natijasida muallif tomonidan quyidagi manbalar ma’lumotlari asosida ishlab chiqildi: O‘zbekiston Respublikasi Markaziy banki. Statistik byulleten: 2021-yil. – Toshkent, 2022. – 5.1.8b-jadval; O‘zbekiston Respublikasi Markaziy banki. Statistik byulleten: 2026-yil mart. – Toshkent, 2026. – 5.1.2, 5.1.3, 5.1.4, 5.1.6, 5.1.7, 5.1.8-jadvallar. – https://cbu.uz/uz/statistics/buleten; International Monetary Fund. Republic of Uzbekistan: 2022 Article IV Consultation – Press Release; Staff Report; and Statement by the Executive Director for the Republic of Uzbekistan. IMF Country Report No. 22/189. – Washington, DC: IMF, 2022. – P. 30 (Table 7); O‘zbekiston Respublikasi Markaziy banki. Moliyaviy barqarorlik sharhi: 2022-yil. – Toshkent, 2023; The Central Bank of the Republic of Uzbekistan. Annual Report 2023. – Tashkent, 2024. – P. 57; The Central Bank of the Republic of Uzbekistan. Financial Stability Report for 2023. – Tashkent, 2024; O‘zbekiston Respublikasi Markaziy banki. 2024-yil uchun moliyaviy barqarorlik sharhi. – Toshkent, 2025; The Central Bank of the Republic of Uzbekistan. Financial Stability Report for 2025. – Tashkent, 2026.</w:t>
       </w:r>
     </w:p>
   </w:footnote>
@@ -8477,7 +8477,7 @@
         <w:t xml:space="preserve"> </w:t>
       </w:r>
       <w:r>
-        <w:t xml:space="preserve">The Central Bank of the Republic of Uzbekistan. Financial Stability Report for 2023. – Tashkent, 2024.</w:t>
+        <w:t xml:space="preserve">The Central Bank of the Republic of Uzbekistan. Annual Report 2023. – Tashkent, 2024. – P. 57.</w:t>
       </w:r>
     </w:p>
   </w:footnote>
@@ -8534,7 +8534,7 @@
         <w:t xml:space="preserve"> </w:t>
       </w:r>
       <w:r>
-        <w:t xml:space="preserve">Tadqiqot natijasida muallif tomonidan quyidagi manbalar ma’lumotlari asosida ishlab chiqildi: O‘zbekiston Respublikasi Markaziy banki. Statistik byulleten: 2021-yil. – Toshkent, 2022. – 5.1.8b-jadval; O‘zbekiston Respublikasi Markaziy banki. Statistik byulleten: 2026-yil mart. – Toshkent, 2026. – 5.1.2, 5.1.3, 5.1.4, 5.1.6, 5.1.7, 5.1.8-jadvallar. – https://cbu.uz/uz/statistics/buleten; O‘zbekiston Respublikasi Markaziy banki. Moliyaviy barqarorlik sharhi: 2022-yil. – Toshkent, 2023; The Central Bank of the Republic of Uzbekistan. Financial Stability Report for 2023. – Tashkent, 2024; O‘zbekiston Respublikasi Markaziy banki. 2024-yil uchun moliyaviy barqarorlik sharhi. – Toshkent, 2025; The Central Bank of the Republic of Uzbekistan. Financial Stability Report for 2025. – Tashkent, 2026.</w:t>
+        <w:t xml:space="preserve">Tadqiqot natijasida muallif tomonidan quyidagi manbalar ma’lumotlari asosida ishlab chiqildi: O‘zbekiston Respublikasi Markaziy banki. Statistik byulleten: 2021-yil. – Toshkent, 2022. – 5.1.8b-jadval; O‘zbekiston Respublikasi Markaziy banki. Statistik byulleten: 2026-yil mart. – Toshkent, 2026. – 5.1.2, 5.1.3, 5.1.4, 5.1.6, 5.1.7, 5.1.8-jadvallar. – https://cbu.uz/uz/statistics/buleten; O‘zbekiston Respublikasi Markaziy banki. Moliyaviy barqarorlik sharhi: 2022-yil. – Toshkent, 2023; The Central Bank of the Republic of Uzbekistan. Annual Report 2023. – Tashkent, 2024. – P. 57; O‘zbekiston Respublikasi Markaziy banki. 2024-yil uchun moliyaviy barqarorlik sharhi. – Toshkent, 2025; The Central Bank of the Republic of Uzbekistan. Financial Stability Report for 2025. – Tashkent, 2026.</w:t>
       </w:r>
     </w:p>
   </w:footnote>
@@ -11093,7 +11093,7 @@
                   <c:v>15.9</c:v>
                 </c:pt>
                 <c:pt idx="2">
-                  <c:v>20.0</c:v>
+                  <c:v>19.5</c:v>
                 </c:pt>
                 <c:pt idx="3">
                   <c:v>21.0</c:v>

--- a/paragraflar/2.2-paragraf.docx
+++ b/paragraflar/2.2-paragraf.docx
@@ -2,7 +2,7 @@
 <file path=word/document.xml><?xml version="1.0" encoding="utf-8"?>
 <w:document xmlns:w="http://schemas.openxmlformats.org/wordprocessingml/2006/main" xmlns:m="http://schemas.openxmlformats.org/officeDocument/2006/math" xmlns:r="http://schemas.openxmlformats.org/officeDocument/2006/relationships" xmlns:o="urn:schemas-microsoft-com:office:office" xmlns:v="urn:schemas-microsoft-com:vml" xmlns:w10="urn:schemas-microsoft-com:office:word" xmlns:a="http://schemas.openxmlformats.org/drawingml/2006/main" xmlns:pic="http://schemas.openxmlformats.org/drawingml/2006/picture" xmlns:wp="http://schemas.openxmlformats.org/drawingml/2006/wordprocessingDrawing">
   <w:body>
-    <w:bookmarkStart w:id="61" w:name="X637944ed30af1a5c7e12bfca1a7866b67ed51e5"/>
+    <w:bookmarkStart w:id="62" w:name="X637944ed30af1a5c7e12bfca1a7866b67ed51e5"/>
     <w:p>
       <w:pPr>
         <w:pStyle w:val="Heading2"/>
@@ -6575,7 +6575,20 @@
           <w:rFonts w:ascii="Times New Roman" w:hAnsi="Times New Roman" w:cs="Times New Roman" w:eastAsia="Times New Roman"/>
           <w:sz w:val="28"/>
         </w:rPr>
-        <w:t xml:space="preserve">. «Mikrokreditbank» ATB da esa rasmiy muammoli kreditlar ulushining o‘zi 4,4–6,0 foiz bo‘lib, 2021 va 2023-yillarda 5 foizlik erta ogohlantirish chegarasidan oshgan, substandart kreditlar ulushi esa 2023-yilda 24,5 foizga yetgan.</w:t>
+        <w:t xml:space="preserve">. «Mikrokreditbank» ATB da esa rasmiy muammoli kreditlar ulushining o‘zi 4,4–6,0 foiz bo‘lib, 2021 va 2023-yillarda 5 foizlik erta ogohlantirish chegarasidan oshgan, substandart kreditlar ulushi esa 2023-yilda 24,5 foizga yetgan. Bankning MHXS bo‘yicha konsolidatsiyalangan hisoboti bu riskning ko‘lamini yanada aniqroq ko‘rsatadi: amortizatsiyalangan qiymatda baholanadigan kreditlar tarkibida 3-bosqich, ya’ni qadrsizlangan kreditlar ulushi 2023-yilda 16,6 foizni, 2024-yilda 15,2 foizni, 2025-yilda esa 12,3 foizni tashkil etgan</w:t>
+      </w:r>
+      <w:r>
+        <w:rPr>
+          <w:rStyle w:val="FootnoteReference"/>
+        </w:rPr>
+        <w:footnoteReference w:id="57"/>
+      </w:r>
+      <w:r>
+        <w:rPr>
+          <w:rFonts w:ascii="Times New Roman" w:hAnsi="Times New Roman" w:cs="Times New Roman" w:eastAsia="Times New Roman"/>
+          <w:sz w:val="28"/>
+        </w:rPr>
+        <w:t xml:space="preserve">. Demak, MHXS 9 bo‘yicha qadrsizlangan kreditlar ulushi rasmiy muammoli kreditlar ulushidan 2,8–3,3 barobar yuqori bo‘lgan, 2-bosqich kreditlari ulushi ham 2023–2025-yillarda 25–26 foiz atrofida saqlangan.</w:t>
       </w:r>
     </w:p>
     <w:p>
@@ -6639,7 +6652,7 @@
         <w:rPr>
           <w:rStyle w:val="FootnoteReference"/>
         </w:rPr>
-        <w:footnoteReference w:id="57"/>
+        <w:footnoteReference w:id="58"/>
       </w:r>
     </w:p>
     <w:p>
@@ -6660,7 +6673,7 @@
         <w:rPr>
           <w:rStyle w:val="FootnoteReference"/>
         </w:rPr>
-        <w:footnoteReference w:id="58"/>
+        <w:footnoteReference w:id="59"/>
       </w:r>
       <w:r>
         <w:rPr>
@@ -6688,7 +6701,7 @@
         <w:rPr>
           <w:rStyle w:val="FootnoteReference"/>
         </w:rPr>
-        <w:footnoteReference w:id="59"/>
+        <w:footnoteReference w:id="60"/>
       </w:r>
       <w:r>
         <w:rPr>
@@ -6751,7 +6764,7 @@
         <w:rPr>
           <w:rStyle w:val="FootnoteReference"/>
         </w:rPr>
-        <w:footnoteReference w:id="60"/>
+        <w:footnoteReference w:id="61"/>
       </w:r>
     </w:p>
     <w:tbl>
@@ -7372,7 +7385,7 @@
                 <w:rFonts w:ascii="Times New Roman" w:hAnsi="Times New Roman" w:cs="Times New Roman" w:eastAsia="Times New Roman"/>
                 <w:sz w:val="22"/>
               </w:rPr>
-              <w:t xml:space="preserve">–</w:t>
+              <w:t xml:space="preserve">12,3</w:t>
             </w:r>
           </w:p>
         </w:tc>
@@ -8070,10 +8083,10 @@
           <w:rFonts w:ascii="Times New Roman" w:hAnsi="Times New Roman" w:cs="Times New Roman" w:eastAsia="Times New Roman"/>
           <w:sz w:val="28"/>
         </w:rPr>
-        <w:t xml:space="preserve">O‘zbekiston bank tizimi va alohida banklar moliyaviy barqarorlik ko‘rsatkichlarini tadqiq etgan holda xulosa qilish mumkinki, 2021–2025-yillarda bank tizimi jadal o‘sib, davlat banklarining ulushi 81 foizdan 62 foizgacha kamaydi, ammo ular tizimda ustunligicha qolmoqda. Rasmiy ko‘rsatkichlar bo‘yicha kapital va likvidlik Bazel III talablaridan ancha yuqori, biroq aktivlar sifati eng zaif bo‘g‘in bo‘lib qolmoqda: substandart kreditlar ulushi «O‘zsanoatqurilishbank» ATB da uch barobar oshgan, MHXS bo‘yicha qadrsizlangan kreditlar rasmiy ko‘rsatkichdan ikki-uch barobar yuqori. Ijtimoiy yo‘naltirilgan kreditlash bilan shug‘ullanuvchi «Mikrokreditbank» ATB misolida esa past daromadlilik, 2024-yilda yashirin kredit riskining bir yo‘la tan olinishi natijasidagi katta zarar va kapital yetarliligining davlat qayta kapitallashtirishiga bog‘liqligi aniqlandi. Bu o‘z navbatida, ko‘rsatkichlarning turli yo‘nalishdagi signallarini yagona bahoga keltiradigan, aktivlar sifatini MHXS 9 bo‘yicha hisobga oladigan va bankning davlat ko‘magisiz barqarorligini alohida baholaydigan integral metodikani ishlab chiqish zaruriyatini yuzaga keltiradi. Bunday metodika dissertatsiyaning uchinchi bobida taklif etiladi.</w:t>
+        <w:t xml:space="preserve">O‘zbekiston bank tizimi va alohida banklar moliyaviy barqarorlik ko‘rsatkichlarini tadqiq etgan holda xulosa qilish mumkinki, 2021–2025-yillarda bank tizimi jadal o‘sib, davlat banklarining aktivlardagi ulushi 81,5 foizdan 63,5 foizgacha kamaydi, ammo ular tizimda ustunligicha qolmoqda. Rasmiy ko‘rsatkichlar bo‘yicha kapital va likvidlik Bazel III talablaridan ancha yuqori, biroq aktivlar sifati eng zaif bo‘g‘in bo‘lib qolmoqda: substandart kreditlar ulushi «O‘zsanoatqurilishbank» ATB da uch barobar oshgan, MHXS bo‘yicha qadrsizlangan kreditlar rasmiy ko‘rsatkichdan ikki-uch barobar yuqori. Ijtimoiy yo‘naltirilgan kreditlash bilan shug‘ullanuvchi «Mikrokreditbank» ATB misolida esa past daromadlilik, 2024-yilda yashirin kredit riskining bir yo‘la tan olinishi natijasidagi katta zarar va kapital yetarliligining davlat qayta kapitallashtirishiga bog‘liqligi aniqlandi. Bu o‘z navbatida, ko‘rsatkichlarning turli yo‘nalishdagi signallarini yagona bahoga keltiradigan, aktivlar sifatini MHXS 9 bo‘yicha hisobga oladigan va bankning davlat ko‘magisiz barqarorligini alohida baholaydigan integral metodikani ishlab chiqish zaruriyatini yuzaga keltiradi. Bunday metodika dissertatsiyaning uchinchi bobida taklif etiladi.</w:t>
       </w:r>
     </w:p>
-    <w:bookmarkEnd w:id="61"/>
+    <w:bookmarkEnd w:id="62"/>
     <w:sectPr>
       <w:pgMar w:left="1701" w:right="850" w:top="1134" w:bottom="1134"/>
     </w:sectPr>
@@ -8819,7 +8832,7 @@
         <w:t xml:space="preserve"> </w:t>
       </w:r>
       <w:r>
-        <w:t xml:space="preserve">Tadqiqot natijasida muallif tomonidan quyidagi manbalar ma’lumotlari asosida ishlab chiqildi: «O‘zsanoatqurilishbank» ATB ning Markaziy bankka taqdim etilgan prudensial hisobot shakllari (crs003C, crs003L, crs003O): bank balansi, daromadlar, regulyativ kapital hisob-kitobi, aktivlarni tasniflash va prudensial me’yorlar jadvallari, 2021–2025-yillar 30-dekabr holatiga; «Mikrokreditbank» ATB ning Markaziy bankka taqdim etilgan prudensial hisobot shakllari (crs005C, crs005L, crs005O): bank balansi, daromadlar, regulyativ kapital hisob-kitobi, aktivlarni tasniflash va prudensial me’yorlar jadvallari, 2021–2025-yillar 30-dekabr holatiga.</w:t>
+        <w:t xml:space="preserve">Акционерно-коммерческий банк «Микрокредитбанк». Консолидированная финансовая отчетность за год, закончившийся 31 декабря 2024 года, и заключение независимых аудиторов. – Ташкент, 2025. – С. 49–51; Акционерно-коммерческий банк «Микрокредитбанк». Консолидированная финансовая отчетность за год, закончившийся 31 декабря 2025 года, и заключение независимых аудиторов. – Ташкент, 2026. – С. 48. – https://mkbank.uz/uz/shareholders/financial-indicators/audit-report/</w:t>
       </w:r>
     </w:p>
   </w:footnote>
@@ -8838,7 +8851,7 @@
         <w:t xml:space="preserve"> </w:t>
       </w:r>
       <w:r>
-        <w:t xml:space="preserve">«Mikrokreditbank» ATB ning Markaziy bankka taqdim etilgan prudensial hisobot shakllari (crs005C, crs005L, crs005O): bank balansi, daromadlar, regulyativ kapital hisob-kitobi, aktivlarni tasniflash va prudensial me’yorlar jadvallari, 2021–2025-yillar 30-dekabr holatiga.</w:t>
+        <w:t xml:space="preserve">Tadqiqot natijasida muallif tomonidan quyidagi manbalar ma’lumotlari asosida ishlab chiqildi: «O‘zsanoatqurilishbank» ATB ning Markaziy bankka taqdim etilgan prudensial hisobot shakllari (crs003C, crs003L, crs003O): bank balansi, daromadlar, regulyativ kapital hisob-kitobi, aktivlarni tasniflash va prudensial me’yorlar jadvallari, 2021–2025-yillar 30-dekabr holatiga; «Mikrokreditbank» ATB ning Markaziy bankka taqdim etilgan prudensial hisobot shakllari (crs005C, crs005L, crs005O): bank balansi, daromadlar, regulyativ kapital hisob-kitobi, aktivlarni tasniflash va prudensial me’yorlar jadvallari, 2021–2025-yillar 30-dekabr holatiga.</w:t>
       </w:r>
     </w:p>
   </w:footnote>
@@ -8857,7 +8870,7 @@
         <w:t xml:space="preserve"> </w:t>
       </w:r>
       <w:r>
-        <w:t xml:space="preserve">«O‘zsanoatqurilishbank» ATB ning Markaziy bankka taqdim etilgan prudensial hisobot shakllari (crs003C, crs003L, crs003O): bank balansi, daromadlar, regulyativ kapital hisob-kitobi, aktivlarni tasniflash va prudensial me’yorlar jadvallari, 2021–2025-yillar 30-dekabr holatiga.</w:t>
+        <w:t xml:space="preserve">«Mikrokreditbank» ATB ning Markaziy bankka taqdim etilgan prudensial hisobot shakllari (crs005C, crs005L, crs005O): bank balansi, daromadlar, regulyativ kapital hisob-kitobi, aktivlarni tasniflash va prudensial me’yorlar jadvallari, 2021–2025-yillar 30-dekabr holatiga.</w:t>
       </w:r>
     </w:p>
   </w:footnote>
@@ -8876,7 +8889,26 @@
         <w:t xml:space="preserve"> </w:t>
       </w:r>
       <w:r>
-        <w:t xml:space="preserve">Tadqiqot natijasida muallif tomonidan quyidagi manbalar ma’lumotlari asosida ishlab chiqildi: O‘zbekiston Respublikasi Markaziy banki. Statistik byulleten: 2021-yil. – Toshkent, 2022. – 5.1.8b-jadval; O‘zbekiston Respublikasi Markaziy banki. Statistik byulleten: 2026-yil mart. – Toshkent, 2026. – 5.1.2, 5.1.3, 5.1.4, 5.1.6, 5.1.7, 5.1.8-jadvallar. – https://cbu.uz/uz/statistics/buleten; The Central Bank of the Republic of Uzbekistan. Financial Stability Report for 2025. – Tashkent, 2026; World Bank. Republic of Uzbekistan: Financial Sector Assessment. – Washington, DC: World Bank, 2025; «O‘zsanoatqurilishbank» ATB ning Markaziy bankka taqdim etilgan prudensial hisobot shakllari (crs003C, crs003L, crs003O): bank balansi, daromadlar, regulyativ kapital hisob-kitobi, aktivlarni tasniflash va prudensial me’yorlar jadvallari, 2021–2025-yillar 30-dekabr holatiga; «Mikrokreditbank» ATB ning Markaziy bankka taqdim etilgan prudensial hisobot shakllari (crs005C, crs005L, crs005O): bank balansi, daromadlar, regulyativ kapital hisob-kitobi, aktivlarni tasniflash va prudensial me’yorlar jadvallari, 2021–2025-yillar 30-dekabr holatiga; Joint Stock Commercial Bank «Uzbek Industrial and Construction Bank» and its subsidiaries. Consolidated Financial Statements for the year ended 31 December 2025 and Independent Auditor’s Report. – Tashkent, 2026. – P. 28–31.</w:t>
+        <w:t xml:space="preserve">«O‘zsanoatqurilishbank» ATB ning Markaziy bankka taqdim etilgan prudensial hisobot shakllari (crs003C, crs003L, crs003O): bank balansi, daromadlar, regulyativ kapital hisob-kitobi, aktivlarni tasniflash va prudensial me’yorlar jadvallari, 2021–2025-yillar 30-dekabr holatiga.</w:t>
+      </w:r>
+    </w:p>
+  </w:footnote>
+  <w:footnote w:id="61">
+    <w:p>
+      <w:pPr>
+        <w:pStyle w:val="FootnoteText"/>
+      </w:pPr>
+      <w:r>
+        <w:rPr>
+          <w:rStyle w:val="FootnoteReference"/>
+        </w:rPr>
+        <w:footnoteRef/>
+      </w:r>
+      <w:r>
+        <w:t xml:space="preserve"> </w:t>
+      </w:r>
+      <w:r>
+        <w:t xml:space="preserve">Tadqiqot natijasida muallif tomonidan quyidagi manbalar ma’lumotlari asosida ishlab chiqildi: O‘zbekiston Respublikasi Markaziy banki. Statistik byulleten: 2021-yil. – Toshkent, 2022. – 5.1.8b-jadval; O‘zbekiston Respublikasi Markaziy banki. Statistik byulleten: 2026-yil mart. – Toshkent, 2026. – 5.1.2, 5.1.3, 5.1.4, 5.1.6, 5.1.7, 5.1.8-jadvallar. – https://cbu.uz/uz/statistics/buleten; The Central Bank of the Republic of Uzbekistan. Financial Stability Report for 2025. – Tashkent, 2026; World Bank. Republic of Uzbekistan: Financial Sector Assessment. – Washington, DC: World Bank, 2025; «O‘zsanoatqurilishbank» ATB ning Markaziy bankka taqdim etilgan prudensial hisobot shakllari (crs003C, crs003L, crs003O): bank balansi, daromadlar, regulyativ kapital hisob-kitobi, aktivlarni tasniflash va prudensial me’yorlar jadvallari, 2021–2025-yillar 30-dekabr holatiga; «Mikrokreditbank» ATB ning Markaziy bankka taqdim etilgan prudensial hisobot shakllari (crs005C, crs005L, crs005O): bank balansi, daromadlar, regulyativ kapital hisob-kitobi, aktivlarni tasniflash va prudensial me’yorlar jadvallari, 2021–2025-yillar 30-dekabr holatiga; Joint Stock Commercial Bank «Uzbek Industrial and Construction Bank» and its subsidiaries. Consolidated Financial Statements for the year ended 31 December 2025 and Independent Auditor’s Report. – Tashkent, 2026. – P. 28–31; Акционерно-коммерческий банк «Микрокредитбанк». Консолидированная финансовая отчетность за год, закончившийся 31 декабря 2024 года, и заключение независимых аудиторов. – Ташкент, 2025. – С. 49–51; Акционерно-коммерческий банк «Микрокредитбанк». Консолидированная финансовая отчетность за год, закончившийся 31 декабря 2025 года, и заключение независимых аудиторов. – Ташкент, 2026. – С. 48. – https://mkbank.uz/uz/shareholders/financial-indicators/audit-report.</w:t>
       </w:r>
     </w:p>
   </w:footnote>

--- a/paragraflar/2.2-paragraf.docx
+++ b/paragraflar/2.2-paragraf.docx
@@ -2,7 +2,7 @@
 <file path=word/document.xml><?xml version="1.0" encoding="utf-8"?>
 <w:document xmlns:w="http://schemas.openxmlformats.org/wordprocessingml/2006/main" xmlns:m="http://schemas.openxmlformats.org/officeDocument/2006/math" xmlns:r="http://schemas.openxmlformats.org/officeDocument/2006/relationships" xmlns:o="urn:schemas-microsoft-com:office:office" xmlns:v="urn:schemas-microsoft-com:vml" xmlns:w10="urn:schemas-microsoft-com:office:word" xmlns:a="http://schemas.openxmlformats.org/drawingml/2006/main" xmlns:pic="http://schemas.openxmlformats.org/drawingml/2006/picture" xmlns:wp="http://schemas.openxmlformats.org/drawingml/2006/wordprocessingDrawing">
   <w:body>
-    <w:bookmarkStart w:id="62" w:name="X637944ed30af1a5c7e12bfca1a7866b67ed51e5"/>
+    <w:bookmarkStart w:id="65" w:name="X637944ed30af1a5c7e12bfca1a7866b67ed51e5"/>
     <w:p>
       <w:pPr>
         <w:pStyle w:val="Heading2"/>
@@ -6575,35 +6575,7 @@
           <w:rFonts w:ascii="Times New Roman" w:hAnsi="Times New Roman" w:cs="Times New Roman" w:eastAsia="Times New Roman"/>
           <w:sz w:val="28"/>
         </w:rPr>
-        <w:t xml:space="preserve">. «Mikrokreditbank» ATB da esa rasmiy muammoli kreditlar ulushining o‘zi 4,4–6,0 foiz bo‘lib, 2021 va 2023-yillarda 5 foizlik erta ogohlantirish chegarasidan oshgan, substandart kreditlar ulushi esa 2023-yilda 24,5 foizga yetgan. Bankning MHXS bo‘yicha konsolidatsiyalangan hisoboti bu riskning ko‘lamini yanada aniqroq ko‘rsatadi: amortizatsiyalangan qiymatda baholanadigan kreditlar tarkibida 3-bosqich, ya’ni qadrsizlangan kreditlar ulushi 2023-yilda 16,6 foizni, 2024-yilda 15,2 foizni, 2025-yilda esa 12,3 foizni tashkil etgan</w:t>
-      </w:r>
-      <w:r>
-        <w:rPr>
-          <w:rStyle w:val="FootnoteReference"/>
-        </w:rPr>
-        <w:footnoteReference w:id="57"/>
-      </w:r>
-      <w:r>
-        <w:rPr>
-          <w:rFonts w:ascii="Times New Roman" w:hAnsi="Times New Roman" w:cs="Times New Roman" w:eastAsia="Times New Roman"/>
-          <w:sz w:val="28"/>
-        </w:rPr>
-        <w:t xml:space="preserve">. Demak, MHXS 9 bo‘yicha qadrsizlangan kreditlar ulushi rasmiy muammoli kreditlar ulushidan 2,8–3,3 barobar yuqori bo‘lgan, 2-bosqich kreditlari ulushi ham 2023–2025-yillarda 25–26 foiz atrofida saqlangan.</w:t>
-      </w:r>
-    </w:p>
-    <w:p>
-      <w:pPr>
-        <w:pStyle w:val="BodyText"/>
-        <w:spacing w:line="360" w:lineRule="auto" w:before="0" w:after="0"/>
-        <w:ind w:firstLine="709"/>
-        <w:jc w:val="both"/>
-      </w:pPr>
-      <w:r>
-        <w:rPr>
-          <w:rFonts w:ascii="Times New Roman" w:hAnsi="Times New Roman" w:cs="Times New Roman" w:eastAsia="Times New Roman"/>
-          <w:sz w:val="28"/>
-        </w:rPr>
-        <w:t xml:space="preserve">Aktivlar sifatidagi bu muammolar «Mikrokreditbank» ATB ning daromadliligiga keskin ta’sir ko‘rsatdi (2.2.7-rasm).</w:t>
+        <w:t xml:space="preserve">. «Mikrokreditbank» ATB da esa rasmiy muammoli kreditlar ulushining o‘zi 4,4–6,0 foiz bo‘lib, 2021 va 2023-yillarda 5 foizlik erta ogohlantirish chegarasidan oshgan, substandart kreditlar ulushi esa 2023-yilda 24,5 foizga yetgan. Rasmiy ko‘rsatkichlarning bu manzarasini ikkala bankning auditdan o‘tgan MHXS bo‘yicha moliyaviy hisobotlari bilan solishtirish kredit riskining haqiqiy ko‘lamini aniqroq ko‘rsatadi (2.2.7-rasm).</w:t>
       </w:r>
     </w:p>
     <w:p>
@@ -6622,7 +6594,125 @@
           <wp:inline distT="0" distB="0" distL="0" distR="0">
             <wp:extent cx="5760000" cy="2880000"/>
             <wp:effectExtent l="0" t="0" r="0" b="0"/>
-            <wp:docPr id="1007" name="2.2.7-rasm"/>
+            <wp:docPr id="1008" name="2.2.7-rasm"/>
+            <wp:cNvGraphicFramePr/>
+            <a:graphic>
+              <a:graphicData uri="http://schemas.openxmlformats.org/drawingml/2006/chart">
+                <c:chart r:id="rId16"/>
+              </a:graphicData>
+            </a:graphic>
+          </wp:inline>
+        </w:drawing>
+      </w:r>
+    </w:p>
+    <w:p>
+      <w:pPr>
+        <w:pStyle w:val="BodyText"/>
+        <w:spacing w:line="240" w:lineRule="auto" w:before="120" w:after="240"/>
+        <w:ind w:firstLine="0"/>
+        <w:jc w:val="center"/>
+      </w:pPr>
+      <w:r>
+        <w:rPr>
+          <w:rFonts w:ascii="Times New Roman" w:hAnsi="Times New Roman" w:cs="Times New Roman" w:eastAsia="Times New Roman"/>
+          <w:b/>
+          <w:sz w:val="28"/>
+        </w:rPr>
+        <w:t xml:space="preserve">2.2.7-rasm. «O‘zsanoatqurilishbank» ATB va «Mikrokreditbank» ATB da MHXS 9 bo‘yicha 3-bosqich kreditlari va rasmiy muammoli kreditlar ulushi, %</w:t>
+      </w:r>
+      <w:r>
+        <w:rPr>
+          <w:rStyle w:val="FootnoteReference"/>
+        </w:rPr>
+        <w:footnoteReference w:id="57"/>
+      </w:r>
+    </w:p>
+    <w:p>
+      <w:pPr>
+        <w:pStyle w:val="BodyText"/>
+        <w:spacing w:line="360" w:lineRule="auto" w:before="0" w:after="0"/>
+        <w:ind w:firstLine="709"/>
+        <w:jc w:val="both"/>
+      </w:pPr>
+      <w:r>
+        <w:rPr>
+          <w:rFonts w:ascii="Times New Roman" w:hAnsi="Times New Roman" w:cs="Times New Roman" w:eastAsia="Times New Roman"/>
+          <w:sz w:val="28"/>
+        </w:rPr>
+        <w:t xml:space="preserve">Rasmdan ko‘rinib turibdiki, ikkala bankda ham MHXS 9 bo‘yicha qadrsizlangan, ya’ni 3-bosqichga tasniflangan kreditlar ulushi tahlil davrining barcha yillarida rasmiy muammoli kreditlar ulushidan yuqori bo‘lgan. «O‘zsanoatqurilishbank» ATB da 3-bosqich kreditlari ulushi 2021–2025-yillarda 4,8–7,5 foiz oralig‘ida bo‘lib, rasmiy ko‘rsatkichdan 1,6–3,0 barobar yuqori bo‘lgan</w:t>
+      </w:r>
+      <w:r>
+        <w:rPr>
+          <w:rStyle w:val="FootnoteReference"/>
+        </w:rPr>
+        <w:footnoteReference w:id="58"/>
+      </w:r>
+      <w:r>
+        <w:rPr>
+          <w:rFonts w:ascii="Times New Roman" w:hAnsi="Times New Roman" w:cs="Times New Roman" w:eastAsia="Times New Roman"/>
+          <w:sz w:val="28"/>
+        </w:rPr>
+        <w:t xml:space="preserve">. Bundan ham muhimi, bankda 2-bosqich, ya’ni kredit riski sezilarli oshgan kreditlar ulushi 2023-yildagi 15,8 foizdan 2024-yilda 27,1 foizga, 2025-yilda esa 35,7 foizga ko‘tarilgan</w:t>
+      </w:r>
+      <w:r>
+        <w:rPr>
+          <w:rStyle w:val="FootnoteReference"/>
+        </w:rPr>
+        <w:footnoteReference w:id="59"/>
+      </w:r>
+      <w:r>
+        <w:rPr>
+          <w:rFonts w:ascii="Times New Roman" w:hAnsi="Times New Roman" w:cs="Times New Roman" w:eastAsia="Times New Roman"/>
+          <w:sz w:val="28"/>
+        </w:rPr>
+        <w:t xml:space="preserve">, bu esa rasmiy hisobotdagi substandart kreditlar ulushining o‘sishi bilan bir yo‘nalishda kechgan. «Mikrokreditbank» ATB da esa 3-bosqich kreditlari ulushi 2021-yilda 17,4 foizni, 2022-yilda 13,5 foizni, 2023-yilda 16,6 foizni, 2024-yilda 15,2 foizni va 2025-yilda 12,3 foizni tashkil etgan, ya’ni rasmiy muammoli kreditlar ulushidan 2,8–3,3 barobar yuqori bo‘lgan, 2-bosqich kreditlari ulushi esa butun davr mobaynida 25–30 foiz atrofida saqlangan</w:t>
+      </w:r>
+      <w:r>
+        <w:rPr>
+          <w:rStyle w:val="FootnoteReference"/>
+        </w:rPr>
+        <w:footnoteReference w:id="60"/>
+      </w:r>
+      <w:r>
+        <w:rPr>
+          <w:rFonts w:ascii="Times New Roman" w:hAnsi="Times New Roman" w:cs="Times New Roman" w:eastAsia="Times New Roman"/>
+          <w:sz w:val="28"/>
+        </w:rPr>
+        <w:t xml:space="preserve">. Demak, milliy hisobot ma’lumotlari asosida hisoblangan muammoli kreditlar ko‘rsatkichi har ikki bankda ham kredit riskini muntazam ravishda kamsitib ko‘rsatadi, bu farq esa davlat ulushi yuqori va imtiyozli kreditlash ko‘p bo‘lgan bankda ayniqsa katta.</w:t>
+      </w:r>
+    </w:p>
+    <w:p>
+      <w:pPr>
+        <w:pStyle w:val="BodyText"/>
+        <w:spacing w:line="360" w:lineRule="auto" w:before="0" w:after="0"/>
+        <w:ind w:firstLine="709"/>
+        <w:jc w:val="both"/>
+      </w:pPr>
+      <w:r>
+        <w:rPr>
+          <w:rFonts w:ascii="Times New Roman" w:hAnsi="Times New Roman" w:cs="Times New Roman" w:eastAsia="Times New Roman"/>
+          <w:sz w:val="28"/>
+        </w:rPr>
+        <w:t xml:space="preserve">Aktivlar sifatidagi bu muammolar «Mikrokreditbank» ATB ning daromadliligiga keskin ta’sir ko‘rsatdi (2.2.8-rasm).</w:t>
+      </w:r>
+    </w:p>
+    <w:p>
+      <w:pPr>
+        <w:pStyle w:val="BodyText"/>
+        <w:keepNext/>
+        <w:spacing w:line="240" w:lineRule="auto" w:before="0" w:after="0"/>
+        <w:ind w:firstLine="0"/>
+        <w:jc w:val="center"/>
+      </w:pPr>
+      <w:r xmlns:c="http://schemas.openxmlformats.org/drawingml/2006/chart">
+        <w:rPr>
+          <w:noProof/>
+        </w:rPr>
+        <w:drawing>
+          <wp:inline distT="0" distB="0" distL="0" distR="0">
+            <wp:extent cx="5760000" cy="2880000"/>
+            <wp:effectExtent l="0" t="0" r="0" b="0"/>
+            <wp:docPr id="1007" name="2.2.8-rasm"/>
             <wp:cNvGraphicFramePr/>
             <a:graphic>
               <a:graphicData uri="http://schemas.openxmlformats.org/drawingml/2006/chart">
@@ -6646,13 +6736,13 @@
           <w:b/>
           <w:sz w:val="28"/>
         </w:rPr>
-        <w:t xml:space="preserve">2.2.7-rasm. «O‘zsanoatqurilishbank» ATB va «Mikrokreditbank» ATB da kapital rentabelligi (ROE), %</w:t>
+        <w:t xml:space="preserve">2.2.8-rasm. «O‘zsanoatqurilishbank» ATB va «Mikrokreditbank» ATB da kapital rentabelligi (ROE), %</w:t>
       </w:r>
       <w:r>
         <w:rPr>
           <w:rStyle w:val="FootnoteReference"/>
         </w:rPr>
-        <w:footnoteReference w:id="58"/>
+        <w:footnoteReference w:id="61"/>
       </w:r>
     </w:p>
     <w:p>
@@ -6673,7 +6763,7 @@
         <w:rPr>
           <w:rStyle w:val="FootnoteReference"/>
         </w:rPr>
-        <w:footnoteReference w:id="59"/>
+        <w:footnoteReference w:id="62"/>
       </w:r>
       <w:r>
         <w:rPr>
@@ -6701,7 +6791,7 @@
         <w:rPr>
           <w:rStyle w:val="FootnoteReference"/>
         </w:rPr>
-        <w:footnoteReference w:id="60"/>
+        <w:footnoteReference w:id="63"/>
       </w:r>
       <w:r>
         <w:rPr>
@@ -6764,7 +6854,7 @@
         <w:rPr>
           <w:rStyle w:val="FootnoteReference"/>
         </w:rPr>
-        <w:footnoteReference w:id="61"/>
+        <w:footnoteReference w:id="64"/>
       </w:r>
     </w:p>
     <w:tbl>
@@ -8086,7 +8176,7 @@
         <w:t xml:space="preserve">O‘zbekiston bank tizimi va alohida banklar moliyaviy barqarorlik ko‘rsatkichlarini tadqiq etgan holda xulosa qilish mumkinki, 2021–2025-yillarda bank tizimi jadal o‘sib, davlat banklarining aktivlardagi ulushi 81,5 foizdan 63,5 foizgacha kamaydi, ammo ular tizimda ustunligicha qolmoqda. Rasmiy ko‘rsatkichlar bo‘yicha kapital va likvidlik Bazel III talablaridan ancha yuqori, biroq aktivlar sifati eng zaif bo‘g‘in bo‘lib qolmoqda: substandart kreditlar ulushi «O‘zsanoatqurilishbank» ATB da uch barobar oshgan, MHXS bo‘yicha qadrsizlangan kreditlar rasmiy ko‘rsatkichdan ikki-uch barobar yuqori. Ijtimoiy yo‘naltirilgan kreditlash bilan shug‘ullanuvchi «Mikrokreditbank» ATB misolida esa past daromadlilik, 2024-yilda yashirin kredit riskining bir yo‘la tan olinishi natijasidagi katta zarar va kapital yetarliligining davlat qayta kapitallashtirishiga bog‘liqligi aniqlandi. Bu o‘z navbatida, ko‘rsatkichlarning turli yo‘nalishdagi signallarini yagona bahoga keltiradigan, aktivlar sifatini MHXS 9 bo‘yicha hisobga oladigan va bankning davlat ko‘magisiz barqarorligini alohida baholaydigan integral metodikani ishlab chiqish zaruriyatini yuzaga keltiradi. Bunday metodika dissertatsiyaning uchinchi bobida taklif etiladi.</w:t>
       </w:r>
     </w:p>
-    <w:bookmarkEnd w:id="62"/>
+    <w:bookmarkEnd w:id="65"/>
     <w:sectPr>
       <w:pgMar w:left="1701" w:right="850" w:top="1134" w:bottom="1134"/>
     </w:sectPr>
@@ -8832,7 +8922,7 @@
         <w:t xml:space="preserve"> </w:t>
       </w:r>
       <w:r>
-        <w:t xml:space="preserve">Акционерно-коммерческий банк «Микрокредитбанк». Консолидированная финансовая отчетность за год, закончившийся 31 декабря 2024 года, и заключение независимых аудиторов. – Ташкент, 2025. – С. 49–51; Акционерно-коммерческий банк «Микрокредитбанк». Консолидированная финансовая отчетность за год, закончившийся 31 декабря 2025 года, и заключение независимых аудиторов. – Ташкент, 2026. – С. 48. – https://mkbank.uz/uz/shareholders/financial-indicators/audit-report/</w:t>
+        <w:t xml:space="preserve">Tadqiqot natijasida muallif tomonidan quyidagi manbalar ma’lumotlari asosida ishlab chiqildi: «O‘zsanoatqurilishbank» ATB ning Markaziy bankka taqdim etilgan prudensial hisobot shakllari (crs003C, crs003L, crs003O): bank balansi, daromadlar, regulyativ kapital hisob-kitobi, aktivlarni tasniflash va prudensial me’yorlar jadvallari, 2021–2025-yillar 30-dekabr holatiga; «Mikrokreditbank» ATB ning Markaziy bankka taqdim etilgan prudensial hisobot shakllari (crs005C, crs005L, crs005O): bank balansi, daromadlar, regulyativ kapital hisob-kitobi, aktivlarni tasniflash va prudensial me’yorlar jadvallari, 2021–2025-yillar 30-dekabr holatiga; Акционерный коммерческий банк «Узбекский промышленно-строительный банк» и его дочерние организации. Консолидированная финансовая отчетность и аудиторское заключение за годы, закончившиеся 31 декабря 2023, 2022 и 2021 гг. – Ташкент, 2024. – С. 40; Joint Stock Commercial Bank «Uzbek Industrial and Construction Bank» and its subsidiaries. Consolidated Financial Statements for the year ended 31 December 2025 and Independent Auditor’s Report. – Tashkent, 2026. – P. 28–31; Акционерно-коммерческий банк «Микрокредитбанк». Консолидированная финансовая отчетность за год, закончившийся 31 декабря 2024 года, и заключение независимых аудиторов. – Ташкент, 2025. – С. 49–51; Акционерно-коммерческий банк «Микрокредитбанк». Финансовая отчетность за год, закончившийся 31 декабря 2022 года, и заключение независимых аудиторов. – Ташкент, 2023. – С. 42–43; Акционерно-коммерческий банк «Микрокредитбанк». Консолидированная финансовая отчетность за год, закончившийся 31 декабря 2025 года, и заключение независимых аудиторов. – Ташкент, 2026. – С. 48. – https://mkbank.uz/uz/shareholders/financial-indicators/audit-report.</w:t>
       </w:r>
     </w:p>
   </w:footnote>
@@ -8851,7 +8941,7 @@
         <w:t xml:space="preserve"> </w:t>
       </w:r>
       <w:r>
-        <w:t xml:space="preserve">Tadqiqot natijasida muallif tomonidan quyidagi manbalar ma’lumotlari asosida ishlab chiqildi: «O‘zsanoatqurilishbank» ATB ning Markaziy bankka taqdim etilgan prudensial hisobot shakllari (crs003C, crs003L, crs003O): bank balansi, daromadlar, regulyativ kapital hisob-kitobi, aktivlarni tasniflash va prudensial me’yorlar jadvallari, 2021–2025-yillar 30-dekabr holatiga; «Mikrokreditbank» ATB ning Markaziy bankka taqdim etilgan prudensial hisobot shakllari (crs005C, crs005L, crs005O): bank balansi, daromadlar, regulyativ kapital hisob-kitobi, aktivlarni tasniflash va prudensial me’yorlar jadvallari, 2021–2025-yillar 30-dekabr holatiga.</w:t>
+        <w:t xml:space="preserve">Акционерный коммерческий банк «Узбекский промышленно-строительный банк» и его дочерние организации. Консолидированная финансовая отчетность и аудиторское заключение за годы, закончившиеся 31 декабря 2023, 2022 и 2021 гг. – Ташкент, 2024. – С. 40.</w:t>
       </w:r>
     </w:p>
   </w:footnote>
@@ -8870,7 +8960,7 @@
         <w:t xml:space="preserve"> </w:t>
       </w:r>
       <w:r>
-        <w:t xml:space="preserve">«Mikrokreditbank» ATB ning Markaziy bankka taqdim etilgan prudensial hisobot shakllari (crs005C, crs005L, crs005O): bank balansi, daromadlar, regulyativ kapital hisob-kitobi, aktivlarni tasniflash va prudensial me’yorlar jadvallari, 2021–2025-yillar 30-dekabr holatiga.</w:t>
+        <w:t xml:space="preserve">Joint Stock Commercial Bank «Uzbek Industrial and Construction Bank» and its subsidiaries. Consolidated Financial Statements for the year ended 31 December 2025 and Independent Auditor’s Report. – Tashkent, 2026. – P. 28–31.</w:t>
       </w:r>
     </w:p>
   </w:footnote>
@@ -8889,7 +8979,7 @@
         <w:t xml:space="preserve"> </w:t>
       </w:r>
       <w:r>
-        <w:t xml:space="preserve">«O‘zsanoatqurilishbank» ATB ning Markaziy bankka taqdim etilgan prudensial hisobot shakllari (crs003C, crs003L, crs003O): bank balansi, daromadlar, regulyativ kapital hisob-kitobi, aktivlarni tasniflash va prudensial me’yorlar jadvallari, 2021–2025-yillar 30-dekabr holatiga.</w:t>
+        <w:t xml:space="preserve">Акционерно-коммерческий банк «Микрокредитбанк». Консолидированная финансовая отчетность за год, закончившийся 31 декабря 2024 года, и заключение независимых аудиторов. – Ташкент, 2025. – С. 49–51; Акционерно-коммерческий банк «Микрокредитбанк». Финансовая отчетность за год, закончившийся 31 декабря 2022 года, и заключение независимых аудиторов. – Ташкент, 2023. – С. 42–43; Акционерно-коммерческий банк «Микрокредитбанк». Консолидированная финансовая отчетность за год, закончившийся 31 декабря 2025 года, и заключение независимых аудиторов. – Ташкент, 2026. – С. 48. – https://mkbank.uz/uz/shareholders/financial-indicators/audit-report/</w:t>
       </w:r>
     </w:p>
   </w:footnote>
@@ -8908,7 +8998,64 @@
         <w:t xml:space="preserve"> </w:t>
       </w:r>
       <w:r>
-        <w:t xml:space="preserve">Tadqiqot natijasida muallif tomonidan quyidagi manbalar ma’lumotlari asosida ishlab chiqildi: O‘zbekiston Respublikasi Markaziy banki. Statistik byulleten: 2021-yil. – Toshkent, 2022. – 5.1.8b-jadval; O‘zbekiston Respublikasi Markaziy banki. Statistik byulleten: 2026-yil mart. – Toshkent, 2026. – 5.1.2, 5.1.3, 5.1.4, 5.1.6, 5.1.7, 5.1.8-jadvallar. – https://cbu.uz/uz/statistics/buleten; The Central Bank of the Republic of Uzbekistan. Financial Stability Report for 2025. – Tashkent, 2026; World Bank. Republic of Uzbekistan: Financial Sector Assessment. – Washington, DC: World Bank, 2025; «O‘zsanoatqurilishbank» ATB ning Markaziy bankka taqdim etilgan prudensial hisobot shakllari (crs003C, crs003L, crs003O): bank balansi, daromadlar, regulyativ kapital hisob-kitobi, aktivlarni tasniflash va prudensial me’yorlar jadvallari, 2021–2025-yillar 30-dekabr holatiga; «Mikrokreditbank» ATB ning Markaziy bankka taqdim etilgan prudensial hisobot shakllari (crs005C, crs005L, crs005O): bank balansi, daromadlar, regulyativ kapital hisob-kitobi, aktivlarni tasniflash va prudensial me’yorlar jadvallari, 2021–2025-yillar 30-dekabr holatiga; Joint Stock Commercial Bank «Uzbek Industrial and Construction Bank» and its subsidiaries. Consolidated Financial Statements for the year ended 31 December 2025 and Independent Auditor’s Report. – Tashkent, 2026. – P. 28–31; Акционерно-коммерческий банк «Микрокредитбанк». Консолидированная финансовая отчетность за год, закончившийся 31 декабря 2024 года, и заключение независимых аудиторов. – Ташкент, 2025. – С. 49–51; Акционерно-коммерческий банк «Микрокредитбанк». Консолидированная финансовая отчетность за год, закончившийся 31 декабря 2025 года, и заключение независимых аудиторов. – Ташкент, 2026. – С. 48. – https://mkbank.uz/uz/shareholders/financial-indicators/audit-report.</w:t>
+        <w:t xml:space="preserve">Tadqiqot natijasida muallif tomonidan quyidagi manbalar ma’lumotlari asosida ishlab chiqildi: «O‘zsanoatqurilishbank» ATB ning Markaziy bankka taqdim etilgan prudensial hisobot shakllari (crs003C, crs003L, crs003O): bank balansi, daromadlar, regulyativ kapital hisob-kitobi, aktivlarni tasniflash va prudensial me’yorlar jadvallari, 2021–2025-yillar 30-dekabr holatiga; «Mikrokreditbank» ATB ning Markaziy bankka taqdim etilgan prudensial hisobot shakllari (crs005C, crs005L, crs005O): bank balansi, daromadlar, regulyativ kapital hisob-kitobi, aktivlarni tasniflash va prudensial me’yorlar jadvallari, 2021–2025-yillar 30-dekabr holatiga.</w:t>
+      </w:r>
+    </w:p>
+  </w:footnote>
+  <w:footnote w:id="62">
+    <w:p>
+      <w:pPr>
+        <w:pStyle w:val="FootnoteText"/>
+      </w:pPr>
+      <w:r>
+        <w:rPr>
+          <w:rStyle w:val="FootnoteReference"/>
+        </w:rPr>
+        <w:footnoteRef/>
+      </w:r>
+      <w:r>
+        <w:t xml:space="preserve"> </w:t>
+      </w:r>
+      <w:r>
+        <w:t xml:space="preserve">«Mikrokreditbank» ATB ning Markaziy bankka taqdim etilgan prudensial hisobot shakllari (crs005C, crs005L, crs005O): bank balansi, daromadlar, regulyativ kapital hisob-kitobi, aktivlarni tasniflash va prudensial me’yorlar jadvallari, 2021–2025-yillar 30-dekabr holatiga.</w:t>
+      </w:r>
+    </w:p>
+  </w:footnote>
+  <w:footnote w:id="63">
+    <w:p>
+      <w:pPr>
+        <w:pStyle w:val="FootnoteText"/>
+      </w:pPr>
+      <w:r>
+        <w:rPr>
+          <w:rStyle w:val="FootnoteReference"/>
+        </w:rPr>
+        <w:footnoteRef/>
+      </w:r>
+      <w:r>
+        <w:t xml:space="preserve"> </w:t>
+      </w:r>
+      <w:r>
+        <w:t xml:space="preserve">«O‘zsanoatqurilishbank» ATB ning Markaziy bankka taqdim etilgan prudensial hisobot shakllari (crs003C, crs003L, crs003O): bank balansi, daromadlar, regulyativ kapital hisob-kitobi, aktivlarni tasniflash va prudensial me’yorlar jadvallari, 2021–2025-yillar 30-dekabr holatiga.</w:t>
+      </w:r>
+    </w:p>
+  </w:footnote>
+  <w:footnote w:id="64">
+    <w:p>
+      <w:pPr>
+        <w:pStyle w:val="FootnoteText"/>
+      </w:pPr>
+      <w:r>
+        <w:rPr>
+          <w:rStyle w:val="FootnoteReference"/>
+        </w:rPr>
+        <w:footnoteRef/>
+      </w:r>
+      <w:r>
+        <w:t xml:space="preserve"> </w:t>
+      </w:r>
+      <w:r>
+        <w:t xml:space="preserve">Tadqiqot natijasida muallif tomonidan quyidagi manbalar ma’lumotlari asosida ishlab chiqildi: O‘zbekiston Respublikasi Markaziy banki. Statistik byulleten: 2021-yil. – Toshkent, 2022. – 5.1.8b-jadval; O‘zbekiston Respublikasi Markaziy banki. Statistik byulleten: 2026-yil mart. – Toshkent, 2026. – 5.1.2, 5.1.3, 5.1.4, 5.1.6, 5.1.7, 5.1.8-jadvallar. – https://cbu.uz/uz/statistics/buleten; The Central Bank of the Republic of Uzbekistan. Financial Stability Report for 2025. – Tashkent, 2026; World Bank. Republic of Uzbekistan: Financial Sector Assessment. – Washington, DC: World Bank, 2025; «O‘zsanoatqurilishbank» ATB ning Markaziy bankka taqdim etilgan prudensial hisobot shakllari (crs003C, crs003L, crs003O): bank balansi, daromadlar, regulyativ kapital hisob-kitobi, aktivlarni tasniflash va prudensial me’yorlar jadvallari, 2021–2025-yillar 30-dekabr holatiga; «Mikrokreditbank» ATB ning Markaziy bankka taqdim etilgan prudensial hisobot shakllari (crs005C, crs005L, crs005O): bank balansi, daromadlar, regulyativ kapital hisob-kitobi, aktivlarni tasniflash va prudensial me’yorlar jadvallari, 2021–2025-yillar 30-dekabr holatiga; Joint Stock Commercial Bank «Uzbek Industrial and Construction Bank» and its subsidiaries. Consolidated Financial Statements for the year ended 31 December 2025 and Independent Auditor’s Report. – Tashkent, 2026. – P. 28–31; Акционерно-коммерческий банк «Микрокредитбанк». Консолидированная финансовая отчетность за год, закончившийся 31 декабря 2024 года, и заключение независимых аудиторов. – Ташкент, 2025. – С. 49–51; Акционерно-коммерческий банк «Микрокредитбанк». Финансовая отчетность за год, закончившийся 31 декабря 2022 года, и заключение независимых аудиторов. – Ташкент, 2023. – С. 42–43; Акционерно-коммерческий банк «Микрокредитбанк». Консолидированная финансовая отчетность за год, закончившийся 31 декабря 2025 года, и заключение независимых аудиторов. – Ташкент, 2026. – С. 48. – https://mkbank.uz/uz/shareholders/financial-indicators/audit-report.</w:t>
       </w:r>
     </w:p>
   </w:footnote>
@@ -13313,6 +13460,624 @@
 </c:chartSpace>
 </file>
 
+<file path=word/charts/chart8.xml><?xml version="1.0" encoding="utf-8"?>
+<c:chartSpace xmlns:c="http://schemas.openxmlformats.org/drawingml/2006/chart" xmlns:a="http://schemas.openxmlformats.org/drawingml/2006/main" xmlns:r="http://schemas.openxmlformats.org/officeDocument/2006/relationships">
+  <c:date1904 val="0"/>
+  <c:lang val="uz-Latn-UZ"/>
+  <c:roundedCorners val="0"/>
+  <c:chart>
+    <c:autoTitleDeleted val="1"/>
+    <c:plotArea>
+      <c:layout/>
+      <c:barChart>
+        <c:barDir val="col"/>
+        <c:grouping val="clustered"/>
+        <c:varyColors val="0"/>
+        <c:ser>
+          <c:idx val="0"/>
+          <c:order val="0"/>
+          <c:tx>
+            <c:strRef>
+              <c:f>Sheet1!$B$1</c:f>
+              <c:strCache>
+                <c:ptCount val="1"/>
+                <c:pt idx="0">
+                  <c:v>SQB: rasmiy muammoli kreditlar</c:v>
+                </c:pt>
+              </c:strCache>
+            </c:strRef>
+          </c:tx>
+          <c:spPr>
+            <a:solidFill>
+              <a:srgbClr val="9DC3E6"/>
+            </a:solidFill>
+            <a:ln w="6350">
+              <a:solidFill>
+                <a:srgbClr val="FFFFFF"/>
+              </a:solidFill>
+            </a:ln>
+          </c:spPr>
+          <c:invertIfNegative val="0"/>
+          <c:dLbls>
+            <c:numFmt formatCode="0.0" sourceLinked="0"/>
+            <c:spPr>
+              <a:noFill/>
+              <a:ln>
+                <a:noFill/>
+              </a:ln>
+            </c:spPr>
+            <c:txPr>
+              <a:bodyPr/>
+              <a:lstStyle/>
+              <a:p>
+                <a:pPr>
+                  <a:defRPr sz="1050" b="1">
+                    <a:solidFill>
+                      <a:srgbClr val="000000"/>
+                    </a:solidFill>
+                    <a:latin typeface="Times New Roman"/>
+                    <a:cs typeface="Times New Roman"/>
+                  </a:defRPr>
+                </a:pPr>
+                <a:endParaRPr lang="uz-Latn-UZ"/>
+              </a:p>
+            </c:txPr>
+            <c:dLblPos val="outEnd"/>
+            <c:showLegendKey val="0"/>
+            <c:showVal val="1"/>
+            <c:showCatName val="0"/>
+            <c:showSerName val="0"/>
+            <c:showPercent val="0"/>
+            <c:showBubbleSize val="0"/>
+          </c:dLbls>
+          <c:cat>
+            <c:strRef>
+              <c:f>Sheet1!$A$2:$A$6</c:f>
+              <c:strCache>
+                <c:ptCount val="5"/>
+                <c:pt idx="0">
+                  <c:v>2021</c:v>
+                </c:pt>
+                <c:pt idx="1">
+                  <c:v>2022</c:v>
+                </c:pt>
+                <c:pt idx="2">
+                  <c:v>2023</c:v>
+                </c:pt>
+                <c:pt idx="3">
+                  <c:v>2024</c:v>
+                </c:pt>
+                <c:pt idx="4">
+                  <c:v>2025</c:v>
+                </c:pt>
+              </c:strCache>
+            </c:strRef>
+          </c:cat>
+          <c:val>
+            <c:numRef>
+              <c:f>Sheet1!$B$2:$B$6</c:f>
+              <c:numCache>
+                <c:formatCode>General</c:formatCode>
+                <c:ptCount val="5"/>
+                <c:pt idx="0">
+                  <c:v>3.8</c:v>
+                </c:pt>
+                <c:pt idx="1">
+                  <c:v>2.8</c:v>
+                </c:pt>
+                <c:pt idx="2">
+                  <c:v>2.2</c:v>
+                </c:pt>
+                <c:pt idx="3">
+                  <c:v>2.8</c:v>
+                </c:pt>
+                <c:pt idx="4">
+                  <c:v>2.5</c:v>
+                </c:pt>
+              </c:numCache>
+            </c:numRef>
+          </c:val>
+        </c:ser>
+        <c:ser>
+          <c:idx val="1"/>
+          <c:order val="1"/>
+          <c:tx>
+            <c:strRef>
+              <c:f>Sheet1!$C$1</c:f>
+              <c:strCache>
+                <c:ptCount val="1"/>
+                <c:pt idx="0">
+                  <c:v>SQB: MHXS 9 bo‘yicha 3-bosqich</c:v>
+                </c:pt>
+              </c:strCache>
+            </c:strRef>
+          </c:tx>
+          <c:spPr>
+            <a:solidFill>
+              <a:srgbClr val="1F4E79"/>
+            </a:solidFill>
+            <a:ln w="6350">
+              <a:solidFill>
+                <a:srgbClr val="FFFFFF"/>
+              </a:solidFill>
+            </a:ln>
+          </c:spPr>
+          <c:invertIfNegative val="0"/>
+          <c:dLbls>
+            <c:numFmt formatCode="0.0" sourceLinked="0"/>
+            <c:spPr>
+              <a:noFill/>
+              <a:ln>
+                <a:noFill/>
+              </a:ln>
+            </c:spPr>
+            <c:txPr>
+              <a:bodyPr/>
+              <a:lstStyle/>
+              <a:p>
+                <a:pPr>
+                  <a:defRPr sz="1050" b="1">
+                    <a:solidFill>
+                      <a:srgbClr val="000000"/>
+                    </a:solidFill>
+                    <a:latin typeface="Times New Roman"/>
+                    <a:cs typeface="Times New Roman"/>
+                  </a:defRPr>
+                </a:pPr>
+                <a:endParaRPr lang="uz-Latn-UZ"/>
+              </a:p>
+            </c:txPr>
+            <c:dLblPos val="outEnd"/>
+            <c:showLegendKey val="0"/>
+            <c:showVal val="1"/>
+            <c:showCatName val="0"/>
+            <c:showSerName val="0"/>
+            <c:showPercent val="0"/>
+            <c:showBubbleSize val="0"/>
+          </c:dLbls>
+          <c:cat>
+            <c:strRef>
+              <c:f>Sheet1!$A$2:$A$6</c:f>
+              <c:strCache>
+                <c:ptCount val="5"/>
+                <c:pt idx="0">
+                  <c:v>2021</c:v>
+                </c:pt>
+                <c:pt idx="1">
+                  <c:v>2022</c:v>
+                </c:pt>
+                <c:pt idx="2">
+                  <c:v>2023</c:v>
+                </c:pt>
+                <c:pt idx="3">
+                  <c:v>2024</c:v>
+                </c:pt>
+                <c:pt idx="4">
+                  <c:v>2025</c:v>
+                </c:pt>
+              </c:strCache>
+            </c:strRef>
+          </c:cat>
+          <c:val>
+            <c:numRef>
+              <c:f>Sheet1!$C$2:$C$6</c:f>
+              <c:numCache>
+                <c:formatCode>General</c:formatCode>
+                <c:ptCount val="5"/>
+                <c:pt idx="0">
+                  <c:v>6.2</c:v>
+                </c:pt>
+                <c:pt idx="1">
+                  <c:v>7.4</c:v>
+                </c:pt>
+                <c:pt idx="2">
+                  <c:v>4.8</c:v>
+                </c:pt>
+                <c:pt idx="3">
+                  <c:v>5.9</c:v>
+                </c:pt>
+                <c:pt idx="4">
+                  <c:v>7.5</c:v>
+                </c:pt>
+              </c:numCache>
+            </c:numRef>
+          </c:val>
+        </c:ser>
+        <c:ser>
+          <c:idx val="2"/>
+          <c:order val="2"/>
+          <c:tx>
+            <c:strRef>
+              <c:f>Sheet1!$D$1</c:f>
+              <c:strCache>
+                <c:ptCount val="1"/>
+                <c:pt idx="0">
+                  <c:v>MKB: rasmiy muammoli kreditlar</c:v>
+                </c:pt>
+              </c:strCache>
+            </c:strRef>
+          </c:tx>
+          <c:spPr>
+            <a:solidFill>
+              <a:srgbClr val="A9D18E"/>
+            </a:solidFill>
+            <a:ln w="6350">
+              <a:solidFill>
+                <a:srgbClr val="FFFFFF"/>
+              </a:solidFill>
+            </a:ln>
+          </c:spPr>
+          <c:invertIfNegative val="0"/>
+          <c:dLbls>
+            <c:numFmt formatCode="0.0" sourceLinked="0"/>
+            <c:spPr>
+              <a:noFill/>
+              <a:ln>
+                <a:noFill/>
+              </a:ln>
+            </c:spPr>
+            <c:txPr>
+              <a:bodyPr/>
+              <a:lstStyle/>
+              <a:p>
+                <a:pPr>
+                  <a:defRPr sz="1050" b="1">
+                    <a:solidFill>
+                      <a:srgbClr val="000000"/>
+                    </a:solidFill>
+                    <a:latin typeface="Times New Roman"/>
+                    <a:cs typeface="Times New Roman"/>
+                  </a:defRPr>
+                </a:pPr>
+                <a:endParaRPr lang="uz-Latn-UZ"/>
+              </a:p>
+            </c:txPr>
+            <c:dLblPos val="outEnd"/>
+            <c:showLegendKey val="0"/>
+            <c:showVal val="1"/>
+            <c:showCatName val="0"/>
+            <c:showSerName val="0"/>
+            <c:showPercent val="0"/>
+            <c:showBubbleSize val="0"/>
+          </c:dLbls>
+          <c:cat>
+            <c:strRef>
+              <c:f>Sheet1!$A$2:$A$6</c:f>
+              <c:strCache>
+                <c:ptCount val="5"/>
+                <c:pt idx="0">
+                  <c:v>2021</c:v>
+                </c:pt>
+                <c:pt idx="1">
+                  <c:v>2022</c:v>
+                </c:pt>
+                <c:pt idx="2">
+                  <c:v>2023</c:v>
+                </c:pt>
+                <c:pt idx="3">
+                  <c:v>2024</c:v>
+                </c:pt>
+                <c:pt idx="4">
+                  <c:v>2025</c:v>
+                </c:pt>
+              </c:strCache>
+            </c:strRef>
+          </c:cat>
+          <c:val>
+            <c:numRef>
+              <c:f>Sheet1!$D$2:$D$6</c:f>
+              <c:numCache>
+                <c:formatCode>General</c:formatCode>
+                <c:ptCount val="5"/>
+                <c:pt idx="0">
+                  <c:v>5.9</c:v>
+                </c:pt>
+                <c:pt idx="1">
+                  <c:v>4.8</c:v>
+                </c:pt>
+                <c:pt idx="2">
+                  <c:v>6.0</c:v>
+                </c:pt>
+                <c:pt idx="3">
+                  <c:v>4.6</c:v>
+                </c:pt>
+                <c:pt idx="4">
+                  <c:v>4.4</c:v>
+                </c:pt>
+              </c:numCache>
+            </c:numRef>
+          </c:val>
+        </c:ser>
+        <c:ser>
+          <c:idx val="3"/>
+          <c:order val="3"/>
+          <c:tx>
+            <c:strRef>
+              <c:f>Sheet1!$E$1</c:f>
+              <c:strCache>
+                <c:ptCount val="1"/>
+                <c:pt idx="0">
+                  <c:v>MKB: MHXS 9 bo‘yicha 3-bosqich</c:v>
+                </c:pt>
+              </c:strCache>
+            </c:strRef>
+          </c:tx>
+          <c:spPr>
+            <a:solidFill>
+              <a:srgbClr val="38761D"/>
+            </a:solidFill>
+            <a:ln w="6350">
+              <a:solidFill>
+                <a:srgbClr val="FFFFFF"/>
+              </a:solidFill>
+            </a:ln>
+          </c:spPr>
+          <c:invertIfNegative val="0"/>
+          <c:dLbls>
+            <c:numFmt formatCode="0.0" sourceLinked="0"/>
+            <c:spPr>
+              <a:noFill/>
+              <a:ln>
+                <a:noFill/>
+              </a:ln>
+            </c:spPr>
+            <c:txPr>
+              <a:bodyPr/>
+              <a:lstStyle/>
+              <a:p>
+                <a:pPr>
+                  <a:defRPr sz="1050" b="1">
+                    <a:solidFill>
+                      <a:srgbClr val="000000"/>
+                    </a:solidFill>
+                    <a:latin typeface="Times New Roman"/>
+                    <a:cs typeface="Times New Roman"/>
+                  </a:defRPr>
+                </a:pPr>
+                <a:endParaRPr lang="uz-Latn-UZ"/>
+              </a:p>
+            </c:txPr>
+            <c:dLblPos val="outEnd"/>
+            <c:showLegendKey val="0"/>
+            <c:showVal val="1"/>
+            <c:showCatName val="0"/>
+            <c:showSerName val="0"/>
+            <c:showPercent val="0"/>
+            <c:showBubbleSize val="0"/>
+          </c:dLbls>
+          <c:cat>
+            <c:strRef>
+              <c:f>Sheet1!$A$2:$A$6</c:f>
+              <c:strCache>
+                <c:ptCount val="5"/>
+                <c:pt idx="0">
+                  <c:v>2021</c:v>
+                </c:pt>
+                <c:pt idx="1">
+                  <c:v>2022</c:v>
+                </c:pt>
+                <c:pt idx="2">
+                  <c:v>2023</c:v>
+                </c:pt>
+                <c:pt idx="3">
+                  <c:v>2024</c:v>
+                </c:pt>
+                <c:pt idx="4">
+                  <c:v>2025</c:v>
+                </c:pt>
+              </c:strCache>
+            </c:strRef>
+          </c:cat>
+          <c:val>
+            <c:numRef>
+              <c:f>Sheet1!$E$2:$E$6</c:f>
+              <c:numCache>
+                <c:formatCode>General</c:formatCode>
+                <c:ptCount val="5"/>
+                <c:pt idx="0">
+                  <c:v>17.4</c:v>
+                </c:pt>
+                <c:pt idx="1">
+                  <c:v>13.5</c:v>
+                </c:pt>
+                <c:pt idx="2">
+                  <c:v>16.6</c:v>
+                </c:pt>
+                <c:pt idx="3">
+                  <c:v>15.2</c:v>
+                </c:pt>
+                <c:pt idx="4">
+                  <c:v>12.3</c:v>
+                </c:pt>
+              </c:numCache>
+            </c:numRef>
+          </c:val>
+        </c:ser>
+        <c:gapWidth val="50"/>
+        <c:axId val="111"/>
+        <c:axId val="222"/>
+      </c:barChart>
+      <c:catAx>
+        <c:axId val="111"/>
+        <c:scaling>
+          <c:orientation val="minMax"/>
+        </c:scaling>
+        <c:delete val="0"/>
+        <c:axPos val="b"/>
+        <c:numFmt formatCode="General" sourceLinked="0"/>
+        <c:majorTickMark val="none"/>
+        <c:minorTickMark val="none"/>
+        <c:tickLblPos val="low"/>
+        <c:spPr>
+          <a:ln w="9525">
+            <a:solidFill>
+              <a:srgbClr val="595959"/>
+            </a:solidFill>
+          </a:ln>
+        </c:spPr>
+        <c:txPr>
+          <a:bodyPr rot="0" vert="horz"/>
+          <a:lstStyle/>
+          <a:p>
+            <a:pPr>
+              <a:defRPr sz="1100" b="0">
+                <a:solidFill>
+                  <a:srgbClr val="000000"/>
+                </a:solidFill>
+                <a:latin typeface="Times New Roman"/>
+                <a:cs typeface="Times New Roman"/>
+              </a:defRPr>
+            </a:pPr>
+            <a:endParaRPr lang="uz-Latn-UZ"/>
+          </a:p>
+        </c:txPr>
+        <c:crossAx val="222"/>
+        <c:crosses val="autoZero"/>
+        <c:auto val="1"/>
+        <c:lblAlgn val="ctr"/>
+        <c:lblOffset val="100"/>
+        <c:tickLblSkip val="1"/>
+        <c:noMultiLvlLbl val="0"/>
+      </c:catAx>
+      <c:valAx>
+        <c:axId val="222"/>
+        <c:scaling>
+          <c:orientation val="minMax"/>
+          <c:max val="20"/>
+          <c:min val="0"/>
+        </c:scaling>
+        <c:delete val="0"/>
+        <c:axPos val="l"/>
+        <c:majorGridlines>
+          <c:spPr>
+            <a:ln w="6350">
+              <a:solidFill>
+                <a:srgbClr val="D9D9D9"/>
+              </a:solidFill>
+            </a:ln>
+          </c:spPr>
+        </c:majorGridlines>
+        <c:title>
+          <c:tx>
+            <c:rich>
+              <a:bodyPr rot="-5400000" vert="horz"/>
+              <a:lstStyle/>
+              <a:p>
+                <a:pPr>
+                  <a:defRPr sz="1100" b="0">
+                    <a:solidFill>
+                      <a:srgbClr val="000000"/>
+                    </a:solidFill>
+                    <a:latin typeface="Times New Roman"/>
+                    <a:cs typeface="Times New Roman"/>
+                  </a:defRPr>
+                </a:pPr>
+                <a:r>
+                  <a:rPr lang="uz-Latn-UZ" sz="1100" b="0">
+                    <a:solidFill>
+                      <a:srgbClr val="000000"/>
+                    </a:solidFill>
+                    <a:latin typeface="Times New Roman"/>
+                  </a:rPr>
+                  <a:t>Jami kreditlarga nisbatan, %</a:t>
+                </a:r>
+              </a:p>
+            </c:rich>
+          </c:tx>
+          <c:overlay val="0"/>
+        </c:title>
+        <c:numFmt formatCode="General" sourceLinked="0"/>
+        <c:majorTickMark val="out"/>
+        <c:minorTickMark val="none"/>
+        <c:tickLblPos val="low"/>
+        <c:spPr>
+          <a:ln w="9525">
+            <a:solidFill>
+              <a:srgbClr val="595959"/>
+            </a:solidFill>
+          </a:ln>
+        </c:spPr>
+        <c:txPr>
+          <a:bodyPr/>
+          <a:lstStyle/>
+          <a:p>
+            <a:pPr>
+              <a:defRPr sz="1100" b="0">
+                <a:solidFill>
+                  <a:srgbClr val="000000"/>
+                </a:solidFill>
+                <a:latin typeface="Times New Roman"/>
+                <a:cs typeface="Times New Roman"/>
+              </a:defRPr>
+            </a:pPr>
+            <a:endParaRPr lang="uz-Latn-UZ"/>
+          </a:p>
+        </c:txPr>
+        <c:crossAx val="111"/>
+        <c:crosses val="autoZero"/>
+        <c:crossBetween val="between"/>
+        <c:majorUnit val="4"/>
+      </c:valAx>
+      <c:spPr>
+        <a:noFill/>
+        <a:ln>
+          <a:noFill/>
+        </a:ln>
+      </c:spPr>
+    </c:plotArea>
+    <c:legend>
+      <c:legendPos val="b"/>
+      <c:overlay val="0"/>
+      <c:txPr>
+        <a:bodyPr/>
+        <a:lstStyle/>
+        <a:p>
+          <a:pPr>
+            <a:defRPr sz="1050" b="0">
+              <a:solidFill>
+                <a:srgbClr val="000000"/>
+              </a:solidFill>
+              <a:latin typeface="Times New Roman"/>
+              <a:cs typeface="Times New Roman"/>
+            </a:defRPr>
+          </a:pPr>
+          <a:endParaRPr lang="uz-Latn-UZ"/>
+        </a:p>
+      </c:txPr>
+    </c:legend>
+    <c:plotVisOnly val="1"/>
+    <c:dispBlanksAs val="gap"/>
+  </c:chart>
+  <c:spPr>
+    <a:solidFill>
+      <a:srgbClr val="FFFFFF"/>
+    </a:solidFill>
+    <a:ln>
+      <a:noFill/>
+    </a:ln>
+  </c:spPr>
+  <c:txPr>
+    <a:bodyPr/>
+    <a:lstStyle/>
+    <a:p>
+      <a:pPr>
+        <a:defRPr sz="1100" b="0">
+          <a:solidFill>
+            <a:srgbClr val="000000"/>
+          </a:solidFill>
+          <a:latin typeface="Times New Roman"/>
+          <a:cs typeface="Times New Roman"/>
+        </a:defRPr>
+      </a:pPr>
+      <a:endParaRPr lang="uz-Latn-UZ"/>
+    </a:p>
+  </c:txPr>
+  <c:externalData r:id="rId1">
+    <c:autoUpdate val="0"/>
+  </c:externalData>
+</c:chartSpace>
+</file>
+
 <file path=word/theme/theme1.xml><?xml version="1.0" encoding="utf-8"?>
 <a:theme xmlns:a="http://schemas.openxmlformats.org/drawingml/2006/main" name="Office Theme">
   <a:themeElements>

--- a/paragraflar/2.2-paragraf.docx
+++ b/paragraflar/2.2-paragraf.docx
@@ -2,7 +2,7 @@
 <file path=word/document.xml><?xml version="1.0" encoding="utf-8"?>
 <w:document xmlns:w="http://schemas.openxmlformats.org/wordprocessingml/2006/main" xmlns:m="http://schemas.openxmlformats.org/officeDocument/2006/math" xmlns:r="http://schemas.openxmlformats.org/officeDocument/2006/relationships" xmlns:o="urn:schemas-microsoft-com:office:office" xmlns:v="urn:schemas-microsoft-com:vml" xmlns:w10="urn:schemas-microsoft-com:office:word" xmlns:a="http://schemas.openxmlformats.org/drawingml/2006/main" xmlns:pic="http://schemas.openxmlformats.org/drawingml/2006/picture" xmlns:wp="http://schemas.openxmlformats.org/drawingml/2006/wordprocessingDrawing">
   <w:body>
-    <w:bookmarkStart w:id="65" w:name="X637944ed30af1a5c7e12bfca1a7866b67ed51e5"/>
+    <w:bookmarkStart w:id="67" w:name="X637944ed30af1a5c7e12bfca1a7866b67ed51e5"/>
     <w:p>
       <w:pPr>
         <w:pStyle w:val="Heading2"/>
@@ -6649,6 +6649,12 @@
       </w:r>
       <w:r>
         <w:rPr>
+          <w:rStyle w:val="FootnoteReference"/>
+        </w:rPr>
+        <w:footnoteReference w:id="59"/>
+      </w:r>
+      <w:r>
+        <w:rPr>
           <w:rFonts w:ascii="Times New Roman" w:hAnsi="Times New Roman" w:cs="Times New Roman" w:eastAsia="Times New Roman"/>
           <w:sz w:val="28"/>
         </w:rPr>
@@ -6658,7 +6664,7 @@
         <w:rPr>
           <w:rStyle w:val="FootnoteReference"/>
         </w:rPr>
-        <w:footnoteReference w:id="59"/>
+        <w:footnoteReference w:id="60"/>
       </w:r>
       <w:r>
         <w:rPr>
@@ -6671,14 +6677,27 @@
         <w:rPr>
           <w:rStyle w:val="FootnoteReference"/>
         </w:rPr>
-        <w:footnoteReference w:id="60"/>
+        <w:footnoteReference w:id="61"/>
       </w:r>
       <w:r>
         <w:rPr>
           <w:rFonts w:ascii="Times New Roman" w:hAnsi="Times New Roman" w:cs="Times New Roman" w:eastAsia="Times New Roman"/>
           <w:sz w:val="28"/>
         </w:rPr>
-        <w:t xml:space="preserve">. Demak, milliy hisobot ma’lumotlari asosida hisoblangan muammoli kreditlar ko‘rsatkichi har ikki bankda ham kredit riskini muntazam ravishda kamsitib ko‘rsatadi, bu farq esa davlat ulushi yuqori va imtiyozli kreditlash ko‘p bo‘lgan bankda ayniqsa katta.</w:t>
+        <w:t xml:space="preserve">. Taqqoslash uchun, 2020-yil oxirida bu bankda 3-bosqich kreditlari ulushi atigi 2,4 foizni, 2-bosqich kreditlari ulushi esa 5,1 foizni tashkil etgan, «O‘zsanoatqurilishbank» ATB da esa mos ravishda 6,6 va 29,3 foiz bo‘lgan</w:t>
+      </w:r>
+      <w:r>
+        <w:rPr>
+          <w:rStyle w:val="FootnoteReference"/>
+        </w:rPr>
+        <w:footnoteReference w:id="62"/>
+      </w:r>
+      <w:r>
+        <w:rPr>
+          <w:rFonts w:ascii="Times New Roman" w:hAnsi="Times New Roman" w:cs="Times New Roman" w:eastAsia="Times New Roman"/>
+          <w:sz w:val="28"/>
+        </w:rPr>
+        <w:t xml:space="preserve">. Demak, «Mikrokreditbank» ATB da qadrsizlangan kreditlarning keskin ko‘payishi pandemiya davrida berilgan to‘lov muddatini kechiktirish imtiyozlari tugagan 2021-yilga to‘g‘ri kelgan va keyingi yillarda ham to‘liq bartaraf etilmagan. Demak, milliy hisobot ma’lumotlari asosida hisoblangan muammoli kreditlar ko‘rsatkichi har ikki bankda ham kredit riskini muntazam ravishda kamsitib ko‘rsatadi, bu farq esa davlat ulushi yuqori va imtiyozli kreditlash ko‘p bo‘lgan bankda ayniqsa katta.</w:t>
       </w:r>
     </w:p>
     <w:p>
@@ -6742,7 +6761,7 @@
         <w:rPr>
           <w:rStyle w:val="FootnoteReference"/>
         </w:rPr>
-        <w:footnoteReference w:id="61"/>
+        <w:footnoteReference w:id="63"/>
       </w:r>
     </w:p>
     <w:p>
@@ -6763,7 +6782,7 @@
         <w:rPr>
           <w:rStyle w:val="FootnoteReference"/>
         </w:rPr>
-        <w:footnoteReference w:id="62"/>
+        <w:footnoteReference w:id="64"/>
       </w:r>
       <w:r>
         <w:rPr>
@@ -6791,7 +6810,7 @@
         <w:rPr>
           <w:rStyle w:val="FootnoteReference"/>
         </w:rPr>
-        <w:footnoteReference w:id="63"/>
+        <w:footnoteReference w:id="65"/>
       </w:r>
       <w:r>
         <w:rPr>
@@ -6854,7 +6873,7 @@
         <w:rPr>
           <w:rStyle w:val="FootnoteReference"/>
         </w:rPr>
-        <w:footnoteReference w:id="64"/>
+        <w:footnoteReference w:id="66"/>
       </w:r>
     </w:p>
     <w:tbl>
@@ -8176,7 +8195,7 @@
         <w:t xml:space="preserve">O‘zbekiston bank tizimi va alohida banklar moliyaviy barqarorlik ko‘rsatkichlarini tadqiq etgan holda xulosa qilish mumkinki, 2021–2025-yillarda bank tizimi jadal o‘sib, davlat banklarining aktivlardagi ulushi 81,5 foizdan 63,5 foizgacha kamaydi, ammo ular tizimda ustunligicha qolmoqda. Rasmiy ko‘rsatkichlar bo‘yicha kapital va likvidlik Bazel III talablaridan ancha yuqori, biroq aktivlar sifati eng zaif bo‘g‘in bo‘lib qolmoqda: substandart kreditlar ulushi «O‘zsanoatqurilishbank» ATB da uch barobar oshgan, MHXS bo‘yicha qadrsizlangan kreditlar rasmiy ko‘rsatkichdan ikki-uch barobar yuqori. Ijtimoiy yo‘naltirilgan kreditlash bilan shug‘ullanuvchi «Mikrokreditbank» ATB misolida esa past daromadlilik, 2024-yilda yashirin kredit riskining bir yo‘la tan olinishi natijasidagi katta zarar va kapital yetarliligining davlat qayta kapitallashtirishiga bog‘liqligi aniqlandi. Bu o‘z navbatida, ko‘rsatkichlarning turli yo‘nalishdagi signallarini yagona bahoga keltiradigan, aktivlar sifatini MHXS 9 bo‘yicha hisobga oladigan va bankning davlat ko‘magisiz barqarorligini alohida baholaydigan integral metodikani ishlab chiqish zaruriyatini yuzaga keltiradi. Bunday metodika dissertatsiyaning uchinchi bobida taklif etiladi.</w:t>
       </w:r>
     </w:p>
-    <w:bookmarkEnd w:id="65"/>
+    <w:bookmarkEnd w:id="67"/>
     <w:sectPr>
       <w:pgMar w:left="1701" w:right="850" w:top="1134" w:bottom="1134"/>
     </w:sectPr>
@@ -8922,7 +8941,7 @@
         <w:t xml:space="preserve"> </w:t>
       </w:r>
       <w:r>
-        <w:t xml:space="preserve">Tadqiqot natijasida muallif tomonidan quyidagi manbalar ma’lumotlari asosida ishlab chiqildi: «O‘zsanoatqurilishbank» ATB ning Markaziy bankka taqdim etilgan prudensial hisobot shakllari (crs003C, crs003L, crs003O): bank balansi, daromadlar, regulyativ kapital hisob-kitobi, aktivlarni tasniflash va prudensial me’yorlar jadvallari, 2021–2025-yillar 30-dekabr holatiga; «Mikrokreditbank» ATB ning Markaziy bankka taqdim etilgan prudensial hisobot shakllari (crs005C, crs005L, crs005O): bank balansi, daromadlar, regulyativ kapital hisob-kitobi, aktivlarni tasniflash va prudensial me’yorlar jadvallari, 2021–2025-yillar 30-dekabr holatiga; Акционерный коммерческий банк «Узбекский промышленно-строительный банк» и его дочерние организации. Консолидированная финансовая отчетность и аудиторское заключение за годы, закончившиеся 31 декабря 2023, 2022 и 2021 гг. – Ташкент, 2024. – С. 40; Joint Stock Commercial Bank «Uzbek Industrial and Construction Bank» and its subsidiaries. Consolidated Financial Statements for the year ended 31 December 2025 and Independent Auditor’s Report. – Tashkent, 2026. – P. 28–31; Акционерно-коммерческий банк «Микрокредитбанк». Консолидированная финансовая отчетность за год, закончившийся 31 декабря 2024 года, и заключение независимых аудиторов. – Ташкент, 2025. – С. 49–51; Акционерно-коммерческий банк «Микрокредитбанк». Финансовая отчетность за год, закончившийся 31 декабря 2022 года, и заключение независимых аудиторов. – Ташкент, 2023. – С. 42–43; Акционерно-коммерческий банк «Микрокредитбанк». Консолидированная финансовая отчетность за год, закончившийся 31 декабря 2025 года, и заключение независимых аудиторов. – Ташкент, 2026. – С. 48. – https://mkbank.uz/uz/shareholders/financial-indicators/audit-report.</w:t>
+        <w:t xml:space="preserve">Tadqiqot natijasida muallif tomonidan quyidagi manbalar ma’lumotlari asosida ishlab chiqildi: «O‘zsanoatqurilishbank» ATB ning Markaziy bankka taqdim etilgan prudensial hisobot shakllari (crs003C, crs003L, crs003O): bank balansi, daromadlar, regulyativ kapital hisob-kitobi, aktivlarni tasniflash va prudensial me’yorlar jadvallari, 2021–2025-yillar 30-dekabr holatiga; «Mikrokreditbank» ATB ning Markaziy bankka taqdim etilgan prudensial hisobot shakllari (crs005C, crs005L, crs005O): bank balansi, daromadlar, regulyativ kapital hisob-kitobi, aktivlarni tasniflash va prudensial me’yorlar jadvallari, 2021–2025-yillar 30-dekabr holatiga; Акционерный коммерческий банк «Узбекский промышленно-строительный банк» и его дочерние организации. Консолидированная финансовая отчетность за год, закончившийся 31 декабря 2021 года, и аудиторское заключение. – Ташкент, 2022. – С. 46; Акционерный коммерческий банк «Узбекский промышленно-строительный банк» и его дочерние организации. Консолидированная финансовая отчетность и аудиторское заключение за годы, закончившиеся 31 декабря 2023, 2022 и 2021 гг. – Ташкент, 2024. – С. 40; Joint Stock Commercial Bank «Uzbek Industrial and Construction Bank» and its subsidiaries. Consolidated Financial Statements for the year ended 31 December 2025 and Independent Auditor’s Report. – Tashkent, 2026. – P. 28–31; Акционерно-коммерческий банк «Микрокредитбанк». Финансовая отчетность за год, закончившийся 31 декабря 2021 года, и заключение независимых аудиторов. – Ташкент, 2022. – С. 42–43; Акционерно-коммерческий банк «Микрокредитбанк». Консолидированная финансовая отчетность за год, закончившийся 31 декабря 2024 года, и заключение независимых аудиторов. – Ташкент, 2025. – С. 49–51; Акционерно-коммерческий банк «Микрокредитбанк». Финансовая отчетность за год, закончившийся 31 декабря 2022 года, и заключение независимых аудиторов. – Ташкент, 2023. – С. 42–43; Акционерно-коммерческий банк «Микрокредитбанк». Консолидированная финансовая отчетность за год, закончившийся 31 декабря 2025 года, и заключение независимых аудиторов. – Ташкент, 2026. – С. 48. – https://mkbank.uz/uz/shareholders/financial-indicators/audit-report.</w:t>
       </w:r>
     </w:p>
   </w:footnote>
@@ -8941,7 +8960,7 @@
         <w:t xml:space="preserve"> </w:t>
       </w:r>
       <w:r>
-        <w:t xml:space="preserve">Акционерный коммерческий банк «Узбекский промышленно-строительный банк» и его дочерние организации. Консолидированная финансовая отчетность и аудиторское заключение за годы, закончившиеся 31 декабря 2023, 2022 и 2021 гг. – Ташкент, 2024. – С. 40.</w:t>
+        <w:t xml:space="preserve">Акционерный коммерческий банк «Узбекский промышленно-строительный банк» и его дочерние организации. Консолидированная финансовая отчетность за год, закончившийся 31 декабря 2021 года, и аудиторское заключение. – Ташкент, 2022. – С. 46.</w:t>
       </w:r>
     </w:p>
   </w:footnote>
@@ -8960,7 +8979,7 @@
         <w:t xml:space="preserve"> </w:t>
       </w:r>
       <w:r>
-        <w:t xml:space="preserve">Joint Stock Commercial Bank «Uzbek Industrial and Construction Bank» and its subsidiaries. Consolidated Financial Statements for the year ended 31 December 2025 and Independent Auditor’s Report. – Tashkent, 2026. – P. 28–31.</w:t>
+        <w:t xml:space="preserve">Акционерный коммерческий банк «Узбекский промышленно-строительный банк» и его дочерние организации. Консолидированная финансовая отчетность и аудиторское заключение за годы, закончившиеся 31 декабря 2023, 2022 и 2021 гг. – Ташкент, 2024. – С. 40.</w:t>
       </w:r>
     </w:p>
   </w:footnote>
@@ -8979,7 +8998,7 @@
         <w:t xml:space="preserve"> </w:t>
       </w:r>
       <w:r>
-        <w:t xml:space="preserve">Акционерно-коммерческий банк «Микрокредитбанк». Консолидированная финансовая отчетность за год, закончившийся 31 декабря 2024 года, и заключение независимых аудиторов. – Ташкент, 2025. – С. 49–51; Акционерно-коммерческий банк «Микрокредитбанк». Финансовая отчетность за год, закончившийся 31 декабря 2022 года, и заключение независимых аудиторов. – Ташкент, 2023. – С. 42–43; Акционерно-коммерческий банк «Микрокредитбанк». Консолидированная финансовая отчетность за год, закончившийся 31 декабря 2025 года, и заключение независимых аудиторов. – Ташкент, 2026. – С. 48. – https://mkbank.uz/uz/shareholders/financial-indicators/audit-report/</w:t>
+        <w:t xml:space="preserve">Joint Stock Commercial Bank «Uzbek Industrial and Construction Bank» and its subsidiaries. Consolidated Financial Statements for the year ended 31 December 2025 and Independent Auditor’s Report. – Tashkent, 2026. – P. 28–31.</w:t>
       </w:r>
     </w:p>
   </w:footnote>
@@ -8998,7 +9017,7 @@
         <w:t xml:space="preserve"> </w:t>
       </w:r>
       <w:r>
-        <w:t xml:space="preserve">Tadqiqot natijasida muallif tomonidan quyidagi manbalar ma’lumotlari asosida ishlab chiqildi: «O‘zsanoatqurilishbank» ATB ning Markaziy bankka taqdim etilgan prudensial hisobot shakllari (crs003C, crs003L, crs003O): bank balansi, daromadlar, regulyativ kapital hisob-kitobi, aktivlarni tasniflash va prudensial me’yorlar jadvallari, 2021–2025-yillar 30-dekabr holatiga; «Mikrokreditbank» ATB ning Markaziy bankka taqdim etilgan prudensial hisobot shakllari (crs005C, crs005L, crs005O): bank balansi, daromadlar, regulyativ kapital hisob-kitobi, aktivlarni tasniflash va prudensial me’yorlar jadvallari, 2021–2025-yillar 30-dekabr holatiga.</w:t>
+        <w:t xml:space="preserve">Акционерно-коммерческий банк «Микрокредитбанк». Финансовая отчетность за год, закончившийся 31 декабря 2021 года, и заключение независимых аудиторов. – Ташкент, 2022. – С. 42–43; Акционерно-коммерческий банк «Микрокредитбанк». Консолидированная финансовая отчетность за год, закончившийся 31 декабря 2024 года, и заключение независимых аудиторов. – Ташкент, 2025. – С. 49–51; Акционерно-коммерческий банк «Микрокредитбанк». Финансовая отчетность за год, закончившийся 31 декабря 2022 года, и заключение независимых аудиторов. – Ташкент, 2023. – С. 42–43; Акционерно-коммерческий банк «Микрокредитбанк». Консолидированная финансовая отчетность за год, закончившийся 31 декабря 2025 года, и заключение независимых аудиторов. – Ташкент, 2026. – С. 48. – https://mkbank.uz/uz/shareholders/financial-indicators/audit-report/</w:t>
       </w:r>
     </w:p>
   </w:footnote>
@@ -9017,7 +9036,7 @@
         <w:t xml:space="preserve"> </w:t>
       </w:r>
       <w:r>
-        <w:t xml:space="preserve">«Mikrokreditbank» ATB ning Markaziy bankka taqdim etilgan prudensial hisobot shakllari (crs005C, crs005L, crs005O): bank balansi, daromadlar, regulyativ kapital hisob-kitobi, aktivlarni tasniflash va prudensial me’yorlar jadvallari, 2021–2025-yillar 30-dekabr holatiga.</w:t>
+        <w:t xml:space="preserve">Акционерный коммерческий банк «Узбекский промышленно-строительный банк» и его дочерние организации. Консолидированная финансовая отчетность за год, закончившийся 31 декабря 2021 года, и аудиторское заключение. – Ташкент, 2022. – С. 46.</w:t>
       </w:r>
     </w:p>
   </w:footnote>
@@ -9036,7 +9055,7 @@
         <w:t xml:space="preserve"> </w:t>
       </w:r>
       <w:r>
-        <w:t xml:space="preserve">«O‘zsanoatqurilishbank» ATB ning Markaziy bankka taqdim etilgan prudensial hisobot shakllari (crs003C, crs003L, crs003O): bank balansi, daromadlar, regulyativ kapital hisob-kitobi, aktivlarni tasniflash va prudensial me’yorlar jadvallari, 2021–2025-yillar 30-dekabr holatiga.</w:t>
+        <w:t xml:space="preserve">Tadqiqot natijasida muallif tomonidan quyidagi manbalar ma’lumotlari asosida ishlab chiqildi: «O‘zsanoatqurilishbank» ATB ning Markaziy bankka taqdim etilgan prudensial hisobot shakllari (crs003C, crs003L, crs003O): bank balansi, daromadlar, regulyativ kapital hisob-kitobi, aktivlarni tasniflash va prudensial me’yorlar jadvallari, 2021–2025-yillar 30-dekabr holatiga; «Mikrokreditbank» ATB ning Markaziy bankka taqdim etilgan prudensial hisobot shakllari (crs005C, crs005L, crs005O): bank balansi, daromadlar, regulyativ kapital hisob-kitobi, aktivlarni tasniflash va prudensial me’yorlar jadvallari, 2021–2025-yillar 30-dekabr holatiga.</w:t>
       </w:r>
     </w:p>
   </w:footnote>
@@ -9055,7 +9074,45 @@
         <w:t xml:space="preserve"> </w:t>
       </w:r>
       <w:r>
-        <w:t xml:space="preserve">Tadqiqot natijasida muallif tomonidan quyidagi manbalar ma’lumotlari asosida ishlab chiqildi: O‘zbekiston Respublikasi Markaziy banki. Statistik byulleten: 2021-yil. – Toshkent, 2022. – 5.1.8b-jadval; O‘zbekiston Respublikasi Markaziy banki. Statistik byulleten: 2026-yil mart. – Toshkent, 2026. – 5.1.2, 5.1.3, 5.1.4, 5.1.6, 5.1.7, 5.1.8-jadvallar. – https://cbu.uz/uz/statistics/buleten; The Central Bank of the Republic of Uzbekistan. Financial Stability Report for 2025. – Tashkent, 2026; World Bank. Republic of Uzbekistan: Financial Sector Assessment. – Washington, DC: World Bank, 2025; «O‘zsanoatqurilishbank» ATB ning Markaziy bankka taqdim etilgan prudensial hisobot shakllari (crs003C, crs003L, crs003O): bank balansi, daromadlar, regulyativ kapital hisob-kitobi, aktivlarni tasniflash va prudensial me’yorlar jadvallari, 2021–2025-yillar 30-dekabr holatiga; «Mikrokreditbank» ATB ning Markaziy bankka taqdim etilgan prudensial hisobot shakllari (crs005C, crs005L, crs005O): bank balansi, daromadlar, regulyativ kapital hisob-kitobi, aktivlarni tasniflash va prudensial me’yorlar jadvallari, 2021–2025-yillar 30-dekabr holatiga; Joint Stock Commercial Bank «Uzbek Industrial and Construction Bank» and its subsidiaries. Consolidated Financial Statements for the year ended 31 December 2025 and Independent Auditor’s Report. – Tashkent, 2026. – P. 28–31; Акционерно-коммерческий банк «Микрокредитбанк». Консолидированная финансовая отчетность за год, закончившийся 31 декабря 2024 года, и заключение независимых аудиторов. – Ташкент, 2025. – С. 49–51; Акционерно-коммерческий банк «Микрокредитбанк». Финансовая отчетность за год, закончившийся 31 декабря 2022 года, и заключение независимых аудиторов. – Ташкент, 2023. – С. 42–43; Акционерно-коммерческий банк «Микрокредитбанк». Консолидированная финансовая отчетность за год, закончившийся 31 декабря 2025 года, и заключение независимых аудиторов. – Ташкент, 2026. – С. 48. – https://mkbank.uz/uz/shareholders/financial-indicators/audit-report.</w:t>
+        <w:t xml:space="preserve">«Mikrokreditbank» ATB ning Markaziy bankka taqdim etilgan prudensial hisobot shakllari (crs005C, crs005L, crs005O): bank balansi, daromadlar, regulyativ kapital hisob-kitobi, aktivlarni tasniflash va prudensial me’yorlar jadvallari, 2021–2025-yillar 30-dekabr holatiga.</w:t>
+      </w:r>
+    </w:p>
+  </w:footnote>
+  <w:footnote w:id="65">
+    <w:p>
+      <w:pPr>
+        <w:pStyle w:val="FootnoteText"/>
+      </w:pPr>
+      <w:r>
+        <w:rPr>
+          <w:rStyle w:val="FootnoteReference"/>
+        </w:rPr>
+        <w:footnoteRef/>
+      </w:r>
+      <w:r>
+        <w:t xml:space="preserve"> </w:t>
+      </w:r>
+      <w:r>
+        <w:t xml:space="preserve">«O‘zsanoatqurilishbank» ATB ning Markaziy bankka taqdim etilgan prudensial hisobot shakllari (crs003C, crs003L, crs003O): bank balansi, daromadlar, regulyativ kapital hisob-kitobi, aktivlarni tasniflash va prudensial me’yorlar jadvallari, 2021–2025-yillar 30-dekabr holatiga.</w:t>
+      </w:r>
+    </w:p>
+  </w:footnote>
+  <w:footnote w:id="66">
+    <w:p>
+      <w:pPr>
+        <w:pStyle w:val="FootnoteText"/>
+      </w:pPr>
+      <w:r>
+        <w:rPr>
+          <w:rStyle w:val="FootnoteReference"/>
+        </w:rPr>
+        <w:footnoteRef/>
+      </w:r>
+      <w:r>
+        <w:t xml:space="preserve"> </w:t>
+      </w:r>
+      <w:r>
+        <w:t xml:space="preserve">Tadqiqot natijasida muallif tomonidan quyidagi manbalar ma’lumotlari asosida ishlab chiqildi: O‘zbekiston Respublikasi Markaziy banki. Statistik byulleten: 2021-yil. – Toshkent, 2022. – 5.1.8b-jadval; O‘zbekiston Respublikasi Markaziy banki. Statistik byulleten: 2026-yil mart. – Toshkent, 2026. – 5.1.2, 5.1.3, 5.1.4, 5.1.6, 5.1.7, 5.1.8-jadvallar. – https://cbu.uz/uz/statistics/buleten; The Central Bank of the Republic of Uzbekistan. Financial Stability Report for 2025. – Tashkent, 2026; World Bank. Republic of Uzbekistan: Financial Sector Assessment. – Washington, DC: World Bank, 2025; «O‘zsanoatqurilishbank» ATB ning Markaziy bankka taqdim etilgan prudensial hisobot shakllari (crs003C, crs003L, crs003O): bank balansi, daromadlar, regulyativ kapital hisob-kitobi, aktivlarni tasniflash va prudensial me’yorlar jadvallari, 2021–2025-yillar 30-dekabr holatiga; «Mikrokreditbank» ATB ning Markaziy bankka taqdim etilgan prudensial hisobot shakllari (crs005C, crs005L, crs005O): bank balansi, daromadlar, regulyativ kapital hisob-kitobi, aktivlarni tasniflash va prudensial me’yorlar jadvallari, 2021–2025-yillar 30-dekabr holatiga; Joint Stock Commercial Bank «Uzbek Industrial and Construction Bank» and its subsidiaries. Consolidated Financial Statements for the year ended 31 December 2025 and Independent Auditor’s Report. – Tashkent, 2026. – P. 28–31; Акционерно-коммерческий банк «Микрокредитбанк». Финансовая отчетность за год, закончившийся 31 декабря 2021 года, и заключение независимых аудиторов. – Ташкент, 2022. – С. 42–43; Акционерно-коммерческий банк «Микрокредитбанк». Консолидированная финансовая отчетность за год, закончившийся 31 декабря 2024 года, и заключение независимых аудиторов. – Ташкент, 2025. – С. 49–51; Акционерно-коммерческий банк «Микрокредитбанк». Финансовая отчетность за год, закончившийся 31 декабря 2022 года, и заключение независимых аудиторов. – Ташкент, 2023. – С. 42–43; Акционерно-коммерческий банк «Микрокредитбанк». Консолидированная финансовая отчетность за год, закончившийся 31 декабря 2025 года, и заключение независимых аудиторов. – Ташкент, 2026. – С. 48. – https://mkbank.uz/uz/shareholders/financial-indicators/audit-report.</w:t>
       </w:r>
     </w:p>
   </w:footnote>

--- a/paragraflar/2.2-paragraf.docx
+++ b/paragraflar/2.2-paragraf.docx
@@ -4447,7 +4447,7 @@
                 <w:rFonts w:ascii="Times New Roman" w:hAnsi="Times New Roman" w:cs="Times New Roman" w:eastAsia="Times New Roman"/>
                 <w:sz w:val="22"/>
               </w:rPr>
-              <w:t xml:space="preserve">2,2</w:t>
+              <w:t xml:space="preserve">2,3</w:t>
             </w:r>
           </w:p>
         </w:tc>
@@ -4572,7 +4572,7 @@
                 <w:rFonts w:ascii="Times New Roman" w:hAnsi="Times New Roman" w:cs="Times New Roman" w:eastAsia="Times New Roman"/>
                 <w:sz w:val="22"/>
               </w:rPr>
-              <w:t xml:space="preserve">16,0</w:t>
+              <w:t xml:space="preserve">17,1</w:t>
             </w:r>
           </w:p>
         </w:tc>
@@ -5916,7 +5916,7 @@
                 <w:rFonts w:ascii="Times New Roman" w:hAnsi="Times New Roman" w:cs="Times New Roman" w:eastAsia="Times New Roman"/>
                 <w:sz w:val="22"/>
               </w:rPr>
-              <w:t xml:space="preserve">2,2</w:t>
+              <w:t xml:space="preserve">2,5</w:t>
             </w:r>
           </w:p>
         </w:tc>
@@ -6391,7 +6391,7 @@
           <w:i/>
           <w:sz w:val="28"/>
         </w:rPr>
-        <w:t xml:space="preserve">Izoh: muammoli kreditlar – qoniqarsiz, shubhali va umidsiz deb tasniflangan kreditlar; ROA va ROE sof foydaning aktivlar va kapitalning o‘rtacha yillik qiymatiga nisbati sifatida hisoblandi (2021-yil uchun yil oxiri qiymati olindi).</w:t>
+        <w:t xml:space="preserve">Izoh: muammoli kreditlar – qoniqarsiz, shubhali va umidsiz deb tasniflangan kreditlar; ROA va ROE sof foydaning aktivlar va kapitalning o‘rtacha yillik qiymatiga nisbati sifatida hisoblandi.</w:t>
       </w:r>
     </w:p>
     <w:p>
@@ -6776,7 +6776,7 @@
           <w:rFonts w:ascii="Times New Roman" w:hAnsi="Times New Roman" w:cs="Times New Roman" w:eastAsia="Times New Roman"/>
           <w:sz w:val="28"/>
         </w:rPr>
-        <w:t xml:space="preserve">Rasm ma’lumotlari shuni ko‘rsatadiki, «O‘zsanoatqurilishbank» ATB ning kapital rentabelligi 2022-yildagi pasayishdan keyin tiklanib, 2025-yilda 17,2 foizga yetgan, ya’ni tizim o‘rtacha darajasidan yuqori. «Mikrokreditbank» ATB da esa ROE 2021–2023-yillarda 0,7–2,2 foiz bilan inflyatsiya darajasidan ancha past bo‘lgan, 2024-yilda esa bank 1 703,8 mlrd so‘m zarar ko‘rgan. Bu zarar aktivlar bo‘yicha ehtimoliy yo‘qotishlarga qarshi zaxiralarning keskin oshirilishi natijasida yuzaga kelgan: zaxiralar ajratilgandan keyingi sof foizli daromad 1 167,3 mlrd so‘m zararni tashkil etgan</w:t>
+        <w:t xml:space="preserve">Rasm ma’lumotlari shuni ko‘rsatadiki, «O‘zsanoatqurilishbank» ATB ning kapital rentabelligi 2022-yildagi pasayishdan keyin tiklanib, 2025-yilda 17,2 foizga yetgan, ya’ni tizim o‘rtacha darajasidan yuqori. «Mikrokreditbank» ATB da esa ROE 2021–2023-yillarda 0,7–2,5 foiz bilan inflyatsiya darajasidan ancha past bo‘lgan, 2024-yilda esa bank 1 703,8 mlrd so‘m zarar ko‘rgan. Bu zarar aktivlar bo‘yicha ehtimoliy yo‘qotishlarga qarshi zaxiralarning keskin oshirilishi natijasida yuzaga kelgan: zaxiralar ajratilgandan keyingi sof foizli daromad 1 167,3 mlrd so‘m zararni tashkil etgan</w:t>
       </w:r>
       <w:r>
         <w:rPr>
@@ -8257,7 +8257,7 @@
         <w:t xml:space="preserve"> </w:t>
       </w:r>
       <w:r>
-        <w:t xml:space="preserve">«O‘zsanoatqurilishbank» ATB ning Markaziy bankka taqdim etilgan prudensial hisobot shakllari (crs003C, crs003L, crs003O): bank balansi, daromadlar, regulyativ kapital hisob-kitobi, aktivlarni tasniflash va prudensial me’yorlar jadvallari, 2021–2025-yillar 30-dekabr holatiga.</w:t>
+        <w:t xml:space="preserve">«O‘zsanoatqurilishbank» ATB ning Markaziy bankka taqdim etilgan prudensial hisobot shakllari (crs003C, crs003L, crs003O): bank balansi, daromadlar, regulyativ kapital hisob-kitobi, aktivlarni tasniflash va prudensial me’yorlar jadvallari, 2020–2025-yillar 30-dekabr holatiga.</w:t>
       </w:r>
     </w:p>
   </w:footnote>
@@ -8276,7 +8276,7 @@
         <w:t xml:space="preserve"> </w:t>
       </w:r>
       <w:r>
-        <w:t xml:space="preserve">«Mikrokreditbank» ATB ning Markaziy bankka taqdim etilgan prudensial hisobot shakllari (crs005C, crs005L, crs005O): bank balansi, daromadlar, regulyativ kapital hisob-kitobi, aktivlarni tasniflash va prudensial me’yorlar jadvallari, 2021–2025-yillar 30-dekabr holatiga.</w:t>
+        <w:t xml:space="preserve">«Mikrokreditbank» ATB ning Markaziy bankka taqdim etilgan prudensial hisobot shakllari (crs005C, crs005L, crs005O): bank balansi, daromadlar, regulyativ kapital hisob-kitobi, aktivlarni tasniflash va prudensial me’yorlar jadvallari, 2020–2025-yillar 30-dekabr holatiga.</w:t>
       </w:r>
     </w:p>
   </w:footnote>
@@ -8846,7 +8846,7 @@
         <w:t xml:space="preserve"> </w:t>
       </w:r>
       <w:r>
-        <w:t xml:space="preserve">Tadqiqot natijasida muallif tomonidan quyidagi manbalar ma’lumotlari asosida hisoblandi: «O‘zsanoatqurilishbank» ATB ning Markaziy bankka taqdim etilgan prudensial hisobot shakllari (crs003C, crs003L, crs003O): bank balansi, daromadlar, regulyativ kapital hisob-kitobi, aktivlarni tasniflash va prudensial me’yorlar jadvallari, 2021–2025-yillar 30-dekabr holatiga; «Mikrokreditbank» ATB ning Markaziy bankka taqdim etilgan prudensial hisobot shakllari (crs005C, crs005L, crs005O): bank balansi, daromadlar, regulyativ kapital hisob-kitobi, aktivlarni tasniflash va prudensial me’yorlar jadvallari, 2021–2025-yillar 30-dekabr holatiga.</w:t>
+        <w:t xml:space="preserve">Tadqiqot natijasida muallif tomonidan quyidagi manbalar ma’lumotlari asosida hisoblandi: «O‘zsanoatqurilishbank» ATB ning Markaziy bankka taqdim etilgan prudensial hisobot shakllari (crs003C, crs003L, crs003O): bank balansi, daromadlar, regulyativ kapital hisob-kitobi, aktivlarni tasniflash va prudensial me’yorlar jadvallari, 2020–2025-yillar 30-dekabr holatiga; «Mikrokreditbank» ATB ning Markaziy bankka taqdim etilgan prudensial hisobot shakllari (crs005C, crs005L, crs005O): bank balansi, daromadlar, regulyativ kapital hisob-kitobi, aktivlarni tasniflash va prudensial me’yorlar jadvallari, 2020–2025-yillar 30-dekabr holatiga.</w:t>
       </w:r>
     </w:p>
   </w:footnote>
@@ -8865,7 +8865,7 @@
         <w:t xml:space="preserve"> </w:t>
       </w:r>
       <w:r>
-        <w:t xml:space="preserve">Tadqiqot natijasida muallif tomonidan quyidagi manbalar ma’lumotlari asosida ishlab chiqildi: «O‘zsanoatqurilishbank» ATB ning Markaziy bankka taqdim etilgan prudensial hisobot shakllari (crs003C, crs003L, crs003O): bank balansi, daromadlar, regulyativ kapital hisob-kitobi, aktivlarni tasniflash va prudensial me’yorlar jadvallari, 2021–2025-yillar 30-dekabr holatiga; «Mikrokreditbank» ATB ning Markaziy bankka taqdim etilgan prudensial hisobot shakllari (crs005C, crs005L, crs005O): bank balansi, daromadlar, regulyativ kapital hisob-kitobi, aktivlarni tasniflash va prudensial me’yorlar jadvallari, 2021–2025-yillar 30-dekabr holatiga.</w:t>
+        <w:t xml:space="preserve">Tadqiqot natijasida muallif tomonidan quyidagi manbalar ma’lumotlari asosida ishlab chiqildi: «O‘zsanoatqurilishbank» ATB ning Markaziy bankka taqdim etilgan prudensial hisobot shakllari (crs003C, crs003L, crs003O): bank balansi, daromadlar, regulyativ kapital hisob-kitobi, aktivlarni tasniflash va prudensial me’yorlar jadvallari, 2020–2025-yillar 30-dekabr holatiga; «Mikrokreditbank» ATB ning Markaziy bankka taqdim etilgan prudensial hisobot shakllari (crs005C, crs005L, crs005O): bank balansi, daromadlar, regulyativ kapital hisob-kitobi, aktivlarni tasniflash va prudensial me’yorlar jadvallari, 2020–2025-yillar 30-dekabr holatiga.</w:t>
       </w:r>
     </w:p>
   </w:footnote>
@@ -8903,7 +8903,7 @@
         <w:t xml:space="preserve"> </w:t>
       </w:r>
       <w:r>
-        <w:t xml:space="preserve">Tadqiqot natijasida muallif tomonidan quyidagi manbalar ma’lumotlari asosida ishlab chiqildi: «O‘zsanoatqurilishbank» ATB ning Markaziy bankka taqdim etilgan prudensial hisobot shakllari (crs003C, crs003L, crs003O): bank balansi, daromadlar, regulyativ kapital hisob-kitobi, aktivlarni tasniflash va prudensial me’yorlar jadvallari, 2021–2025-yillar 30-dekabr holatiga; «Mikrokreditbank» ATB ning Markaziy bankka taqdim etilgan prudensial hisobot shakllari (crs005C, crs005L, crs005O): bank balansi, daromadlar, regulyativ kapital hisob-kitobi, aktivlarni tasniflash va prudensial me’yorlar jadvallari, 2021–2025-yillar 30-dekabr holatiga.</w:t>
+        <w:t xml:space="preserve">Tadqiqot natijasida muallif tomonidan quyidagi manbalar ma’lumotlari asosida ishlab chiqildi: «O‘zsanoatqurilishbank» ATB ning Markaziy bankka taqdim etilgan prudensial hisobot shakllari (crs003C, crs003L, crs003O): bank balansi, daromadlar, regulyativ kapital hisob-kitobi, aktivlarni tasniflash va prudensial me’yorlar jadvallari, 2020–2025-yillar 30-dekabr holatiga; «Mikrokreditbank» ATB ning Markaziy bankka taqdim etilgan prudensial hisobot shakllari (crs005C, crs005L, crs005O): bank balansi, daromadlar, regulyativ kapital hisob-kitobi, aktivlarni tasniflash va prudensial me’yorlar jadvallari, 2020–2025-yillar 30-dekabr holatiga.</w:t>
       </w:r>
     </w:p>
   </w:footnote>
@@ -8941,7 +8941,7 @@
         <w:t xml:space="preserve"> </w:t>
       </w:r>
       <w:r>
-        <w:t xml:space="preserve">Tadqiqot natijasida muallif tomonidan quyidagi manbalar ma’lumotlari asosida ishlab chiqildi: «O‘zsanoatqurilishbank» ATB ning Markaziy bankka taqdim etilgan prudensial hisobot shakllari (crs003C, crs003L, crs003O): bank balansi, daromadlar, regulyativ kapital hisob-kitobi, aktivlarni tasniflash va prudensial me’yorlar jadvallari, 2021–2025-yillar 30-dekabr holatiga; «Mikrokreditbank» ATB ning Markaziy bankka taqdim etilgan prudensial hisobot shakllari (crs005C, crs005L, crs005O): bank balansi, daromadlar, regulyativ kapital hisob-kitobi, aktivlarni tasniflash va prudensial me’yorlar jadvallari, 2021–2025-yillar 30-dekabr holatiga; Акционерный коммерческий банк «Узбекский промышленно-строительный банк» и его дочерние организации. Консолидированная финансовая отчетность за год, закончившийся 31 декабря 2021 года, и аудиторское заключение. – Ташкент, 2022. – С. 46; Акционерный коммерческий банк «Узбекский промышленно-строительный банк» и его дочерние организации. Консолидированная финансовая отчетность и аудиторское заключение за годы, закончившиеся 31 декабря 2023, 2022 и 2021 гг. – Ташкент, 2024. – С. 40; Joint Stock Commercial Bank «Uzbek Industrial and Construction Bank» and its subsidiaries. Consolidated Financial Statements for the year ended 31 December 2025 and Independent Auditor’s Report. – Tashkent, 2026. – P. 28–31; Акционерно-коммерческий банк «Микрокредитбанк». Финансовая отчетность за год, закончившийся 31 декабря 2021 года, и заключение независимых аудиторов. – Ташкент, 2022. – С. 42–43; Акционерно-коммерческий банк «Микрокредитбанк». Консолидированная финансовая отчетность за год, закончившийся 31 декабря 2024 года, и заключение независимых аудиторов. – Ташкент, 2025. – С. 49–51; Акционерно-коммерческий банк «Микрокредитбанк». Финансовая отчетность за год, закончившийся 31 декабря 2022 года, и заключение независимых аудиторов. – Ташкент, 2023. – С. 42–43; Акционерно-коммерческий банк «Микрокредитбанк». Консолидированная финансовая отчетность за год, закончившийся 31 декабря 2025 года, и заключение независимых аудиторов. – Ташкент, 2026. – С. 48. – https://mkbank.uz/uz/shareholders/financial-indicators/audit-report.</w:t>
+        <w:t xml:space="preserve">Tadqiqot natijasida muallif tomonidan quyidagi manbalar ma’lumotlari asosida ishlab chiqildi: «O‘zsanoatqurilishbank» ATB ning Markaziy bankka taqdim etilgan prudensial hisobot shakllari (crs003C, crs003L, crs003O): bank balansi, daromadlar, regulyativ kapital hisob-kitobi, aktivlarni tasniflash va prudensial me’yorlar jadvallari, 2020–2025-yillar 30-dekabr holatiga; «Mikrokreditbank» ATB ning Markaziy bankka taqdim etilgan prudensial hisobot shakllari (crs005C, crs005L, crs005O): bank balansi, daromadlar, regulyativ kapital hisob-kitobi, aktivlarni tasniflash va prudensial me’yorlar jadvallari, 2020–2025-yillar 30-dekabr holatiga; Акционерный коммерческий банк «Узбекский промышленно-строительный банк» и его дочерние организации. Консолидированная финансовая отчетность за год, закончившийся 31 декабря 2021 года, и аудиторское заключение. – Ташкент, 2022. – С. 46; Акционерный коммерческий банк «Узбекский промышленно-строительный банк» и его дочерние организации. Консолидированная финансовая отчетность и аудиторское заключение за годы, закончившиеся 31 декабря 2023, 2022 и 2021 гг. – Ташкент, 2024. – С. 40; Joint Stock Commercial Bank «Uzbek Industrial and Construction Bank» and its subsidiaries. Consolidated Financial Statements for the year ended 31 December 2025 and Independent Auditor’s Report. – Tashkent, 2026. – P. 28–31; Акционерно-коммерческий банк «Микрокредитбанк». Финансовая отчетность за год, закончившийся 31 декабря 2021 года, и заключение независимых аудиторов. – Ташкент, 2022. – С. 42–43; Акционерно-коммерческий банк «Микрокредитбанк». Консолидированная финансовая отчетность за год, закончившийся 31 декабря 2024 года, и заключение независимых аудиторов. – Ташкент, 2025. – С. 49–51; Акционерно-коммерческий банк «Микрокредитбанк». Финансовая отчетность за год, закончившийся 31 декабря 2022 года, и заключение независимых аудиторов. – Ташкент, 2023. – С. 42–43; Акционерно-коммерческий банк «Микрокредитбанк». Консолидированная финансовая отчетность за год, закончившийся 31 декабря 2025 года, и заключение независимых аудиторов. – Ташкент, 2026. – С. 48. – https://mkbank.uz/uz/shareholders/financial-indicators/audit-report.</w:t>
       </w:r>
     </w:p>
   </w:footnote>
@@ -9055,7 +9055,7 @@
         <w:t xml:space="preserve"> </w:t>
       </w:r>
       <w:r>
-        <w:t xml:space="preserve">Tadqiqot natijasida muallif tomonidan quyidagi manbalar ma’lumotlari asosida ishlab chiqildi: «O‘zsanoatqurilishbank» ATB ning Markaziy bankka taqdim etilgan prudensial hisobot shakllari (crs003C, crs003L, crs003O): bank balansi, daromadlar, regulyativ kapital hisob-kitobi, aktivlarni tasniflash va prudensial me’yorlar jadvallari, 2021–2025-yillar 30-dekabr holatiga; «Mikrokreditbank» ATB ning Markaziy bankka taqdim etilgan prudensial hisobot shakllari (crs005C, crs005L, crs005O): bank balansi, daromadlar, regulyativ kapital hisob-kitobi, aktivlarni tasniflash va prudensial me’yorlar jadvallari, 2021–2025-yillar 30-dekabr holatiga.</w:t>
+        <w:t xml:space="preserve">Tadqiqot natijasida muallif tomonidan quyidagi manbalar ma’lumotlari asosida ishlab chiqildi: «O‘zsanoatqurilishbank» ATB ning Markaziy bankka taqdim etilgan prudensial hisobot shakllari (crs003C, crs003L, crs003O): bank balansi, daromadlar, regulyativ kapital hisob-kitobi, aktivlarni tasniflash va prudensial me’yorlar jadvallari, 2020–2025-yillar 30-dekabr holatiga; «Mikrokreditbank» ATB ning Markaziy bankka taqdim etilgan prudensial hisobot shakllari (crs005C, crs005L, crs005O): bank balansi, daromadlar, regulyativ kapital hisob-kitobi, aktivlarni tasniflash va prudensial me’yorlar jadvallari, 2020–2025-yillar 30-dekabr holatiga.</w:t>
       </w:r>
     </w:p>
   </w:footnote>
@@ -9074,7 +9074,7 @@
         <w:t xml:space="preserve"> </w:t>
       </w:r>
       <w:r>
-        <w:t xml:space="preserve">«Mikrokreditbank» ATB ning Markaziy bankka taqdim etilgan prudensial hisobot shakllari (crs005C, crs005L, crs005O): bank balansi, daromadlar, regulyativ kapital hisob-kitobi, aktivlarni tasniflash va prudensial me’yorlar jadvallari, 2021–2025-yillar 30-dekabr holatiga.</w:t>
+        <w:t xml:space="preserve">«Mikrokreditbank» ATB ning Markaziy bankka taqdim etilgan prudensial hisobot shakllari (crs005C, crs005L, crs005O): bank balansi, daromadlar, regulyativ kapital hisob-kitobi, aktivlarni tasniflash va prudensial me’yorlar jadvallari, 2020–2025-yillar 30-dekabr holatiga.</w:t>
       </w:r>
     </w:p>
   </w:footnote>
@@ -9093,7 +9093,7 @@
         <w:t xml:space="preserve"> </w:t>
       </w:r>
       <w:r>
-        <w:t xml:space="preserve">«O‘zsanoatqurilishbank» ATB ning Markaziy bankka taqdim etilgan prudensial hisobot shakllari (crs003C, crs003L, crs003O): bank balansi, daromadlar, regulyativ kapital hisob-kitobi, aktivlarni tasniflash va prudensial me’yorlar jadvallari, 2021–2025-yillar 30-dekabr holatiga.</w:t>
+        <w:t xml:space="preserve">«O‘zsanoatqurilishbank» ATB ning Markaziy bankka taqdim etilgan prudensial hisobot shakllari (crs003C, crs003L, crs003O): bank balansi, daromadlar, regulyativ kapital hisob-kitobi, aktivlarni tasniflash va prudensial me’yorlar jadvallari, 2020–2025-yillar 30-dekabr holatiga.</w:t>
       </w:r>
     </w:p>
   </w:footnote>
@@ -9112,7 +9112,7 @@
         <w:t xml:space="preserve"> </w:t>
       </w:r>
       <w:r>
-        <w:t xml:space="preserve">Tadqiqot natijasida muallif tomonidan quyidagi manbalar ma’lumotlari asosida ishlab chiqildi: O‘zbekiston Respublikasi Markaziy banki. Statistik byulleten: 2021-yil. – Toshkent, 2022. – 5.1.8b-jadval; O‘zbekiston Respublikasi Markaziy banki. Statistik byulleten: 2026-yil mart. – Toshkent, 2026. – 5.1.2, 5.1.3, 5.1.4, 5.1.6, 5.1.7, 5.1.8-jadvallar. – https://cbu.uz/uz/statistics/buleten; The Central Bank of the Republic of Uzbekistan. Financial Stability Report for 2025. – Tashkent, 2026; World Bank. Republic of Uzbekistan: Financial Sector Assessment. – Washington, DC: World Bank, 2025; «O‘zsanoatqurilishbank» ATB ning Markaziy bankka taqdim etilgan prudensial hisobot shakllari (crs003C, crs003L, crs003O): bank balansi, daromadlar, regulyativ kapital hisob-kitobi, aktivlarni tasniflash va prudensial me’yorlar jadvallari, 2021–2025-yillar 30-dekabr holatiga; «Mikrokreditbank» ATB ning Markaziy bankka taqdim etilgan prudensial hisobot shakllari (crs005C, crs005L, crs005O): bank balansi, daromadlar, regulyativ kapital hisob-kitobi, aktivlarni tasniflash va prudensial me’yorlar jadvallari, 2021–2025-yillar 30-dekabr holatiga; Joint Stock Commercial Bank «Uzbek Industrial and Construction Bank» and its subsidiaries. Consolidated Financial Statements for the year ended 31 December 2025 and Independent Auditor’s Report. – Tashkent, 2026. – P. 28–31; Акционерно-коммерческий банк «Микрокредитбанк». Финансовая отчетность за год, закончившийся 31 декабря 2021 года, и заключение независимых аудиторов. – Ташкент, 2022. – С. 42–43; Акционерно-коммерческий банк «Микрокредитбанк». Консолидированная финансовая отчетность за год, закончившийся 31 декабря 2024 года, и заключение независимых аудиторов. – Ташкент, 2025. – С. 49–51; Акционерно-коммерческий банк «Микрокредитбанк». Финансовая отчетность за год, закончившийся 31 декабря 2022 года, и заключение независимых аудиторов. – Ташкент, 2023. – С. 42–43; Акционерно-коммерческий банк «Микрокредитбанк». Консолидированная финансовая отчетность за год, закончившийся 31 декабря 2025 года, и заключение независимых аудиторов. – Ташкент, 2026. – С. 48. – https://mkbank.uz/uz/shareholders/financial-indicators/audit-report.</w:t>
+        <w:t xml:space="preserve">Tadqiqot natijasida muallif tomonidan quyidagi manbalar ma’lumotlari asosida ishlab chiqildi: O‘zbekiston Respublikasi Markaziy banki. Statistik byulleten: 2021-yil. – Toshkent, 2022. – 5.1.8b-jadval; O‘zbekiston Respublikasi Markaziy banki. Statistik byulleten: 2026-yil mart. – Toshkent, 2026. – 5.1.2, 5.1.3, 5.1.4, 5.1.6, 5.1.7, 5.1.8-jadvallar. – https://cbu.uz/uz/statistics/buleten; The Central Bank of the Republic of Uzbekistan. Financial Stability Report for 2025. – Tashkent, 2026; World Bank. Republic of Uzbekistan: Financial Sector Assessment. – Washington, DC: World Bank, 2025; «O‘zsanoatqurilishbank» ATB ning Markaziy bankka taqdim etilgan prudensial hisobot shakllari (crs003C, crs003L, crs003O): bank balansi, daromadlar, regulyativ kapital hisob-kitobi, aktivlarni tasniflash va prudensial me’yorlar jadvallari, 2020–2025-yillar 30-dekabr holatiga; «Mikrokreditbank» ATB ning Markaziy bankka taqdim etilgan prudensial hisobot shakllari (crs005C, crs005L, crs005O): bank balansi, daromadlar, regulyativ kapital hisob-kitobi, aktivlarni tasniflash va prudensial me’yorlar jadvallari, 2020–2025-yillar 30-dekabr holatiga; Joint Stock Commercial Bank «Uzbek Industrial and Construction Bank» and its subsidiaries. Consolidated Financial Statements for the year ended 31 December 2025 and Independent Auditor’s Report. – Tashkent, 2026. – P. 28–31; Акционерно-коммерческий банк «Микрокредитбанк». Финансовая отчетность за год, закончившийся 31 декабря 2021 года, и заключение независимых аудиторов. – Ташкент, 2022. – С. 42–43; Акционерно-коммерческий банк «Микрокредитбанк». Консолидированная финансовая отчетность за год, закончившийся 31 декабря 2024 года, и заключение независимых аудиторов. – Ташкент, 2025. – С. 49–51; Акционерно-коммерческий банк «Микрокредитбанк». Финансовая отчетность за год, закончившийся 31 декабря 2022 года, и заключение независимых аудиторов. – Ташкент, 2023. – С. 42–43; Акционерно-коммерческий банк «Микрокредитбанк». Консолидированная финансовая отчетность за год, закончившийся 31 декабря 2025 года, и заключение независимых аудиторов. – Ташкент, 2026. – С. 48. – https://mkbank.uz/uz/shareholders/financial-indicators/audit-report.</w:t>
       </w:r>
     </w:p>
   </w:footnote>
@@ -13209,7 +13209,7 @@
                 <c:formatCode>General</c:formatCode>
                 <c:ptCount val="5"/>
                 <c:pt idx="0">
-                  <c:v>16.0</c:v>
+                  <c:v>17.1</c:v>
                 </c:pt>
                 <c:pt idx="1">
                   <c:v>7.6</c:v>
@@ -13314,7 +13314,7 @@
                 <c:formatCode>General</c:formatCode>
                 <c:ptCount val="5"/>
                 <c:pt idx="0">
-                  <c:v>2.2</c:v>
+                  <c:v>2.5</c:v>
                 </c:pt>
                 <c:pt idx="1">
                   <c:v>0.7</c:v>

--- a/paragraflar/2.2-paragraf.docx
+++ b/paragraflar/2.2-paragraf.docx
@@ -4447,7 +4447,7 @@
                 <w:rFonts w:ascii="Times New Roman" w:hAnsi="Times New Roman" w:cs="Times New Roman" w:eastAsia="Times New Roman"/>
                 <w:sz w:val="22"/>
               </w:rPr>
-              <w:t xml:space="preserve">2,3</w:t>
+              <w:t xml:space="preserve">1,9</w:t>
             </w:r>
           </w:p>
         </w:tc>
@@ -4572,7 +4572,7 @@
                 <w:rFonts w:ascii="Times New Roman" w:hAnsi="Times New Roman" w:cs="Times New Roman" w:eastAsia="Times New Roman"/>
                 <w:sz w:val="22"/>
               </w:rPr>
-              <w:t xml:space="preserve">17,1</w:t>
+              <w:t xml:space="preserve">13,9</w:t>
             </w:r>
           </w:p>
         </w:tc>
@@ -5791,7 +5791,7 @@
                 <w:rFonts w:ascii="Times New Roman" w:hAnsi="Times New Roman" w:cs="Times New Roman" w:eastAsia="Times New Roman"/>
                 <w:sz w:val="22"/>
               </w:rPr>
-              <w:t xml:space="preserve">0,4</w:t>
+              <w:t xml:space="preserve">0,3</w:t>
             </w:r>
           </w:p>
         </w:tc>
@@ -5916,7 +5916,7 @@
                 <w:rFonts w:ascii="Times New Roman" w:hAnsi="Times New Roman" w:cs="Times New Roman" w:eastAsia="Times New Roman"/>
                 <w:sz w:val="22"/>
               </w:rPr>
-              <w:t xml:space="preserve">2,5</w:t>
+              <w:t xml:space="preserve">1,9</w:t>
             </w:r>
           </w:p>
         </w:tc>
@@ -6776,7 +6776,7 @@
           <w:rFonts w:ascii="Times New Roman" w:hAnsi="Times New Roman" w:cs="Times New Roman" w:eastAsia="Times New Roman"/>
           <w:sz w:val="28"/>
         </w:rPr>
-        <w:t xml:space="preserve">Rasm ma’lumotlari shuni ko‘rsatadiki, «O‘zsanoatqurilishbank» ATB ning kapital rentabelligi 2022-yildagi pasayishdan keyin tiklanib, 2025-yilda 17,2 foizga yetgan, ya’ni tizim o‘rtacha darajasidan yuqori. «Mikrokreditbank» ATB da esa ROE 2021–2023-yillarda 0,7–2,5 foiz bilan inflyatsiya darajasidan ancha past bo‘lgan, 2024-yilda esa bank 1 703,8 mlrd so‘m zarar ko‘rgan. Bu zarar aktivlar bo‘yicha ehtimoliy yo‘qotishlarga qarshi zaxiralarning keskin oshirilishi natijasida yuzaga kelgan: zaxiralar ajratilgandan keyingi sof foizli daromad 1 167,3 mlrd so‘m zararni tashkil etgan</w:t>
+        <w:t xml:space="preserve">Rasm ma’lumotlari shuni ko‘rsatadiki, «O‘zsanoatqurilishbank» ATB ning kapital rentabelligi 2022-yildagi pasayishdan keyin tiklanib, 2025-yilda 17,2 foizga yetgan, ya’ni tizim o‘rtacha darajasidan yuqori. «Mikrokreditbank» ATB da esa ROE 2021–2023-yillarda 0,7–1,9 foiz bilan inflyatsiya darajasidan ancha past bo‘lgan, 2024-yilda esa bank 1 703,8 mlrd so‘m zarar ko‘rgan. Bu zarar aktivlar bo‘yicha ehtimoliy yo‘qotishlarga qarshi zaxiralarning keskin oshirilishi natijasida yuzaga kelgan: zaxiralar ajratilgandan keyingi sof foizli daromad 1 167,3 mlrd so‘m zararni tashkil etgan</w:t>
       </w:r>
       <w:r>
         <w:rPr>
@@ -13209,7 +13209,7 @@
                 <c:formatCode>General</c:formatCode>
                 <c:ptCount val="5"/>
                 <c:pt idx="0">
-                  <c:v>17.1</c:v>
+                  <c:v>13.9</c:v>
                 </c:pt>
                 <c:pt idx="1">
                   <c:v>7.6</c:v>
@@ -13314,7 +13314,7 @@
                 <c:formatCode>General</c:formatCode>
                 <c:ptCount val="5"/>
                 <c:pt idx="0">
-                  <c:v>2.5</c:v>
+                  <c:v>1.9</c:v>
                 </c:pt>
                 <c:pt idx="1">
                   <c:v>0.7</c:v>
